--- a/606-22-ДемьянцевВВ_Лаб3.docx
+++ b/606-22-ДемьянцевВВ_Лаб3.docx
@@ -862,6 +862,26 @@
     </w:p>
     <w:p>
       <w:pPr>
+        <w:pStyle w:val="2"/>
+        <w:numPr>
+          <w:ilvl w:val="0"/>
+          <w:numId w:val="19"/>
+        </w:numPr>
+      </w:pPr>
+      <w:r>
+        <w:t>ИЗУЧЕНИЕ</w:t>
+      </w:r>
+      <w:r>
+        <w:t xml:space="preserve"> ПАСПОРТА ВОЛЬТМЕТРА В7-58/2</w:t>
+      </w:r>
+    </w:p>
+    <w:p>
+      <w:pPr>
+        <w:pStyle w:val="aff0"/>
+        <w:numPr>
+          <w:ilvl w:val="1"/>
+          <w:numId w:val="19"/>
+        </w:numPr>
         <w:shd w:val="clear" w:color="auto" w:fill="FFFFFF" w:themeFill="background1"/>
         <w:rPr>
           <w:b/>
@@ -873,23 +893,7 @@
           <w:b/>
           <w:bCs/>
         </w:rPr>
-        <w:t>1. ИЗУЧЕНИЕ ПАСПОРТА ВОЛЬТМЕТРА В7-58/2</w:t>
-      </w:r>
-    </w:p>
-    <w:p>
-      <w:pPr>
-        <w:shd w:val="clear" w:color="auto" w:fill="FFFFFF" w:themeFill="background1"/>
-        <w:rPr>
-          <w:b/>
-          <w:bCs/>
-        </w:rPr>
-      </w:pPr>
-      <w:r>
-        <w:rPr>
-          <w:b/>
-          <w:bCs/>
-        </w:rPr>
-        <w:t>1.1 Классификационные признаки</w:t>
+        <w:t>Классификационные признаки</w:t>
       </w:r>
     </w:p>
     <w:p>
@@ -903,7 +907,6 @@
     <w:p>
       <w:pPr>
         <w:shd w:val="clear" w:color="auto" w:fill="FFFFFF" w:themeFill="background1"/>
-        <w:ind w:firstLine="0"/>
         <w:rPr>
           <w:rStyle w:val="af1"/>
         </w:rPr>
@@ -1245,12 +1248,26 @@
           <w:bCs/>
         </w:rPr>
       </w:pPr>
+    </w:p>
+    <w:p>
+      <w:pPr>
+        <w:pStyle w:val="aff0"/>
+        <w:numPr>
+          <w:ilvl w:val="1"/>
+          <w:numId w:val="19"/>
+        </w:numPr>
+        <w:shd w:val="clear" w:color="auto" w:fill="FFFFFF" w:themeFill="background1"/>
+        <w:rPr>
+          <w:b/>
+          <w:bCs/>
+        </w:rPr>
+      </w:pPr>
       <w:r>
         <w:rPr>
           <w:b/>
           <w:bCs/>
         </w:rPr>
-        <w:t>1.2 Основные метрологические характеристики</w:t>
+        <w:t>Основные метрологические характеристики</w:t>
       </w:r>
     </w:p>
     <w:p>
@@ -1897,6 +1914,7 @@
                 <w:b/>
                 <w:bCs/>
               </w:rPr>
+              <w:lastRenderedPageBreak/>
               <w:t>Разрешающая способность</w:t>
             </w:r>
           </w:p>
@@ -1981,12 +1999,26 @@
           <w:bCs/>
         </w:rPr>
       </w:pPr>
+    </w:p>
+    <w:p>
+      <w:pPr>
+        <w:pStyle w:val="aff0"/>
+        <w:numPr>
+          <w:ilvl w:val="1"/>
+          <w:numId w:val="19"/>
+        </w:numPr>
+        <w:shd w:val="clear" w:color="auto" w:fill="FFFFFF" w:themeFill="background1"/>
+        <w:rPr>
+          <w:b/>
+          <w:bCs/>
+        </w:rPr>
+      </w:pPr>
       <w:r>
         <w:rPr>
           <w:b/>
           <w:bCs/>
         </w:rPr>
-        <w:t>1.3 Условия эксплуатации и общие данные</w:t>
+        <w:t>Условия эксплуатации и общие данные</w:t>
       </w:r>
     </w:p>
     <w:p>
@@ -1994,7 +2026,6 @@
         <w:shd w:val="clear" w:color="auto" w:fill="FFFFFF" w:themeFill="background1"/>
       </w:pPr>
       <w:r>
-        <w:lastRenderedPageBreak/>
         <w:t>Данные взяты из разделов 1.1, 1.2 и 4 паспорта.</w:t>
       </w:r>
     </w:p>
@@ -2536,14 +2567,26 @@
       <w:pPr>
         <w:shd w:val="clear" w:color="auto" w:fill="FFFFFF" w:themeFill="background1"/>
       </w:pPr>
+    </w:p>
+    <w:p>
+      <w:pPr>
+        <w:pStyle w:val="2"/>
+        <w:numPr>
+          <w:ilvl w:val="0"/>
+          <w:numId w:val="19"/>
+        </w:numPr>
+      </w:pPr>
       <w:r>
-        <w:pict w14:anchorId="07C99181">
-          <v:rect id="_x0000_i1069" style="width:0;height:1.5pt" o:hralign="center" o:hrstd="t" o:hr="t" fillcolor="#a0a0a0" stroked="f"/>
-        </w:pict>
+        <w:t>ИЗУЧЕНИЕ ПАСПОРТА МУЛЬТИМЕТРА MY-60</w:t>
       </w:r>
     </w:p>
     <w:p>
       <w:pPr>
+        <w:pStyle w:val="aff0"/>
+        <w:numPr>
+          <w:ilvl w:val="1"/>
+          <w:numId w:val="19"/>
+        </w:numPr>
         <w:shd w:val="clear" w:color="auto" w:fill="FFFFFF" w:themeFill="background1"/>
         <w:rPr>
           <w:b/>
@@ -2555,23 +2598,7 @@
           <w:b/>
           <w:bCs/>
         </w:rPr>
-        <w:t>2. ИЗУЧЕНИЕ ПАСПОРТА МУЛЬТИМЕТРА MY-60</w:t>
-      </w:r>
-    </w:p>
-    <w:p>
-      <w:pPr>
-        <w:shd w:val="clear" w:color="auto" w:fill="FFFFFF" w:themeFill="background1"/>
-        <w:rPr>
-          <w:b/>
-          <w:bCs/>
-        </w:rPr>
-      </w:pPr>
-      <w:r>
-        <w:rPr>
-          <w:b/>
-          <w:bCs/>
-        </w:rPr>
-        <w:t>2.1 Классификационные признаки</w:t>
+        <w:t>Классификационные признаки</w:t>
       </w:r>
     </w:p>
     <w:p>
@@ -2838,6 +2865,7 @@
               <w:shd w:val="clear" w:color="auto" w:fill="FFFFFF" w:themeFill="background1"/>
             </w:pPr>
             <w:r>
+              <w:lastRenderedPageBreak/>
               <w:t>По метрологическому назначению</w:t>
             </w:r>
           </w:p>
@@ -2923,12 +2951,26 @@
           <w:bCs/>
         </w:rPr>
       </w:pPr>
+    </w:p>
+    <w:p>
+      <w:pPr>
+        <w:pStyle w:val="aff0"/>
+        <w:numPr>
+          <w:ilvl w:val="1"/>
+          <w:numId w:val="19"/>
+        </w:numPr>
+        <w:shd w:val="clear" w:color="auto" w:fill="FFFFFF" w:themeFill="background1"/>
+        <w:rPr>
+          <w:b/>
+          <w:bCs/>
+        </w:rPr>
+      </w:pPr>
       <w:r>
         <w:rPr>
           <w:b/>
           <w:bCs/>
         </w:rPr>
-        <w:t>2.2 Основные метрологические характеристики</w:t>
+        <w:t>Основные метрологические характеристики</w:t>
       </w:r>
     </w:p>
     <w:p>
@@ -3000,7 +3042,6 @@
               <w:shd w:val="clear" w:color="auto" w:fill="FFFFFF" w:themeFill="background1"/>
             </w:pPr>
             <w:r>
-              <w:lastRenderedPageBreak/>
               <w:t>Измеряемая величина</w:t>
             </w:r>
           </w:p>
@@ -3914,12 +3955,26 @@
           <w:bCs/>
         </w:rPr>
       </w:pPr>
+    </w:p>
+    <w:p>
+      <w:pPr>
+        <w:pStyle w:val="aff0"/>
+        <w:numPr>
+          <w:ilvl w:val="1"/>
+          <w:numId w:val="19"/>
+        </w:numPr>
+        <w:shd w:val="clear" w:color="auto" w:fill="FFFFFF" w:themeFill="background1"/>
+        <w:rPr>
+          <w:b/>
+          <w:bCs/>
+        </w:rPr>
+      </w:pPr>
       <w:r>
         <w:rPr>
           <w:b/>
           <w:bCs/>
         </w:rPr>
-        <w:t>2.3 Условия эксплуатации и общие данные</w:t>
+        <w:t>Условия эксплуатации и общие данные</w:t>
       </w:r>
     </w:p>
     <w:p>
@@ -3989,6 +4044,7 @@
               <w:shd w:val="clear" w:color="auto" w:fill="FFFFFF" w:themeFill="background1"/>
             </w:pPr>
             <w:r>
+              <w:lastRenderedPageBreak/>
               <w:t>Параметр</w:t>
             </w:r>
           </w:p>
@@ -4382,7 +4438,6 @@
               <w:shd w:val="clear" w:color="auto" w:fill="FFFFFF" w:themeFill="background1"/>
             </w:pPr>
             <w:r>
-              <w:lastRenderedPageBreak/>
               <w:t>Предохранитель</w:t>
             </w:r>
           </w:p>
@@ -4415,14 +4470,14 @@
       <w:pPr>
         <w:shd w:val="clear" w:color="auto" w:fill="FFFFFF" w:themeFill="background1"/>
       </w:pPr>
-      <w:r>
-        <w:pict w14:anchorId="5ADFB8A2">
-          <v:rect id="_x0000_i1070" style="width:0;height:1.5pt" o:hralign="center" o:hrstd="t" o:hr="t" fillcolor="#a0a0a0" stroked="f"/>
-        </w:pict>
-      </w:r>
     </w:p>
     <w:p>
       <w:pPr>
+        <w:pStyle w:val="aff0"/>
+        <w:numPr>
+          <w:ilvl w:val="0"/>
+          <w:numId w:val="19"/>
+        </w:numPr>
         <w:shd w:val="clear" w:color="auto" w:fill="FFFFFF" w:themeFill="background1"/>
         <w:rPr>
           <w:b/>
@@ -4434,11 +4489,16 @@
           <w:b/>
           <w:bCs/>
         </w:rPr>
-        <w:t>3. ИЗУЧЕНИЕ ПАСПОРТА МУЛЬТИМЕТРА UNI-T UT55</w:t>
+        <w:t>ИЗУЧЕНИЕ ПАСПОРТА МУЛЬТИМЕТРА UNI-T UT55</w:t>
       </w:r>
     </w:p>
     <w:p>
       <w:pPr>
+        <w:pStyle w:val="aff0"/>
+        <w:numPr>
+          <w:ilvl w:val="1"/>
+          <w:numId w:val="19"/>
+        </w:numPr>
         <w:shd w:val="clear" w:color="auto" w:fill="FFFFFF" w:themeFill="background1"/>
         <w:rPr>
           <w:b/>
@@ -4450,7 +4510,7 @@
           <w:b/>
           <w:bCs/>
         </w:rPr>
-        <w:t>3.1 Классификационные признаки</w:t>
+        <w:t>Классификационные признаки</w:t>
       </w:r>
     </w:p>
     <w:p>
@@ -4848,12 +4908,26 @@
           <w:bCs/>
         </w:rPr>
       </w:pPr>
+    </w:p>
+    <w:p>
+      <w:pPr>
+        <w:pStyle w:val="aff0"/>
+        <w:numPr>
+          <w:ilvl w:val="1"/>
+          <w:numId w:val="19"/>
+        </w:numPr>
+        <w:shd w:val="clear" w:color="auto" w:fill="FFFFFF" w:themeFill="background1"/>
+        <w:rPr>
+          <w:b/>
+          <w:bCs/>
+        </w:rPr>
+      </w:pPr>
       <w:r>
         <w:rPr>
           <w:b/>
           <w:bCs/>
         </w:rPr>
-        <w:t>3.2 Основные метрологические характеристики</w:t>
+        <w:t>Основные метрологические характеристики</w:t>
       </w:r>
     </w:p>
     <w:p>
@@ -5145,6 +5219,7 @@
               <w:rPr>
                 <w:rFonts w:eastAsia="Arial"/>
               </w:rPr>
+              <w:lastRenderedPageBreak/>
               <w:t>Переменное напряжение</w:t>
             </w:r>
           </w:p>
@@ -5710,7 +5785,6 @@
               <w:rPr>
                 <w:rFonts w:eastAsia="Arial"/>
               </w:rPr>
-              <w:lastRenderedPageBreak/>
               <w:t>Частота</w:t>
             </w:r>
           </w:p>
@@ -5913,12 +5987,26 @@
           <w:bCs/>
         </w:rPr>
       </w:pPr>
+    </w:p>
+    <w:p>
+      <w:pPr>
+        <w:pStyle w:val="aff0"/>
+        <w:numPr>
+          <w:ilvl w:val="1"/>
+          <w:numId w:val="19"/>
+        </w:numPr>
+        <w:shd w:val="clear" w:color="auto" w:fill="FFFFFF" w:themeFill="background1"/>
+        <w:rPr>
+          <w:b/>
+          <w:bCs/>
+        </w:rPr>
+      </w:pPr>
       <w:r>
         <w:rPr>
           <w:b/>
           <w:bCs/>
         </w:rPr>
-        <w:t>3.3 Условия эксплуатации и общие данные</w:t>
+        <w:t>Условия эксплуатации и общие данные</w:t>
       </w:r>
     </w:p>
     <w:p>
@@ -6483,6 +6571,7 @@
               <w:shd w:val="clear" w:color="auto" w:fill="FFFFFF" w:themeFill="background1"/>
             </w:pPr>
             <w:r>
+              <w:lastRenderedPageBreak/>
               <w:t>Предохранитель</w:t>
             </w:r>
           </w:p>
@@ -7005,6 +7094,92 @@
     </w:lvl>
   </w:abstractNum>
   <w:abstractNum w:abstractNumId="3" w15:restartNumberingAfterBreak="0">
+    <w:nsid w:val="0FEE42BC"/>
+    <w:multiLevelType w:val="hybridMultilevel"/>
+    <w:tmpl w:val="AEE40EE6"/>
+    <w:lvl w:ilvl="0" w:tplc="0419000F">
+      <w:start w:val="1"/>
+      <w:numFmt w:val="decimal"/>
+      <w:lvlText w:val="%1."/>
+      <w:lvlJc w:val="left"/>
+      <w:pPr>
+        <w:ind w:left="720" w:hanging="360"/>
+      </w:pPr>
+    </w:lvl>
+    <w:lvl w:ilvl="1" w:tplc="04190019" w:tentative="1">
+      <w:start w:val="1"/>
+      <w:numFmt w:val="lowerLetter"/>
+      <w:lvlText w:val="%2."/>
+      <w:lvlJc w:val="left"/>
+      <w:pPr>
+        <w:ind w:left="1440" w:hanging="360"/>
+      </w:pPr>
+    </w:lvl>
+    <w:lvl w:ilvl="2" w:tplc="0419001B" w:tentative="1">
+      <w:start w:val="1"/>
+      <w:numFmt w:val="lowerRoman"/>
+      <w:lvlText w:val="%3."/>
+      <w:lvlJc w:val="right"/>
+      <w:pPr>
+        <w:ind w:left="2160" w:hanging="180"/>
+      </w:pPr>
+    </w:lvl>
+    <w:lvl w:ilvl="3" w:tplc="0419000F" w:tentative="1">
+      <w:start w:val="1"/>
+      <w:numFmt w:val="decimal"/>
+      <w:lvlText w:val="%4."/>
+      <w:lvlJc w:val="left"/>
+      <w:pPr>
+        <w:ind w:left="2880" w:hanging="360"/>
+      </w:pPr>
+    </w:lvl>
+    <w:lvl w:ilvl="4" w:tplc="04190019" w:tentative="1">
+      <w:start w:val="1"/>
+      <w:numFmt w:val="lowerLetter"/>
+      <w:lvlText w:val="%5."/>
+      <w:lvlJc w:val="left"/>
+      <w:pPr>
+        <w:ind w:left="3600" w:hanging="360"/>
+      </w:pPr>
+    </w:lvl>
+    <w:lvl w:ilvl="5" w:tplc="0419001B" w:tentative="1">
+      <w:start w:val="1"/>
+      <w:numFmt w:val="lowerRoman"/>
+      <w:lvlText w:val="%6."/>
+      <w:lvlJc w:val="right"/>
+      <w:pPr>
+        <w:ind w:left="4320" w:hanging="180"/>
+      </w:pPr>
+    </w:lvl>
+    <w:lvl w:ilvl="6" w:tplc="0419000F" w:tentative="1">
+      <w:start w:val="1"/>
+      <w:numFmt w:val="decimal"/>
+      <w:lvlText w:val="%7."/>
+      <w:lvlJc w:val="left"/>
+      <w:pPr>
+        <w:ind w:left="5040" w:hanging="360"/>
+      </w:pPr>
+    </w:lvl>
+    <w:lvl w:ilvl="7" w:tplc="04190019" w:tentative="1">
+      <w:start w:val="1"/>
+      <w:numFmt w:val="lowerLetter"/>
+      <w:lvlText w:val="%8."/>
+      <w:lvlJc w:val="left"/>
+      <w:pPr>
+        <w:ind w:left="5760" w:hanging="360"/>
+      </w:pPr>
+    </w:lvl>
+    <w:lvl w:ilvl="8" w:tplc="0419001B" w:tentative="1">
+      <w:start w:val="1"/>
+      <w:numFmt w:val="lowerRoman"/>
+      <w:lvlText w:val="%9."/>
+      <w:lvlJc w:val="right"/>
+      <w:pPr>
+        <w:ind w:left="6480" w:hanging="180"/>
+      </w:pPr>
+    </w:lvl>
+  </w:abstractNum>
+  <w:abstractNum w:abstractNumId="4" w15:restartNumberingAfterBreak="0">
     <w:nsid w:val="16F683A3"/>
     <w:multiLevelType w:val="multilevel"/>
     <w:tmpl w:val="2E5CE302"/>
@@ -7117,7 +7292,7 @@
       </w:rPr>
     </w:lvl>
   </w:abstractNum>
-  <w:abstractNum w:abstractNumId="4" w15:restartNumberingAfterBreak="0">
+  <w:abstractNum w:abstractNumId="5" w15:restartNumberingAfterBreak="0">
     <w:nsid w:val="1A7375B7"/>
     <w:multiLevelType w:val="multilevel"/>
     <w:tmpl w:val="3918A9EA"/>
@@ -7203,7 +7378,338 @@
       </w:pPr>
     </w:lvl>
   </w:abstractNum>
-  <w:abstractNum w:abstractNumId="5" w15:restartNumberingAfterBreak="0">
+  <w:abstractNum w:abstractNumId="6" w15:restartNumberingAfterBreak="0">
+    <w:nsid w:val="1B6777E6"/>
+    <w:multiLevelType w:val="hybridMultilevel"/>
+    <w:tmpl w:val="E8E6714A"/>
+    <w:lvl w:ilvl="0" w:tplc="1BD4ED86">
+      <w:start w:val="1"/>
+      <w:numFmt w:val="decimal"/>
+      <w:lvlText w:val="%1."/>
+      <w:lvlJc w:val="left"/>
+      <w:pPr>
+        <w:ind w:left="1429" w:hanging="360"/>
+      </w:pPr>
+      <w:rPr>
+        <w:rFonts w:hint="default"/>
+      </w:rPr>
+    </w:lvl>
+    <w:lvl w:ilvl="1" w:tplc="04190019" w:tentative="1">
+      <w:start w:val="1"/>
+      <w:numFmt w:val="lowerLetter"/>
+      <w:lvlText w:val="%2."/>
+      <w:lvlJc w:val="left"/>
+      <w:pPr>
+        <w:ind w:left="1440" w:hanging="360"/>
+      </w:pPr>
+    </w:lvl>
+    <w:lvl w:ilvl="2" w:tplc="0419001B" w:tentative="1">
+      <w:start w:val="1"/>
+      <w:numFmt w:val="lowerRoman"/>
+      <w:lvlText w:val="%3."/>
+      <w:lvlJc w:val="right"/>
+      <w:pPr>
+        <w:ind w:left="2160" w:hanging="180"/>
+      </w:pPr>
+    </w:lvl>
+    <w:lvl w:ilvl="3" w:tplc="0419000F" w:tentative="1">
+      <w:start w:val="1"/>
+      <w:numFmt w:val="decimal"/>
+      <w:lvlText w:val="%4."/>
+      <w:lvlJc w:val="left"/>
+      <w:pPr>
+        <w:ind w:left="2880" w:hanging="360"/>
+      </w:pPr>
+    </w:lvl>
+    <w:lvl w:ilvl="4" w:tplc="04190019" w:tentative="1">
+      <w:start w:val="1"/>
+      <w:numFmt w:val="lowerLetter"/>
+      <w:lvlText w:val="%5."/>
+      <w:lvlJc w:val="left"/>
+      <w:pPr>
+        <w:ind w:left="3600" w:hanging="360"/>
+      </w:pPr>
+    </w:lvl>
+    <w:lvl w:ilvl="5" w:tplc="0419001B" w:tentative="1">
+      <w:start w:val="1"/>
+      <w:numFmt w:val="lowerRoman"/>
+      <w:lvlText w:val="%6."/>
+      <w:lvlJc w:val="right"/>
+      <w:pPr>
+        <w:ind w:left="4320" w:hanging="180"/>
+      </w:pPr>
+    </w:lvl>
+    <w:lvl w:ilvl="6" w:tplc="0419000F" w:tentative="1">
+      <w:start w:val="1"/>
+      <w:numFmt w:val="decimal"/>
+      <w:lvlText w:val="%7."/>
+      <w:lvlJc w:val="left"/>
+      <w:pPr>
+        <w:ind w:left="5040" w:hanging="360"/>
+      </w:pPr>
+    </w:lvl>
+    <w:lvl w:ilvl="7" w:tplc="04190019" w:tentative="1">
+      <w:start w:val="1"/>
+      <w:numFmt w:val="lowerLetter"/>
+      <w:lvlText w:val="%8."/>
+      <w:lvlJc w:val="left"/>
+      <w:pPr>
+        <w:ind w:left="5760" w:hanging="360"/>
+      </w:pPr>
+    </w:lvl>
+    <w:lvl w:ilvl="8" w:tplc="0419001B" w:tentative="1">
+      <w:start w:val="1"/>
+      <w:numFmt w:val="lowerRoman"/>
+      <w:lvlText w:val="%9."/>
+      <w:lvlJc w:val="right"/>
+      <w:pPr>
+        <w:ind w:left="6480" w:hanging="180"/>
+      </w:pPr>
+    </w:lvl>
+  </w:abstractNum>
+  <w:abstractNum w:abstractNumId="7" w15:restartNumberingAfterBreak="0">
+    <w:nsid w:val="1FF539BD"/>
+    <w:multiLevelType w:val="multilevel"/>
+    <w:tmpl w:val="FCCCD46A"/>
+    <w:lvl w:ilvl="0">
+      <w:start w:val="1"/>
+      <w:numFmt w:val="decimal"/>
+      <w:lvlText w:val="%1."/>
+      <w:lvlJc w:val="left"/>
+      <w:pPr>
+        <w:ind w:left="1069" w:hanging="360"/>
+      </w:pPr>
+      <w:rPr>
+        <w:rFonts w:hint="default"/>
+      </w:rPr>
+    </w:lvl>
+    <w:lvl w:ilvl="1">
+      <w:start w:val="1"/>
+      <w:numFmt w:val="decimal"/>
+      <w:isLgl/>
+      <w:lvlText w:val="%1.%2"/>
+      <w:lvlJc w:val="left"/>
+      <w:pPr>
+        <w:ind w:left="1129" w:hanging="420"/>
+      </w:pPr>
+      <w:rPr>
+        <w:rFonts w:hint="default"/>
+      </w:rPr>
+    </w:lvl>
+    <w:lvl w:ilvl="2">
+      <w:start w:val="1"/>
+      <w:numFmt w:val="decimal"/>
+      <w:isLgl/>
+      <w:lvlText w:val="%1.%2.%3"/>
+      <w:lvlJc w:val="left"/>
+      <w:pPr>
+        <w:ind w:left="1429" w:hanging="720"/>
+      </w:pPr>
+      <w:rPr>
+        <w:rFonts w:hint="default"/>
+      </w:rPr>
+    </w:lvl>
+    <w:lvl w:ilvl="3">
+      <w:start w:val="1"/>
+      <w:numFmt w:val="decimal"/>
+      <w:isLgl/>
+      <w:lvlText w:val="%1.%2.%3.%4"/>
+      <w:lvlJc w:val="left"/>
+      <w:pPr>
+        <w:ind w:left="1789" w:hanging="1080"/>
+      </w:pPr>
+      <w:rPr>
+        <w:rFonts w:hint="default"/>
+      </w:rPr>
+    </w:lvl>
+    <w:lvl w:ilvl="4">
+      <w:start w:val="1"/>
+      <w:numFmt w:val="decimal"/>
+      <w:isLgl/>
+      <w:lvlText w:val="%1.%2.%3.%4.%5"/>
+      <w:lvlJc w:val="left"/>
+      <w:pPr>
+        <w:ind w:left="1789" w:hanging="1080"/>
+      </w:pPr>
+      <w:rPr>
+        <w:rFonts w:hint="default"/>
+      </w:rPr>
+    </w:lvl>
+    <w:lvl w:ilvl="5">
+      <w:start w:val="1"/>
+      <w:numFmt w:val="decimal"/>
+      <w:isLgl/>
+      <w:lvlText w:val="%1.%2.%3.%4.%5.%6"/>
+      <w:lvlJc w:val="left"/>
+      <w:pPr>
+        <w:ind w:left="2149" w:hanging="1440"/>
+      </w:pPr>
+      <w:rPr>
+        <w:rFonts w:hint="default"/>
+      </w:rPr>
+    </w:lvl>
+    <w:lvl w:ilvl="6">
+      <w:start w:val="1"/>
+      <w:numFmt w:val="decimal"/>
+      <w:isLgl/>
+      <w:lvlText w:val="%1.%2.%3.%4.%5.%6.%7"/>
+      <w:lvlJc w:val="left"/>
+      <w:pPr>
+        <w:ind w:left="2149" w:hanging="1440"/>
+      </w:pPr>
+      <w:rPr>
+        <w:rFonts w:hint="default"/>
+      </w:rPr>
+    </w:lvl>
+    <w:lvl w:ilvl="7">
+      <w:start w:val="1"/>
+      <w:numFmt w:val="decimal"/>
+      <w:isLgl/>
+      <w:lvlText w:val="%1.%2.%3.%4.%5.%6.%7.%8"/>
+      <w:lvlJc w:val="left"/>
+      <w:pPr>
+        <w:ind w:left="2509" w:hanging="1800"/>
+      </w:pPr>
+      <w:rPr>
+        <w:rFonts w:hint="default"/>
+      </w:rPr>
+    </w:lvl>
+    <w:lvl w:ilvl="8">
+      <w:start w:val="1"/>
+      <w:numFmt w:val="decimal"/>
+      <w:isLgl/>
+      <w:lvlText w:val="%1.%2.%3.%4.%5.%6.%7.%8.%9"/>
+      <w:lvlJc w:val="left"/>
+      <w:pPr>
+        <w:ind w:left="2869" w:hanging="2160"/>
+      </w:pPr>
+      <w:rPr>
+        <w:rFonts w:hint="default"/>
+      </w:rPr>
+    </w:lvl>
+  </w:abstractNum>
+  <w:abstractNum w:abstractNumId="8" w15:restartNumberingAfterBreak="0">
+    <w:nsid w:val="2126609C"/>
+    <w:multiLevelType w:val="multilevel"/>
+    <w:tmpl w:val="FCCCD46A"/>
+    <w:lvl w:ilvl="0">
+      <w:start w:val="1"/>
+      <w:numFmt w:val="decimal"/>
+      <w:lvlText w:val="%1."/>
+      <w:lvlJc w:val="left"/>
+      <w:pPr>
+        <w:ind w:left="1069" w:hanging="360"/>
+      </w:pPr>
+      <w:rPr>
+        <w:rFonts w:hint="default"/>
+      </w:rPr>
+    </w:lvl>
+    <w:lvl w:ilvl="1">
+      <w:start w:val="1"/>
+      <w:numFmt w:val="decimal"/>
+      <w:isLgl/>
+      <w:lvlText w:val="%1.%2"/>
+      <w:lvlJc w:val="left"/>
+      <w:pPr>
+        <w:ind w:left="1129" w:hanging="420"/>
+      </w:pPr>
+      <w:rPr>
+        <w:rFonts w:hint="default"/>
+      </w:rPr>
+    </w:lvl>
+    <w:lvl w:ilvl="2">
+      <w:start w:val="1"/>
+      <w:numFmt w:val="decimal"/>
+      <w:isLgl/>
+      <w:lvlText w:val="%1.%2.%3"/>
+      <w:lvlJc w:val="left"/>
+      <w:pPr>
+        <w:ind w:left="1429" w:hanging="720"/>
+      </w:pPr>
+      <w:rPr>
+        <w:rFonts w:hint="default"/>
+      </w:rPr>
+    </w:lvl>
+    <w:lvl w:ilvl="3">
+      <w:start w:val="1"/>
+      <w:numFmt w:val="decimal"/>
+      <w:isLgl/>
+      <w:lvlText w:val="%1.%2.%3.%4"/>
+      <w:lvlJc w:val="left"/>
+      <w:pPr>
+        <w:ind w:left="1789" w:hanging="1080"/>
+      </w:pPr>
+      <w:rPr>
+        <w:rFonts w:hint="default"/>
+      </w:rPr>
+    </w:lvl>
+    <w:lvl w:ilvl="4">
+      <w:start w:val="1"/>
+      <w:numFmt w:val="decimal"/>
+      <w:isLgl/>
+      <w:lvlText w:val="%1.%2.%3.%4.%5"/>
+      <w:lvlJc w:val="left"/>
+      <w:pPr>
+        <w:ind w:left="1789" w:hanging="1080"/>
+      </w:pPr>
+      <w:rPr>
+        <w:rFonts w:hint="default"/>
+      </w:rPr>
+    </w:lvl>
+    <w:lvl w:ilvl="5">
+      <w:start w:val="1"/>
+      <w:numFmt w:val="decimal"/>
+      <w:isLgl/>
+      <w:lvlText w:val="%1.%2.%3.%4.%5.%6"/>
+      <w:lvlJc w:val="left"/>
+      <w:pPr>
+        <w:ind w:left="2149" w:hanging="1440"/>
+      </w:pPr>
+      <w:rPr>
+        <w:rFonts w:hint="default"/>
+      </w:rPr>
+    </w:lvl>
+    <w:lvl w:ilvl="6">
+      <w:start w:val="1"/>
+      <w:numFmt w:val="decimal"/>
+      <w:isLgl/>
+      <w:lvlText w:val="%1.%2.%3.%4.%5.%6.%7"/>
+      <w:lvlJc w:val="left"/>
+      <w:pPr>
+        <w:ind w:left="2149" w:hanging="1440"/>
+      </w:pPr>
+      <w:rPr>
+        <w:rFonts w:hint="default"/>
+      </w:rPr>
+    </w:lvl>
+    <w:lvl w:ilvl="7">
+      <w:start w:val="1"/>
+      <w:numFmt w:val="decimal"/>
+      <w:isLgl/>
+      <w:lvlText w:val="%1.%2.%3.%4.%5.%6.%7.%8"/>
+      <w:lvlJc w:val="left"/>
+      <w:pPr>
+        <w:ind w:left="2509" w:hanging="1800"/>
+      </w:pPr>
+      <w:rPr>
+        <w:rFonts w:hint="default"/>
+      </w:rPr>
+    </w:lvl>
+    <w:lvl w:ilvl="8">
+      <w:start w:val="1"/>
+      <w:numFmt w:val="decimal"/>
+      <w:isLgl/>
+      <w:lvlText w:val="%1.%2.%3.%4.%5.%6.%7.%8.%9"/>
+      <w:lvlJc w:val="left"/>
+      <w:pPr>
+        <w:ind w:left="2869" w:hanging="2160"/>
+      </w:pPr>
+      <w:rPr>
+        <w:rFonts w:hint="default"/>
+      </w:rPr>
+    </w:lvl>
+  </w:abstractNum>
+  <w:abstractNum w:abstractNumId="9" w15:restartNumberingAfterBreak="0">
     <w:nsid w:val="222F2FFF"/>
     <w:multiLevelType w:val="multilevel"/>
     <w:tmpl w:val="F81275B0"/>
@@ -7289,7 +7795,7 @@
       </w:pPr>
     </w:lvl>
   </w:abstractNum>
-  <w:abstractNum w:abstractNumId="6" w15:restartNumberingAfterBreak="0">
+  <w:abstractNum w:abstractNumId="10" w15:restartNumberingAfterBreak="0">
     <w:nsid w:val="335C7F9A"/>
     <w:multiLevelType w:val="multilevel"/>
     <w:tmpl w:val="8EE2FD44"/>
@@ -7375,7 +7881,7 @@
       </w:pPr>
     </w:lvl>
   </w:abstractNum>
-  <w:abstractNum w:abstractNumId="7" w15:restartNumberingAfterBreak="0">
+  <w:abstractNum w:abstractNumId="11" w15:restartNumberingAfterBreak="0">
     <w:nsid w:val="54DB13E2"/>
     <w:multiLevelType w:val="multilevel"/>
     <w:tmpl w:val="84788ADC"/>
@@ -7461,7 +7967,7 @@
       </w:pPr>
     </w:lvl>
   </w:abstractNum>
-  <w:abstractNum w:abstractNumId="8" w15:restartNumberingAfterBreak="0">
+  <w:abstractNum w:abstractNumId="12" w15:restartNumberingAfterBreak="0">
     <w:nsid w:val="56BF16E8"/>
     <w:multiLevelType w:val="multilevel"/>
     <w:tmpl w:val="8E1EB5CE"/>
@@ -7547,7 +8053,300 @@
       </w:pPr>
     </w:lvl>
   </w:abstractNum>
-  <w:abstractNum w:abstractNumId="9" w15:restartNumberingAfterBreak="0">
+  <w:abstractNum w:abstractNumId="13" w15:restartNumberingAfterBreak="0">
+    <w:nsid w:val="57DF5F20"/>
+    <w:multiLevelType w:val="multilevel"/>
+    <w:tmpl w:val="8FD8BDB2"/>
+    <w:lvl w:ilvl="0">
+      <w:start w:val="1"/>
+      <w:numFmt w:val="decimal"/>
+      <w:lvlText w:val="%1."/>
+      <w:lvlJc w:val="left"/>
+      <w:pPr>
+        <w:ind w:left="1069" w:hanging="360"/>
+      </w:pPr>
+      <w:rPr>
+        <w:rFonts w:hint="default"/>
+      </w:rPr>
+    </w:lvl>
+    <w:lvl w:ilvl="1">
+      <w:start w:val="1"/>
+      <w:numFmt w:val="decimal"/>
+      <w:isLgl/>
+      <w:lvlText w:val="%1.%2"/>
+      <w:lvlJc w:val="left"/>
+      <w:pPr>
+        <w:ind w:left="1129" w:hanging="420"/>
+      </w:pPr>
+      <w:rPr>
+        <w:rFonts w:hint="default"/>
+      </w:rPr>
+    </w:lvl>
+    <w:lvl w:ilvl="2">
+      <w:start w:val="1"/>
+      <w:numFmt w:val="decimal"/>
+      <w:isLgl/>
+      <w:lvlText w:val="%1.%2.%3"/>
+      <w:lvlJc w:val="left"/>
+      <w:pPr>
+        <w:ind w:left="1429" w:hanging="720"/>
+      </w:pPr>
+      <w:rPr>
+        <w:rFonts w:hint="default"/>
+      </w:rPr>
+    </w:lvl>
+    <w:lvl w:ilvl="3">
+      <w:start w:val="1"/>
+      <w:numFmt w:val="decimal"/>
+      <w:isLgl/>
+      <w:lvlText w:val="%1.%2.%3.%4"/>
+      <w:lvlJc w:val="left"/>
+      <w:pPr>
+        <w:ind w:left="1789" w:hanging="1080"/>
+      </w:pPr>
+      <w:rPr>
+        <w:rFonts w:hint="default"/>
+      </w:rPr>
+    </w:lvl>
+    <w:lvl w:ilvl="4">
+      <w:start w:val="1"/>
+      <w:numFmt w:val="decimal"/>
+      <w:isLgl/>
+      <w:lvlText w:val="%1.%2.%3.%4.%5"/>
+      <w:lvlJc w:val="left"/>
+      <w:pPr>
+        <w:ind w:left="1789" w:hanging="1080"/>
+      </w:pPr>
+      <w:rPr>
+        <w:rFonts w:hint="default"/>
+      </w:rPr>
+    </w:lvl>
+    <w:lvl w:ilvl="5">
+      <w:start w:val="1"/>
+      <w:numFmt w:val="decimal"/>
+      <w:isLgl/>
+      <w:lvlText w:val="%1.%2.%3.%4.%5.%6"/>
+      <w:lvlJc w:val="left"/>
+      <w:pPr>
+        <w:ind w:left="2149" w:hanging="1440"/>
+      </w:pPr>
+      <w:rPr>
+        <w:rFonts w:hint="default"/>
+      </w:rPr>
+    </w:lvl>
+    <w:lvl w:ilvl="6">
+      <w:start w:val="1"/>
+      <w:numFmt w:val="decimal"/>
+      <w:isLgl/>
+      <w:lvlText w:val="%1.%2.%3.%4.%5.%6.%7"/>
+      <w:lvlJc w:val="left"/>
+      <w:pPr>
+        <w:ind w:left="2149" w:hanging="1440"/>
+      </w:pPr>
+      <w:rPr>
+        <w:rFonts w:hint="default"/>
+      </w:rPr>
+    </w:lvl>
+    <w:lvl w:ilvl="7">
+      <w:start w:val="1"/>
+      <w:numFmt w:val="decimal"/>
+      <w:isLgl/>
+      <w:lvlText w:val="%1.%2.%3.%4.%5.%6.%7.%8"/>
+      <w:lvlJc w:val="left"/>
+      <w:pPr>
+        <w:ind w:left="2509" w:hanging="1800"/>
+      </w:pPr>
+      <w:rPr>
+        <w:rFonts w:hint="default"/>
+      </w:rPr>
+    </w:lvl>
+    <w:lvl w:ilvl="8">
+      <w:start w:val="1"/>
+      <w:numFmt w:val="decimal"/>
+      <w:isLgl/>
+      <w:lvlText w:val="%1.%2.%3.%4.%5.%6.%7.%8.%9"/>
+      <w:lvlJc w:val="left"/>
+      <w:pPr>
+        <w:ind w:left="2869" w:hanging="2160"/>
+      </w:pPr>
+      <w:rPr>
+        <w:rFonts w:hint="default"/>
+      </w:rPr>
+    </w:lvl>
+  </w:abstractNum>
+  <w:abstractNum w:abstractNumId="14" w15:restartNumberingAfterBreak="0">
+    <w:nsid w:val="5A535874"/>
+    <w:multiLevelType w:val="hybridMultilevel"/>
+    <w:tmpl w:val="6924E784"/>
+    <w:lvl w:ilvl="0" w:tplc="0419000F">
+      <w:start w:val="1"/>
+      <w:numFmt w:val="decimal"/>
+      <w:lvlText w:val="%1."/>
+      <w:lvlJc w:val="left"/>
+      <w:pPr>
+        <w:ind w:left="1429" w:hanging="360"/>
+      </w:pPr>
+    </w:lvl>
+    <w:lvl w:ilvl="1" w:tplc="04190019" w:tentative="1">
+      <w:start w:val="1"/>
+      <w:numFmt w:val="lowerLetter"/>
+      <w:lvlText w:val="%2."/>
+      <w:lvlJc w:val="left"/>
+      <w:pPr>
+        <w:ind w:left="2149" w:hanging="360"/>
+      </w:pPr>
+    </w:lvl>
+    <w:lvl w:ilvl="2" w:tplc="0419001B" w:tentative="1">
+      <w:start w:val="1"/>
+      <w:numFmt w:val="lowerRoman"/>
+      <w:lvlText w:val="%3."/>
+      <w:lvlJc w:val="right"/>
+      <w:pPr>
+        <w:ind w:left="2869" w:hanging="180"/>
+      </w:pPr>
+    </w:lvl>
+    <w:lvl w:ilvl="3" w:tplc="0419000F" w:tentative="1">
+      <w:start w:val="1"/>
+      <w:numFmt w:val="decimal"/>
+      <w:lvlText w:val="%4."/>
+      <w:lvlJc w:val="left"/>
+      <w:pPr>
+        <w:ind w:left="3589" w:hanging="360"/>
+      </w:pPr>
+    </w:lvl>
+    <w:lvl w:ilvl="4" w:tplc="04190019" w:tentative="1">
+      <w:start w:val="1"/>
+      <w:numFmt w:val="lowerLetter"/>
+      <w:lvlText w:val="%5."/>
+      <w:lvlJc w:val="left"/>
+      <w:pPr>
+        <w:ind w:left="4309" w:hanging="360"/>
+      </w:pPr>
+    </w:lvl>
+    <w:lvl w:ilvl="5" w:tplc="0419001B" w:tentative="1">
+      <w:start w:val="1"/>
+      <w:numFmt w:val="lowerRoman"/>
+      <w:lvlText w:val="%6."/>
+      <w:lvlJc w:val="right"/>
+      <w:pPr>
+        <w:ind w:left="5029" w:hanging="180"/>
+      </w:pPr>
+    </w:lvl>
+    <w:lvl w:ilvl="6" w:tplc="0419000F" w:tentative="1">
+      <w:start w:val="1"/>
+      <w:numFmt w:val="decimal"/>
+      <w:lvlText w:val="%7."/>
+      <w:lvlJc w:val="left"/>
+      <w:pPr>
+        <w:ind w:left="5749" w:hanging="360"/>
+      </w:pPr>
+    </w:lvl>
+    <w:lvl w:ilvl="7" w:tplc="04190019" w:tentative="1">
+      <w:start w:val="1"/>
+      <w:numFmt w:val="lowerLetter"/>
+      <w:lvlText w:val="%8."/>
+      <w:lvlJc w:val="left"/>
+      <w:pPr>
+        <w:ind w:left="6469" w:hanging="360"/>
+      </w:pPr>
+    </w:lvl>
+    <w:lvl w:ilvl="8" w:tplc="0419001B" w:tentative="1">
+      <w:start w:val="1"/>
+      <w:numFmt w:val="lowerRoman"/>
+      <w:lvlText w:val="%9."/>
+      <w:lvlJc w:val="right"/>
+      <w:pPr>
+        <w:ind w:left="7189" w:hanging="180"/>
+      </w:pPr>
+    </w:lvl>
+  </w:abstractNum>
+  <w:abstractNum w:abstractNumId="15" w15:restartNumberingAfterBreak="0">
+    <w:nsid w:val="5D1A73BE"/>
+    <w:multiLevelType w:val="hybridMultilevel"/>
+    <w:tmpl w:val="1FC88C64"/>
+    <w:lvl w:ilvl="0" w:tplc="0419000F">
+      <w:start w:val="1"/>
+      <w:numFmt w:val="decimal"/>
+      <w:lvlText w:val="%1."/>
+      <w:lvlJc w:val="left"/>
+      <w:pPr>
+        <w:ind w:left="1429" w:hanging="360"/>
+      </w:pPr>
+    </w:lvl>
+    <w:lvl w:ilvl="1" w:tplc="04190019" w:tentative="1">
+      <w:start w:val="1"/>
+      <w:numFmt w:val="lowerLetter"/>
+      <w:lvlText w:val="%2."/>
+      <w:lvlJc w:val="left"/>
+      <w:pPr>
+        <w:ind w:left="2149" w:hanging="360"/>
+      </w:pPr>
+    </w:lvl>
+    <w:lvl w:ilvl="2" w:tplc="0419001B" w:tentative="1">
+      <w:start w:val="1"/>
+      <w:numFmt w:val="lowerRoman"/>
+      <w:lvlText w:val="%3."/>
+      <w:lvlJc w:val="right"/>
+      <w:pPr>
+        <w:ind w:left="2869" w:hanging="180"/>
+      </w:pPr>
+    </w:lvl>
+    <w:lvl w:ilvl="3" w:tplc="0419000F" w:tentative="1">
+      <w:start w:val="1"/>
+      <w:numFmt w:val="decimal"/>
+      <w:lvlText w:val="%4."/>
+      <w:lvlJc w:val="left"/>
+      <w:pPr>
+        <w:ind w:left="3589" w:hanging="360"/>
+      </w:pPr>
+    </w:lvl>
+    <w:lvl w:ilvl="4" w:tplc="04190019" w:tentative="1">
+      <w:start w:val="1"/>
+      <w:numFmt w:val="lowerLetter"/>
+      <w:lvlText w:val="%5."/>
+      <w:lvlJc w:val="left"/>
+      <w:pPr>
+        <w:ind w:left="4309" w:hanging="360"/>
+      </w:pPr>
+    </w:lvl>
+    <w:lvl w:ilvl="5" w:tplc="0419001B" w:tentative="1">
+      <w:start w:val="1"/>
+      <w:numFmt w:val="lowerRoman"/>
+      <w:lvlText w:val="%6."/>
+      <w:lvlJc w:val="right"/>
+      <w:pPr>
+        <w:ind w:left="5029" w:hanging="180"/>
+      </w:pPr>
+    </w:lvl>
+    <w:lvl w:ilvl="6" w:tplc="0419000F" w:tentative="1">
+      <w:start w:val="1"/>
+      <w:numFmt w:val="decimal"/>
+      <w:lvlText w:val="%7."/>
+      <w:lvlJc w:val="left"/>
+      <w:pPr>
+        <w:ind w:left="5749" w:hanging="360"/>
+      </w:pPr>
+    </w:lvl>
+    <w:lvl w:ilvl="7" w:tplc="04190019" w:tentative="1">
+      <w:start w:val="1"/>
+      <w:numFmt w:val="lowerLetter"/>
+      <w:lvlText w:val="%8."/>
+      <w:lvlJc w:val="left"/>
+      <w:pPr>
+        <w:ind w:left="6469" w:hanging="360"/>
+      </w:pPr>
+    </w:lvl>
+    <w:lvl w:ilvl="8" w:tplc="0419001B" w:tentative="1">
+      <w:start w:val="1"/>
+      <w:numFmt w:val="lowerRoman"/>
+      <w:lvlText w:val="%9."/>
+      <w:lvlJc w:val="right"/>
+      <w:pPr>
+        <w:ind w:left="7189" w:hanging="180"/>
+      </w:pPr>
+    </w:lvl>
+  </w:abstractNum>
+  <w:abstractNum w:abstractNumId="16" w15:restartNumberingAfterBreak="0">
     <w:nsid w:val="5E3F5A18"/>
     <w:multiLevelType w:val="multilevel"/>
     <w:tmpl w:val="9CAC10FC"/>
@@ -7633,7 +8432,7 @@
       </w:pPr>
     </w:lvl>
   </w:abstractNum>
-  <w:abstractNum w:abstractNumId="10" w15:restartNumberingAfterBreak="0">
+  <w:abstractNum w:abstractNumId="17" w15:restartNumberingAfterBreak="0">
     <w:nsid w:val="615762DF"/>
     <w:multiLevelType w:val="multilevel"/>
     <w:tmpl w:val="7D4AE2F2"/>
@@ -7719,7 +8518,7 @@
       </w:pPr>
     </w:lvl>
   </w:abstractNum>
-  <w:abstractNum w:abstractNumId="11" w15:restartNumberingAfterBreak="0">
+  <w:abstractNum w:abstractNumId="18" w15:restartNumberingAfterBreak="0">
     <w:nsid w:val="6615D1B0"/>
     <w:multiLevelType w:val="multilevel"/>
     <w:tmpl w:val="D124D5DC"/>
@@ -7832,7 +8631,7 @@
       </w:rPr>
     </w:lvl>
   </w:abstractNum>
-  <w:abstractNum w:abstractNumId="12" w15:restartNumberingAfterBreak="0">
+  <w:abstractNum w:abstractNumId="19" w15:restartNumberingAfterBreak="0">
     <w:nsid w:val="669E7CD1"/>
     <w:multiLevelType w:val="multilevel"/>
     <w:tmpl w:val="CD8E44A0"/>
@@ -7921,7 +8720,7 @@
       </w:pPr>
     </w:lvl>
   </w:abstractNum>
-  <w:abstractNum w:abstractNumId="13" w15:restartNumberingAfterBreak="0">
+  <w:abstractNum w:abstractNumId="20" w15:restartNumberingAfterBreak="0">
     <w:nsid w:val="6C3A36D0"/>
     <w:multiLevelType w:val="multilevel"/>
     <w:tmpl w:val="A0F087EA"/>
@@ -8007,7 +8806,249 @@
       </w:pPr>
     </w:lvl>
   </w:abstractNum>
-  <w:abstractNum w:abstractNumId="14" w15:restartNumberingAfterBreak="0">
+  <w:abstractNum w:abstractNumId="21" w15:restartNumberingAfterBreak="0">
+    <w:nsid w:val="6C431635"/>
+    <w:multiLevelType w:val="multilevel"/>
+    <w:tmpl w:val="8FD8BDB2"/>
+    <w:lvl w:ilvl="0">
+      <w:start w:val="1"/>
+      <w:numFmt w:val="decimal"/>
+      <w:lvlText w:val="%1."/>
+      <w:lvlJc w:val="left"/>
+      <w:pPr>
+        <w:ind w:left="1069" w:hanging="360"/>
+      </w:pPr>
+      <w:rPr>
+        <w:rFonts w:hint="default"/>
+      </w:rPr>
+    </w:lvl>
+    <w:lvl w:ilvl="1">
+      <w:start w:val="1"/>
+      <w:numFmt w:val="decimal"/>
+      <w:isLgl/>
+      <w:lvlText w:val="%1.%2"/>
+      <w:lvlJc w:val="left"/>
+      <w:pPr>
+        <w:ind w:left="1129" w:hanging="420"/>
+      </w:pPr>
+      <w:rPr>
+        <w:rFonts w:hint="default"/>
+      </w:rPr>
+    </w:lvl>
+    <w:lvl w:ilvl="2">
+      <w:start w:val="1"/>
+      <w:numFmt w:val="decimal"/>
+      <w:isLgl/>
+      <w:lvlText w:val="%1.%2.%3"/>
+      <w:lvlJc w:val="left"/>
+      <w:pPr>
+        <w:ind w:left="1429" w:hanging="720"/>
+      </w:pPr>
+      <w:rPr>
+        <w:rFonts w:hint="default"/>
+      </w:rPr>
+    </w:lvl>
+    <w:lvl w:ilvl="3">
+      <w:start w:val="1"/>
+      <w:numFmt w:val="decimal"/>
+      <w:isLgl/>
+      <w:lvlText w:val="%1.%2.%3.%4"/>
+      <w:lvlJc w:val="left"/>
+      <w:pPr>
+        <w:ind w:left="1789" w:hanging="1080"/>
+      </w:pPr>
+      <w:rPr>
+        <w:rFonts w:hint="default"/>
+      </w:rPr>
+    </w:lvl>
+    <w:lvl w:ilvl="4">
+      <w:start w:val="1"/>
+      <w:numFmt w:val="decimal"/>
+      <w:isLgl/>
+      <w:lvlText w:val="%1.%2.%3.%4.%5"/>
+      <w:lvlJc w:val="left"/>
+      <w:pPr>
+        <w:ind w:left="1789" w:hanging="1080"/>
+      </w:pPr>
+      <w:rPr>
+        <w:rFonts w:hint="default"/>
+      </w:rPr>
+    </w:lvl>
+    <w:lvl w:ilvl="5">
+      <w:start w:val="1"/>
+      <w:numFmt w:val="decimal"/>
+      <w:isLgl/>
+      <w:lvlText w:val="%1.%2.%3.%4.%5.%6"/>
+      <w:lvlJc w:val="left"/>
+      <w:pPr>
+        <w:ind w:left="2149" w:hanging="1440"/>
+      </w:pPr>
+      <w:rPr>
+        <w:rFonts w:hint="default"/>
+      </w:rPr>
+    </w:lvl>
+    <w:lvl w:ilvl="6">
+      <w:start w:val="1"/>
+      <w:numFmt w:val="decimal"/>
+      <w:isLgl/>
+      <w:lvlText w:val="%1.%2.%3.%4.%5.%6.%7"/>
+      <w:lvlJc w:val="left"/>
+      <w:pPr>
+        <w:ind w:left="2149" w:hanging="1440"/>
+      </w:pPr>
+      <w:rPr>
+        <w:rFonts w:hint="default"/>
+      </w:rPr>
+    </w:lvl>
+    <w:lvl w:ilvl="7">
+      <w:start w:val="1"/>
+      <w:numFmt w:val="decimal"/>
+      <w:isLgl/>
+      <w:lvlText w:val="%1.%2.%3.%4.%5.%6.%7.%8"/>
+      <w:lvlJc w:val="left"/>
+      <w:pPr>
+        <w:ind w:left="2509" w:hanging="1800"/>
+      </w:pPr>
+      <w:rPr>
+        <w:rFonts w:hint="default"/>
+      </w:rPr>
+    </w:lvl>
+    <w:lvl w:ilvl="8">
+      <w:start w:val="1"/>
+      <w:numFmt w:val="decimal"/>
+      <w:isLgl/>
+      <w:lvlText w:val="%1.%2.%3.%4.%5.%6.%7.%8.%9"/>
+      <w:lvlJc w:val="left"/>
+      <w:pPr>
+        <w:ind w:left="2869" w:hanging="2160"/>
+      </w:pPr>
+      <w:rPr>
+        <w:rFonts w:hint="default"/>
+      </w:rPr>
+    </w:lvl>
+  </w:abstractNum>
+  <w:abstractNum w:abstractNumId="22" w15:restartNumberingAfterBreak="0">
+    <w:nsid w:val="72784913"/>
+    <w:multiLevelType w:val="multilevel"/>
+    <w:tmpl w:val="8FD8BDB2"/>
+    <w:lvl w:ilvl="0">
+      <w:start w:val="1"/>
+      <w:numFmt w:val="decimal"/>
+      <w:lvlText w:val="%1."/>
+      <w:lvlJc w:val="left"/>
+      <w:pPr>
+        <w:ind w:left="1069" w:hanging="360"/>
+      </w:pPr>
+      <w:rPr>
+        <w:rFonts w:hint="default"/>
+      </w:rPr>
+    </w:lvl>
+    <w:lvl w:ilvl="1">
+      <w:start w:val="1"/>
+      <w:numFmt w:val="decimal"/>
+      <w:isLgl/>
+      <w:lvlText w:val="%1.%2"/>
+      <w:lvlJc w:val="left"/>
+      <w:pPr>
+        <w:ind w:left="1129" w:hanging="420"/>
+      </w:pPr>
+      <w:rPr>
+        <w:rFonts w:hint="default"/>
+      </w:rPr>
+    </w:lvl>
+    <w:lvl w:ilvl="2">
+      <w:start w:val="1"/>
+      <w:numFmt w:val="decimal"/>
+      <w:isLgl/>
+      <w:lvlText w:val="%1.%2.%3"/>
+      <w:lvlJc w:val="left"/>
+      <w:pPr>
+        <w:ind w:left="1429" w:hanging="720"/>
+      </w:pPr>
+      <w:rPr>
+        <w:rFonts w:hint="default"/>
+      </w:rPr>
+    </w:lvl>
+    <w:lvl w:ilvl="3">
+      <w:start w:val="1"/>
+      <w:numFmt w:val="decimal"/>
+      <w:isLgl/>
+      <w:lvlText w:val="%1.%2.%3.%4"/>
+      <w:lvlJc w:val="left"/>
+      <w:pPr>
+        <w:ind w:left="1789" w:hanging="1080"/>
+      </w:pPr>
+      <w:rPr>
+        <w:rFonts w:hint="default"/>
+      </w:rPr>
+    </w:lvl>
+    <w:lvl w:ilvl="4">
+      <w:start w:val="1"/>
+      <w:numFmt w:val="decimal"/>
+      <w:isLgl/>
+      <w:lvlText w:val="%1.%2.%3.%4.%5"/>
+      <w:lvlJc w:val="left"/>
+      <w:pPr>
+        <w:ind w:left="1789" w:hanging="1080"/>
+      </w:pPr>
+      <w:rPr>
+        <w:rFonts w:hint="default"/>
+      </w:rPr>
+    </w:lvl>
+    <w:lvl w:ilvl="5">
+      <w:start w:val="1"/>
+      <w:numFmt w:val="decimal"/>
+      <w:isLgl/>
+      <w:lvlText w:val="%1.%2.%3.%4.%5.%6"/>
+      <w:lvlJc w:val="left"/>
+      <w:pPr>
+        <w:ind w:left="2149" w:hanging="1440"/>
+      </w:pPr>
+      <w:rPr>
+        <w:rFonts w:hint="default"/>
+      </w:rPr>
+    </w:lvl>
+    <w:lvl w:ilvl="6">
+      <w:start w:val="1"/>
+      <w:numFmt w:val="decimal"/>
+      <w:isLgl/>
+      <w:lvlText w:val="%1.%2.%3.%4.%5.%6.%7"/>
+      <w:lvlJc w:val="left"/>
+      <w:pPr>
+        <w:ind w:left="2149" w:hanging="1440"/>
+      </w:pPr>
+      <w:rPr>
+        <w:rFonts w:hint="default"/>
+      </w:rPr>
+    </w:lvl>
+    <w:lvl w:ilvl="7">
+      <w:start w:val="1"/>
+      <w:numFmt w:val="decimal"/>
+      <w:isLgl/>
+      <w:lvlText w:val="%1.%2.%3.%4.%5.%6.%7.%8"/>
+      <w:lvlJc w:val="left"/>
+      <w:pPr>
+        <w:ind w:left="2509" w:hanging="1800"/>
+      </w:pPr>
+      <w:rPr>
+        <w:rFonts w:hint="default"/>
+      </w:rPr>
+    </w:lvl>
+    <w:lvl w:ilvl="8">
+      <w:start w:val="1"/>
+      <w:numFmt w:val="decimal"/>
+      <w:isLgl/>
+      <w:lvlText w:val="%1.%2.%3.%4.%5.%6.%7.%8.%9"/>
+      <w:lvlJc w:val="left"/>
+      <w:pPr>
+        <w:ind w:left="2869" w:hanging="2160"/>
+      </w:pPr>
+      <w:rPr>
+        <w:rFonts w:hint="default"/>
+      </w:rPr>
+    </w:lvl>
+  </w:abstractNum>
+  <w:abstractNum w:abstractNumId="23" w15:restartNumberingAfterBreak="0">
     <w:nsid w:val="72E516DD"/>
     <w:multiLevelType w:val="multilevel"/>
     <w:tmpl w:val="DC3C8624"/>
@@ -8100,49 +9141,76 @@
     </w:lvl>
   </w:abstractNum>
   <w:num w:numId="1" w16cid:durableId="2055110095">
-    <w:abstractNumId w:val="4"/>
+    <w:abstractNumId w:val="5"/>
   </w:num>
   <w:num w:numId="2" w16cid:durableId="1261915562">
     <w:abstractNumId w:val="1"/>
   </w:num>
   <w:num w:numId="3" w16cid:durableId="1536120790">
-    <w:abstractNumId w:val="10"/>
+    <w:abstractNumId w:val="17"/>
   </w:num>
   <w:num w:numId="4" w16cid:durableId="1493640672">
-    <w:abstractNumId w:val="6"/>
+    <w:abstractNumId w:val="10"/>
   </w:num>
   <w:num w:numId="5" w16cid:durableId="1827935987">
     <w:abstractNumId w:val="0"/>
   </w:num>
   <w:num w:numId="6" w16cid:durableId="1292059293">
-    <w:abstractNumId w:val="14"/>
+    <w:abstractNumId w:val="23"/>
   </w:num>
   <w:num w:numId="7" w16cid:durableId="973801176">
-    <w:abstractNumId w:val="12"/>
+    <w:abstractNumId w:val="19"/>
   </w:num>
   <w:num w:numId="8" w16cid:durableId="990057569">
-    <w:abstractNumId w:val="9"/>
+    <w:abstractNumId w:val="16"/>
   </w:num>
   <w:num w:numId="9" w16cid:durableId="392318110">
-    <w:abstractNumId w:val="13"/>
+    <w:abstractNumId w:val="20"/>
   </w:num>
   <w:num w:numId="10" w16cid:durableId="1534032613">
-    <w:abstractNumId w:val="5"/>
+    <w:abstractNumId w:val="9"/>
   </w:num>
   <w:num w:numId="11" w16cid:durableId="1577396355">
     <w:abstractNumId w:val="2"/>
   </w:num>
   <w:num w:numId="12" w16cid:durableId="1869829622">
+    <w:abstractNumId w:val="11"/>
+  </w:num>
+  <w:num w:numId="13" w16cid:durableId="1407875514">
+    <w:abstractNumId w:val="12"/>
+  </w:num>
+  <w:num w:numId="14" w16cid:durableId="664628262">
+    <w:abstractNumId w:val="4"/>
+  </w:num>
+  <w:num w:numId="15" w16cid:durableId="1852182780">
+    <w:abstractNumId w:val="18"/>
+  </w:num>
+  <w:num w:numId="16" w16cid:durableId="329456488">
+    <w:abstractNumId w:val="3"/>
+  </w:num>
+  <w:num w:numId="17" w16cid:durableId="1428619492">
+    <w:abstractNumId w:val="14"/>
+  </w:num>
+  <w:num w:numId="18" w16cid:durableId="766926976">
+    <w:abstractNumId w:val="15"/>
+  </w:num>
+  <w:num w:numId="19" w16cid:durableId="1965648826">
+    <w:abstractNumId w:val="13"/>
+  </w:num>
+  <w:num w:numId="20" w16cid:durableId="1616517368">
     <w:abstractNumId w:val="7"/>
   </w:num>
-  <w:num w:numId="13" w16cid:durableId="1407875514">
+  <w:num w:numId="21" w16cid:durableId="2037193056">
     <w:abstractNumId w:val="8"/>
   </w:num>
-  <w:num w:numId="14" w16cid:durableId="664628262">
-    <w:abstractNumId w:val="3"/>
+  <w:num w:numId="22" w16cid:durableId="1570114570">
+    <w:abstractNumId w:val="6"/>
   </w:num>
-  <w:num w:numId="15" w16cid:durableId="1852182780">
-    <w:abstractNumId w:val="11"/>
+  <w:num w:numId="23" w16cid:durableId="6684847">
+    <w:abstractNumId w:val="22"/>
+  </w:num>
+  <w:num w:numId="24" w16cid:durableId="2022662870">
+    <w:abstractNumId w:val="21"/>
   </w:num>
 </w:numbering>
 </file>
@@ -8575,23 +9643,22 @@
   </w:style>
   <w:style w:type="paragraph" w:styleId="2">
     <w:name w:val="heading 2"/>
-    <w:basedOn w:val="a"/>
     <w:next w:val="a"/>
     <w:link w:val="20"/>
     <w:uiPriority w:val="9"/>
-    <w:semiHidden/>
     <w:unhideWhenUsed/>
     <w:qFormat/>
+    <w:rsid w:val="00EB4890"/>
     <w:pPr>
       <w:keepNext/>
       <w:keepLines/>
-      <w:spacing w:before="40"/>
       <w:outlineLvl w:val="1"/>
     </w:pPr>
     <w:rPr>
-      <w:rFonts w:ascii="Calibri" w:eastAsia="Calibri" w:hAnsi="Calibri" w:cs="Calibri"/>
-      <w:color w:val="2E75B5"/>
-      <w:sz w:val="26"/>
+      <w:rFonts w:eastAsia="Calibri" w:cs="Calibri"/>
+      <w:b/>
+      <w:color w:val="000000" w:themeColor="text1"/>
+      <w:sz w:val="28"/>
       <w:szCs w:val="26"/>
     </w:rPr>
   </w:style>
@@ -8735,6 +9802,7 @@
   <w:style w:type="character" w:default="1" w:styleId="a0">
     <w:name w:val="Default Paragraph Font"/>
     <w:uiPriority w:val="1"/>
+    <w:semiHidden/>
     <w:unhideWhenUsed/>
   </w:style>
   <w:style w:type="table" w:default="1" w:styleId="a1">
@@ -19825,11 +20893,13 @@
     <w:basedOn w:val="a0"/>
     <w:link w:val="2"/>
     <w:uiPriority w:val="9"/>
+    <w:rsid w:val="00EB4890"/>
     <w:rPr>
-      <w:rFonts w:ascii="Arial" w:eastAsia="Arial" w:hAnsi="Arial" w:cs="Arial"/>
-      <w:color w:val="365F91" w:themeColor="accent1" w:themeShade="BF"/>
-      <w:sz w:val="32"/>
-      <w:szCs w:val="32"/>
+      <w:rFonts w:eastAsia="Calibri" w:cs="Calibri"/>
+      <w:b/>
+      <w:color w:val="000000" w:themeColor="text1"/>
+      <w:sz w:val="28"/>
+      <w:szCs w:val="26"/>
     </w:rPr>
   </w:style>
   <w:style w:type="character" w:customStyle="1" w:styleId="30">

--- a/606-22-ДемьянцевВВ_Лаб3.docx
+++ b/606-22-ДемьянцевВВ_Лаб3.docx
@@ -383,6 +383,7 @@
         </w:rPr>
       </w:pPr>
       <w:bookmarkStart w:id="0" w:name="_Toc222514746"/>
+      <w:bookmarkStart w:id="1" w:name="_Toc223012882"/>
       <w:r>
         <w:rPr>
           <w:color w:val="auto"/>
@@ -391,18 +392,18 @@
         <w:t>СОДЕРЖАНИЕ</w:t>
       </w:r>
       <w:bookmarkEnd w:id="0"/>
+      <w:bookmarkEnd w:id="1"/>
     </w:p>
     <w:p>
       <w:pPr>
         <w:pStyle w:val="12"/>
-        <w:shd w:val="clear" w:color="auto" w:fill="FFFFFF" w:themeFill="background1"/>
         <w:tabs>
           <w:tab w:val="right" w:leader="dot" w:pos="9345"/>
         </w:tabs>
-        <w:spacing w:line="259" w:lineRule="auto"/>
-        <w:ind w:firstLine="0"/>
         <w:rPr>
           <w:rFonts w:asciiTheme="minorHAnsi" w:eastAsiaTheme="minorEastAsia" w:hAnsiTheme="minorHAnsi" w:cstheme="minorBidi"/>
+          <w:noProof/>
+          <w:kern w:val="2"/>
           <w:sz w:val="24"/>
           <w14:ligatures w14:val="standardContextual"/>
         </w:rPr>
@@ -425,31 +426,61 @@
         </w:rPr>
         <w:fldChar w:fldCharType="separate"/>
       </w:r>
-      <w:hyperlink w:anchor="_Toc222514747" w:tooltip="#_Toc222514747" w:history="1">
+      <w:hyperlink w:anchor="_Toc223012882" w:history="1">
         <w:r>
           <w:rPr>
             <w:rStyle w:val="aff2"/>
             <w:rFonts w:eastAsia="Arial"/>
-            <w:color w:val="auto"/>
+            <w:noProof/>
           </w:rPr>
-          <w:t>ВВЕДЕНИЕ</w:t>
+          <w:t>СОДЕРЖАНИЕ</w:t>
         </w:r>
         <w:r>
+          <w:rPr>
+            <w:noProof/>
+            <w:webHidden/>
+          </w:rPr>
           <w:tab/>
         </w:r>
         <w:r>
+          <w:rPr>
+            <w:noProof/>
+            <w:webHidden/>
+          </w:rPr>
           <w:fldChar w:fldCharType="begin"/>
         </w:r>
         <w:r>
-          <w:instrText xml:space="preserve"> PAGEREF _Toc222514747 \h </w:instrText>
+          <w:rPr>
+            <w:noProof/>
+            <w:webHidden/>
+          </w:rPr>
+          <w:instrText xml:space="preserve"> PAGEREF _Toc223012882 \h </w:instrText>
         </w:r>
         <w:r>
+          <w:rPr>
+            <w:noProof/>
+            <w:webHidden/>
+          </w:rPr>
+        </w:r>
+        <w:r>
+          <w:rPr>
+            <w:noProof/>
+            <w:webHidden/>
+          </w:rPr>
           <w:fldChar w:fldCharType="separate"/>
         </w:r>
         <w:r>
-          <w:t>3</w:t>
+          <w:rPr>
+            <w:noProof/>
+            <w:webHidden/>
+          </w:rPr>
+          <w:t>2</w:t>
         </w:r>
         <w:r>
+          <w:rPr>
+            <w:noProof/>
+            <w:webHidden/>
+          </w:rPr>
           <w:fldChar w:fldCharType="end"/>
         </w:r>
       </w:hyperlink>
@@ -457,43 +488,72 @@
     <w:p>
       <w:pPr>
         <w:pStyle w:val="12"/>
-        <w:shd w:val="clear" w:color="auto" w:fill="FFFFFF" w:themeFill="background1"/>
         <w:tabs>
           <w:tab w:val="right" w:leader="dot" w:pos="9345"/>
         </w:tabs>
-        <w:spacing w:line="259" w:lineRule="auto"/>
-        <w:ind w:firstLine="0"/>
         <w:rPr>
           <w:rFonts w:asciiTheme="minorHAnsi" w:eastAsiaTheme="minorEastAsia" w:hAnsiTheme="minorHAnsi" w:cstheme="minorBidi"/>
+          <w:noProof/>
+          <w:kern w:val="2"/>
           <w:sz w:val="24"/>
           <w14:ligatures w14:val="standardContextual"/>
         </w:rPr>
       </w:pPr>
-      <w:hyperlink w:anchor="_Toc222514748" w:tooltip="#_Toc222514748" w:history="1">
+      <w:hyperlink w:anchor="_Toc223012883" w:history="1">
         <w:r>
           <w:rPr>
             <w:rStyle w:val="aff2"/>
             <w:rFonts w:eastAsia="Arial"/>
-            <w:color w:val="auto"/>
+            <w:noProof/>
           </w:rPr>
-          <w:t>ВЫПОЛНЕНИЕ ЛАБОРАТОРНОЙ РАБОТЫ</w:t>
+          <w:t>ВВЕДЕНИЕ</w:t>
         </w:r>
         <w:r>
+          <w:rPr>
+            <w:noProof/>
+            <w:webHidden/>
+          </w:rPr>
           <w:tab/>
         </w:r>
         <w:r>
+          <w:rPr>
+            <w:noProof/>
+            <w:webHidden/>
+          </w:rPr>
           <w:fldChar w:fldCharType="begin"/>
         </w:r>
         <w:r>
-          <w:instrText xml:space="preserve"> PAGEREF _Toc222514748 \h </w:instrText>
+          <w:rPr>
+            <w:noProof/>
+            <w:webHidden/>
+          </w:rPr>
+          <w:instrText xml:space="preserve"> PAGEREF _Toc223012883 \h </w:instrText>
         </w:r>
         <w:r>
+          <w:rPr>
+            <w:noProof/>
+            <w:webHidden/>
+          </w:rPr>
+        </w:r>
+        <w:r>
+          <w:rPr>
+            <w:noProof/>
+            <w:webHidden/>
+          </w:rPr>
           <w:fldChar w:fldCharType="separate"/>
         </w:r>
         <w:r>
-          <w:t>4</w:t>
+          <w:rPr>
+            <w:noProof/>
+            <w:webHidden/>
+          </w:rPr>
+          <w:t>3</w:t>
         </w:r>
         <w:r>
+          <w:rPr>
+            <w:noProof/>
+            <w:webHidden/>
+          </w:rPr>
           <w:fldChar w:fldCharType="end"/>
         </w:r>
       </w:hyperlink>
@@ -501,87 +561,402 @@
     <w:p>
       <w:pPr>
         <w:pStyle w:val="12"/>
-        <w:shd w:val="clear" w:color="auto" w:fill="FFFFFF" w:themeFill="background1"/>
         <w:tabs>
           <w:tab w:val="right" w:leader="dot" w:pos="9345"/>
         </w:tabs>
-        <w:spacing w:line="259" w:lineRule="auto"/>
-        <w:ind w:firstLine="0"/>
         <w:rPr>
           <w:rFonts w:asciiTheme="minorHAnsi" w:eastAsiaTheme="minorEastAsia" w:hAnsiTheme="minorHAnsi" w:cstheme="minorBidi"/>
+          <w:noProof/>
+          <w:kern w:val="2"/>
           <w:sz w:val="24"/>
           <w14:ligatures w14:val="standardContextual"/>
         </w:rPr>
       </w:pPr>
-      <w:hyperlink w:anchor="_Toc222514749" w:tooltip="#_Toc222514749" w:history="1">
+      <w:hyperlink w:anchor="_Toc223012884" w:history="1">
         <w:r>
           <w:rPr>
             <w:rStyle w:val="aff2"/>
             <w:rFonts w:eastAsia="Arial"/>
-            <w:color w:val="auto"/>
+            <w:noProof/>
           </w:rPr>
-          <w:t>ЗАКЛЮЧЕНИЕ</w:t>
+          <w:t>ВЫПОЛНЕНИЕ ЛАБОРАТОРНОЙ РАБОТЫ</w:t>
         </w:r>
         <w:r>
+          <w:rPr>
+            <w:noProof/>
+            <w:webHidden/>
+          </w:rPr>
           <w:tab/>
         </w:r>
         <w:r>
+          <w:rPr>
+            <w:noProof/>
+            <w:webHidden/>
+          </w:rPr>
           <w:fldChar w:fldCharType="begin"/>
         </w:r>
         <w:r>
-          <w:instrText xml:space="preserve"> PAGEREF _Toc222514749 \h </w:instrText>
+          <w:rPr>
+            <w:noProof/>
+            <w:webHidden/>
+          </w:rPr>
+          <w:instrText xml:space="preserve"> PAGEREF _Toc223012884 \h </w:instrText>
         </w:r>
         <w:r>
+          <w:rPr>
+            <w:noProof/>
+            <w:webHidden/>
+          </w:rPr>
+        </w:r>
+        <w:r>
+          <w:rPr>
+            <w:noProof/>
+            <w:webHidden/>
+          </w:rPr>
           <w:fldChar w:fldCharType="separate"/>
         </w:r>
         <w:r>
-          <w:t>6</w:t>
+          <w:rPr>
+            <w:noProof/>
+            <w:webHidden/>
+          </w:rPr>
+          <w:t>4</w:t>
         </w:r>
         <w:r>
+          <w:rPr>
+            <w:noProof/>
+            <w:webHidden/>
+          </w:rPr>
           <w:fldChar w:fldCharType="end"/>
         </w:r>
       </w:hyperlink>
     </w:p>
     <w:p>
       <w:pPr>
-        <w:pStyle w:val="12"/>
-        <w:shd w:val="clear" w:color="auto" w:fill="FFFFFF" w:themeFill="background1"/>
+        <w:pStyle w:val="24"/>
         <w:tabs>
+          <w:tab w:val="left" w:pos="1540"/>
           <w:tab w:val="right" w:leader="dot" w:pos="9345"/>
         </w:tabs>
-        <w:spacing w:line="259" w:lineRule="auto"/>
-        <w:ind w:firstLine="0"/>
         <w:rPr>
           <w:rFonts w:asciiTheme="minorHAnsi" w:eastAsiaTheme="minorEastAsia" w:hAnsiTheme="minorHAnsi" w:cstheme="minorBidi"/>
+          <w:noProof/>
+          <w:kern w:val="2"/>
           <w:sz w:val="24"/>
           <w14:ligatures w14:val="standardContextual"/>
         </w:rPr>
       </w:pPr>
-      <w:hyperlink w:anchor="_Toc222514750" w:tooltip="#_Toc222514750" w:history="1">
+      <w:hyperlink w:anchor="_Toc223012885" w:history="1">
         <w:r>
           <w:rPr>
             <w:rStyle w:val="aff2"/>
             <w:rFonts w:eastAsia="Arial"/>
-            <w:color w:val="auto"/>
+            <w:noProof/>
+          </w:rPr>
+          <w:t>1.</w:t>
+        </w:r>
+        <w:r>
+          <w:rPr>
+            <w:rFonts w:asciiTheme="minorHAnsi" w:eastAsiaTheme="minorEastAsia" w:hAnsiTheme="minorHAnsi" w:cstheme="minorBidi"/>
+            <w:noProof/>
+            <w:kern w:val="2"/>
+            <w:sz w:val="24"/>
+            <w14:ligatures w14:val="standardContextual"/>
+          </w:rPr>
+          <w:tab/>
+        </w:r>
+        <w:r>
+          <w:rPr>
+            <w:rStyle w:val="aff2"/>
+            <w:rFonts w:eastAsia="Arial"/>
+            <w:noProof/>
+          </w:rPr>
+          <w:t>ИЗУЧЕНИЕ ПАСПОРТА ВОЛЬТМЕТРА В7-58/2</w:t>
+        </w:r>
+        <w:r>
+          <w:rPr>
+            <w:noProof/>
+            <w:webHidden/>
+          </w:rPr>
+          <w:tab/>
+        </w:r>
+        <w:r>
+          <w:rPr>
+            <w:noProof/>
+            <w:webHidden/>
+          </w:rPr>
+          <w:fldChar w:fldCharType="begin"/>
+        </w:r>
+        <w:r>
+          <w:rPr>
+            <w:noProof/>
+            <w:webHidden/>
+          </w:rPr>
+          <w:instrText xml:space="preserve"> PAGEREF _Toc223012885 \h </w:instrText>
+        </w:r>
+        <w:r>
+          <w:rPr>
+            <w:noProof/>
+            <w:webHidden/>
+          </w:rPr>
+        </w:r>
+        <w:r>
+          <w:rPr>
+            <w:noProof/>
+            <w:webHidden/>
+          </w:rPr>
+          <w:fldChar w:fldCharType="separate"/>
+        </w:r>
+        <w:r>
+          <w:rPr>
+            <w:noProof/>
+            <w:webHidden/>
+          </w:rPr>
+          <w:t>4</w:t>
+        </w:r>
+        <w:r>
+          <w:rPr>
+            <w:noProof/>
+            <w:webHidden/>
+          </w:rPr>
+          <w:fldChar w:fldCharType="end"/>
+        </w:r>
+      </w:hyperlink>
+    </w:p>
+    <w:p>
+      <w:pPr>
+        <w:pStyle w:val="24"/>
+        <w:tabs>
+          <w:tab w:val="left" w:pos="1540"/>
+          <w:tab w:val="right" w:leader="dot" w:pos="9345"/>
+        </w:tabs>
+        <w:rPr>
+          <w:rFonts w:asciiTheme="minorHAnsi" w:eastAsiaTheme="minorEastAsia" w:hAnsiTheme="minorHAnsi" w:cstheme="minorBidi"/>
+          <w:noProof/>
+          <w:kern w:val="2"/>
+          <w:sz w:val="24"/>
+          <w14:ligatures w14:val="standardContextual"/>
+        </w:rPr>
+      </w:pPr>
+      <w:hyperlink w:anchor="_Toc223012886" w:history="1">
+        <w:r>
+          <w:rPr>
+            <w:rStyle w:val="aff2"/>
+            <w:rFonts w:eastAsia="Arial"/>
+            <w:noProof/>
+          </w:rPr>
+          <w:t>2.</w:t>
+        </w:r>
+        <w:r>
+          <w:rPr>
+            <w:rFonts w:asciiTheme="minorHAnsi" w:eastAsiaTheme="minorEastAsia" w:hAnsiTheme="minorHAnsi" w:cstheme="minorBidi"/>
+            <w:noProof/>
+            <w:kern w:val="2"/>
+            <w:sz w:val="24"/>
+            <w14:ligatures w14:val="standardContextual"/>
+          </w:rPr>
+          <w:tab/>
+        </w:r>
+        <w:r>
+          <w:rPr>
+            <w:rStyle w:val="aff2"/>
+            <w:rFonts w:eastAsia="Arial"/>
+            <w:noProof/>
+          </w:rPr>
+          <w:t>ИЗУЧЕНИЕ ПАСПОРТА МУЛЬТИМЕТРА MY-60</w:t>
+        </w:r>
+        <w:r>
+          <w:rPr>
+            <w:noProof/>
+            <w:webHidden/>
+          </w:rPr>
+          <w:tab/>
+        </w:r>
+        <w:r>
+          <w:rPr>
+            <w:noProof/>
+            <w:webHidden/>
+          </w:rPr>
+          <w:fldChar w:fldCharType="begin"/>
+        </w:r>
+        <w:r>
+          <w:rPr>
+            <w:noProof/>
+            <w:webHidden/>
+          </w:rPr>
+          <w:instrText xml:space="preserve"> PAGEREF _Toc223012886 \h </w:instrText>
+        </w:r>
+        <w:r>
+          <w:rPr>
+            <w:noProof/>
+            <w:webHidden/>
+          </w:rPr>
+        </w:r>
+        <w:r>
+          <w:rPr>
+            <w:noProof/>
+            <w:webHidden/>
+          </w:rPr>
+          <w:fldChar w:fldCharType="separate"/>
+        </w:r>
+        <w:r>
+          <w:rPr>
+            <w:noProof/>
+            <w:webHidden/>
+          </w:rPr>
+          <w:t>5</w:t>
+        </w:r>
+        <w:r>
+          <w:rPr>
+            <w:noProof/>
+            <w:webHidden/>
+          </w:rPr>
+          <w:fldChar w:fldCharType="end"/>
+        </w:r>
+      </w:hyperlink>
+    </w:p>
+    <w:p>
+      <w:pPr>
+        <w:pStyle w:val="12"/>
+        <w:tabs>
+          <w:tab w:val="right" w:leader="dot" w:pos="9345"/>
+        </w:tabs>
+        <w:rPr>
+          <w:rFonts w:asciiTheme="minorHAnsi" w:eastAsiaTheme="minorEastAsia" w:hAnsiTheme="minorHAnsi" w:cstheme="minorBidi"/>
+          <w:noProof/>
+          <w:kern w:val="2"/>
+          <w:sz w:val="24"/>
+          <w14:ligatures w14:val="standardContextual"/>
+        </w:rPr>
+      </w:pPr>
+      <w:hyperlink w:anchor="_Toc223012887" w:history="1">
+        <w:r>
+          <w:rPr>
+            <w:rStyle w:val="aff2"/>
+            <w:rFonts w:eastAsia="Arial"/>
+            <w:noProof/>
+          </w:rPr>
+          <w:t>ЗАКЛЮЧЕНИЕ</w:t>
+        </w:r>
+        <w:r>
+          <w:rPr>
+            <w:noProof/>
+            <w:webHidden/>
+          </w:rPr>
+          <w:tab/>
+        </w:r>
+        <w:r>
+          <w:rPr>
+            <w:noProof/>
+            <w:webHidden/>
+          </w:rPr>
+          <w:fldChar w:fldCharType="begin"/>
+        </w:r>
+        <w:r>
+          <w:rPr>
+            <w:noProof/>
+            <w:webHidden/>
+          </w:rPr>
+          <w:instrText xml:space="preserve"> PAGEREF _Toc223012887 \h </w:instrText>
+        </w:r>
+        <w:r>
+          <w:rPr>
+            <w:noProof/>
+            <w:webHidden/>
+          </w:rPr>
+        </w:r>
+        <w:r>
+          <w:rPr>
+            <w:noProof/>
+            <w:webHidden/>
+          </w:rPr>
+          <w:fldChar w:fldCharType="separate"/>
+        </w:r>
+        <w:r>
+          <w:rPr>
+            <w:noProof/>
+            <w:webHidden/>
+          </w:rPr>
+          <w:t>10</w:t>
+        </w:r>
+        <w:r>
+          <w:rPr>
+            <w:noProof/>
+            <w:webHidden/>
+          </w:rPr>
+          <w:fldChar w:fldCharType="end"/>
+        </w:r>
+      </w:hyperlink>
+    </w:p>
+    <w:p>
+      <w:pPr>
+        <w:pStyle w:val="12"/>
+        <w:tabs>
+          <w:tab w:val="right" w:leader="dot" w:pos="9345"/>
+        </w:tabs>
+        <w:rPr>
+          <w:rFonts w:asciiTheme="minorHAnsi" w:eastAsiaTheme="minorEastAsia" w:hAnsiTheme="minorHAnsi" w:cstheme="minorBidi"/>
+          <w:noProof/>
+          <w:kern w:val="2"/>
+          <w:sz w:val="24"/>
+          <w14:ligatures w14:val="standardContextual"/>
+        </w:rPr>
+      </w:pPr>
+      <w:hyperlink w:anchor="_Toc223012888" w:history="1">
+        <w:r>
+          <w:rPr>
+            <w:rStyle w:val="aff2"/>
+            <w:rFonts w:eastAsia="Arial"/>
+            <w:noProof/>
           </w:rPr>
           <w:t>СПИСОК ИСПОЛЬЗОВАННЫХ ИСТОЧНИКОВ</w:t>
         </w:r>
         <w:r>
+          <w:rPr>
+            <w:noProof/>
+            <w:webHidden/>
+          </w:rPr>
           <w:tab/>
         </w:r>
         <w:r>
+          <w:rPr>
+            <w:noProof/>
+            <w:webHidden/>
+          </w:rPr>
           <w:fldChar w:fldCharType="begin"/>
         </w:r>
         <w:r>
-          <w:instrText xml:space="preserve"> PAGEREF _Toc222514750 \h </w:instrText>
+          <w:rPr>
+            <w:noProof/>
+            <w:webHidden/>
+          </w:rPr>
+          <w:instrText xml:space="preserve"> PAGEREF _Toc223012888 \h </w:instrText>
         </w:r>
         <w:r>
+          <w:rPr>
+            <w:noProof/>
+            <w:webHidden/>
+          </w:rPr>
+        </w:r>
+        <w:r>
+          <w:rPr>
+            <w:noProof/>
+            <w:webHidden/>
+          </w:rPr>
           <w:fldChar w:fldCharType="separate"/>
         </w:r>
         <w:r>
-          <w:t>7</w:t>
+          <w:rPr>
+            <w:noProof/>
+            <w:webHidden/>
+          </w:rPr>
+          <w:t>11</w:t>
         </w:r>
         <w:r>
+          <w:rPr>
+            <w:noProof/>
+            <w:webHidden/>
+          </w:rPr>
           <w:fldChar w:fldCharType="end"/>
         </w:r>
       </w:hyperlink>
@@ -615,7 +990,7 @@
           <w:color w:val="auto"/>
         </w:rPr>
       </w:pPr>
-      <w:bookmarkStart w:id="1" w:name="_Toc222514747"/>
+      <w:bookmarkStart w:id="2" w:name="_Toc223012883"/>
       <w:r>
         <w:rPr>
           <w:color w:val="auto"/>
@@ -623,7 +998,7 @@
         <w:lastRenderedPageBreak/>
         <w:t>ВВЕДЕНИЕ</w:t>
       </w:r>
-      <w:bookmarkEnd w:id="1"/>
+      <w:bookmarkEnd w:id="2"/>
       <w:r>
         <w:rPr>
           <w:color w:val="auto"/>
@@ -848,8 +1223,8 @@
           <w:color w:val="auto"/>
         </w:rPr>
       </w:pPr>
-      <w:bookmarkStart w:id="2" w:name="_Toc166246139"/>
-      <w:bookmarkStart w:id="3" w:name="_Toc222514748"/>
+      <w:bookmarkStart w:id="3" w:name="_Toc166246139"/>
+      <w:bookmarkStart w:id="4" w:name="_Toc223012884"/>
       <w:r>
         <w:rPr>
           <w:color w:val="auto"/>
@@ -857,8 +1232,8 @@
         <w:lastRenderedPageBreak/>
         <w:t>ВЫПОЛНЕНИЕ ЛАБОРАТОРНОЙ РАБОТЫ</w:t>
       </w:r>
-      <w:bookmarkEnd w:id="2"/>
       <w:bookmarkEnd w:id="3"/>
+      <w:bookmarkEnd w:id="4"/>
     </w:p>
     <w:p>
       <w:pPr>
@@ -868,12 +1243,14 @@
           <w:numId w:val="19"/>
         </w:numPr>
       </w:pPr>
+      <w:bookmarkStart w:id="5" w:name="_Toc223012885"/>
       <w:r>
         <w:t>ИЗУЧЕНИЕ</w:t>
       </w:r>
       <w:r>
         <w:t xml:space="preserve"> ПАСПОРТА ВОЛЬТМЕТРА В7-58/2</w:t>
       </w:r>
+      <w:bookmarkEnd w:id="5"/>
     </w:p>
     <w:p>
       <w:pPr>
@@ -906,16 +1283,51 @@
     </w:p>
     <w:p>
       <w:pPr>
+        <w:keepNext/>
         <w:shd w:val="clear" w:color="auto" w:fill="FFFFFF" w:themeFill="background1"/>
+        <w:ind w:firstLine="0"/>
         <w:rPr>
           <w:rStyle w:val="af1"/>
+          <w:rFonts w:eastAsia="Times New Roman"/>
+          <w:spacing w:val="0"/>
         </w:rPr>
       </w:pPr>
       <w:r>
         <w:rPr>
           <w:rStyle w:val="af1"/>
+          <w:rFonts w:eastAsia="Times New Roman"/>
+          <w:spacing w:val="0"/>
         </w:rPr>
-        <w:t>Таблица 1.1 – Классификационные признаки СИ (В7-58/2)</w:t>
+        <w:t xml:space="preserve">Таблица </w:t>
+      </w:r>
+      <w:r>
+        <w:fldChar w:fldCharType="begin"/>
+      </w:r>
+      <w:r>
+        <w:instrText xml:space="preserve"> SEQ Таблица \* ARABIC </w:instrText>
+      </w:r>
+      <w:r>
+        <w:fldChar w:fldCharType="separate"/>
+      </w:r>
+      <w:r>
+        <w:rPr>
+          <w:noProof/>
+        </w:rPr>
+        <w:t>1</w:t>
+      </w:r>
+      <w:r>
+        <w:fldChar w:fldCharType="end"/>
+      </w:r>
+      <w:r>
+        <w:t xml:space="preserve"> </w:t>
+      </w:r>
+      <w:r>
+        <w:rPr>
+          <w:rStyle w:val="af1"/>
+          <w:rFonts w:eastAsia="Times New Roman"/>
+          <w:spacing w:val="0"/>
+        </w:rPr>
+        <w:t>– Классификационные признаки СИ (В7-58/2)</w:t>
       </w:r>
     </w:p>
     <w:tbl>
@@ -1280,17 +1692,50 @@
     </w:p>
     <w:p>
       <w:pPr>
+        <w:keepNext/>
         <w:shd w:val="clear" w:color="auto" w:fill="FFFFFF" w:themeFill="background1"/>
         <w:ind w:firstLine="0"/>
         <w:rPr>
           <w:rStyle w:val="af1"/>
+          <w:rFonts w:eastAsia="Times New Roman"/>
+          <w:spacing w:val="0"/>
         </w:rPr>
       </w:pPr>
       <w:r>
         <w:rPr>
           <w:rStyle w:val="af1"/>
         </w:rPr>
-        <w:t>Таблица 1.2 – Метрологические характеристики В7-58/2</w:t>
+        <w:t xml:space="preserve">Таблица </w:t>
+      </w:r>
+      <w:r>
+        <w:fldChar w:fldCharType="begin"/>
+      </w:r>
+      <w:r>
+        <w:instrText xml:space="preserve"> SEQ Таблица \* ARABIC </w:instrText>
+      </w:r>
+      <w:r>
+        <w:fldChar w:fldCharType="separate"/>
+      </w:r>
+      <w:r>
+        <w:rPr>
+          <w:noProof/>
+        </w:rPr>
+        <w:t>2</w:t>
+      </w:r>
+      <w:r>
+        <w:fldChar w:fldCharType="end"/>
+      </w:r>
+      <w:r>
+        <w:rPr>
+          <w:rStyle w:val="af1"/>
+        </w:rPr>
+        <w:t xml:space="preserve"> </w:t>
+      </w:r>
+      <w:r>
+        <w:rPr>
+          <w:rStyle w:val="af1"/>
+        </w:rPr>
+        <w:t>– Метрологические характеристики В7-58/2</w:t>
       </w:r>
     </w:p>
     <w:tbl>
@@ -2031,17 +2476,50 @@
     </w:p>
     <w:p>
       <w:pPr>
+        <w:keepNext/>
         <w:shd w:val="clear" w:color="auto" w:fill="FFFFFF" w:themeFill="background1"/>
         <w:ind w:firstLine="0"/>
         <w:rPr>
           <w:rStyle w:val="af1"/>
         </w:rPr>
       </w:pPr>
+      <w:bookmarkStart w:id="6" w:name="_Hlk223012292"/>
       <w:r>
         <w:rPr>
           <w:rStyle w:val="af1"/>
         </w:rPr>
-        <w:t>Таблица 1.3 – Эксплуатационные данные В7-58/2</w:t>
+        <w:t xml:space="preserve">Таблица </w:t>
+      </w:r>
+      <w:r>
+        <w:fldChar w:fldCharType="begin"/>
+      </w:r>
+      <w:r>
+        <w:instrText xml:space="preserve"> SEQ Таблица \* ARABIC </w:instrText>
+      </w:r>
+      <w:r>
+        <w:fldChar w:fldCharType="separate"/>
+      </w:r>
+      <w:r>
+        <w:rPr>
+          <w:noProof/>
+        </w:rPr>
+        <w:t>3</w:t>
+      </w:r>
+      <w:r>
+        <w:fldChar w:fldCharType="end"/>
+      </w:r>
+      <w:r>
+        <w:rPr>
+          <w:rStyle w:val="af1"/>
+        </w:rPr>
+        <w:t xml:space="preserve"> </w:t>
+      </w:r>
+      <w:bookmarkEnd w:id="6"/>
+      <w:r>
+        <w:rPr>
+          <w:rStyle w:val="af1"/>
+        </w:rPr>
+        <w:t>– Эксплуатационные данные В7-58/2</w:t>
       </w:r>
     </w:p>
     <w:tbl>
@@ -2576,9 +3054,11 @@
           <w:numId w:val="19"/>
         </w:numPr>
       </w:pPr>
+      <w:bookmarkStart w:id="7" w:name="_Toc223012886"/>
       <w:r>
         <w:t>ИЗУЧЕНИЕ ПАСПОРТА МУЛЬТИМЕТРА MY-60</w:t>
       </w:r>
+      <w:bookmarkEnd w:id="7"/>
     </w:p>
     <w:p>
       <w:pPr>
@@ -2621,7 +3101,37 @@
         <w:rPr>
           <w:rStyle w:val="af1"/>
         </w:rPr>
-        <w:t>Таблица 2.1 – Классификационные признаки СИ (MY-60)</w:t>
+        <w:t xml:space="preserve">Таблица </w:t>
+      </w:r>
+      <w:r>
+        <w:fldChar w:fldCharType="begin"/>
+      </w:r>
+      <w:r>
+        <w:instrText xml:space="preserve"> SEQ Таблица \* ARABIC </w:instrText>
+      </w:r>
+      <w:r>
+        <w:fldChar w:fldCharType="separate"/>
+      </w:r>
+      <w:r>
+        <w:rPr>
+          <w:noProof/>
+        </w:rPr>
+        <w:t>4</w:t>
+      </w:r>
+      <w:r>
+        <w:fldChar w:fldCharType="end"/>
+      </w:r>
+      <w:r>
+        <w:rPr>
+          <w:rStyle w:val="af1"/>
+        </w:rPr>
+        <w:t xml:space="preserve"> </w:t>
+      </w:r>
+      <w:r>
+        <w:rPr>
+          <w:rStyle w:val="af1"/>
+        </w:rPr>
+        <w:t>– Классификационные признаки СИ (MY-60)</w:t>
       </w:r>
     </w:p>
     <w:tbl>
@@ -2993,7 +3503,37 @@
         <w:rPr>
           <w:rStyle w:val="af1"/>
         </w:rPr>
-        <w:t>Таблица 2.2 – Метрологические характеристики MY-60</w:t>
+        <w:t xml:space="preserve">Таблица </w:t>
+      </w:r>
+      <w:r>
+        <w:fldChar w:fldCharType="begin"/>
+      </w:r>
+      <w:r>
+        <w:instrText xml:space="preserve"> SEQ Таблица \* ARABIC </w:instrText>
+      </w:r>
+      <w:r>
+        <w:fldChar w:fldCharType="separate"/>
+      </w:r>
+      <w:r>
+        <w:rPr>
+          <w:noProof/>
+        </w:rPr>
+        <w:t>5</w:t>
+      </w:r>
+      <w:r>
+        <w:fldChar w:fldCharType="end"/>
+      </w:r>
+      <w:r>
+        <w:rPr>
+          <w:rStyle w:val="af1"/>
+        </w:rPr>
+        <w:t xml:space="preserve"> </w:t>
+      </w:r>
+      <w:r>
+        <w:rPr>
+          <w:rStyle w:val="af1"/>
+        </w:rPr>
+        <w:t>– Метрологические характеристики MY-60</w:t>
       </w:r>
     </w:p>
     <w:tbl>
@@ -3997,7 +4537,37 @@
         <w:rPr>
           <w:rStyle w:val="af1"/>
         </w:rPr>
-        <w:t>Таблица 2.3 – Эксплуатационные данные MY-60</w:t>
+        <w:t xml:space="preserve">Таблица </w:t>
+      </w:r>
+      <w:r>
+        <w:fldChar w:fldCharType="begin"/>
+      </w:r>
+      <w:r>
+        <w:instrText xml:space="preserve"> SEQ Таблица \* ARABIC </w:instrText>
+      </w:r>
+      <w:r>
+        <w:fldChar w:fldCharType="separate"/>
+      </w:r>
+      <w:r>
+        <w:rPr>
+          <w:noProof/>
+        </w:rPr>
+        <w:t>6</w:t>
+      </w:r>
+      <w:r>
+        <w:fldChar w:fldCharType="end"/>
+      </w:r>
+      <w:r>
+        <w:rPr>
+          <w:rStyle w:val="af1"/>
+        </w:rPr>
+        <w:t xml:space="preserve"> </w:t>
+      </w:r>
+      <w:r>
+        <w:rPr>
+          <w:rStyle w:val="af1"/>
+        </w:rPr>
+        <w:t>– Эксплуатационные данные MY-60</w:t>
       </w:r>
     </w:p>
     <w:tbl>
@@ -4549,7 +5119,37 @@
         <w:rPr>
           <w:rStyle w:val="af1"/>
         </w:rPr>
-        <w:t>Таблица 3.1 – Классификационные признаки СИ (UT55)</w:t>
+        <w:t xml:space="preserve">Таблица </w:t>
+      </w:r>
+      <w:r>
+        <w:fldChar w:fldCharType="begin"/>
+      </w:r>
+      <w:r>
+        <w:instrText xml:space="preserve"> SEQ Таблица \* ARABIC </w:instrText>
+      </w:r>
+      <w:r>
+        <w:fldChar w:fldCharType="separate"/>
+      </w:r>
+      <w:r>
+        <w:rPr>
+          <w:noProof/>
+        </w:rPr>
+        <w:t>7</w:t>
+      </w:r>
+      <w:r>
+        <w:fldChar w:fldCharType="end"/>
+      </w:r>
+      <w:r>
+        <w:rPr>
+          <w:rStyle w:val="af1"/>
+        </w:rPr>
+        <w:t xml:space="preserve"> </w:t>
+      </w:r>
+      <w:r>
+        <w:rPr>
+          <w:rStyle w:val="af1"/>
+        </w:rPr>
+        <w:t>– Классификационные признаки СИ (UT55)</w:t>
       </w:r>
     </w:p>
     <w:tbl>
@@ -4954,11 +5554,43 @@
           <w:rStyle w:val="af1"/>
         </w:rPr>
       </w:pPr>
+      <w:bookmarkStart w:id="8" w:name="_Hlk223012877"/>
       <w:r>
         <w:rPr>
           <w:rStyle w:val="af1"/>
         </w:rPr>
-        <w:t>Таблица 3.2 – Метрологические характеристики UT55</w:t>
+        <w:t xml:space="preserve">Таблица </w:t>
+      </w:r>
+      <w:r>
+        <w:fldChar w:fldCharType="begin"/>
+      </w:r>
+      <w:r>
+        <w:instrText xml:space="preserve"> SEQ Таблица \* ARABIC </w:instrText>
+      </w:r>
+      <w:r>
+        <w:fldChar w:fldCharType="separate"/>
+      </w:r>
+      <w:r>
+        <w:rPr>
+          <w:noProof/>
+        </w:rPr>
+        <w:t>8</w:t>
+      </w:r>
+      <w:r>
+        <w:fldChar w:fldCharType="end"/>
+      </w:r>
+      <w:r>
+        <w:rPr>
+          <w:rStyle w:val="af1"/>
+        </w:rPr>
+        <w:t xml:space="preserve"> </w:t>
+      </w:r>
+      <w:bookmarkEnd w:id="8"/>
+      <w:r>
+        <w:rPr>
+          <w:rStyle w:val="af1"/>
+        </w:rPr>
+        <w:t>– Метрологические характеристики UT55</w:t>
       </w:r>
     </w:p>
     <w:tbl>
@@ -6074,7 +6706,37 @@
         <w:rPr>
           <w:rStyle w:val="af1"/>
         </w:rPr>
-        <w:t>Таблица 3.3 – Эксплуатационные данные UT55</w:t>
+        <w:t xml:space="preserve">Таблица </w:t>
+      </w:r>
+      <w:r>
+        <w:fldChar w:fldCharType="begin"/>
+      </w:r>
+      <w:r>
+        <w:instrText xml:space="preserve"> SEQ Таблица \* ARABIC </w:instrText>
+      </w:r>
+      <w:r>
+        <w:fldChar w:fldCharType="separate"/>
+      </w:r>
+      <w:r>
+        <w:rPr>
+          <w:noProof/>
+        </w:rPr>
+        <w:t>9</w:t>
+      </w:r>
+      <w:r>
+        <w:fldChar w:fldCharType="end"/>
+      </w:r>
+      <w:r>
+        <w:rPr>
+          <w:rStyle w:val="af1"/>
+        </w:rPr>
+        <w:t xml:space="preserve"> </w:t>
+      </w:r>
+      <w:r>
+        <w:rPr>
+          <w:rStyle w:val="af1"/>
+        </w:rPr>
+        <w:t>– Эксплуатационные данные UT55</w:t>
       </w:r>
     </w:p>
     <w:tbl>
@@ -6617,7 +7279,7 @@
           <w:color w:val="auto"/>
         </w:rPr>
       </w:pPr>
-      <w:bookmarkStart w:id="4" w:name="_Toc222514749"/>
+      <w:bookmarkStart w:id="9" w:name="_Toc223012887"/>
       <w:r>
         <w:rPr>
           <w:color w:val="auto"/>
@@ -6625,7 +7287,7 @@
         <w:lastRenderedPageBreak/>
         <w:t>ЗАКЛЮЧЕНИЕ</w:t>
       </w:r>
-      <w:bookmarkEnd w:id="4"/>
+      <w:bookmarkEnd w:id="9"/>
     </w:p>
     <w:p>
       <w:pPr>
@@ -6650,7 +7312,7 @@
           <w:color w:val="auto"/>
         </w:rPr>
       </w:pPr>
-      <w:bookmarkStart w:id="5" w:name="_Toc222514750"/>
+      <w:bookmarkStart w:id="10" w:name="_Toc223012888"/>
       <w:r>
         <w:rPr>
           <w:color w:val="auto"/>
@@ -6658,7 +7320,7 @@
         <w:lastRenderedPageBreak/>
         <w:t>СПИСОК ИСПОЛЬЗОВАННЫХ ИСТОЧНИКОВ</w:t>
       </w:r>
-      <w:bookmarkEnd w:id="5"/>
+      <w:bookmarkEnd w:id="10"/>
     </w:p>
     <w:p>
       <w:pPr>
@@ -7968,6 +8630,92 @@
     </w:lvl>
   </w:abstractNum>
   <w:abstractNum w:abstractNumId="12" w15:restartNumberingAfterBreak="0">
+    <w:nsid w:val="55BD0823"/>
+    <w:multiLevelType w:val="hybridMultilevel"/>
+    <w:tmpl w:val="D12E4BA0"/>
+    <w:lvl w:ilvl="0" w:tplc="0419000F">
+      <w:start w:val="1"/>
+      <w:numFmt w:val="decimal"/>
+      <w:lvlText w:val="%1."/>
+      <w:lvlJc w:val="left"/>
+      <w:pPr>
+        <w:ind w:left="720" w:hanging="360"/>
+      </w:pPr>
+    </w:lvl>
+    <w:lvl w:ilvl="1" w:tplc="04190019" w:tentative="1">
+      <w:start w:val="1"/>
+      <w:numFmt w:val="lowerLetter"/>
+      <w:lvlText w:val="%2."/>
+      <w:lvlJc w:val="left"/>
+      <w:pPr>
+        <w:ind w:left="1440" w:hanging="360"/>
+      </w:pPr>
+    </w:lvl>
+    <w:lvl w:ilvl="2" w:tplc="0419001B" w:tentative="1">
+      <w:start w:val="1"/>
+      <w:numFmt w:val="lowerRoman"/>
+      <w:lvlText w:val="%3."/>
+      <w:lvlJc w:val="right"/>
+      <w:pPr>
+        <w:ind w:left="2160" w:hanging="180"/>
+      </w:pPr>
+    </w:lvl>
+    <w:lvl w:ilvl="3" w:tplc="0419000F" w:tentative="1">
+      <w:start w:val="1"/>
+      <w:numFmt w:val="decimal"/>
+      <w:lvlText w:val="%4."/>
+      <w:lvlJc w:val="left"/>
+      <w:pPr>
+        <w:ind w:left="2880" w:hanging="360"/>
+      </w:pPr>
+    </w:lvl>
+    <w:lvl w:ilvl="4" w:tplc="04190019" w:tentative="1">
+      <w:start w:val="1"/>
+      <w:numFmt w:val="lowerLetter"/>
+      <w:lvlText w:val="%5."/>
+      <w:lvlJc w:val="left"/>
+      <w:pPr>
+        <w:ind w:left="3600" w:hanging="360"/>
+      </w:pPr>
+    </w:lvl>
+    <w:lvl w:ilvl="5" w:tplc="0419001B" w:tentative="1">
+      <w:start w:val="1"/>
+      <w:numFmt w:val="lowerRoman"/>
+      <w:lvlText w:val="%6."/>
+      <w:lvlJc w:val="right"/>
+      <w:pPr>
+        <w:ind w:left="4320" w:hanging="180"/>
+      </w:pPr>
+    </w:lvl>
+    <w:lvl w:ilvl="6" w:tplc="0419000F" w:tentative="1">
+      <w:start w:val="1"/>
+      <w:numFmt w:val="decimal"/>
+      <w:lvlText w:val="%7."/>
+      <w:lvlJc w:val="left"/>
+      <w:pPr>
+        <w:ind w:left="5040" w:hanging="360"/>
+      </w:pPr>
+    </w:lvl>
+    <w:lvl w:ilvl="7" w:tplc="04190019" w:tentative="1">
+      <w:start w:val="1"/>
+      <w:numFmt w:val="lowerLetter"/>
+      <w:lvlText w:val="%8."/>
+      <w:lvlJc w:val="left"/>
+      <w:pPr>
+        <w:ind w:left="5760" w:hanging="360"/>
+      </w:pPr>
+    </w:lvl>
+    <w:lvl w:ilvl="8" w:tplc="0419001B" w:tentative="1">
+      <w:start w:val="1"/>
+      <w:numFmt w:val="lowerRoman"/>
+      <w:lvlText w:val="%9."/>
+      <w:lvlJc w:val="right"/>
+      <w:pPr>
+        <w:ind w:left="6480" w:hanging="180"/>
+      </w:pPr>
+    </w:lvl>
+  </w:abstractNum>
+  <w:abstractNum w:abstractNumId="13" w15:restartNumberingAfterBreak="0">
     <w:nsid w:val="56BF16E8"/>
     <w:multiLevelType w:val="multilevel"/>
     <w:tmpl w:val="8E1EB5CE"/>
@@ -8053,7 +8801,7 @@
       </w:pPr>
     </w:lvl>
   </w:abstractNum>
-  <w:abstractNum w:abstractNumId="13" w15:restartNumberingAfterBreak="0">
+  <w:abstractNum w:abstractNumId="14" w15:restartNumberingAfterBreak="0">
     <w:nsid w:val="57DF5F20"/>
     <w:multiLevelType w:val="multilevel"/>
     <w:tmpl w:val="8FD8BDB2"/>
@@ -8174,7 +8922,7 @@
       </w:rPr>
     </w:lvl>
   </w:abstractNum>
-  <w:abstractNum w:abstractNumId="14" w15:restartNumberingAfterBreak="0">
+  <w:abstractNum w:abstractNumId="15" w15:restartNumberingAfterBreak="0">
     <w:nsid w:val="5A535874"/>
     <w:multiLevelType w:val="hybridMultilevel"/>
     <w:tmpl w:val="6924E784"/>
@@ -8260,7 +9008,7 @@
       </w:pPr>
     </w:lvl>
   </w:abstractNum>
-  <w:abstractNum w:abstractNumId="15" w15:restartNumberingAfterBreak="0">
+  <w:abstractNum w:abstractNumId="16" w15:restartNumberingAfterBreak="0">
     <w:nsid w:val="5D1A73BE"/>
     <w:multiLevelType w:val="hybridMultilevel"/>
     <w:tmpl w:val="1FC88C64"/>
@@ -8346,7 +9094,7 @@
       </w:pPr>
     </w:lvl>
   </w:abstractNum>
-  <w:abstractNum w:abstractNumId="16" w15:restartNumberingAfterBreak="0">
+  <w:abstractNum w:abstractNumId="17" w15:restartNumberingAfterBreak="0">
     <w:nsid w:val="5E3F5A18"/>
     <w:multiLevelType w:val="multilevel"/>
     <w:tmpl w:val="9CAC10FC"/>
@@ -8432,7 +9180,7 @@
       </w:pPr>
     </w:lvl>
   </w:abstractNum>
-  <w:abstractNum w:abstractNumId="17" w15:restartNumberingAfterBreak="0">
+  <w:abstractNum w:abstractNumId="18" w15:restartNumberingAfterBreak="0">
     <w:nsid w:val="615762DF"/>
     <w:multiLevelType w:val="multilevel"/>
     <w:tmpl w:val="7D4AE2F2"/>
@@ -8518,7 +9266,7 @@
       </w:pPr>
     </w:lvl>
   </w:abstractNum>
-  <w:abstractNum w:abstractNumId="18" w15:restartNumberingAfterBreak="0">
+  <w:abstractNum w:abstractNumId="19" w15:restartNumberingAfterBreak="0">
     <w:nsid w:val="6615D1B0"/>
     <w:multiLevelType w:val="multilevel"/>
     <w:tmpl w:val="D124D5DC"/>
@@ -8631,7 +9379,7 @@
       </w:rPr>
     </w:lvl>
   </w:abstractNum>
-  <w:abstractNum w:abstractNumId="19" w15:restartNumberingAfterBreak="0">
+  <w:abstractNum w:abstractNumId="20" w15:restartNumberingAfterBreak="0">
     <w:nsid w:val="669E7CD1"/>
     <w:multiLevelType w:val="multilevel"/>
     <w:tmpl w:val="CD8E44A0"/>
@@ -8720,7 +9468,7 @@
       </w:pPr>
     </w:lvl>
   </w:abstractNum>
-  <w:abstractNum w:abstractNumId="20" w15:restartNumberingAfterBreak="0">
+  <w:abstractNum w:abstractNumId="21" w15:restartNumberingAfterBreak="0">
     <w:nsid w:val="6C3A36D0"/>
     <w:multiLevelType w:val="multilevel"/>
     <w:tmpl w:val="A0F087EA"/>
@@ -8806,7 +9554,7 @@
       </w:pPr>
     </w:lvl>
   </w:abstractNum>
-  <w:abstractNum w:abstractNumId="21" w15:restartNumberingAfterBreak="0">
+  <w:abstractNum w:abstractNumId="22" w15:restartNumberingAfterBreak="0">
     <w:nsid w:val="6C431635"/>
     <w:multiLevelType w:val="multilevel"/>
     <w:tmpl w:val="8FD8BDB2"/>
@@ -8927,7 +9675,7 @@
       </w:rPr>
     </w:lvl>
   </w:abstractNum>
-  <w:abstractNum w:abstractNumId="22" w15:restartNumberingAfterBreak="0">
+  <w:abstractNum w:abstractNumId="23" w15:restartNumberingAfterBreak="0">
     <w:nsid w:val="72784913"/>
     <w:multiLevelType w:val="multilevel"/>
     <w:tmpl w:val="8FD8BDB2"/>
@@ -9048,7 +9796,7 @@
       </w:rPr>
     </w:lvl>
   </w:abstractNum>
-  <w:abstractNum w:abstractNumId="23" w15:restartNumberingAfterBreak="0">
+  <w:abstractNum w:abstractNumId="24" w15:restartNumberingAfterBreak="0">
     <w:nsid w:val="72E516DD"/>
     <w:multiLevelType w:val="multilevel"/>
     <w:tmpl w:val="DC3C8624"/>
@@ -9147,7 +9895,7 @@
     <w:abstractNumId w:val="1"/>
   </w:num>
   <w:num w:numId="3" w16cid:durableId="1536120790">
-    <w:abstractNumId w:val="17"/>
+    <w:abstractNumId w:val="18"/>
   </w:num>
   <w:num w:numId="4" w16cid:durableId="1493640672">
     <w:abstractNumId w:val="10"/>
@@ -9156,16 +9904,16 @@
     <w:abstractNumId w:val="0"/>
   </w:num>
   <w:num w:numId="6" w16cid:durableId="1292059293">
-    <w:abstractNumId w:val="23"/>
+    <w:abstractNumId w:val="24"/>
   </w:num>
   <w:num w:numId="7" w16cid:durableId="973801176">
-    <w:abstractNumId w:val="19"/>
+    <w:abstractNumId w:val="20"/>
   </w:num>
   <w:num w:numId="8" w16cid:durableId="990057569">
-    <w:abstractNumId w:val="16"/>
+    <w:abstractNumId w:val="17"/>
   </w:num>
   <w:num w:numId="9" w16cid:durableId="392318110">
-    <w:abstractNumId w:val="20"/>
+    <w:abstractNumId w:val="21"/>
   </w:num>
   <w:num w:numId="10" w16cid:durableId="1534032613">
     <w:abstractNumId w:val="9"/>
@@ -9177,25 +9925,25 @@
     <w:abstractNumId w:val="11"/>
   </w:num>
   <w:num w:numId="13" w16cid:durableId="1407875514">
-    <w:abstractNumId w:val="12"/>
+    <w:abstractNumId w:val="13"/>
   </w:num>
   <w:num w:numId="14" w16cid:durableId="664628262">
     <w:abstractNumId w:val="4"/>
   </w:num>
   <w:num w:numId="15" w16cid:durableId="1852182780">
-    <w:abstractNumId w:val="18"/>
+    <w:abstractNumId w:val="19"/>
   </w:num>
   <w:num w:numId="16" w16cid:durableId="329456488">
     <w:abstractNumId w:val="3"/>
   </w:num>
   <w:num w:numId="17" w16cid:durableId="1428619492">
-    <w:abstractNumId w:val="14"/>
+    <w:abstractNumId w:val="15"/>
   </w:num>
   <w:num w:numId="18" w16cid:durableId="766926976">
-    <w:abstractNumId w:val="15"/>
+    <w:abstractNumId w:val="16"/>
   </w:num>
   <w:num w:numId="19" w16cid:durableId="1965648826">
-    <w:abstractNumId w:val="13"/>
+    <w:abstractNumId w:val="14"/>
   </w:num>
   <w:num w:numId="20" w16cid:durableId="1616517368">
     <w:abstractNumId w:val="7"/>
@@ -9207,10 +9955,13 @@
     <w:abstractNumId w:val="6"/>
   </w:num>
   <w:num w:numId="23" w16cid:durableId="6684847">
+    <w:abstractNumId w:val="23"/>
+  </w:num>
+  <w:num w:numId="24" w16cid:durableId="2022662870">
     <w:abstractNumId w:val="22"/>
   </w:num>
-  <w:num w:numId="24" w16cid:durableId="2022662870">
-    <w:abstractNumId w:val="21"/>
+  <w:num w:numId="25" w16cid:durableId="1250894575">
+    <w:abstractNumId w:val="12"/>
   </w:num>
 </w:numbering>
 </file>

--- a/606-22-ДемьянцевВВ_Лаб3.docx
+++ b/606-22-ДемьянцевВВ_Лаб3.docx
@@ -4,17 +4,13 @@
   <w:body>
     <w:p>
       <w:pPr>
-        <w:shd w:val="clear" w:color="auto" w:fill="FFFFFF" w:themeFill="background1"/>
-        <w:ind w:firstLine="0"/>
         <w:jc w:val="center"/>
         <w:rPr>
-          <w:szCs w:val="28"/>
           <w:shd w:val="clear" w:color="auto" w:fill="FFFFFF"/>
         </w:rPr>
       </w:pPr>
       <w:r>
         <w:rPr>
-          <w:szCs w:val="28"/>
           <w:shd w:val="clear" w:color="auto" w:fill="FFFFFF"/>
         </w:rPr>
         <w:t>БЮДЖЕТНОЕ УЧРЕЖДЕНИЕ ВЫСШЕГО ОБРАЗОВАНИЯ ХАНТЫ-МАНСИЙСКОГО АВТОНОМНОГО ОКРУГА – ЮГРЫ «СУРГУТСКИЙ ГОСУДАРСТВЕННЫЙ УНИВЕРСИТЕТ»</w:t>
@@ -22,50 +18,37 @@
     </w:p>
     <w:p>
       <w:pPr>
-        <w:shd w:val="clear" w:color="auto" w:fill="FFFFFF" w:themeFill="background1"/>
-        <w:ind w:firstLine="0"/>
         <w:jc w:val="center"/>
         <w:rPr>
-          <w:szCs w:val="28"/>
           <w:shd w:val="clear" w:color="auto" w:fill="FFFFFF"/>
         </w:rPr>
       </w:pPr>
     </w:p>
     <w:p>
       <w:pPr>
-        <w:shd w:val="clear" w:color="auto" w:fill="FFFFFF" w:themeFill="background1"/>
-        <w:ind w:firstLine="0"/>
         <w:jc w:val="center"/>
         <w:rPr>
-          <w:szCs w:val="28"/>
           <w:shd w:val="clear" w:color="auto" w:fill="FFFFFF"/>
         </w:rPr>
       </w:pPr>
     </w:p>
     <w:p>
       <w:pPr>
-        <w:shd w:val="clear" w:color="auto" w:fill="FFFFFF" w:themeFill="background1"/>
-        <w:ind w:firstLine="0"/>
         <w:jc w:val="center"/>
         <w:rPr>
-          <w:szCs w:val="28"/>
           <w:shd w:val="clear" w:color="auto" w:fill="FFFFFF"/>
         </w:rPr>
       </w:pPr>
     </w:p>
     <w:p>
       <w:pPr>
-        <w:shd w:val="clear" w:color="auto" w:fill="FFFFFF" w:themeFill="background1"/>
-        <w:ind w:firstLine="0"/>
         <w:jc w:val="center"/>
         <w:rPr>
-          <w:szCs w:val="28"/>
           <w:shd w:val="clear" w:color="auto" w:fill="FFFFFF"/>
         </w:rPr>
       </w:pPr>
       <w:r>
         <w:rPr>
-          <w:szCs w:val="28"/>
           <w:shd w:val="clear" w:color="auto" w:fill="FFFFFF"/>
         </w:rPr>
         <w:t>ОТЧЕТ ПО ЛАБОРАТОРНОЙ РАБОТЕ №3</w:t>
@@ -73,47 +56,28 @@
     </w:p>
     <w:p>
       <w:pPr>
-        <w:shd w:val="clear" w:color="auto" w:fill="FFFFFF" w:themeFill="background1"/>
-        <w:ind w:firstLine="0"/>
+        <w:jc w:val="center"/>
+      </w:pPr>
+    </w:p>
+    <w:p>
+      <w:pPr>
+        <w:jc w:val="center"/>
+      </w:pPr>
+    </w:p>
+    <w:p>
+      <w:pPr>
+        <w:jc w:val="center"/>
+      </w:pPr>
+    </w:p>
+    <w:p>
+      <w:pPr>
         <w:jc w:val="center"/>
         <w:rPr>
-          <w:szCs w:val="28"/>
-        </w:rPr>
-      </w:pPr>
-    </w:p>
-    <w:p>
-      <w:pPr>
-        <w:shd w:val="clear" w:color="auto" w:fill="FFFFFF" w:themeFill="background1"/>
-        <w:ind w:firstLine="0"/>
-        <w:jc w:val="center"/>
-        <w:rPr>
-          <w:szCs w:val="28"/>
-        </w:rPr>
-      </w:pPr>
-    </w:p>
-    <w:p>
-      <w:pPr>
-        <w:shd w:val="clear" w:color="auto" w:fill="FFFFFF" w:themeFill="background1"/>
-        <w:ind w:firstLine="0"/>
-        <w:jc w:val="center"/>
-        <w:rPr>
-          <w:szCs w:val="28"/>
-        </w:rPr>
-      </w:pPr>
-    </w:p>
-    <w:p>
-      <w:pPr>
-        <w:shd w:val="clear" w:color="auto" w:fill="FFFFFF" w:themeFill="background1"/>
-        <w:ind w:firstLine="0"/>
-        <w:jc w:val="center"/>
-        <w:rPr>
-          <w:szCs w:val="28"/>
           <w:shd w:val="clear" w:color="auto" w:fill="FFFFFF"/>
         </w:rPr>
       </w:pPr>
       <w:r>
         <w:rPr>
-          <w:szCs w:val="28"/>
           <w:shd w:val="clear" w:color="auto" w:fill="FFFFFF"/>
         </w:rPr>
         <w:t>ПО ДИСЦИПЛИНЕ «МЕТРОЛОГИЯ, СТАНДАРТИЗАЦИЯ И СЕРТИФИКАЦИЯ»</w:t>
@@ -121,47 +85,28 @@
     </w:p>
     <w:p>
       <w:pPr>
-        <w:shd w:val="clear" w:color="auto" w:fill="FFFFFF" w:themeFill="background1"/>
-        <w:ind w:firstLine="0"/>
+        <w:jc w:val="center"/>
+      </w:pPr>
+    </w:p>
+    <w:p>
+      <w:pPr>
+        <w:jc w:val="center"/>
+      </w:pPr>
+    </w:p>
+    <w:p>
+      <w:pPr>
+        <w:jc w:val="center"/>
+      </w:pPr>
+    </w:p>
+    <w:p>
+      <w:pPr>
         <w:jc w:val="center"/>
         <w:rPr>
-          <w:szCs w:val="28"/>
-        </w:rPr>
-      </w:pPr>
-    </w:p>
-    <w:p>
-      <w:pPr>
-        <w:shd w:val="clear" w:color="auto" w:fill="FFFFFF" w:themeFill="background1"/>
-        <w:ind w:firstLine="0"/>
-        <w:jc w:val="center"/>
-        <w:rPr>
-          <w:szCs w:val="28"/>
-        </w:rPr>
-      </w:pPr>
-    </w:p>
-    <w:p>
-      <w:pPr>
-        <w:shd w:val="clear" w:color="auto" w:fill="FFFFFF" w:themeFill="background1"/>
-        <w:ind w:firstLine="0"/>
-        <w:jc w:val="center"/>
-        <w:rPr>
-          <w:szCs w:val="28"/>
-        </w:rPr>
-      </w:pPr>
-    </w:p>
-    <w:p>
-      <w:pPr>
-        <w:shd w:val="clear" w:color="auto" w:fill="FFFFFF" w:themeFill="background1"/>
-        <w:ind w:firstLine="0"/>
-        <w:jc w:val="center"/>
-        <w:rPr>
-          <w:szCs w:val="28"/>
           <w:shd w:val="clear" w:color="auto" w:fill="FFFFFF"/>
         </w:rPr>
       </w:pPr>
       <w:r>
         <w:rPr>
-          <w:szCs w:val="28"/>
           <w:shd w:val="clear" w:color="auto" w:fill="FFFFFF"/>
         </w:rPr>
         <w:t>по теме: «</w:t>
@@ -171,7 +116,6 @@
       </w:r>
       <w:r>
         <w:rPr>
-          <w:szCs w:val="28"/>
           <w:shd w:val="clear" w:color="auto" w:fill="FFFFFF"/>
         </w:rPr>
         <w:t>»</w:t>
@@ -179,53 +123,37 @@
     </w:p>
     <w:p>
       <w:pPr>
-        <w:shd w:val="clear" w:color="auto" w:fill="FFFFFF" w:themeFill="background1"/>
-        <w:ind w:firstLine="0"/>
         <w:jc w:val="center"/>
         <w:rPr>
-          <w:szCs w:val="28"/>
           <w:shd w:val="clear" w:color="auto" w:fill="FFFFFF"/>
         </w:rPr>
       </w:pPr>
     </w:p>
     <w:p>
       <w:pPr>
-        <w:shd w:val="clear" w:color="auto" w:fill="FFFFFF" w:themeFill="background1"/>
-        <w:ind w:firstLine="0"/>
         <w:jc w:val="center"/>
         <w:rPr>
-          <w:szCs w:val="28"/>
           <w:shd w:val="clear" w:color="auto" w:fill="FFFFFF"/>
         </w:rPr>
       </w:pPr>
     </w:p>
     <w:p>
       <w:pPr>
-        <w:shd w:val="clear" w:color="auto" w:fill="FFFFFF" w:themeFill="background1"/>
-        <w:ind w:firstLine="0"/>
         <w:jc w:val="center"/>
         <w:rPr>
-          <w:szCs w:val="28"/>
           <w:shd w:val="clear" w:color="auto" w:fill="FFFFFF"/>
         </w:rPr>
       </w:pPr>
     </w:p>
     <w:p>
       <w:pPr>
-        <w:shd w:val="clear" w:color="auto" w:fill="FFFFFF" w:themeFill="background1"/>
-        <w:tabs>
-          <w:tab w:val="left" w:pos="5386"/>
-        </w:tabs>
-        <w:ind w:firstLine="0"/>
         <w:jc w:val="center"/>
         <w:rPr>
-          <w:szCs w:val="28"/>
           <w:shd w:val="clear" w:color="auto" w:fill="FFFFFF"/>
         </w:rPr>
       </w:pPr>
       <w:r>
         <w:rPr>
-          <w:szCs w:val="28"/>
           <w:shd w:val="clear" w:color="auto" w:fill="FFFFFF"/>
         </w:rPr>
         <w:t>Проверил: ст. преподаватель Гребенюк Е.В.</w:t>
@@ -233,20 +161,13 @@
     </w:p>
     <w:p>
       <w:pPr>
-        <w:shd w:val="clear" w:color="auto" w:fill="FFFFFF" w:themeFill="background1"/>
-        <w:tabs>
-          <w:tab w:val="left" w:pos="5386"/>
-        </w:tabs>
-        <w:ind w:firstLine="0"/>
         <w:jc w:val="center"/>
         <w:rPr>
-          <w:szCs w:val="28"/>
           <w:shd w:val="clear" w:color="auto" w:fill="FFFFFF"/>
         </w:rPr>
       </w:pPr>
       <w:r>
         <w:rPr>
-          <w:szCs w:val="28"/>
           <w:shd w:val="clear" w:color="auto" w:fill="FFFFFF"/>
         </w:rPr>
         <w:t>Выполнил: студент группы 606-22</w:t>
@@ -254,17 +175,13 @@
     </w:p>
     <w:p>
       <w:pPr>
-        <w:shd w:val="clear" w:color="auto" w:fill="FFFFFF" w:themeFill="background1"/>
-        <w:ind w:firstLine="0"/>
         <w:jc w:val="center"/>
         <w:rPr>
-          <w:szCs w:val="28"/>
           <w:shd w:val="clear" w:color="auto" w:fill="FFFFFF"/>
         </w:rPr>
       </w:pPr>
       <w:r>
         <w:rPr>
-          <w:szCs w:val="28"/>
           <w:shd w:val="clear" w:color="auto" w:fill="FFFFFF"/>
         </w:rPr>
         <w:t>Демьянцев Виталий Владиславович</w:t>
@@ -272,89 +189,64 @@
     </w:p>
     <w:p>
       <w:pPr>
-        <w:shd w:val="clear" w:color="auto" w:fill="FFFFFF" w:themeFill="background1"/>
-        <w:ind w:firstLine="0"/>
         <w:jc w:val="center"/>
         <w:rPr>
-          <w:szCs w:val="28"/>
           <w:shd w:val="clear" w:color="auto" w:fill="FFFFFF"/>
         </w:rPr>
       </w:pPr>
     </w:p>
     <w:p>
       <w:pPr>
-        <w:shd w:val="clear" w:color="auto" w:fill="FFFFFF" w:themeFill="background1"/>
-        <w:ind w:firstLine="0"/>
         <w:jc w:val="center"/>
         <w:rPr>
-          <w:szCs w:val="28"/>
           <w:shd w:val="clear" w:color="auto" w:fill="FFFFFF"/>
         </w:rPr>
       </w:pPr>
     </w:p>
     <w:p>
       <w:pPr>
-        <w:shd w:val="clear" w:color="auto" w:fill="FFFFFF" w:themeFill="background1"/>
-        <w:ind w:firstLine="0"/>
         <w:jc w:val="center"/>
         <w:rPr>
-          <w:szCs w:val="28"/>
           <w:shd w:val="clear" w:color="auto" w:fill="FFFFFF"/>
         </w:rPr>
       </w:pPr>
     </w:p>
     <w:p>
       <w:pPr>
-        <w:shd w:val="clear" w:color="auto" w:fill="FFFFFF" w:themeFill="background1"/>
-        <w:ind w:firstLine="0"/>
         <w:jc w:val="center"/>
         <w:rPr>
-          <w:szCs w:val="28"/>
           <w:shd w:val="clear" w:color="auto" w:fill="FFFFFF"/>
         </w:rPr>
       </w:pPr>
     </w:p>
     <w:p>
       <w:pPr>
-        <w:shd w:val="clear" w:color="auto" w:fill="FFFFFF" w:themeFill="background1"/>
-        <w:ind w:firstLine="0"/>
         <w:jc w:val="center"/>
         <w:rPr>
-          <w:szCs w:val="28"/>
           <w:shd w:val="clear" w:color="auto" w:fill="FFFFFF"/>
         </w:rPr>
       </w:pPr>
     </w:p>
     <w:p>
       <w:pPr>
-        <w:shd w:val="clear" w:color="auto" w:fill="FFFFFF" w:themeFill="background1"/>
-        <w:ind w:firstLine="0"/>
         <w:jc w:val="center"/>
         <w:rPr>
-          <w:szCs w:val="28"/>
           <w:shd w:val="clear" w:color="auto" w:fill="FFFFFF"/>
         </w:rPr>
       </w:pPr>
     </w:p>
     <w:p>
       <w:pPr>
-        <w:shd w:val="clear" w:color="auto" w:fill="FFFFFF" w:themeFill="background1"/>
-        <w:ind w:firstLine="0"/>
         <w:jc w:val="center"/>
-        <w:rPr>
-          <w:szCs w:val="28"/>
-        </w:rPr>
       </w:pPr>
       <w:r>
         <w:rPr>
-          <w:szCs w:val="28"/>
           <w:shd w:val="clear" w:color="auto" w:fill="FFFFFF"/>
         </w:rPr>
         <w:t>Сургут</w:t>
       </w:r>
       <w:r>
         <w:rPr>
-          <w:szCs w:val="28"/>
           <w:shd w:val="clear" w:color="auto" w:fill="FFFFFF"/>
           <w:lang w:val="en-US"/>
         </w:rPr>
@@ -362,32 +254,21 @@
       </w:r>
       <w:r>
         <w:rPr>
-          <w:szCs w:val="28"/>
           <w:shd w:val="clear" w:color="auto" w:fill="FFFFFF"/>
         </w:rPr>
         <w:t>2026</w:t>
       </w:r>
       <w:r>
-        <w:rPr>
-          <w:szCs w:val="28"/>
-        </w:rPr>
         <w:br w:type="page" w:clear="all"/>
       </w:r>
     </w:p>
     <w:p>
       <w:pPr>
         <w:pStyle w:val="1"/>
-        <w:shd w:val="clear" w:color="auto" w:fill="FFFFFF" w:themeFill="background1"/>
-        <w:rPr>
-          <w:color w:val="auto"/>
-        </w:rPr>
       </w:pPr>
       <w:bookmarkStart w:id="0" w:name="_Toc222514746"/>
-      <w:bookmarkStart w:id="1" w:name="_Toc223012882"/>
+      <w:bookmarkStart w:id="1" w:name="_Toc223014591"/>
       <w:r>
-        <w:rPr>
-          <w:color w:val="auto"/>
-        </w:rPr>
         <w:lastRenderedPageBreak/>
         <w:t>СОДЕРЖАНИЕ</w:t>
       </w:r>
@@ -405,101 +286,20 @@
           <w:noProof/>
           <w:kern w:val="2"/>
           <w:sz w:val="24"/>
+          <w:szCs w:val="24"/>
           <w14:ligatures w14:val="standardContextual"/>
         </w:rPr>
       </w:pPr>
       <w:r>
-        <w:rPr>
-          <w:szCs w:val="28"/>
-        </w:rPr>
         <w:fldChar w:fldCharType="begin"/>
       </w:r>
       <w:r>
-        <w:rPr>
-          <w:szCs w:val="28"/>
-        </w:rPr>
         <w:instrText xml:space="preserve"> TOC \o "1-3" \h \z \u </w:instrText>
       </w:r>
       <w:r>
-        <w:rPr>
-          <w:szCs w:val="28"/>
-        </w:rPr>
         <w:fldChar w:fldCharType="separate"/>
       </w:r>
-      <w:hyperlink w:anchor="_Toc223012882" w:history="1">
-        <w:r>
-          <w:rPr>
-            <w:rStyle w:val="aff2"/>
-            <w:rFonts w:eastAsia="Arial"/>
-            <w:noProof/>
-          </w:rPr>
-          <w:t>СОДЕРЖАНИЕ</w:t>
-        </w:r>
-        <w:r>
-          <w:rPr>
-            <w:noProof/>
-            <w:webHidden/>
-          </w:rPr>
-          <w:tab/>
-        </w:r>
-        <w:r>
-          <w:rPr>
-            <w:noProof/>
-            <w:webHidden/>
-          </w:rPr>
-          <w:fldChar w:fldCharType="begin"/>
-        </w:r>
-        <w:r>
-          <w:rPr>
-            <w:noProof/>
-            <w:webHidden/>
-          </w:rPr>
-          <w:instrText xml:space="preserve"> PAGEREF _Toc223012882 \h </w:instrText>
-        </w:r>
-        <w:r>
-          <w:rPr>
-            <w:noProof/>
-            <w:webHidden/>
-          </w:rPr>
-        </w:r>
-        <w:r>
-          <w:rPr>
-            <w:noProof/>
-            <w:webHidden/>
-          </w:rPr>
-          <w:fldChar w:fldCharType="separate"/>
-        </w:r>
-        <w:r>
-          <w:rPr>
-            <w:noProof/>
-            <w:webHidden/>
-          </w:rPr>
-          <w:t>2</w:t>
-        </w:r>
-        <w:r>
-          <w:rPr>
-            <w:noProof/>
-            <w:webHidden/>
-          </w:rPr>
-          <w:fldChar w:fldCharType="end"/>
-        </w:r>
-      </w:hyperlink>
-    </w:p>
-    <w:p>
-      <w:pPr>
-        <w:pStyle w:val="12"/>
-        <w:tabs>
-          <w:tab w:val="right" w:leader="dot" w:pos="9345"/>
-        </w:tabs>
-        <w:rPr>
-          <w:rFonts w:asciiTheme="minorHAnsi" w:eastAsiaTheme="minorEastAsia" w:hAnsiTheme="minorHAnsi" w:cstheme="minorBidi"/>
-          <w:noProof/>
-          <w:kern w:val="2"/>
-          <w:sz w:val="24"/>
-          <w14:ligatures w14:val="standardContextual"/>
-        </w:rPr>
-      </w:pPr>
-      <w:hyperlink w:anchor="_Toc223012883" w:history="1">
+      <w:hyperlink w:anchor="_Toc223014592" w:history="1">
         <w:r>
           <w:rPr>
             <w:rStyle w:val="aff2"/>
@@ -527,7 +327,7 @@
             <w:noProof/>
             <w:webHidden/>
           </w:rPr>
-          <w:instrText xml:space="preserve"> PAGEREF _Toc223012883 \h </w:instrText>
+          <w:instrText xml:space="preserve"> PAGEREF _Toc223014592 \h </w:instrText>
         </w:r>
         <w:r>
           <w:rPr>
@@ -569,10 +369,11 @@
           <w:noProof/>
           <w:kern w:val="2"/>
           <w:sz w:val="24"/>
+          <w:szCs w:val="24"/>
           <w14:ligatures w14:val="standardContextual"/>
         </w:rPr>
       </w:pPr>
-      <w:hyperlink w:anchor="_Toc223012884" w:history="1">
+      <w:hyperlink w:anchor="_Toc223014593" w:history="1">
         <w:r>
           <w:rPr>
             <w:rStyle w:val="aff2"/>
@@ -600,7 +401,7 @@
             <w:noProof/>
             <w:webHidden/>
           </w:rPr>
-          <w:instrText xml:space="preserve"> PAGEREF _Toc223012884 \h </w:instrText>
+          <w:instrText xml:space="preserve"> PAGEREF _Toc223014593 \h </w:instrText>
         </w:r>
         <w:r>
           <w:rPr>
@@ -633,190 +434,6 @@
     </w:p>
     <w:p>
       <w:pPr>
-        <w:pStyle w:val="24"/>
-        <w:tabs>
-          <w:tab w:val="left" w:pos="1540"/>
-          <w:tab w:val="right" w:leader="dot" w:pos="9345"/>
-        </w:tabs>
-        <w:rPr>
-          <w:rFonts w:asciiTheme="minorHAnsi" w:eastAsiaTheme="minorEastAsia" w:hAnsiTheme="minorHAnsi" w:cstheme="minorBidi"/>
-          <w:noProof/>
-          <w:kern w:val="2"/>
-          <w:sz w:val="24"/>
-          <w14:ligatures w14:val="standardContextual"/>
-        </w:rPr>
-      </w:pPr>
-      <w:hyperlink w:anchor="_Toc223012885" w:history="1">
-        <w:r>
-          <w:rPr>
-            <w:rStyle w:val="aff2"/>
-            <w:rFonts w:eastAsia="Arial"/>
-            <w:noProof/>
-          </w:rPr>
-          <w:t>1.</w:t>
-        </w:r>
-        <w:r>
-          <w:rPr>
-            <w:rFonts w:asciiTheme="minorHAnsi" w:eastAsiaTheme="minorEastAsia" w:hAnsiTheme="minorHAnsi" w:cstheme="minorBidi"/>
-            <w:noProof/>
-            <w:kern w:val="2"/>
-            <w:sz w:val="24"/>
-            <w14:ligatures w14:val="standardContextual"/>
-          </w:rPr>
-          <w:tab/>
-        </w:r>
-        <w:r>
-          <w:rPr>
-            <w:rStyle w:val="aff2"/>
-            <w:rFonts w:eastAsia="Arial"/>
-            <w:noProof/>
-          </w:rPr>
-          <w:t>ИЗУЧЕНИЕ ПАСПОРТА ВОЛЬТМЕТРА В7-58/2</w:t>
-        </w:r>
-        <w:r>
-          <w:rPr>
-            <w:noProof/>
-            <w:webHidden/>
-          </w:rPr>
-          <w:tab/>
-        </w:r>
-        <w:r>
-          <w:rPr>
-            <w:noProof/>
-            <w:webHidden/>
-          </w:rPr>
-          <w:fldChar w:fldCharType="begin"/>
-        </w:r>
-        <w:r>
-          <w:rPr>
-            <w:noProof/>
-            <w:webHidden/>
-          </w:rPr>
-          <w:instrText xml:space="preserve"> PAGEREF _Toc223012885 \h </w:instrText>
-        </w:r>
-        <w:r>
-          <w:rPr>
-            <w:noProof/>
-            <w:webHidden/>
-          </w:rPr>
-        </w:r>
-        <w:r>
-          <w:rPr>
-            <w:noProof/>
-            <w:webHidden/>
-          </w:rPr>
-          <w:fldChar w:fldCharType="separate"/>
-        </w:r>
-        <w:r>
-          <w:rPr>
-            <w:noProof/>
-            <w:webHidden/>
-          </w:rPr>
-          <w:t>4</w:t>
-        </w:r>
-        <w:r>
-          <w:rPr>
-            <w:noProof/>
-            <w:webHidden/>
-          </w:rPr>
-          <w:fldChar w:fldCharType="end"/>
-        </w:r>
-      </w:hyperlink>
-    </w:p>
-    <w:p>
-      <w:pPr>
-        <w:pStyle w:val="24"/>
-        <w:tabs>
-          <w:tab w:val="left" w:pos="1540"/>
-          <w:tab w:val="right" w:leader="dot" w:pos="9345"/>
-        </w:tabs>
-        <w:rPr>
-          <w:rFonts w:asciiTheme="minorHAnsi" w:eastAsiaTheme="minorEastAsia" w:hAnsiTheme="minorHAnsi" w:cstheme="minorBidi"/>
-          <w:noProof/>
-          <w:kern w:val="2"/>
-          <w:sz w:val="24"/>
-          <w14:ligatures w14:val="standardContextual"/>
-        </w:rPr>
-      </w:pPr>
-      <w:hyperlink w:anchor="_Toc223012886" w:history="1">
-        <w:r>
-          <w:rPr>
-            <w:rStyle w:val="aff2"/>
-            <w:rFonts w:eastAsia="Arial"/>
-            <w:noProof/>
-          </w:rPr>
-          <w:t>2.</w:t>
-        </w:r>
-        <w:r>
-          <w:rPr>
-            <w:rFonts w:asciiTheme="minorHAnsi" w:eastAsiaTheme="minorEastAsia" w:hAnsiTheme="minorHAnsi" w:cstheme="minorBidi"/>
-            <w:noProof/>
-            <w:kern w:val="2"/>
-            <w:sz w:val="24"/>
-            <w14:ligatures w14:val="standardContextual"/>
-          </w:rPr>
-          <w:tab/>
-        </w:r>
-        <w:r>
-          <w:rPr>
-            <w:rStyle w:val="aff2"/>
-            <w:rFonts w:eastAsia="Arial"/>
-            <w:noProof/>
-          </w:rPr>
-          <w:t>ИЗУЧЕНИЕ ПАСПОРТА МУЛЬТИМЕТРА MY-60</w:t>
-        </w:r>
-        <w:r>
-          <w:rPr>
-            <w:noProof/>
-            <w:webHidden/>
-          </w:rPr>
-          <w:tab/>
-        </w:r>
-        <w:r>
-          <w:rPr>
-            <w:noProof/>
-            <w:webHidden/>
-          </w:rPr>
-          <w:fldChar w:fldCharType="begin"/>
-        </w:r>
-        <w:r>
-          <w:rPr>
-            <w:noProof/>
-            <w:webHidden/>
-          </w:rPr>
-          <w:instrText xml:space="preserve"> PAGEREF _Toc223012886 \h </w:instrText>
-        </w:r>
-        <w:r>
-          <w:rPr>
-            <w:noProof/>
-            <w:webHidden/>
-          </w:rPr>
-        </w:r>
-        <w:r>
-          <w:rPr>
-            <w:noProof/>
-            <w:webHidden/>
-          </w:rPr>
-          <w:fldChar w:fldCharType="separate"/>
-        </w:r>
-        <w:r>
-          <w:rPr>
-            <w:noProof/>
-            <w:webHidden/>
-          </w:rPr>
-          <w:t>5</w:t>
-        </w:r>
-        <w:r>
-          <w:rPr>
-            <w:noProof/>
-            <w:webHidden/>
-          </w:rPr>
-          <w:fldChar w:fldCharType="end"/>
-        </w:r>
-      </w:hyperlink>
-    </w:p>
-    <w:p>
-      <w:pPr>
         <w:pStyle w:val="12"/>
         <w:tabs>
           <w:tab w:val="right" w:leader="dot" w:pos="9345"/>
@@ -826,10 +443,11 @@
           <w:noProof/>
           <w:kern w:val="2"/>
           <w:sz w:val="24"/>
+          <w:szCs w:val="24"/>
           <w14:ligatures w14:val="standardContextual"/>
         </w:rPr>
       </w:pPr>
-      <w:hyperlink w:anchor="_Toc223012887" w:history="1">
+      <w:hyperlink w:anchor="_Toc223014597" w:history="1">
         <w:r>
           <w:rPr>
             <w:rStyle w:val="aff2"/>
@@ -857,7 +475,81 @@
             <w:noProof/>
             <w:webHidden/>
           </w:rPr>
-          <w:instrText xml:space="preserve"> PAGEREF _Toc223012887 \h </w:instrText>
+          <w:instrText xml:space="preserve"> PAGEREF _Toc223014597 \h </w:instrText>
+        </w:r>
+        <w:r>
+          <w:rPr>
+            <w:noProof/>
+            <w:webHidden/>
+          </w:rPr>
+        </w:r>
+        <w:r>
+          <w:rPr>
+            <w:noProof/>
+            <w:webHidden/>
+          </w:rPr>
+          <w:fldChar w:fldCharType="separate"/>
+        </w:r>
+        <w:r>
+          <w:rPr>
+            <w:noProof/>
+            <w:webHidden/>
+          </w:rPr>
+          <w:t>8</w:t>
+        </w:r>
+        <w:r>
+          <w:rPr>
+            <w:noProof/>
+            <w:webHidden/>
+          </w:rPr>
+          <w:fldChar w:fldCharType="end"/>
+        </w:r>
+      </w:hyperlink>
+    </w:p>
+    <w:p>
+      <w:pPr>
+        <w:pStyle w:val="12"/>
+        <w:tabs>
+          <w:tab w:val="right" w:leader="dot" w:pos="9345"/>
+        </w:tabs>
+        <w:rPr>
+          <w:rFonts w:asciiTheme="minorHAnsi" w:eastAsiaTheme="minorEastAsia" w:hAnsiTheme="minorHAnsi" w:cstheme="minorBidi"/>
+          <w:noProof/>
+          <w:kern w:val="2"/>
+          <w:sz w:val="24"/>
+          <w:szCs w:val="24"/>
+          <w14:ligatures w14:val="standardContextual"/>
+        </w:rPr>
+      </w:pPr>
+      <w:hyperlink w:anchor="_Toc223014598" w:history="1">
+        <w:r>
+          <w:rPr>
+            <w:rStyle w:val="aff2"/>
+            <w:rFonts w:eastAsia="Arial"/>
+            <w:noProof/>
+          </w:rPr>
+          <w:t>СПИСОК ИСПОЛЬЗОВАННЫХ ИСТОЧНИКОВ</w:t>
+        </w:r>
+        <w:r>
+          <w:rPr>
+            <w:noProof/>
+            <w:webHidden/>
+          </w:rPr>
+          <w:tab/>
+        </w:r>
+        <w:r>
+          <w:rPr>
+            <w:noProof/>
+            <w:webHidden/>
+          </w:rPr>
+          <w:fldChar w:fldCharType="begin"/>
+        </w:r>
+        <w:r>
+          <w:rPr>
+            <w:noProof/>
+            <w:webHidden/>
+          </w:rPr>
+          <w:instrText xml:space="preserve"> PAGEREF _Toc223014598 \h </w:instrText>
         </w:r>
         <w:r>
           <w:rPr>
@@ -889,346 +581,125 @@
       </w:hyperlink>
     </w:p>
     <w:p>
-      <w:pPr>
-        <w:pStyle w:val="12"/>
-        <w:tabs>
-          <w:tab w:val="right" w:leader="dot" w:pos="9345"/>
-        </w:tabs>
-        <w:rPr>
-          <w:rFonts w:asciiTheme="minorHAnsi" w:eastAsiaTheme="minorEastAsia" w:hAnsiTheme="minorHAnsi" w:cstheme="minorBidi"/>
-          <w:noProof/>
-          <w:kern w:val="2"/>
-          <w:sz w:val="24"/>
-          <w14:ligatures w14:val="standardContextual"/>
-        </w:rPr>
-      </w:pPr>
-      <w:hyperlink w:anchor="_Toc223012888" w:history="1">
-        <w:r>
-          <w:rPr>
-            <w:rStyle w:val="aff2"/>
-            <w:rFonts w:eastAsia="Arial"/>
-            <w:noProof/>
-          </w:rPr>
-          <w:t>СПИСОК ИСПОЛЬЗОВАННЫХ ИСТОЧНИКОВ</w:t>
-        </w:r>
-        <w:r>
-          <w:rPr>
-            <w:noProof/>
-            <w:webHidden/>
-          </w:rPr>
-          <w:tab/>
-        </w:r>
-        <w:r>
-          <w:rPr>
-            <w:noProof/>
-            <w:webHidden/>
-          </w:rPr>
-          <w:fldChar w:fldCharType="begin"/>
-        </w:r>
-        <w:r>
-          <w:rPr>
-            <w:noProof/>
-            <w:webHidden/>
-          </w:rPr>
-          <w:instrText xml:space="preserve"> PAGEREF _Toc223012888 \h </w:instrText>
-        </w:r>
-        <w:r>
-          <w:rPr>
-            <w:noProof/>
-            <w:webHidden/>
-          </w:rPr>
-        </w:r>
-        <w:r>
-          <w:rPr>
-            <w:noProof/>
-            <w:webHidden/>
-          </w:rPr>
-          <w:fldChar w:fldCharType="separate"/>
-        </w:r>
-        <w:r>
-          <w:rPr>
-            <w:noProof/>
-            <w:webHidden/>
-          </w:rPr>
-          <w:t>11</w:t>
-        </w:r>
-        <w:r>
-          <w:rPr>
-            <w:noProof/>
-            <w:webHidden/>
-          </w:rPr>
-          <w:fldChar w:fldCharType="end"/>
-        </w:r>
-      </w:hyperlink>
-    </w:p>
-    <w:p>
-      <w:pPr>
-        <w:shd w:val="clear" w:color="auto" w:fill="FFFFFF" w:themeFill="background1"/>
-        <w:spacing w:line="240" w:lineRule="auto"/>
-        <w:rPr>
-          <w:szCs w:val="28"/>
-        </w:rPr>
-      </w:pPr>
       <w:r>
-        <w:rPr>
-          <w:szCs w:val="28"/>
-        </w:rPr>
         <w:fldChar w:fldCharType="end"/>
       </w:r>
       <w:r>
-        <w:rPr>
-          <w:szCs w:val="28"/>
-        </w:rPr>
         <w:br w:type="page" w:clear="all"/>
       </w:r>
     </w:p>
     <w:p>
       <w:pPr>
         <w:pStyle w:val="1"/>
-        <w:shd w:val="clear" w:color="auto" w:fill="FFFFFF" w:themeFill="background1"/>
-        <w:rPr>
-          <w:color w:val="auto"/>
-        </w:rPr>
-      </w:pPr>
-      <w:bookmarkStart w:id="2" w:name="_Toc223012883"/>
+      </w:pPr>
+      <w:bookmarkStart w:id="2" w:name="_Toc223014592"/>
       <w:r>
-        <w:rPr>
-          <w:color w:val="auto"/>
-        </w:rPr>
         <w:lastRenderedPageBreak/>
         <w:t>ВВЕДЕНИЕ</w:t>
       </w:r>
       <w:bookmarkEnd w:id="2"/>
       <w:r>
-        <w:rPr>
-          <w:color w:val="auto"/>
-        </w:rPr>
         <w:t xml:space="preserve"> </w:t>
       </w:r>
     </w:p>
     <w:p>
-      <w:pPr>
-        <w:shd w:val="clear" w:color="auto" w:fill="FFFFFF" w:themeFill="background1"/>
-        <w:rPr>
-          <w:szCs w:val="28"/>
-        </w:rPr>
-      </w:pPr>
       <w:r>
-        <w:rPr>
-          <w:szCs w:val="28"/>
-        </w:rPr>
         <w:t>Цель работы</w:t>
       </w:r>
       <w:proofErr w:type="gramStart"/>
       <w:r>
-        <w:rPr>
-          <w:szCs w:val="28"/>
-        </w:rPr>
         <w:t>: Изучить</w:t>
       </w:r>
       <w:proofErr w:type="gramEnd"/>
       <w:r>
-        <w:rPr>
-          <w:szCs w:val="28"/>
-        </w:rPr>
         <w:t xml:space="preserve"> основные характеристики цифровых измерительных приборов на примере универсального вольтметра и цифровых мультиметров.</w:t>
       </w:r>
     </w:p>
     <w:p>
-      <w:pPr>
-        <w:shd w:val="clear" w:color="auto" w:fill="FFFFFF" w:themeFill="background1"/>
-        <w:rPr>
-          <w:szCs w:val="28"/>
-        </w:rPr>
-      </w:pPr>
       <w:r>
-        <w:rPr>
-          <w:szCs w:val="28"/>
-        </w:rPr>
         <w:t>Задачи:</w:t>
       </w:r>
     </w:p>
     <w:p>
-      <w:pPr>
-        <w:shd w:val="clear" w:color="auto" w:fill="FFFFFF" w:themeFill="background1"/>
-        <w:rPr>
-          <w:szCs w:val="28"/>
-        </w:rPr>
-      </w:pPr>
       <w:r>
-        <w:rPr>
-          <w:szCs w:val="28"/>
-        </w:rPr>
         <w:t>·</w:t>
       </w:r>
       <w:r>
-        <w:rPr>
-          <w:szCs w:val="28"/>
-        </w:rPr>
         <w:tab/>
         <w:t>Определить классификационные признаки исследуемых средств измерений</w:t>
       </w:r>
     </w:p>
     <w:p>
-      <w:pPr>
-        <w:shd w:val="clear" w:color="auto" w:fill="FFFFFF" w:themeFill="background1"/>
-        <w:rPr>
-          <w:szCs w:val="28"/>
-        </w:rPr>
-      </w:pPr>
       <w:r>
-        <w:rPr>
-          <w:szCs w:val="28"/>
-        </w:rPr>
         <w:t>·</w:t>
       </w:r>
       <w:r>
-        <w:rPr>
-          <w:szCs w:val="28"/>
-        </w:rPr>
         <w:tab/>
         <w:t>Изучить метрологические характеристики приборов</w:t>
       </w:r>
     </w:p>
     <w:p>
-      <w:pPr>
-        <w:shd w:val="clear" w:color="auto" w:fill="FFFFFF" w:themeFill="background1"/>
-        <w:rPr>
-          <w:szCs w:val="28"/>
-        </w:rPr>
-      </w:pPr>
       <w:r>
-        <w:rPr>
-          <w:szCs w:val="28"/>
-        </w:rPr>
         <w:t>·</w:t>
       </w:r>
       <w:r>
-        <w:rPr>
-          <w:szCs w:val="28"/>
-        </w:rPr>
         <w:tab/>
         <w:t>Оформить отчёт по результатам работы</w:t>
       </w:r>
     </w:p>
     <w:p>
-      <w:pPr>
-        <w:shd w:val="clear" w:color="auto" w:fill="FFFFFF" w:themeFill="background1"/>
-        <w:rPr>
-          <w:szCs w:val="28"/>
-        </w:rPr>
-      </w:pPr>
       <w:r>
-        <w:rPr>
-          <w:szCs w:val="28"/>
-        </w:rPr>
         <w:t>Оборудование:</w:t>
       </w:r>
     </w:p>
     <w:p>
-      <w:pPr>
-        <w:shd w:val="clear" w:color="auto" w:fill="FFFFFF" w:themeFill="background1"/>
-        <w:rPr>
-          <w:szCs w:val="28"/>
-        </w:rPr>
-      </w:pPr>
       <w:r>
-        <w:rPr>
-          <w:szCs w:val="28"/>
-        </w:rPr>
         <w:t>·</w:t>
       </w:r>
       <w:r>
-        <w:rPr>
-          <w:szCs w:val="28"/>
-        </w:rPr>
         <w:tab/>
         <w:t>Цифровой мультиметр MY60</w:t>
       </w:r>
     </w:p>
     <w:p>
-      <w:pPr>
-        <w:shd w:val="clear" w:color="auto" w:fill="FFFFFF" w:themeFill="background1"/>
-        <w:rPr>
-          <w:szCs w:val="28"/>
-        </w:rPr>
-      </w:pPr>
       <w:r>
-        <w:rPr>
-          <w:szCs w:val="28"/>
-        </w:rPr>
         <w:t>·</w:t>
       </w:r>
       <w:r>
-        <w:rPr>
-          <w:szCs w:val="28"/>
-        </w:rPr>
         <w:tab/>
         <w:t>Цифровой мультиметр UT-55</w:t>
       </w:r>
     </w:p>
     <w:p>
-      <w:pPr>
-        <w:shd w:val="clear" w:color="auto" w:fill="FFFFFF" w:themeFill="background1"/>
-        <w:rPr>
-          <w:szCs w:val="28"/>
-        </w:rPr>
-      </w:pPr>
       <w:r>
-        <w:rPr>
-          <w:szCs w:val="28"/>
-        </w:rPr>
         <w:t>·</w:t>
       </w:r>
       <w:r>
-        <w:rPr>
-          <w:szCs w:val="28"/>
-        </w:rPr>
         <w:tab/>
         <w:t>Универсальный цифровой вольтметр В7-58/2</w:t>
       </w:r>
     </w:p>
     <w:p>
-      <w:pPr>
-        <w:shd w:val="clear" w:color="auto" w:fill="FFFFFF" w:themeFill="background1"/>
-        <w:rPr>
-          <w:szCs w:val="28"/>
-        </w:rPr>
-      </w:pPr>
       <w:r>
-        <w:rPr>
-          <w:szCs w:val="28"/>
-        </w:rPr>
         <w:t>·</w:t>
       </w:r>
       <w:r>
-        <w:rPr>
-          <w:szCs w:val="28"/>
-        </w:rPr>
         <w:tab/>
         <w:t>Паспорта и руководства по эксплуатации приборов</w:t>
       </w:r>
+    </w:p>
+    <w:p>
       <w:r>
-        <w:rPr>
-          <w:szCs w:val="28"/>
-        </w:rPr>
         <w:br w:type="page" w:clear="all"/>
       </w:r>
     </w:p>
     <w:p>
       <w:pPr>
         <w:pStyle w:val="1"/>
-        <w:shd w:val="clear" w:color="auto" w:fill="FFFFFF" w:themeFill="background1"/>
-        <w:rPr>
-          <w:color w:val="auto"/>
-        </w:rPr>
       </w:pPr>
       <w:bookmarkStart w:id="3" w:name="_Toc166246139"/>
-      <w:bookmarkStart w:id="4" w:name="_Toc223012884"/>
+      <w:bookmarkStart w:id="4" w:name="_Toc223014593"/>
       <w:r>
-        <w:rPr>
-          <w:color w:val="auto"/>
-        </w:rPr>
         <w:lastRenderedPageBreak/>
         <w:t>ВЫПОЛНЕНИЕ ЛАБОРАТОРНОЙ РАБОТЫ</w:t>
       </w:r>
@@ -1242,13 +713,32 @@
           <w:ilvl w:val="0"/>
           <w:numId w:val="19"/>
         </w:numPr>
-      </w:pPr>
-      <w:bookmarkStart w:id="5" w:name="_Toc223012885"/>
+        <w:rPr>
+          <w:b w:val="0"/>
+          <w:bCs/>
+        </w:rPr>
+      </w:pPr>
+      <w:bookmarkStart w:id="5" w:name="_Toc223014594"/>
       <w:r>
-        <w:t>ИЗУЧЕНИЕ</w:t>
+        <w:rPr>
+          <w:b w:val="0"/>
+          <w:bCs/>
+        </w:rPr>
+        <w:t>И</w:t>
       </w:r>
       <w:r>
-        <w:t xml:space="preserve"> ПАСПОРТА ВОЛЬТМЕТРА В7-58/2</w:t>
+        <w:rPr>
+          <w:b w:val="0"/>
+          <w:bCs/>
+        </w:rPr>
+        <w:t xml:space="preserve">зучение паспорта вольтметра </w:t>
+      </w:r>
+      <w:r>
+        <w:rPr>
+          <w:b w:val="0"/>
+          <w:bCs/>
+        </w:rPr>
+        <w:t>В7-58/2</w:t>
       </w:r>
       <w:bookmarkEnd w:id="5"/>
     </w:p>
@@ -1259,36 +749,23 @@
           <w:ilvl w:val="1"/>
           <w:numId w:val="19"/>
         </w:numPr>
-        <w:shd w:val="clear" w:color="auto" w:fill="FFFFFF" w:themeFill="background1"/>
-        <w:rPr>
-          <w:b/>
-          <w:bCs/>
-        </w:rPr>
       </w:pPr>
       <w:r>
-        <w:rPr>
-          <w:b/>
-          <w:bCs/>
-        </w:rPr>
         <w:t>Классификационные признаки</w:t>
       </w:r>
     </w:p>
     <w:p>
-      <w:pPr>
-        <w:shd w:val="clear" w:color="auto" w:fill="FFFFFF" w:themeFill="background1"/>
-      </w:pPr>
       <w:r>
-        <w:t>На основании изучения руководства по эксплуатации (УЩ9М.411182.009-01 РЭ) заполнена таблица классификации.</w:t>
+        <w:t>Анализ документации позволяет отнести прибор к конкретному типу средств измерений. Классификация проводится по нескольким ключевым признакам, включая вид выходной величины и метрологическое назначение. Определение этих признаков необходимо для выбора правильной методики поверки и области применения прибора.</w:t>
       </w:r>
     </w:p>
     <w:p>
       <w:pPr>
-        <w:keepNext/>
-        <w:shd w:val="clear" w:color="auto" w:fill="FFFFFF" w:themeFill="background1"/>
         <w:ind w:firstLine="0"/>
         <w:rPr>
           <w:rStyle w:val="af1"/>
           <w:rFonts w:eastAsia="Times New Roman"/>
+          <w:bCs/>
           <w:spacing w:val="0"/>
         </w:rPr>
       </w:pPr>
@@ -1296,6 +773,7 @@
         <w:rPr>
           <w:rStyle w:val="af1"/>
           <w:rFonts w:eastAsia="Times New Roman"/>
+          <w:bCs/>
           <w:spacing w:val="0"/>
         </w:rPr>
         <w:t xml:space="preserve">Таблица </w:t>
@@ -1325,6 +803,7 @@
         <w:rPr>
           <w:rStyle w:val="af1"/>
           <w:rFonts w:eastAsia="Times New Roman"/>
+          <w:bCs/>
           <w:spacing w:val="0"/>
         </w:rPr>
         <w:t>– Классификационные признаки СИ (В7-58/2)</w:t>
@@ -1332,53 +811,38 @@
     </w:p>
     <w:tbl>
       <w:tblPr>
+        <w:tblStyle w:val="a3"/>
         <w:tblW w:w="0" w:type="auto"/>
-        <w:tblCellSpacing w:w="15" w:type="dxa"/>
-        <w:tblBorders>
-          <w:top w:val="single" w:sz="2" w:space="0" w:color="E3E3E3"/>
-          <w:left w:val="single" w:sz="2" w:space="0" w:color="E3E3E3"/>
-          <w:bottom w:val="single" w:sz="2" w:space="0" w:color="E3E3E3"/>
-          <w:right w:val="single" w:sz="2" w:space="0" w:color="E3E3E3"/>
-        </w:tblBorders>
-        <w:tblCellMar>
-          <w:left w:w="0" w:type="dxa"/>
-          <w:right w:w="0" w:type="dxa"/>
-        </w:tblCellMar>
         <w:tblLook w:val="04A0" w:firstRow="1" w:lastRow="0" w:firstColumn="1" w:lastColumn="0" w:noHBand="0" w:noVBand="1"/>
       </w:tblPr>
       <w:tblGrid>
-        <w:gridCol w:w="4446"/>
-        <w:gridCol w:w="4906"/>
+        <w:gridCol w:w="4471"/>
+        <w:gridCol w:w="4874"/>
       </w:tblGrid>
       <w:tr>
-        <w:trPr>
-          <w:tblHeader/>
-          <w:tblCellSpacing w:w="15" w:type="dxa"/>
-        </w:trPr>
         <w:tc>
           <w:tcPr>
             <w:tcW w:w="0" w:type="auto"/>
-            <w:tcBorders>
-              <w:top w:val="single" w:sz="2" w:space="0" w:color="E3E3E3"/>
-              <w:left w:val="single" w:sz="2" w:space="0" w:color="E3E3E3"/>
-              <w:bottom w:val="single" w:sz="6" w:space="0" w:color="2E2E33"/>
-              <w:right w:val="single" w:sz="6" w:space="0" w:color="2E2E33"/>
-            </w:tcBorders>
-            <w:shd w:val="clear" w:color="auto" w:fill="auto"/>
-            <w:vAlign w:val="center"/>
           </w:tcPr>
           <w:p>
             <w:pPr>
               <w:pStyle w:val="aff5"/>
               <w:shd w:val="clear" w:color="auto" w:fill="FFFFFF" w:themeFill="background1"/>
+              <w:rPr>
+                <w:bCs/>
+              </w:rPr>
             </w:pPr>
             <w:r>
               <w:rPr>
+                <w:bCs/>
                 <w:shd w:val="clear" w:color="auto" w:fill="FFFFFF" w:themeFill="background1"/>
               </w:rPr>
               <w:t xml:space="preserve">Классификационный </w:t>
             </w:r>
             <w:r>
+              <w:rPr>
+                <w:bCs/>
+              </w:rPr>
               <w:t>признак</w:t>
             </w:r>
           </w:p>
@@ -1386,48 +850,42 @@
         <w:tc>
           <w:tcPr>
             <w:tcW w:w="0" w:type="auto"/>
-            <w:tcBorders>
-              <w:top w:val="single" w:sz="2" w:space="0" w:color="E3E3E3"/>
-              <w:left w:val="single" w:sz="2" w:space="0" w:color="E3E3E3"/>
-              <w:bottom w:val="single" w:sz="6" w:space="0" w:color="2E2E33"/>
-              <w:right w:val="nil"/>
-            </w:tcBorders>
-            <w:shd w:val="clear" w:color="auto" w:fill="2E2E33"/>
-            <w:vAlign w:val="center"/>
           </w:tcPr>
           <w:p>
             <w:pPr>
               <w:pStyle w:val="aff5"/>
               <w:shd w:val="clear" w:color="auto" w:fill="FFFFFF" w:themeFill="background1"/>
+              <w:rPr>
+                <w:bCs/>
+              </w:rPr>
             </w:pPr>
             <w:r>
+              <w:rPr>
+                <w:bCs/>
+              </w:rPr>
               <w:t>Характеристика</w:t>
             </w:r>
           </w:p>
         </w:tc>
       </w:tr>
       <w:tr>
-        <w:trPr>
-          <w:tblCellSpacing w:w="15" w:type="dxa"/>
-        </w:trPr>
         <w:tc>
           <w:tcPr>
             <w:tcW w:w="0" w:type="auto"/>
-            <w:tcBorders>
-              <w:top w:val="single" w:sz="2" w:space="0" w:color="E3E3E3"/>
-              <w:left w:val="single" w:sz="2" w:space="0" w:color="E3E3E3"/>
-              <w:bottom w:val="single" w:sz="6" w:space="0" w:color="2E2E33"/>
-              <w:right w:val="single" w:sz="6" w:space="0" w:color="2E2E33"/>
-            </w:tcBorders>
-            <w:vAlign w:val="center"/>
             <w:hideMark/>
           </w:tcPr>
           <w:p>
             <w:pPr>
               <w:pStyle w:val="aff3"/>
               <w:shd w:val="clear" w:color="auto" w:fill="FFFFFF" w:themeFill="background1"/>
+              <w:rPr>
+                <w:bCs/>
+              </w:rPr>
             </w:pPr>
             <w:r>
+              <w:rPr>
+                <w:bCs/>
+              </w:rPr>
               <w:t>По видам</w:t>
             </w:r>
           </w:p>
@@ -1435,48 +893,43 @@
         <w:tc>
           <w:tcPr>
             <w:tcW w:w="0" w:type="auto"/>
-            <w:tcBorders>
-              <w:top w:val="single" w:sz="2" w:space="0" w:color="E3E3E3"/>
-              <w:left w:val="single" w:sz="2" w:space="0" w:color="E3E3E3"/>
-              <w:bottom w:val="single" w:sz="6" w:space="0" w:color="2E2E33"/>
-              <w:right w:val="nil"/>
-            </w:tcBorders>
-            <w:vAlign w:val="center"/>
             <w:hideMark/>
           </w:tcPr>
           <w:p>
             <w:pPr>
               <w:pStyle w:val="aff3"/>
               <w:shd w:val="clear" w:color="auto" w:fill="FFFFFF" w:themeFill="background1"/>
+              <w:rPr>
+                <w:bCs/>
+              </w:rPr>
             </w:pPr>
             <w:r>
+              <w:rPr>
+                <w:bCs/>
+              </w:rPr>
               <w:t>Измерительный прибор</w:t>
             </w:r>
           </w:p>
         </w:tc>
       </w:tr>
       <w:tr>
-        <w:trPr>
-          <w:tblCellSpacing w:w="15" w:type="dxa"/>
-        </w:trPr>
         <w:tc>
           <w:tcPr>
             <w:tcW w:w="0" w:type="auto"/>
-            <w:tcBorders>
-              <w:top w:val="single" w:sz="2" w:space="0" w:color="E3E3E3"/>
-              <w:left w:val="single" w:sz="2" w:space="0" w:color="E3E3E3"/>
-              <w:bottom w:val="single" w:sz="6" w:space="0" w:color="2E2E33"/>
-              <w:right w:val="single" w:sz="6" w:space="0" w:color="2E2E33"/>
-            </w:tcBorders>
-            <w:vAlign w:val="center"/>
             <w:hideMark/>
           </w:tcPr>
           <w:p>
             <w:pPr>
               <w:pStyle w:val="aff3"/>
               <w:shd w:val="clear" w:color="auto" w:fill="FFFFFF" w:themeFill="background1"/>
+              <w:rPr>
+                <w:bCs/>
+              </w:rPr>
             </w:pPr>
             <w:r>
+              <w:rPr>
+                <w:bCs/>
+              </w:rPr>
               <w:t>По виду выходной величины</w:t>
             </w:r>
           </w:p>
@@ -1484,48 +937,43 @@
         <w:tc>
           <w:tcPr>
             <w:tcW w:w="0" w:type="auto"/>
-            <w:tcBorders>
-              <w:top w:val="single" w:sz="2" w:space="0" w:color="E3E3E3"/>
-              <w:left w:val="single" w:sz="2" w:space="0" w:color="E3E3E3"/>
-              <w:bottom w:val="single" w:sz="6" w:space="0" w:color="2E2E33"/>
-              <w:right w:val="nil"/>
-            </w:tcBorders>
-            <w:vAlign w:val="center"/>
             <w:hideMark/>
           </w:tcPr>
           <w:p>
             <w:pPr>
               <w:pStyle w:val="aff3"/>
               <w:shd w:val="clear" w:color="auto" w:fill="FFFFFF" w:themeFill="background1"/>
+              <w:rPr>
+                <w:bCs/>
+              </w:rPr>
             </w:pPr>
             <w:r>
+              <w:rPr>
+                <w:bCs/>
+              </w:rPr>
               <w:t>Цифровой</w:t>
             </w:r>
           </w:p>
         </w:tc>
       </w:tr>
       <w:tr>
-        <w:trPr>
-          <w:tblCellSpacing w:w="15" w:type="dxa"/>
-        </w:trPr>
         <w:tc>
           <w:tcPr>
             <w:tcW w:w="0" w:type="auto"/>
-            <w:tcBorders>
-              <w:top w:val="single" w:sz="2" w:space="0" w:color="E3E3E3"/>
-              <w:left w:val="single" w:sz="2" w:space="0" w:color="E3E3E3"/>
-              <w:bottom w:val="single" w:sz="6" w:space="0" w:color="2E2E33"/>
-              <w:right w:val="single" w:sz="6" w:space="0" w:color="2E2E33"/>
-            </w:tcBorders>
-            <w:vAlign w:val="center"/>
             <w:hideMark/>
           </w:tcPr>
           <w:p>
             <w:pPr>
               <w:pStyle w:val="aff3"/>
               <w:shd w:val="clear" w:color="auto" w:fill="FFFFFF" w:themeFill="background1"/>
+              <w:rPr>
+                <w:bCs/>
+              </w:rPr>
             </w:pPr>
             <w:r>
+              <w:rPr>
+                <w:bCs/>
+              </w:rPr>
               <w:t>По форме представления информации</w:t>
             </w:r>
           </w:p>
@@ -1533,48 +981,43 @@
         <w:tc>
           <w:tcPr>
             <w:tcW w:w="0" w:type="auto"/>
-            <w:tcBorders>
-              <w:top w:val="single" w:sz="2" w:space="0" w:color="E3E3E3"/>
-              <w:left w:val="single" w:sz="2" w:space="0" w:color="E3E3E3"/>
-              <w:bottom w:val="single" w:sz="6" w:space="0" w:color="2E2E33"/>
-              <w:right w:val="nil"/>
-            </w:tcBorders>
-            <w:vAlign w:val="center"/>
             <w:hideMark/>
           </w:tcPr>
           <w:p>
             <w:pPr>
               <w:pStyle w:val="aff3"/>
               <w:shd w:val="clear" w:color="auto" w:fill="FFFFFF" w:themeFill="background1"/>
+              <w:rPr>
+                <w:bCs/>
+              </w:rPr>
             </w:pPr>
             <w:r>
+              <w:rPr>
+                <w:bCs/>
+              </w:rPr>
               <w:t>Показывающий (светодиодный индикатор)</w:t>
             </w:r>
           </w:p>
         </w:tc>
       </w:tr>
       <w:tr>
-        <w:trPr>
-          <w:tblCellSpacing w:w="15" w:type="dxa"/>
-        </w:trPr>
         <w:tc>
           <w:tcPr>
             <w:tcW w:w="0" w:type="auto"/>
-            <w:tcBorders>
-              <w:top w:val="single" w:sz="2" w:space="0" w:color="E3E3E3"/>
-              <w:left w:val="single" w:sz="2" w:space="0" w:color="E3E3E3"/>
-              <w:bottom w:val="single" w:sz="6" w:space="0" w:color="2E2E33"/>
-              <w:right w:val="single" w:sz="6" w:space="0" w:color="2E2E33"/>
-            </w:tcBorders>
-            <w:vAlign w:val="center"/>
             <w:hideMark/>
           </w:tcPr>
           <w:p>
             <w:pPr>
               <w:pStyle w:val="aff3"/>
               <w:shd w:val="clear" w:color="auto" w:fill="FFFFFF" w:themeFill="background1"/>
+              <w:rPr>
+                <w:bCs/>
+              </w:rPr>
             </w:pPr>
             <w:r>
+              <w:rPr>
+                <w:bCs/>
+              </w:rPr>
               <w:t>По метрологическому назначению</w:t>
             </w:r>
           </w:p>
@@ -1582,48 +1025,43 @@
         <w:tc>
           <w:tcPr>
             <w:tcW w:w="0" w:type="auto"/>
-            <w:tcBorders>
-              <w:top w:val="single" w:sz="2" w:space="0" w:color="E3E3E3"/>
-              <w:left w:val="single" w:sz="2" w:space="0" w:color="E3E3E3"/>
-              <w:bottom w:val="single" w:sz="6" w:space="0" w:color="2E2E33"/>
-              <w:right w:val="nil"/>
-            </w:tcBorders>
-            <w:vAlign w:val="center"/>
             <w:hideMark/>
           </w:tcPr>
           <w:p>
             <w:pPr>
               <w:pStyle w:val="aff3"/>
               <w:shd w:val="clear" w:color="auto" w:fill="FFFFFF" w:themeFill="background1"/>
+              <w:rPr>
+                <w:bCs/>
+              </w:rPr>
             </w:pPr>
             <w:r>
+              <w:rPr>
+                <w:bCs/>
+              </w:rPr>
               <w:t>Рабочее средство измерений (РСИ)</w:t>
             </w:r>
           </w:p>
         </w:tc>
       </w:tr>
       <w:tr>
-        <w:trPr>
-          <w:tblCellSpacing w:w="15" w:type="dxa"/>
-        </w:trPr>
         <w:tc>
           <w:tcPr>
             <w:tcW w:w="0" w:type="auto"/>
-            <w:tcBorders>
-              <w:top w:val="single" w:sz="2" w:space="0" w:color="E3E3E3"/>
-              <w:left w:val="single" w:sz="2" w:space="0" w:color="E3E3E3"/>
-              <w:bottom w:val="nil"/>
-              <w:right w:val="single" w:sz="6" w:space="0" w:color="2E2E33"/>
-            </w:tcBorders>
-            <w:vAlign w:val="center"/>
             <w:hideMark/>
           </w:tcPr>
           <w:p>
             <w:pPr>
               <w:pStyle w:val="aff3"/>
               <w:shd w:val="clear" w:color="auto" w:fill="FFFFFF" w:themeFill="background1"/>
+              <w:rPr>
+                <w:bCs/>
+              </w:rPr>
             </w:pPr>
             <w:r>
+              <w:rPr>
+                <w:bCs/>
+              </w:rPr>
               <w:t>По условиям применения</w:t>
             </w:r>
           </w:p>
@@ -1631,36 +1069,27 @@
         <w:tc>
           <w:tcPr>
             <w:tcW w:w="0" w:type="auto"/>
-            <w:tcBorders>
-              <w:top w:val="single" w:sz="2" w:space="0" w:color="E3E3E3"/>
-              <w:left w:val="single" w:sz="2" w:space="0" w:color="E3E3E3"/>
-              <w:bottom w:val="nil"/>
-              <w:right w:val="nil"/>
-            </w:tcBorders>
-            <w:vAlign w:val="center"/>
             <w:hideMark/>
           </w:tcPr>
           <w:p>
             <w:pPr>
               <w:pStyle w:val="aff3"/>
               <w:shd w:val="clear" w:color="auto" w:fill="FFFFFF" w:themeFill="background1"/>
+              <w:rPr>
+                <w:bCs/>
+              </w:rPr>
             </w:pPr>
             <w:r>
+              <w:rPr>
+                <w:bCs/>
+              </w:rPr>
               <w:t>Стационарный (питание от сети 220 В)</w:t>
             </w:r>
           </w:p>
         </w:tc>
       </w:tr>
     </w:tbl>
-    <w:p>
-      <w:pPr>
-        <w:shd w:val="clear" w:color="auto" w:fill="FFFFFF" w:themeFill="background1"/>
-        <w:rPr>
-          <w:b/>
-          <w:bCs/>
-        </w:rPr>
-      </w:pPr>
-    </w:p>
+    <w:p/>
     <w:p>
       <w:pPr>
         <w:pStyle w:val="aff0"/>
@@ -1668,42 +1097,25 @@
           <w:ilvl w:val="1"/>
           <w:numId w:val="19"/>
         </w:numPr>
-        <w:shd w:val="clear" w:color="auto" w:fill="FFFFFF" w:themeFill="background1"/>
-        <w:rPr>
-          <w:b/>
-          <w:bCs/>
-        </w:rPr>
       </w:pPr>
       <w:r>
-        <w:rPr>
-          <w:b/>
-          <w:bCs/>
-        </w:rPr>
         <w:t>Основные метрологические характеристики</w:t>
       </w:r>
     </w:p>
     <w:p>
       <w:pPr>
-        <w:shd w:val="clear" w:color="auto" w:fill="FFFFFF" w:themeFill="background1"/>
-      </w:pPr>
-      <w:r>
-        <w:t>Данные взяты из раздела 1.2 «Технические характеристики» паспорта прибора.</w:t>
-      </w:r>
-    </w:p>
-    <w:p>
-      <w:pPr>
-        <w:keepNext/>
-        <w:shd w:val="clear" w:color="auto" w:fill="FFFFFF" w:themeFill="background1"/>
         <w:ind w:firstLine="0"/>
         <w:rPr>
           <w:rStyle w:val="af1"/>
           <w:rFonts w:eastAsia="Times New Roman"/>
+          <w:bCs/>
           <w:spacing w:val="0"/>
         </w:rPr>
       </w:pPr>
       <w:r>
         <w:rPr>
           <w:rStyle w:val="af1"/>
+          <w:bCs/>
         </w:rPr>
         <w:t xml:space="preserve">Таблица </w:t>
       </w:r>
@@ -1728,62 +1140,48 @@
       <w:r>
         <w:rPr>
           <w:rStyle w:val="af1"/>
+          <w:bCs/>
         </w:rPr>
         <w:t xml:space="preserve"> </w:t>
       </w:r>
       <w:r>
         <w:rPr>
           <w:rStyle w:val="af1"/>
+          <w:bCs/>
         </w:rPr>
         <w:t>– Метрологические характеристики В7-58/2</w:t>
       </w:r>
     </w:p>
     <w:tbl>
       <w:tblPr>
+        <w:tblStyle w:val="a3"/>
         <w:tblW w:w="0" w:type="auto"/>
-        <w:tblCellSpacing w:w="15" w:type="dxa"/>
-        <w:tblBorders>
-          <w:top w:val="single" w:sz="2" w:space="0" w:color="E3E3E3"/>
-          <w:left w:val="single" w:sz="2" w:space="0" w:color="E3E3E3"/>
-          <w:bottom w:val="single" w:sz="2" w:space="0" w:color="E3E3E3"/>
-          <w:right w:val="single" w:sz="2" w:space="0" w:color="E3E3E3"/>
-        </w:tblBorders>
-        <w:tblCellMar>
-          <w:left w:w="0" w:type="dxa"/>
-          <w:right w:w="0" w:type="dxa"/>
-        </w:tblCellMar>
         <w:tblLook w:val="04A0" w:firstRow="1" w:lastRow="0" w:firstColumn="1" w:lastColumn="0" w:noHBand="0" w:noVBand="1"/>
       </w:tblPr>
       <w:tblGrid>
-        <w:gridCol w:w="2634"/>
-        <w:gridCol w:w="2230"/>
-        <w:gridCol w:w="2154"/>
-        <w:gridCol w:w="2334"/>
+        <w:gridCol w:w="2555"/>
+        <w:gridCol w:w="2199"/>
+        <w:gridCol w:w="2199"/>
+        <w:gridCol w:w="2392"/>
       </w:tblGrid>
       <w:tr>
-        <w:trPr>
-          <w:tblHeader/>
-          <w:tblCellSpacing w:w="15" w:type="dxa"/>
-        </w:trPr>
         <w:tc>
           <w:tcPr>
             <w:tcW w:w="0" w:type="auto"/>
-            <w:tcBorders>
-              <w:top w:val="single" w:sz="2" w:space="0" w:color="E3E3E3"/>
-              <w:left w:val="single" w:sz="2" w:space="0" w:color="E3E3E3"/>
-              <w:bottom w:val="single" w:sz="6" w:space="0" w:color="2E2E33"/>
-              <w:right w:val="single" w:sz="6" w:space="0" w:color="2E2E33"/>
-            </w:tcBorders>
-            <w:shd w:val="clear" w:color="auto" w:fill="2E2E33"/>
-            <w:vAlign w:val="center"/>
             <w:hideMark/>
           </w:tcPr>
           <w:p>
             <w:pPr>
               <w:pStyle w:val="aff5"/>
               <w:shd w:val="clear" w:color="auto" w:fill="FFFFFF" w:themeFill="background1"/>
+              <w:rPr>
+                <w:bCs/>
+              </w:rPr>
             </w:pPr>
             <w:r>
+              <w:rPr>
+                <w:bCs/>
+              </w:rPr>
               <w:t>Измеряемая величина</w:t>
             </w:r>
           </w:p>
@@ -1791,22 +1189,20 @@
         <w:tc>
           <w:tcPr>
             <w:tcW w:w="0" w:type="auto"/>
-            <w:tcBorders>
-              <w:top w:val="single" w:sz="2" w:space="0" w:color="E3E3E3"/>
-              <w:left w:val="single" w:sz="2" w:space="0" w:color="E3E3E3"/>
-              <w:bottom w:val="single" w:sz="6" w:space="0" w:color="2E2E33"/>
-              <w:right w:val="single" w:sz="6" w:space="0" w:color="2E2E33"/>
-            </w:tcBorders>
-            <w:shd w:val="clear" w:color="auto" w:fill="2E2E33"/>
-            <w:vAlign w:val="center"/>
             <w:hideMark/>
           </w:tcPr>
           <w:p>
             <w:pPr>
               <w:pStyle w:val="aff5"/>
               <w:shd w:val="clear" w:color="auto" w:fill="FFFFFF" w:themeFill="background1"/>
+              <w:rPr>
+                <w:bCs/>
+              </w:rPr>
             </w:pPr>
             <w:r>
+              <w:rPr>
+                <w:bCs/>
+              </w:rPr>
               <w:t>Диапазон измерений</w:t>
             </w:r>
           </w:p>
@@ -1814,22 +1210,20 @@
         <w:tc>
           <w:tcPr>
             <w:tcW w:w="0" w:type="auto"/>
-            <w:tcBorders>
-              <w:top w:val="single" w:sz="2" w:space="0" w:color="E3E3E3"/>
-              <w:left w:val="single" w:sz="2" w:space="0" w:color="E3E3E3"/>
-              <w:bottom w:val="single" w:sz="6" w:space="0" w:color="2E2E33"/>
-              <w:right w:val="single" w:sz="6" w:space="0" w:color="2E2E33"/>
-            </w:tcBorders>
-            <w:shd w:val="clear" w:color="auto" w:fill="2E2E33"/>
-            <w:vAlign w:val="center"/>
             <w:hideMark/>
           </w:tcPr>
           <w:p>
             <w:pPr>
               <w:pStyle w:val="aff5"/>
               <w:shd w:val="clear" w:color="auto" w:fill="FFFFFF" w:themeFill="background1"/>
+              <w:rPr>
+                <w:bCs/>
+              </w:rPr>
             </w:pPr>
             <w:r>
+              <w:rPr>
+                <w:bCs/>
+              </w:rPr>
               <w:t>Основная погрешность</w:t>
             </w:r>
           </w:p>
@@ -1837,49 +1231,43 @@
         <w:tc>
           <w:tcPr>
             <w:tcW w:w="0" w:type="auto"/>
-            <w:tcBorders>
-              <w:top w:val="single" w:sz="2" w:space="0" w:color="E3E3E3"/>
-              <w:left w:val="single" w:sz="2" w:space="0" w:color="E3E3E3"/>
-              <w:bottom w:val="single" w:sz="6" w:space="0" w:color="2E2E33"/>
-              <w:right w:val="nil"/>
-            </w:tcBorders>
-            <w:shd w:val="clear" w:color="auto" w:fill="2E2E33"/>
-            <w:vAlign w:val="center"/>
             <w:hideMark/>
           </w:tcPr>
           <w:p>
             <w:pPr>
               <w:pStyle w:val="aff5"/>
               <w:shd w:val="clear" w:color="auto" w:fill="FFFFFF" w:themeFill="background1"/>
+              <w:rPr>
+                <w:bCs/>
+              </w:rPr>
             </w:pPr>
             <w:r>
+              <w:rPr>
+                <w:bCs/>
+              </w:rPr>
               <w:t>Входное сопротивление</w:t>
             </w:r>
           </w:p>
         </w:tc>
       </w:tr>
       <w:tr>
-        <w:trPr>
-          <w:tblCellSpacing w:w="15" w:type="dxa"/>
-        </w:trPr>
         <w:tc>
           <w:tcPr>
             <w:tcW w:w="0" w:type="auto"/>
-            <w:tcBorders>
-              <w:top w:val="single" w:sz="2" w:space="0" w:color="E3E3E3"/>
-              <w:left w:val="single" w:sz="2" w:space="0" w:color="E3E3E3"/>
-              <w:bottom w:val="single" w:sz="6" w:space="0" w:color="2E2E33"/>
-              <w:right w:val="single" w:sz="6" w:space="0" w:color="2E2E33"/>
-            </w:tcBorders>
-            <w:vAlign w:val="center"/>
             <w:hideMark/>
           </w:tcPr>
           <w:p>
             <w:pPr>
               <w:pStyle w:val="aff3"/>
               <w:shd w:val="clear" w:color="auto" w:fill="FFFFFF" w:themeFill="background1"/>
+              <w:rPr>
+                <w:bCs/>
+              </w:rPr>
             </w:pPr>
             <w:r>
+              <w:rPr>
+                <w:bCs/>
+              </w:rPr>
               <w:t>Постоянное напряжение</w:t>
             </w:r>
           </w:p>
@@ -1887,21 +1275,20 @@
         <w:tc>
           <w:tcPr>
             <w:tcW w:w="0" w:type="auto"/>
-            <w:tcBorders>
-              <w:top w:val="single" w:sz="2" w:space="0" w:color="E3E3E3"/>
-              <w:left w:val="single" w:sz="2" w:space="0" w:color="E3E3E3"/>
-              <w:bottom w:val="single" w:sz="6" w:space="0" w:color="2E2E33"/>
-              <w:right w:val="single" w:sz="6" w:space="0" w:color="2E2E33"/>
-            </w:tcBorders>
-            <w:vAlign w:val="center"/>
             <w:hideMark/>
           </w:tcPr>
           <w:p>
             <w:pPr>
               <w:pStyle w:val="aff3"/>
               <w:shd w:val="clear" w:color="auto" w:fill="FFFFFF" w:themeFill="background1"/>
+              <w:rPr>
+                <w:bCs/>
+              </w:rPr>
             </w:pPr>
             <w:r>
+              <w:rPr>
+                <w:bCs/>
+              </w:rPr>
               <w:t>0,1 мВ – 1000 В</w:t>
             </w:r>
           </w:p>
@@ -1909,26 +1296,28 @@
         <w:tc>
           <w:tcPr>
             <w:tcW w:w="0" w:type="auto"/>
-            <w:tcBorders>
-              <w:top w:val="single" w:sz="2" w:space="0" w:color="E3E3E3"/>
-              <w:left w:val="single" w:sz="2" w:space="0" w:color="E3E3E3"/>
-              <w:bottom w:val="single" w:sz="6" w:space="0" w:color="2E2E33"/>
-              <w:right w:val="single" w:sz="6" w:space="0" w:color="2E2E33"/>
-            </w:tcBorders>
-            <w:vAlign w:val="center"/>
             <w:hideMark/>
           </w:tcPr>
           <w:p>
             <w:pPr>
               <w:pStyle w:val="aff3"/>
               <w:shd w:val="clear" w:color="auto" w:fill="FFFFFF" w:themeFill="background1"/>
+              <w:rPr>
+                <w:bCs/>
+              </w:rPr>
             </w:pPr>
             <w:proofErr w:type="gramStart"/>
             <w:r>
+              <w:rPr>
+                <w:bCs/>
+              </w:rPr>
               <w:t>±(</w:t>
             </w:r>
             <w:proofErr w:type="gramEnd"/>
             <w:r>
+              <w:rPr>
+                <w:bCs/>
+              </w:rPr>
               <w:t>0,5–1,5)%</w:t>
             </w:r>
           </w:p>
@@ -1936,48 +1325,43 @@
         <w:tc>
           <w:tcPr>
             <w:tcW w:w="0" w:type="auto"/>
-            <w:tcBorders>
-              <w:top w:val="single" w:sz="2" w:space="0" w:color="E3E3E3"/>
-              <w:left w:val="single" w:sz="2" w:space="0" w:color="E3E3E3"/>
-              <w:bottom w:val="single" w:sz="6" w:space="0" w:color="2E2E33"/>
-              <w:right w:val="nil"/>
-            </w:tcBorders>
-            <w:vAlign w:val="center"/>
             <w:hideMark/>
           </w:tcPr>
           <w:p>
             <w:pPr>
               <w:pStyle w:val="aff3"/>
               <w:shd w:val="clear" w:color="auto" w:fill="FFFFFF" w:themeFill="background1"/>
+              <w:rPr>
+                <w:bCs/>
+              </w:rPr>
             </w:pPr>
             <w:r>
+              <w:rPr>
+                <w:bCs/>
+              </w:rPr>
               <w:t>(10±0,5) МОм</w:t>
             </w:r>
           </w:p>
         </w:tc>
       </w:tr>
       <w:tr>
-        <w:trPr>
-          <w:tblCellSpacing w:w="15" w:type="dxa"/>
-        </w:trPr>
         <w:tc>
           <w:tcPr>
             <w:tcW w:w="0" w:type="auto"/>
-            <w:tcBorders>
-              <w:top w:val="single" w:sz="2" w:space="0" w:color="E3E3E3"/>
-              <w:left w:val="single" w:sz="2" w:space="0" w:color="E3E3E3"/>
-              <w:bottom w:val="single" w:sz="6" w:space="0" w:color="2E2E33"/>
-              <w:right w:val="single" w:sz="6" w:space="0" w:color="2E2E33"/>
-            </w:tcBorders>
-            <w:vAlign w:val="center"/>
             <w:hideMark/>
           </w:tcPr>
           <w:p>
             <w:pPr>
               <w:pStyle w:val="aff3"/>
               <w:shd w:val="clear" w:color="auto" w:fill="FFFFFF" w:themeFill="background1"/>
+              <w:rPr>
+                <w:bCs/>
+              </w:rPr>
             </w:pPr>
             <w:r>
+              <w:rPr>
+                <w:bCs/>
+              </w:rPr>
               <w:t>Переменное напряжение</w:t>
             </w:r>
           </w:p>
@@ -1985,21 +1369,20 @@
         <w:tc>
           <w:tcPr>
             <w:tcW w:w="0" w:type="auto"/>
-            <w:tcBorders>
-              <w:top w:val="single" w:sz="2" w:space="0" w:color="E3E3E3"/>
-              <w:left w:val="single" w:sz="2" w:space="0" w:color="E3E3E3"/>
-              <w:bottom w:val="single" w:sz="6" w:space="0" w:color="2E2E33"/>
-              <w:right w:val="single" w:sz="6" w:space="0" w:color="2E2E33"/>
-            </w:tcBorders>
-            <w:vAlign w:val="center"/>
             <w:hideMark/>
           </w:tcPr>
           <w:p>
             <w:pPr>
               <w:pStyle w:val="aff3"/>
               <w:shd w:val="clear" w:color="auto" w:fill="FFFFFF" w:themeFill="background1"/>
+              <w:rPr>
+                <w:bCs/>
+              </w:rPr>
             </w:pPr>
             <w:r>
+              <w:rPr>
+                <w:bCs/>
+              </w:rPr>
               <w:t>0,1 мВ – 700 В</w:t>
             </w:r>
           </w:p>
@@ -2007,21 +1390,20 @@
         <w:tc>
           <w:tcPr>
             <w:tcW w:w="0" w:type="auto"/>
-            <w:tcBorders>
-              <w:top w:val="single" w:sz="2" w:space="0" w:color="E3E3E3"/>
-              <w:left w:val="single" w:sz="2" w:space="0" w:color="E3E3E3"/>
-              <w:bottom w:val="single" w:sz="6" w:space="0" w:color="2E2E33"/>
-              <w:right w:val="single" w:sz="6" w:space="0" w:color="2E2E33"/>
-            </w:tcBorders>
-            <w:vAlign w:val="center"/>
             <w:hideMark/>
           </w:tcPr>
           <w:p>
             <w:pPr>
               <w:pStyle w:val="aff3"/>
               <w:shd w:val="clear" w:color="auto" w:fill="FFFFFF" w:themeFill="background1"/>
+              <w:rPr>
+                <w:bCs/>
+              </w:rPr>
             </w:pPr>
             <w:r>
+              <w:rPr>
+                <w:bCs/>
+              </w:rPr>
               <w:t>±1,5% (20 Гц – 20 кГц)</w:t>
             </w:r>
           </w:p>
@@ -2029,48 +1411,43 @@
         <w:tc>
           <w:tcPr>
             <w:tcW w:w="0" w:type="auto"/>
-            <w:tcBorders>
-              <w:top w:val="single" w:sz="2" w:space="0" w:color="E3E3E3"/>
-              <w:left w:val="single" w:sz="2" w:space="0" w:color="E3E3E3"/>
-              <w:bottom w:val="single" w:sz="6" w:space="0" w:color="2E2E33"/>
-              <w:right w:val="nil"/>
-            </w:tcBorders>
-            <w:vAlign w:val="center"/>
             <w:hideMark/>
           </w:tcPr>
           <w:p>
             <w:pPr>
               <w:pStyle w:val="aff3"/>
               <w:shd w:val="clear" w:color="auto" w:fill="FFFFFF" w:themeFill="background1"/>
+              <w:rPr>
+                <w:bCs/>
+              </w:rPr>
             </w:pPr>
             <w:r>
+              <w:rPr>
+                <w:bCs/>
+              </w:rPr>
               <w:t>(10±0,5) МОм</w:t>
             </w:r>
           </w:p>
         </w:tc>
       </w:tr>
       <w:tr>
-        <w:trPr>
-          <w:tblCellSpacing w:w="15" w:type="dxa"/>
-        </w:trPr>
         <w:tc>
           <w:tcPr>
             <w:tcW w:w="0" w:type="auto"/>
-            <w:tcBorders>
-              <w:top w:val="single" w:sz="2" w:space="0" w:color="E3E3E3"/>
-              <w:left w:val="single" w:sz="2" w:space="0" w:color="E3E3E3"/>
-              <w:bottom w:val="single" w:sz="6" w:space="0" w:color="2E2E33"/>
-              <w:right w:val="single" w:sz="6" w:space="0" w:color="2E2E33"/>
-            </w:tcBorders>
-            <w:vAlign w:val="center"/>
             <w:hideMark/>
           </w:tcPr>
           <w:p>
             <w:pPr>
               <w:pStyle w:val="aff3"/>
               <w:shd w:val="clear" w:color="auto" w:fill="FFFFFF" w:themeFill="background1"/>
+              <w:rPr>
+                <w:bCs/>
+              </w:rPr>
             </w:pPr>
             <w:r>
+              <w:rPr>
+                <w:bCs/>
+              </w:rPr>
               <w:t>Постоянный ток</w:t>
             </w:r>
           </w:p>
@@ -2078,21 +1455,20 @@
         <w:tc>
           <w:tcPr>
             <w:tcW w:w="0" w:type="auto"/>
-            <w:tcBorders>
-              <w:top w:val="single" w:sz="2" w:space="0" w:color="E3E3E3"/>
-              <w:left w:val="single" w:sz="2" w:space="0" w:color="E3E3E3"/>
-              <w:bottom w:val="single" w:sz="6" w:space="0" w:color="2E2E33"/>
-              <w:right w:val="single" w:sz="6" w:space="0" w:color="2E2E33"/>
-            </w:tcBorders>
-            <w:vAlign w:val="center"/>
             <w:hideMark/>
           </w:tcPr>
           <w:p>
             <w:pPr>
               <w:pStyle w:val="aff3"/>
               <w:shd w:val="clear" w:color="auto" w:fill="FFFFFF" w:themeFill="background1"/>
+              <w:rPr>
+                <w:bCs/>
+              </w:rPr>
             </w:pPr>
             <w:r>
+              <w:rPr>
+                <w:bCs/>
+              </w:rPr>
               <w:t>до 10 А</w:t>
             </w:r>
           </w:p>
@@ -2100,26 +1476,28 @@
         <w:tc>
           <w:tcPr>
             <w:tcW w:w="0" w:type="auto"/>
-            <w:tcBorders>
-              <w:top w:val="single" w:sz="2" w:space="0" w:color="E3E3E3"/>
-              <w:left w:val="single" w:sz="2" w:space="0" w:color="E3E3E3"/>
-              <w:bottom w:val="single" w:sz="6" w:space="0" w:color="2E2E33"/>
-              <w:right w:val="single" w:sz="6" w:space="0" w:color="2E2E33"/>
-            </w:tcBorders>
-            <w:vAlign w:val="center"/>
             <w:hideMark/>
           </w:tcPr>
           <w:p>
             <w:pPr>
               <w:pStyle w:val="aff3"/>
               <w:shd w:val="clear" w:color="auto" w:fill="FFFFFF" w:themeFill="background1"/>
+              <w:rPr>
+                <w:bCs/>
+              </w:rPr>
             </w:pPr>
             <w:proofErr w:type="gramStart"/>
             <w:r>
+              <w:rPr>
+                <w:bCs/>
+              </w:rPr>
               <w:t>±(</w:t>
             </w:r>
             <w:proofErr w:type="gramEnd"/>
             <w:r>
+              <w:rPr>
+                <w:bCs/>
+              </w:rPr>
               <w:t>0,8–2,0)%</w:t>
             </w:r>
           </w:p>
@@ -2127,48 +1505,43 @@
         <w:tc>
           <w:tcPr>
             <w:tcW w:w="0" w:type="auto"/>
-            <w:tcBorders>
-              <w:top w:val="single" w:sz="2" w:space="0" w:color="E3E3E3"/>
-              <w:left w:val="single" w:sz="2" w:space="0" w:color="E3E3E3"/>
-              <w:bottom w:val="single" w:sz="6" w:space="0" w:color="2E2E33"/>
-              <w:right w:val="nil"/>
-            </w:tcBorders>
-            <w:vAlign w:val="center"/>
             <w:hideMark/>
           </w:tcPr>
           <w:p>
             <w:pPr>
               <w:pStyle w:val="aff3"/>
               <w:shd w:val="clear" w:color="auto" w:fill="FFFFFF" w:themeFill="background1"/>
+              <w:rPr>
+                <w:bCs/>
+              </w:rPr>
             </w:pPr>
             <w:r>
+              <w:rPr>
+                <w:bCs/>
+              </w:rPr>
               <w:t>—</w:t>
             </w:r>
           </w:p>
         </w:tc>
       </w:tr>
       <w:tr>
-        <w:trPr>
-          <w:tblCellSpacing w:w="15" w:type="dxa"/>
-        </w:trPr>
         <w:tc>
           <w:tcPr>
             <w:tcW w:w="0" w:type="auto"/>
-            <w:tcBorders>
-              <w:top w:val="single" w:sz="2" w:space="0" w:color="E3E3E3"/>
-              <w:left w:val="single" w:sz="2" w:space="0" w:color="E3E3E3"/>
-              <w:bottom w:val="single" w:sz="6" w:space="0" w:color="2E2E33"/>
-              <w:right w:val="single" w:sz="6" w:space="0" w:color="2E2E33"/>
-            </w:tcBorders>
-            <w:vAlign w:val="center"/>
             <w:hideMark/>
           </w:tcPr>
           <w:p>
             <w:pPr>
               <w:pStyle w:val="aff3"/>
               <w:shd w:val="clear" w:color="auto" w:fill="FFFFFF" w:themeFill="background1"/>
+              <w:rPr>
+                <w:bCs/>
+              </w:rPr>
             </w:pPr>
             <w:r>
+              <w:rPr>
+                <w:bCs/>
+              </w:rPr>
               <w:t>Переменный ток</w:t>
             </w:r>
           </w:p>
@@ -2176,21 +1549,20 @@
         <w:tc>
           <w:tcPr>
             <w:tcW w:w="0" w:type="auto"/>
-            <w:tcBorders>
-              <w:top w:val="single" w:sz="2" w:space="0" w:color="E3E3E3"/>
-              <w:left w:val="single" w:sz="2" w:space="0" w:color="E3E3E3"/>
-              <w:bottom w:val="single" w:sz="6" w:space="0" w:color="2E2E33"/>
-              <w:right w:val="single" w:sz="6" w:space="0" w:color="2E2E33"/>
-            </w:tcBorders>
-            <w:vAlign w:val="center"/>
             <w:hideMark/>
           </w:tcPr>
           <w:p>
             <w:pPr>
               <w:pStyle w:val="aff3"/>
               <w:shd w:val="clear" w:color="auto" w:fill="FFFFFF" w:themeFill="background1"/>
+              <w:rPr>
+                <w:bCs/>
+              </w:rPr>
             </w:pPr>
             <w:r>
+              <w:rPr>
+                <w:bCs/>
+              </w:rPr>
               <w:t>до 10 А</w:t>
             </w:r>
           </w:p>
@@ -2198,21 +1570,20 @@
         <w:tc>
           <w:tcPr>
             <w:tcW w:w="0" w:type="auto"/>
-            <w:tcBorders>
-              <w:top w:val="single" w:sz="2" w:space="0" w:color="E3E3E3"/>
-              <w:left w:val="single" w:sz="2" w:space="0" w:color="E3E3E3"/>
-              <w:bottom w:val="single" w:sz="6" w:space="0" w:color="2E2E33"/>
-              <w:right w:val="single" w:sz="6" w:space="0" w:color="2E2E33"/>
-            </w:tcBorders>
-            <w:vAlign w:val="center"/>
             <w:hideMark/>
           </w:tcPr>
           <w:p>
             <w:pPr>
               <w:pStyle w:val="aff3"/>
               <w:shd w:val="clear" w:color="auto" w:fill="FFFFFF" w:themeFill="background1"/>
+              <w:rPr>
+                <w:bCs/>
+              </w:rPr>
             </w:pPr>
             <w:r>
+              <w:rPr>
+                <w:bCs/>
+              </w:rPr>
               <w:t>—</w:t>
             </w:r>
           </w:p>
@@ -2220,48 +1591,43 @@
         <w:tc>
           <w:tcPr>
             <w:tcW w:w="0" w:type="auto"/>
-            <w:tcBorders>
-              <w:top w:val="single" w:sz="2" w:space="0" w:color="E3E3E3"/>
-              <w:left w:val="single" w:sz="2" w:space="0" w:color="E3E3E3"/>
-              <w:bottom w:val="single" w:sz="6" w:space="0" w:color="2E2E33"/>
-              <w:right w:val="nil"/>
-            </w:tcBorders>
-            <w:vAlign w:val="center"/>
             <w:hideMark/>
           </w:tcPr>
           <w:p>
             <w:pPr>
               <w:pStyle w:val="aff3"/>
               <w:shd w:val="clear" w:color="auto" w:fill="FFFFFF" w:themeFill="background1"/>
+              <w:rPr>
+                <w:bCs/>
+              </w:rPr>
             </w:pPr>
             <w:r>
+              <w:rPr>
+                <w:bCs/>
+              </w:rPr>
               <w:t>—</w:t>
             </w:r>
           </w:p>
         </w:tc>
       </w:tr>
       <w:tr>
-        <w:trPr>
-          <w:tblCellSpacing w:w="15" w:type="dxa"/>
-        </w:trPr>
         <w:tc>
           <w:tcPr>
             <w:tcW w:w="0" w:type="auto"/>
-            <w:tcBorders>
-              <w:top w:val="single" w:sz="2" w:space="0" w:color="E3E3E3"/>
-              <w:left w:val="single" w:sz="2" w:space="0" w:color="E3E3E3"/>
-              <w:bottom w:val="single" w:sz="6" w:space="0" w:color="2E2E33"/>
-              <w:right w:val="single" w:sz="6" w:space="0" w:color="2E2E33"/>
-            </w:tcBorders>
-            <w:vAlign w:val="center"/>
             <w:hideMark/>
           </w:tcPr>
           <w:p>
             <w:pPr>
               <w:pStyle w:val="aff3"/>
               <w:shd w:val="clear" w:color="auto" w:fill="FFFFFF" w:themeFill="background1"/>
+              <w:rPr>
+                <w:bCs/>
+              </w:rPr>
             </w:pPr>
             <w:r>
+              <w:rPr>
+                <w:bCs/>
+              </w:rPr>
               <w:t>Сопротивление</w:t>
             </w:r>
           </w:p>
@@ -2269,21 +1635,20 @@
         <w:tc>
           <w:tcPr>
             <w:tcW w:w="0" w:type="auto"/>
-            <w:tcBorders>
-              <w:top w:val="single" w:sz="2" w:space="0" w:color="E3E3E3"/>
-              <w:left w:val="single" w:sz="2" w:space="0" w:color="E3E3E3"/>
-              <w:bottom w:val="single" w:sz="6" w:space="0" w:color="2E2E33"/>
-              <w:right w:val="single" w:sz="6" w:space="0" w:color="2E2E33"/>
-            </w:tcBorders>
-            <w:vAlign w:val="center"/>
             <w:hideMark/>
           </w:tcPr>
           <w:p>
             <w:pPr>
               <w:pStyle w:val="aff3"/>
               <w:shd w:val="clear" w:color="auto" w:fill="FFFFFF" w:themeFill="background1"/>
+              <w:rPr>
+                <w:bCs/>
+              </w:rPr>
             </w:pPr>
             <w:r>
+              <w:rPr>
+                <w:bCs/>
+              </w:rPr>
               <w:t>до 20 МОм</w:t>
             </w:r>
           </w:p>
@@ -2291,21 +1656,20 @@
         <w:tc>
           <w:tcPr>
             <w:tcW w:w="0" w:type="auto"/>
-            <w:tcBorders>
-              <w:top w:val="single" w:sz="2" w:space="0" w:color="E3E3E3"/>
-              <w:left w:val="single" w:sz="2" w:space="0" w:color="E3E3E3"/>
-              <w:bottom w:val="single" w:sz="6" w:space="0" w:color="2E2E33"/>
-              <w:right w:val="single" w:sz="6" w:space="0" w:color="2E2E33"/>
-            </w:tcBorders>
-            <w:vAlign w:val="center"/>
             <w:hideMark/>
           </w:tcPr>
           <w:p>
             <w:pPr>
               <w:pStyle w:val="aff3"/>
               <w:shd w:val="clear" w:color="auto" w:fill="FFFFFF" w:themeFill="background1"/>
+              <w:rPr>
+                <w:bCs/>
+              </w:rPr>
             </w:pPr>
             <w:r>
+              <w:rPr>
+                <w:bCs/>
+              </w:rPr>
               <w:t>±0,8%</w:t>
             </w:r>
           </w:p>
@@ -2313,53 +1677,43 @@
         <w:tc>
           <w:tcPr>
             <w:tcW w:w="0" w:type="auto"/>
-            <w:tcBorders>
-              <w:top w:val="single" w:sz="2" w:space="0" w:color="E3E3E3"/>
-              <w:left w:val="single" w:sz="2" w:space="0" w:color="E3E3E3"/>
-              <w:bottom w:val="single" w:sz="6" w:space="0" w:color="2E2E33"/>
-              <w:right w:val="nil"/>
-            </w:tcBorders>
-            <w:vAlign w:val="center"/>
             <w:hideMark/>
           </w:tcPr>
           <w:p>
             <w:pPr>
               <w:pStyle w:val="aff3"/>
               <w:shd w:val="clear" w:color="auto" w:fill="FFFFFF" w:themeFill="background1"/>
+              <w:rPr>
+                <w:bCs/>
+              </w:rPr>
             </w:pPr>
             <w:r>
+              <w:rPr>
+                <w:bCs/>
+              </w:rPr>
               <w:t>—</w:t>
             </w:r>
           </w:p>
         </w:tc>
       </w:tr>
       <w:tr>
-        <w:trPr>
-          <w:tblCellSpacing w:w="15" w:type="dxa"/>
-        </w:trPr>
         <w:tc>
           <w:tcPr>
             <w:tcW w:w="0" w:type="auto"/>
-            <w:tcBorders>
-              <w:top w:val="single" w:sz="2" w:space="0" w:color="E3E3E3"/>
-              <w:left w:val="single" w:sz="2" w:space="0" w:color="E3E3E3"/>
-              <w:bottom w:val="nil"/>
-              <w:right w:val="single" w:sz="6" w:space="0" w:color="2E2E33"/>
-            </w:tcBorders>
-            <w:vAlign w:val="center"/>
             <w:hideMark/>
           </w:tcPr>
           <w:p>
             <w:pPr>
               <w:pStyle w:val="aff3"/>
               <w:shd w:val="clear" w:color="auto" w:fill="FFFFFF" w:themeFill="background1"/>
+              <w:rPr>
+                <w:bCs/>
+              </w:rPr>
             </w:pPr>
             <w:r>
               <w:rPr>
-                <w:b/>
-                <w:bCs/>
-              </w:rPr>
-              <w:lastRenderedPageBreak/>
+                <w:bCs/>
+              </w:rPr>
               <w:t>Разрешающая способность</w:t>
             </w:r>
           </w:p>
@@ -2367,21 +1721,20 @@
         <w:tc>
           <w:tcPr>
             <w:tcW w:w="0" w:type="auto"/>
-            <w:tcBorders>
-              <w:top w:val="single" w:sz="2" w:space="0" w:color="E3E3E3"/>
-              <w:left w:val="single" w:sz="2" w:space="0" w:color="E3E3E3"/>
-              <w:bottom w:val="nil"/>
-              <w:right w:val="single" w:sz="6" w:space="0" w:color="2E2E33"/>
-            </w:tcBorders>
-            <w:vAlign w:val="center"/>
             <w:hideMark/>
           </w:tcPr>
           <w:p>
             <w:pPr>
               <w:pStyle w:val="aff3"/>
               <w:shd w:val="clear" w:color="auto" w:fill="FFFFFF" w:themeFill="background1"/>
+              <w:rPr>
+                <w:bCs/>
+              </w:rPr>
             </w:pPr>
             <w:r>
+              <w:rPr>
+                <w:bCs/>
+              </w:rPr>
               <w:t>3½ разряда (1999 отсчетов)</w:t>
             </w:r>
           </w:p>
@@ -2389,62 +1742,61 @@
         <w:tc>
           <w:tcPr>
             <w:tcW w:w="0" w:type="auto"/>
-            <w:tcBorders>
-              <w:top w:val="single" w:sz="2" w:space="0" w:color="E3E3E3"/>
-              <w:left w:val="single" w:sz="2" w:space="0" w:color="E3E3E3"/>
-              <w:bottom w:val="nil"/>
-              <w:right w:val="single" w:sz="6" w:space="0" w:color="2E2E33"/>
-            </w:tcBorders>
-            <w:vAlign w:val="center"/>
             <w:hideMark/>
           </w:tcPr>
           <w:p>
             <w:pPr>
               <w:pStyle w:val="aff3"/>
               <w:shd w:val="clear" w:color="auto" w:fill="FFFFFF" w:themeFill="background1"/>
+              <w:rPr>
+                <w:bCs/>
+              </w:rPr>
             </w:pPr>
             <w:r>
               <w:rPr>
-                <w:b/>
-                <w:bCs/>
-              </w:rPr>
-              <w:t>Входная емкость</w:t>
+                <w:bCs/>
+              </w:rPr>
+              <w:t>Входная</w:t>
+            </w:r>
+            <w:r>
+              <w:rPr>
+                <w:bCs/>
+                <w:lang w:val="en-US"/>
+              </w:rPr>
+              <w:t xml:space="preserve"> </w:t>
+            </w:r>
+            <w:r>
+              <w:rPr>
+                <w:bCs/>
+              </w:rPr>
+              <w:t>емкость</w:t>
             </w:r>
           </w:p>
         </w:tc>
         <w:tc>
           <w:tcPr>
             <w:tcW w:w="0" w:type="auto"/>
-            <w:tcBorders>
-              <w:top w:val="single" w:sz="2" w:space="0" w:color="E3E3E3"/>
-              <w:left w:val="single" w:sz="2" w:space="0" w:color="E3E3E3"/>
-              <w:bottom w:val="nil"/>
-              <w:right w:val="nil"/>
-            </w:tcBorders>
-            <w:vAlign w:val="center"/>
             <w:hideMark/>
           </w:tcPr>
           <w:p>
             <w:pPr>
               <w:pStyle w:val="aff3"/>
               <w:shd w:val="clear" w:color="auto" w:fill="FFFFFF" w:themeFill="background1"/>
+              <w:rPr>
+                <w:bCs/>
+              </w:rPr>
             </w:pPr>
             <w:r>
+              <w:rPr>
+                <w:bCs/>
+              </w:rPr>
               <w:t>не более 50 пФ</w:t>
             </w:r>
           </w:p>
         </w:tc>
       </w:tr>
     </w:tbl>
-    <w:p>
-      <w:pPr>
-        <w:shd w:val="clear" w:color="auto" w:fill="FFFFFF" w:themeFill="background1"/>
-        <w:rPr>
-          <w:b/>
-          <w:bCs/>
-        </w:rPr>
-      </w:pPr>
-    </w:p>
+    <w:p/>
     <w:p>
       <w:pPr>
         <w:pStyle w:val="aff0"/>
@@ -2452,41 +1804,29 @@
           <w:ilvl w:val="1"/>
           <w:numId w:val="19"/>
         </w:numPr>
-        <w:shd w:val="clear" w:color="auto" w:fill="FFFFFF" w:themeFill="background1"/>
-        <w:rPr>
-          <w:b/>
-          <w:bCs/>
-        </w:rPr>
       </w:pPr>
       <w:r>
-        <w:rPr>
-          <w:b/>
-          <w:bCs/>
-        </w:rPr>
         <w:t>Условия эксплуатации и общие данные</w:t>
       </w:r>
     </w:p>
     <w:p>
-      <w:pPr>
-        <w:shd w:val="clear" w:color="auto" w:fill="FFFFFF" w:themeFill="background1"/>
-      </w:pPr>
       <w:r>
         <w:t>Данные взяты из разделов 1.1, 1.2 и 4 паспорта.</w:t>
       </w:r>
     </w:p>
     <w:p>
       <w:pPr>
-        <w:keepNext/>
-        <w:shd w:val="clear" w:color="auto" w:fill="FFFFFF" w:themeFill="background1"/>
         <w:ind w:firstLine="0"/>
         <w:rPr>
           <w:rStyle w:val="af1"/>
+          <w:bCs/>
         </w:rPr>
       </w:pPr>
       <w:bookmarkStart w:id="6" w:name="_Hlk223012292"/>
       <w:r>
         <w:rPr>
           <w:rStyle w:val="af1"/>
+          <w:bCs/>
         </w:rPr>
         <w:t xml:space="preserve">Таблица </w:t>
       </w:r>
@@ -2511,6 +1851,7 @@
       <w:r>
         <w:rPr>
           <w:rStyle w:val="af1"/>
+          <w:bCs/>
         </w:rPr>
         <w:t xml:space="preserve"> </w:t>
       </w:r>
@@ -2518,54 +1859,39 @@
       <w:r>
         <w:rPr>
           <w:rStyle w:val="af1"/>
+          <w:bCs/>
         </w:rPr>
         <w:t>– Эксплуатационные данные В7-58/2</w:t>
       </w:r>
     </w:p>
     <w:tbl>
       <w:tblPr>
+        <w:tblStyle w:val="a3"/>
         <w:tblW w:w="0" w:type="auto"/>
-        <w:tblCellSpacing w:w="15" w:type="dxa"/>
-        <w:tblBorders>
-          <w:top w:val="single" w:sz="2" w:space="0" w:color="E3E3E3"/>
-          <w:left w:val="single" w:sz="2" w:space="0" w:color="E3E3E3"/>
-          <w:bottom w:val="single" w:sz="2" w:space="0" w:color="E3E3E3"/>
-          <w:right w:val="single" w:sz="2" w:space="0" w:color="E3E3E3"/>
-        </w:tblBorders>
-        <w:tblCellMar>
-          <w:left w:w="0" w:type="dxa"/>
-          <w:right w:w="0" w:type="dxa"/>
-        </w:tblCellMar>
         <w:tblLook w:val="04A0" w:firstRow="1" w:lastRow="0" w:firstColumn="1" w:lastColumn="0" w:noHBand="0" w:noVBand="1"/>
       </w:tblPr>
       <w:tblGrid>
-        <w:gridCol w:w="4274"/>
-        <w:gridCol w:w="5078"/>
+        <w:gridCol w:w="4322"/>
+        <w:gridCol w:w="5023"/>
       </w:tblGrid>
       <w:tr>
-        <w:trPr>
-          <w:tblHeader/>
-          <w:tblCellSpacing w:w="15" w:type="dxa"/>
-        </w:trPr>
         <w:tc>
           <w:tcPr>
             <w:tcW w:w="0" w:type="auto"/>
-            <w:tcBorders>
-              <w:top w:val="single" w:sz="2" w:space="0" w:color="E3E3E3"/>
-              <w:left w:val="single" w:sz="2" w:space="0" w:color="E3E3E3"/>
-              <w:bottom w:val="single" w:sz="6" w:space="0" w:color="2E2E33"/>
-              <w:right w:val="single" w:sz="6" w:space="0" w:color="2E2E33"/>
-            </w:tcBorders>
-            <w:shd w:val="clear" w:color="auto" w:fill="2E2E33"/>
-            <w:vAlign w:val="center"/>
             <w:hideMark/>
           </w:tcPr>
           <w:p>
             <w:pPr>
               <w:pStyle w:val="aff5"/>
               <w:shd w:val="clear" w:color="auto" w:fill="FFFFFF" w:themeFill="background1"/>
+              <w:rPr>
+                <w:bCs/>
+              </w:rPr>
             </w:pPr>
             <w:r>
+              <w:rPr>
+                <w:bCs/>
+              </w:rPr>
               <w:t>Параметр</w:t>
             </w:r>
           </w:p>
@@ -2573,49 +1899,44 @@
         <w:tc>
           <w:tcPr>
             <w:tcW w:w="0" w:type="auto"/>
-            <w:tcBorders>
-              <w:top w:val="single" w:sz="2" w:space="0" w:color="E3E3E3"/>
-              <w:left w:val="single" w:sz="2" w:space="0" w:color="E3E3E3"/>
-              <w:bottom w:val="single" w:sz="6" w:space="0" w:color="2E2E33"/>
-              <w:right w:val="nil"/>
-            </w:tcBorders>
-            <w:shd w:val="clear" w:color="auto" w:fill="2E2E33"/>
-            <w:vAlign w:val="center"/>
             <w:hideMark/>
           </w:tcPr>
           <w:p>
             <w:pPr>
               <w:pStyle w:val="aff5"/>
               <w:shd w:val="clear" w:color="auto" w:fill="FFFFFF" w:themeFill="background1"/>
+              <w:rPr>
+                <w:bCs/>
+              </w:rPr>
             </w:pPr>
             <w:r>
+              <w:rPr>
+                <w:bCs/>
+              </w:rPr>
               <w:t>Значение</w:t>
             </w:r>
           </w:p>
         </w:tc>
       </w:tr>
       <w:tr>
-        <w:trPr>
-          <w:tblCellSpacing w:w="15" w:type="dxa"/>
-        </w:trPr>
         <w:tc>
           <w:tcPr>
             <w:tcW w:w="0" w:type="auto"/>
-            <w:tcBorders>
-              <w:top w:val="single" w:sz="2" w:space="0" w:color="E3E3E3"/>
-              <w:left w:val="single" w:sz="2" w:space="0" w:color="E3E3E3"/>
-              <w:bottom w:val="single" w:sz="6" w:space="0" w:color="2E2E33"/>
-              <w:right w:val="single" w:sz="6" w:space="0" w:color="2E2E33"/>
-            </w:tcBorders>
-            <w:vAlign w:val="center"/>
             <w:hideMark/>
           </w:tcPr>
           <w:p>
             <w:pPr>
               <w:pStyle w:val="aff3"/>
               <w:shd w:val="clear" w:color="auto" w:fill="FFFFFF" w:themeFill="background1"/>
+              <w:rPr>
+                <w:bCs/>
+              </w:rPr>
             </w:pPr>
             <w:r>
+              <w:rPr>
+                <w:bCs/>
+              </w:rPr>
+              <w:lastRenderedPageBreak/>
               <w:t>Электропитание</w:t>
             </w:r>
           </w:p>
@@ -2623,48 +1944,43 @@
         <w:tc>
           <w:tcPr>
             <w:tcW w:w="0" w:type="auto"/>
-            <w:tcBorders>
-              <w:top w:val="single" w:sz="2" w:space="0" w:color="E3E3E3"/>
-              <w:left w:val="single" w:sz="2" w:space="0" w:color="E3E3E3"/>
-              <w:bottom w:val="single" w:sz="6" w:space="0" w:color="2E2E33"/>
-              <w:right w:val="nil"/>
-            </w:tcBorders>
-            <w:vAlign w:val="center"/>
             <w:hideMark/>
           </w:tcPr>
           <w:p>
             <w:pPr>
               <w:pStyle w:val="aff3"/>
               <w:shd w:val="clear" w:color="auto" w:fill="FFFFFF" w:themeFill="background1"/>
+              <w:rPr>
+                <w:bCs/>
+              </w:rPr>
             </w:pPr>
             <w:r>
+              <w:rPr>
+                <w:bCs/>
+              </w:rPr>
               <w:t>220±22 В, 50±1 Гц</w:t>
             </w:r>
           </w:p>
         </w:tc>
       </w:tr>
       <w:tr>
-        <w:trPr>
-          <w:tblCellSpacing w:w="15" w:type="dxa"/>
-        </w:trPr>
         <w:tc>
           <w:tcPr>
             <w:tcW w:w="0" w:type="auto"/>
-            <w:tcBorders>
-              <w:top w:val="single" w:sz="2" w:space="0" w:color="E3E3E3"/>
-              <w:left w:val="single" w:sz="2" w:space="0" w:color="E3E3E3"/>
-              <w:bottom w:val="single" w:sz="6" w:space="0" w:color="2E2E33"/>
-              <w:right w:val="single" w:sz="6" w:space="0" w:color="2E2E33"/>
-            </w:tcBorders>
-            <w:vAlign w:val="center"/>
             <w:hideMark/>
           </w:tcPr>
           <w:p>
             <w:pPr>
               <w:pStyle w:val="aff3"/>
               <w:shd w:val="clear" w:color="auto" w:fill="FFFFFF" w:themeFill="background1"/>
+              <w:rPr>
+                <w:bCs/>
+              </w:rPr>
             </w:pPr>
             <w:r>
+              <w:rPr>
+                <w:bCs/>
+              </w:rPr>
               <w:t>Потребляемая мощность</w:t>
             </w:r>
           </w:p>
@@ -2672,48 +1988,43 @@
         <w:tc>
           <w:tcPr>
             <w:tcW w:w="0" w:type="auto"/>
-            <w:tcBorders>
-              <w:top w:val="single" w:sz="2" w:space="0" w:color="E3E3E3"/>
-              <w:left w:val="single" w:sz="2" w:space="0" w:color="E3E3E3"/>
-              <w:bottom w:val="single" w:sz="6" w:space="0" w:color="2E2E33"/>
-              <w:right w:val="nil"/>
-            </w:tcBorders>
-            <w:vAlign w:val="center"/>
             <w:hideMark/>
           </w:tcPr>
           <w:p>
             <w:pPr>
               <w:pStyle w:val="aff3"/>
               <w:shd w:val="clear" w:color="auto" w:fill="FFFFFF" w:themeFill="background1"/>
+              <w:rPr>
+                <w:bCs/>
+              </w:rPr>
             </w:pPr>
             <w:r>
+              <w:rPr>
+                <w:bCs/>
+              </w:rPr>
               <w:t>не более 6 В·А</w:t>
             </w:r>
           </w:p>
         </w:tc>
       </w:tr>
       <w:tr>
-        <w:trPr>
-          <w:tblCellSpacing w:w="15" w:type="dxa"/>
-        </w:trPr>
         <w:tc>
           <w:tcPr>
             <w:tcW w:w="0" w:type="auto"/>
-            <w:tcBorders>
-              <w:top w:val="single" w:sz="2" w:space="0" w:color="E3E3E3"/>
-              <w:left w:val="single" w:sz="2" w:space="0" w:color="E3E3E3"/>
-              <w:bottom w:val="single" w:sz="6" w:space="0" w:color="2E2E33"/>
-              <w:right w:val="single" w:sz="6" w:space="0" w:color="2E2E33"/>
-            </w:tcBorders>
-            <w:vAlign w:val="center"/>
             <w:hideMark/>
           </w:tcPr>
           <w:p>
             <w:pPr>
               <w:pStyle w:val="aff3"/>
               <w:shd w:val="clear" w:color="auto" w:fill="FFFFFF" w:themeFill="background1"/>
+              <w:rPr>
+                <w:bCs/>
+              </w:rPr>
             </w:pPr>
             <w:r>
+              <w:rPr>
+                <w:bCs/>
+              </w:rPr>
               <w:t>Класс защиты по электробезопасности</w:t>
             </w:r>
           </w:p>
@@ -2721,48 +2032,43 @@
         <w:tc>
           <w:tcPr>
             <w:tcW w:w="0" w:type="auto"/>
-            <w:tcBorders>
-              <w:top w:val="single" w:sz="2" w:space="0" w:color="E3E3E3"/>
-              <w:left w:val="single" w:sz="2" w:space="0" w:color="E3E3E3"/>
-              <w:bottom w:val="single" w:sz="6" w:space="0" w:color="2E2E33"/>
-              <w:right w:val="nil"/>
-            </w:tcBorders>
-            <w:vAlign w:val="center"/>
             <w:hideMark/>
           </w:tcPr>
           <w:p>
             <w:pPr>
               <w:pStyle w:val="aff3"/>
               <w:shd w:val="clear" w:color="auto" w:fill="FFFFFF" w:themeFill="background1"/>
+              <w:rPr>
+                <w:bCs/>
+              </w:rPr>
             </w:pPr>
             <w:r>
+              <w:rPr>
+                <w:bCs/>
+              </w:rPr>
               <w:t>Класс I (ГОСТ 26104-89), заземление через вилку</w:t>
             </w:r>
           </w:p>
         </w:tc>
       </w:tr>
       <w:tr>
-        <w:trPr>
-          <w:tblCellSpacing w:w="15" w:type="dxa"/>
-        </w:trPr>
         <w:tc>
           <w:tcPr>
             <w:tcW w:w="0" w:type="auto"/>
-            <w:tcBorders>
-              <w:top w:val="single" w:sz="2" w:space="0" w:color="E3E3E3"/>
-              <w:left w:val="single" w:sz="2" w:space="0" w:color="E3E3E3"/>
-              <w:bottom w:val="single" w:sz="6" w:space="0" w:color="2E2E33"/>
-              <w:right w:val="single" w:sz="6" w:space="0" w:color="2E2E33"/>
-            </w:tcBorders>
-            <w:vAlign w:val="center"/>
             <w:hideMark/>
           </w:tcPr>
           <w:p>
             <w:pPr>
               <w:pStyle w:val="aff3"/>
               <w:shd w:val="clear" w:color="auto" w:fill="FFFFFF" w:themeFill="background1"/>
+              <w:rPr>
+                <w:bCs/>
+              </w:rPr>
             </w:pPr>
             <w:r>
+              <w:rPr>
+                <w:bCs/>
+              </w:rPr>
               <w:t>Рабочая температура</w:t>
             </w:r>
           </w:p>
@@ -2770,48 +2076,43 @@
         <w:tc>
           <w:tcPr>
             <w:tcW w:w="0" w:type="auto"/>
-            <w:tcBorders>
-              <w:top w:val="single" w:sz="2" w:space="0" w:color="E3E3E3"/>
-              <w:left w:val="single" w:sz="2" w:space="0" w:color="E3E3E3"/>
-              <w:bottom w:val="single" w:sz="6" w:space="0" w:color="2E2E33"/>
-              <w:right w:val="nil"/>
-            </w:tcBorders>
-            <w:vAlign w:val="center"/>
             <w:hideMark/>
           </w:tcPr>
           <w:p>
             <w:pPr>
               <w:pStyle w:val="aff3"/>
               <w:shd w:val="clear" w:color="auto" w:fill="FFFFFF" w:themeFill="background1"/>
+              <w:rPr>
+                <w:bCs/>
+              </w:rPr>
             </w:pPr>
             <w:r>
+              <w:rPr>
+                <w:bCs/>
+              </w:rPr>
               <w:t>от +5 до +40 °С</w:t>
             </w:r>
           </w:p>
         </w:tc>
       </w:tr>
       <w:tr>
-        <w:trPr>
-          <w:tblCellSpacing w:w="15" w:type="dxa"/>
-        </w:trPr>
         <w:tc>
           <w:tcPr>
             <w:tcW w:w="0" w:type="auto"/>
-            <w:tcBorders>
-              <w:top w:val="single" w:sz="2" w:space="0" w:color="E3E3E3"/>
-              <w:left w:val="single" w:sz="2" w:space="0" w:color="E3E3E3"/>
-              <w:bottom w:val="single" w:sz="6" w:space="0" w:color="2E2E33"/>
-              <w:right w:val="single" w:sz="6" w:space="0" w:color="2E2E33"/>
-            </w:tcBorders>
-            <w:vAlign w:val="center"/>
             <w:hideMark/>
           </w:tcPr>
           <w:p>
             <w:pPr>
               <w:pStyle w:val="aff3"/>
               <w:shd w:val="clear" w:color="auto" w:fill="FFFFFF" w:themeFill="background1"/>
+              <w:rPr>
+                <w:bCs/>
+              </w:rPr>
             </w:pPr>
             <w:r>
+              <w:rPr>
+                <w:bCs/>
+              </w:rPr>
               <w:t>Габаритные размеры</w:t>
             </w:r>
           </w:p>
@@ -2819,48 +2120,43 @@
         <w:tc>
           <w:tcPr>
             <w:tcW w:w="0" w:type="auto"/>
-            <w:tcBorders>
-              <w:top w:val="single" w:sz="2" w:space="0" w:color="E3E3E3"/>
-              <w:left w:val="single" w:sz="2" w:space="0" w:color="E3E3E3"/>
-              <w:bottom w:val="single" w:sz="6" w:space="0" w:color="2E2E33"/>
-              <w:right w:val="nil"/>
-            </w:tcBorders>
-            <w:vAlign w:val="center"/>
             <w:hideMark/>
           </w:tcPr>
           <w:p>
             <w:pPr>
               <w:pStyle w:val="aff3"/>
               <w:shd w:val="clear" w:color="auto" w:fill="FFFFFF" w:themeFill="background1"/>
+              <w:rPr>
+                <w:bCs/>
+              </w:rPr>
             </w:pPr>
             <w:r>
+              <w:rPr>
+                <w:bCs/>
+              </w:rPr>
               <w:t>не более 242×245×70 мм</w:t>
             </w:r>
           </w:p>
         </w:tc>
       </w:tr>
       <w:tr>
-        <w:trPr>
-          <w:tblCellSpacing w:w="15" w:type="dxa"/>
-        </w:trPr>
         <w:tc>
           <w:tcPr>
             <w:tcW w:w="0" w:type="auto"/>
-            <w:tcBorders>
-              <w:top w:val="single" w:sz="2" w:space="0" w:color="E3E3E3"/>
-              <w:left w:val="single" w:sz="2" w:space="0" w:color="E3E3E3"/>
-              <w:bottom w:val="single" w:sz="6" w:space="0" w:color="2E2E33"/>
-              <w:right w:val="single" w:sz="6" w:space="0" w:color="2E2E33"/>
-            </w:tcBorders>
-            <w:vAlign w:val="center"/>
             <w:hideMark/>
           </w:tcPr>
           <w:p>
             <w:pPr>
               <w:pStyle w:val="aff3"/>
               <w:shd w:val="clear" w:color="auto" w:fill="FFFFFF" w:themeFill="background1"/>
+              <w:rPr>
+                <w:bCs/>
+              </w:rPr>
             </w:pPr>
             <w:r>
+              <w:rPr>
+                <w:bCs/>
+              </w:rPr>
               <w:t>Масса</w:t>
             </w:r>
           </w:p>
@@ -2868,53 +2164,51 @@
         <w:tc>
           <w:tcPr>
             <w:tcW w:w="0" w:type="auto"/>
-            <w:tcBorders>
-              <w:top w:val="single" w:sz="2" w:space="0" w:color="E3E3E3"/>
-              <w:left w:val="single" w:sz="2" w:space="0" w:color="E3E3E3"/>
-              <w:bottom w:val="single" w:sz="6" w:space="0" w:color="2E2E33"/>
-              <w:right w:val="nil"/>
-            </w:tcBorders>
-            <w:vAlign w:val="center"/>
             <w:hideMark/>
           </w:tcPr>
           <w:p>
             <w:pPr>
               <w:pStyle w:val="aff3"/>
               <w:shd w:val="clear" w:color="auto" w:fill="FFFFFF" w:themeFill="background1"/>
+              <w:rPr>
+                <w:bCs/>
+              </w:rPr>
             </w:pPr>
             <w:r>
+              <w:rPr>
+                <w:bCs/>
+              </w:rPr>
               <w:t>не более 1,3 кг</w:t>
             </w:r>
           </w:p>
         </w:tc>
       </w:tr>
       <w:tr>
-        <w:trPr>
-          <w:tblCellSpacing w:w="15" w:type="dxa"/>
-        </w:trPr>
         <w:tc>
           <w:tcPr>
             <w:tcW w:w="0" w:type="auto"/>
-            <w:tcBorders>
-              <w:top w:val="single" w:sz="2" w:space="0" w:color="E3E3E3"/>
-              <w:left w:val="single" w:sz="2" w:space="0" w:color="E3E3E3"/>
-              <w:bottom w:val="single" w:sz="6" w:space="0" w:color="2E2E33"/>
-              <w:right w:val="single" w:sz="6" w:space="0" w:color="2E2E33"/>
-            </w:tcBorders>
-            <w:vAlign w:val="center"/>
             <w:hideMark/>
           </w:tcPr>
           <w:p>
             <w:pPr>
               <w:pStyle w:val="aff3"/>
               <w:shd w:val="clear" w:color="auto" w:fill="FFFFFF" w:themeFill="background1"/>
+              <w:rPr>
+                <w:bCs/>
+              </w:rPr>
             </w:pPr>
             <w:proofErr w:type="spellStart"/>
             <w:r>
+              <w:rPr>
+                <w:bCs/>
+              </w:rPr>
               <w:t>Межповерочный</w:t>
             </w:r>
             <w:proofErr w:type="spellEnd"/>
             <w:r>
+              <w:rPr>
+                <w:bCs/>
+              </w:rPr>
               <w:t xml:space="preserve"> интервал</w:t>
             </w:r>
           </w:p>
@@ -2922,48 +2216,43 @@
         <w:tc>
           <w:tcPr>
             <w:tcW w:w="0" w:type="auto"/>
-            <w:tcBorders>
-              <w:top w:val="single" w:sz="2" w:space="0" w:color="E3E3E3"/>
-              <w:left w:val="single" w:sz="2" w:space="0" w:color="E3E3E3"/>
-              <w:bottom w:val="single" w:sz="6" w:space="0" w:color="2E2E33"/>
-              <w:right w:val="nil"/>
-            </w:tcBorders>
-            <w:vAlign w:val="center"/>
             <w:hideMark/>
           </w:tcPr>
           <w:p>
             <w:pPr>
               <w:pStyle w:val="aff3"/>
               <w:shd w:val="clear" w:color="auto" w:fill="FFFFFF" w:themeFill="background1"/>
+              <w:rPr>
+                <w:bCs/>
+              </w:rPr>
             </w:pPr>
             <w:r>
+              <w:rPr>
+                <w:bCs/>
+              </w:rPr>
               <w:t>1 год</w:t>
             </w:r>
           </w:p>
         </w:tc>
       </w:tr>
       <w:tr>
-        <w:trPr>
-          <w:tblCellSpacing w:w="15" w:type="dxa"/>
-        </w:trPr>
         <w:tc>
           <w:tcPr>
             <w:tcW w:w="0" w:type="auto"/>
-            <w:tcBorders>
-              <w:top w:val="single" w:sz="2" w:space="0" w:color="E3E3E3"/>
-              <w:left w:val="single" w:sz="2" w:space="0" w:color="E3E3E3"/>
-              <w:bottom w:val="single" w:sz="6" w:space="0" w:color="2E2E33"/>
-              <w:right w:val="single" w:sz="6" w:space="0" w:color="2E2E33"/>
-            </w:tcBorders>
-            <w:vAlign w:val="center"/>
             <w:hideMark/>
           </w:tcPr>
           <w:p>
             <w:pPr>
               <w:pStyle w:val="aff3"/>
               <w:shd w:val="clear" w:color="auto" w:fill="FFFFFF" w:themeFill="background1"/>
+              <w:rPr>
+                <w:bCs/>
+              </w:rPr>
             </w:pPr>
             <w:r>
+              <w:rPr>
+                <w:bCs/>
+              </w:rPr>
               <w:t>Наработка на отказ</w:t>
             </w:r>
           </w:p>
@@ -2971,48 +2260,43 @@
         <w:tc>
           <w:tcPr>
             <w:tcW w:w="0" w:type="auto"/>
-            <w:tcBorders>
-              <w:top w:val="single" w:sz="2" w:space="0" w:color="E3E3E3"/>
-              <w:left w:val="single" w:sz="2" w:space="0" w:color="E3E3E3"/>
-              <w:bottom w:val="single" w:sz="6" w:space="0" w:color="2E2E33"/>
-              <w:right w:val="nil"/>
-            </w:tcBorders>
-            <w:vAlign w:val="center"/>
             <w:hideMark/>
           </w:tcPr>
           <w:p>
             <w:pPr>
               <w:pStyle w:val="aff3"/>
               <w:shd w:val="clear" w:color="auto" w:fill="FFFFFF" w:themeFill="background1"/>
+              <w:rPr>
+                <w:bCs/>
+              </w:rPr>
             </w:pPr>
             <w:r>
+              <w:rPr>
+                <w:bCs/>
+              </w:rPr>
               <w:t>не менее 15000 ч</w:t>
             </w:r>
           </w:p>
         </w:tc>
       </w:tr>
       <w:tr>
-        <w:trPr>
-          <w:tblCellSpacing w:w="15" w:type="dxa"/>
-        </w:trPr>
         <w:tc>
           <w:tcPr>
             <w:tcW w:w="0" w:type="auto"/>
-            <w:tcBorders>
-              <w:top w:val="single" w:sz="2" w:space="0" w:color="E3E3E3"/>
-              <w:left w:val="single" w:sz="2" w:space="0" w:color="E3E3E3"/>
-              <w:bottom w:val="nil"/>
-              <w:right w:val="single" w:sz="6" w:space="0" w:color="2E2E33"/>
-            </w:tcBorders>
-            <w:vAlign w:val="center"/>
             <w:hideMark/>
           </w:tcPr>
           <w:p>
             <w:pPr>
               <w:pStyle w:val="aff3"/>
               <w:shd w:val="clear" w:color="auto" w:fill="FFFFFF" w:themeFill="background1"/>
+              <w:rPr>
+                <w:bCs/>
+              </w:rPr>
             </w:pPr>
             <w:r>
+              <w:rPr>
+                <w:bCs/>
+              </w:rPr>
               <w:t>Гарантийный срок</w:t>
             </w:r>
           </w:p>
@@ -3020,32 +2304,27 @@
         <w:tc>
           <w:tcPr>
             <w:tcW w:w="0" w:type="auto"/>
-            <w:tcBorders>
-              <w:top w:val="single" w:sz="2" w:space="0" w:color="E3E3E3"/>
-              <w:left w:val="single" w:sz="2" w:space="0" w:color="E3E3E3"/>
-              <w:bottom w:val="nil"/>
-              <w:right w:val="nil"/>
-            </w:tcBorders>
-            <w:vAlign w:val="center"/>
             <w:hideMark/>
           </w:tcPr>
           <w:p>
             <w:pPr>
               <w:pStyle w:val="aff3"/>
               <w:shd w:val="clear" w:color="auto" w:fill="FFFFFF" w:themeFill="background1"/>
+              <w:rPr>
+                <w:bCs/>
+              </w:rPr>
             </w:pPr>
             <w:r>
+              <w:rPr>
+                <w:bCs/>
+              </w:rPr>
               <w:t>18 месяцев</w:t>
             </w:r>
           </w:p>
         </w:tc>
       </w:tr>
     </w:tbl>
-    <w:p>
-      <w:pPr>
-        <w:shd w:val="clear" w:color="auto" w:fill="FFFFFF" w:themeFill="background1"/>
-      </w:pPr>
-    </w:p>
+    <w:p/>
     <w:p>
       <w:pPr>
         <w:pStyle w:val="2"/>
@@ -3053,10 +2332,25 @@
           <w:ilvl w:val="0"/>
           <w:numId w:val="19"/>
         </w:numPr>
-      </w:pPr>
-      <w:bookmarkStart w:id="7" w:name="_Toc223012886"/>
+        <w:rPr>
+          <w:b w:val="0"/>
+          <w:bCs/>
+        </w:rPr>
+      </w:pPr>
+      <w:bookmarkStart w:id="7" w:name="_Toc223014595"/>
       <w:r>
-        <w:t>ИЗУЧЕНИЕ ПАСПОРТА МУЛЬТИМЕТРА MY-60</w:t>
+        <w:rPr>
+          <w:b w:val="0"/>
+          <w:bCs/>
+        </w:rPr>
+        <w:t xml:space="preserve">Изучение паспорта мультиметра </w:t>
+      </w:r>
+      <w:r>
+        <w:rPr>
+          <w:b w:val="0"/>
+          <w:bCs/>
+        </w:rPr>
+        <w:t>MY-60</w:t>
       </w:r>
       <w:bookmarkEnd w:id="7"/>
     </w:p>
@@ -3067,39 +2361,28 @@
           <w:ilvl w:val="1"/>
           <w:numId w:val="19"/>
         </w:numPr>
-        <w:shd w:val="clear" w:color="auto" w:fill="FFFFFF" w:themeFill="background1"/>
-        <w:rPr>
-          <w:b/>
-          <w:bCs/>
-        </w:rPr>
       </w:pPr>
       <w:r>
-        <w:rPr>
-          <w:b/>
-          <w:bCs/>
-        </w:rPr>
         <w:t>Классификационные признаки</w:t>
       </w:r>
     </w:p>
     <w:p>
-      <w:pPr>
-        <w:shd w:val="clear" w:color="auto" w:fill="FFFFFF" w:themeFill="background1"/>
-      </w:pPr>
       <w:r>
         <w:t>На основании изучения инструкции по эксплуатации.</w:t>
       </w:r>
     </w:p>
     <w:p>
       <w:pPr>
-        <w:shd w:val="clear" w:color="auto" w:fill="FFFFFF" w:themeFill="background1"/>
         <w:ind w:firstLine="0"/>
         <w:rPr>
           <w:rStyle w:val="af1"/>
+          <w:bCs/>
         </w:rPr>
       </w:pPr>
       <w:r>
         <w:rPr>
           <w:rStyle w:val="af1"/>
+          <w:bCs/>
         </w:rPr>
         <w:t xml:space="preserve">Таблица </w:t>
       </w:r>
@@ -3124,60 +2407,46 @@
       <w:r>
         <w:rPr>
           <w:rStyle w:val="af1"/>
+          <w:bCs/>
         </w:rPr>
         <w:t xml:space="preserve"> </w:t>
       </w:r>
       <w:r>
         <w:rPr>
           <w:rStyle w:val="af1"/>
+          <w:bCs/>
         </w:rPr>
         <w:t>– Классификационные признаки СИ (MY-60)</w:t>
       </w:r>
     </w:p>
     <w:tbl>
       <w:tblPr>
+        <w:tblStyle w:val="a3"/>
         <w:tblW w:w="0" w:type="auto"/>
-        <w:tblCellSpacing w:w="15" w:type="dxa"/>
-        <w:tblBorders>
-          <w:top w:val="single" w:sz="2" w:space="0" w:color="E3E3E3"/>
-          <w:left w:val="single" w:sz="2" w:space="0" w:color="E3E3E3"/>
-          <w:bottom w:val="single" w:sz="2" w:space="0" w:color="E3E3E3"/>
-          <w:right w:val="single" w:sz="2" w:space="0" w:color="E3E3E3"/>
-        </w:tblBorders>
-        <w:tblCellMar>
-          <w:left w:w="0" w:type="dxa"/>
-          <w:right w:w="0" w:type="dxa"/>
-        </w:tblCellMar>
         <w:tblLook w:val="04A0" w:firstRow="1" w:lastRow="0" w:firstColumn="1" w:lastColumn="0" w:noHBand="0" w:noVBand="1"/>
       </w:tblPr>
       <w:tblGrid>
-        <w:gridCol w:w="4645"/>
-        <w:gridCol w:w="4368"/>
+        <w:gridCol w:w="4796"/>
+        <w:gridCol w:w="4534"/>
       </w:tblGrid>
       <w:tr>
-        <w:trPr>
-          <w:tblHeader/>
-          <w:tblCellSpacing w:w="15" w:type="dxa"/>
-        </w:trPr>
         <w:tc>
           <w:tcPr>
             <w:tcW w:w="0" w:type="auto"/>
-            <w:tcBorders>
-              <w:top w:val="single" w:sz="2" w:space="0" w:color="E3E3E3"/>
-              <w:left w:val="single" w:sz="2" w:space="0" w:color="E3E3E3"/>
-              <w:bottom w:val="single" w:sz="6" w:space="0" w:color="2E2E33"/>
-              <w:right w:val="single" w:sz="6" w:space="0" w:color="2E2E33"/>
-            </w:tcBorders>
-            <w:shd w:val="clear" w:color="auto" w:fill="2E2E33"/>
-            <w:vAlign w:val="center"/>
             <w:hideMark/>
           </w:tcPr>
           <w:p>
             <w:pPr>
               <w:pStyle w:val="aff5"/>
               <w:shd w:val="clear" w:color="auto" w:fill="FFFFFF" w:themeFill="background1"/>
+              <w:rPr>
+                <w:bCs/>
+              </w:rPr>
             </w:pPr>
             <w:r>
+              <w:rPr>
+                <w:bCs/>
+              </w:rPr>
               <w:t>Классификационный признак</w:t>
             </w:r>
           </w:p>
@@ -3185,49 +2454,43 @@
         <w:tc>
           <w:tcPr>
             <w:tcW w:w="0" w:type="auto"/>
-            <w:tcBorders>
-              <w:top w:val="single" w:sz="2" w:space="0" w:color="E3E3E3"/>
-              <w:left w:val="single" w:sz="2" w:space="0" w:color="E3E3E3"/>
-              <w:bottom w:val="single" w:sz="6" w:space="0" w:color="2E2E33"/>
-              <w:right w:val="nil"/>
-            </w:tcBorders>
-            <w:shd w:val="clear" w:color="auto" w:fill="2E2E33"/>
-            <w:vAlign w:val="center"/>
             <w:hideMark/>
           </w:tcPr>
           <w:p>
             <w:pPr>
               <w:pStyle w:val="aff5"/>
               <w:shd w:val="clear" w:color="auto" w:fill="FFFFFF" w:themeFill="background1"/>
+              <w:rPr>
+                <w:bCs/>
+              </w:rPr>
             </w:pPr>
             <w:r>
+              <w:rPr>
+                <w:bCs/>
+              </w:rPr>
               <w:t>Характеристика</w:t>
             </w:r>
           </w:p>
         </w:tc>
       </w:tr>
       <w:tr>
-        <w:trPr>
-          <w:tblCellSpacing w:w="15" w:type="dxa"/>
-        </w:trPr>
         <w:tc>
           <w:tcPr>
             <w:tcW w:w="0" w:type="auto"/>
-            <w:tcBorders>
-              <w:top w:val="single" w:sz="2" w:space="0" w:color="E3E3E3"/>
-              <w:left w:val="single" w:sz="2" w:space="0" w:color="E3E3E3"/>
-              <w:bottom w:val="single" w:sz="6" w:space="0" w:color="2E2E33"/>
-              <w:right w:val="single" w:sz="6" w:space="0" w:color="2E2E33"/>
-            </w:tcBorders>
-            <w:vAlign w:val="center"/>
             <w:hideMark/>
           </w:tcPr>
           <w:p>
             <w:pPr>
               <w:pStyle w:val="aff3"/>
               <w:shd w:val="clear" w:color="auto" w:fill="FFFFFF" w:themeFill="background1"/>
+              <w:rPr>
+                <w:bCs/>
+              </w:rPr>
             </w:pPr>
             <w:r>
+              <w:rPr>
+                <w:bCs/>
+              </w:rPr>
               <w:t>По видам</w:t>
             </w:r>
           </w:p>
@@ -3235,48 +2498,43 @@
         <w:tc>
           <w:tcPr>
             <w:tcW w:w="0" w:type="auto"/>
-            <w:tcBorders>
-              <w:top w:val="single" w:sz="2" w:space="0" w:color="E3E3E3"/>
-              <w:left w:val="single" w:sz="2" w:space="0" w:color="E3E3E3"/>
-              <w:bottom w:val="single" w:sz="6" w:space="0" w:color="2E2E33"/>
-              <w:right w:val="nil"/>
-            </w:tcBorders>
-            <w:vAlign w:val="center"/>
             <w:hideMark/>
           </w:tcPr>
           <w:p>
             <w:pPr>
               <w:pStyle w:val="aff3"/>
               <w:shd w:val="clear" w:color="auto" w:fill="FFFFFF" w:themeFill="background1"/>
+              <w:rPr>
+                <w:bCs/>
+              </w:rPr>
             </w:pPr>
             <w:r>
+              <w:rPr>
+                <w:bCs/>
+              </w:rPr>
               <w:t>Измерительный прибор</w:t>
             </w:r>
           </w:p>
         </w:tc>
       </w:tr>
       <w:tr>
-        <w:trPr>
-          <w:tblCellSpacing w:w="15" w:type="dxa"/>
-        </w:trPr>
         <w:tc>
           <w:tcPr>
             <w:tcW w:w="0" w:type="auto"/>
-            <w:tcBorders>
-              <w:top w:val="single" w:sz="2" w:space="0" w:color="E3E3E3"/>
-              <w:left w:val="single" w:sz="2" w:space="0" w:color="E3E3E3"/>
-              <w:bottom w:val="single" w:sz="6" w:space="0" w:color="2E2E33"/>
-              <w:right w:val="single" w:sz="6" w:space="0" w:color="2E2E33"/>
-            </w:tcBorders>
-            <w:vAlign w:val="center"/>
             <w:hideMark/>
           </w:tcPr>
           <w:p>
             <w:pPr>
               <w:pStyle w:val="aff3"/>
               <w:shd w:val="clear" w:color="auto" w:fill="FFFFFF" w:themeFill="background1"/>
+              <w:rPr>
+                <w:bCs/>
+              </w:rPr>
             </w:pPr>
             <w:r>
+              <w:rPr>
+                <w:bCs/>
+              </w:rPr>
               <w:t>По виду выходной величины</w:t>
             </w:r>
           </w:p>
@@ -3284,48 +2542,43 @@
         <w:tc>
           <w:tcPr>
             <w:tcW w:w="0" w:type="auto"/>
-            <w:tcBorders>
-              <w:top w:val="single" w:sz="2" w:space="0" w:color="E3E3E3"/>
-              <w:left w:val="single" w:sz="2" w:space="0" w:color="E3E3E3"/>
-              <w:bottom w:val="single" w:sz="6" w:space="0" w:color="2E2E33"/>
-              <w:right w:val="nil"/>
-            </w:tcBorders>
-            <w:vAlign w:val="center"/>
             <w:hideMark/>
           </w:tcPr>
           <w:p>
             <w:pPr>
               <w:pStyle w:val="aff3"/>
               <w:shd w:val="clear" w:color="auto" w:fill="FFFFFF" w:themeFill="background1"/>
+              <w:rPr>
+                <w:bCs/>
+              </w:rPr>
             </w:pPr>
             <w:r>
+              <w:rPr>
+                <w:bCs/>
+              </w:rPr>
               <w:t>Цифровой</w:t>
             </w:r>
           </w:p>
         </w:tc>
       </w:tr>
       <w:tr>
-        <w:trPr>
-          <w:tblCellSpacing w:w="15" w:type="dxa"/>
-        </w:trPr>
         <w:tc>
           <w:tcPr>
             <w:tcW w:w="0" w:type="auto"/>
-            <w:tcBorders>
-              <w:top w:val="single" w:sz="2" w:space="0" w:color="E3E3E3"/>
-              <w:left w:val="single" w:sz="2" w:space="0" w:color="E3E3E3"/>
-              <w:bottom w:val="single" w:sz="6" w:space="0" w:color="2E2E33"/>
-              <w:right w:val="single" w:sz="6" w:space="0" w:color="2E2E33"/>
-            </w:tcBorders>
-            <w:vAlign w:val="center"/>
             <w:hideMark/>
           </w:tcPr>
           <w:p>
             <w:pPr>
               <w:pStyle w:val="aff3"/>
               <w:shd w:val="clear" w:color="auto" w:fill="FFFFFF" w:themeFill="background1"/>
+              <w:rPr>
+                <w:bCs/>
+              </w:rPr>
             </w:pPr>
             <w:r>
+              <w:rPr>
+                <w:bCs/>
+              </w:rPr>
               <w:t>По форме представления информации</w:t>
             </w:r>
           </w:p>
@@ -3333,49 +2586,43 @@
         <w:tc>
           <w:tcPr>
             <w:tcW w:w="0" w:type="auto"/>
-            <w:tcBorders>
-              <w:top w:val="single" w:sz="2" w:space="0" w:color="E3E3E3"/>
-              <w:left w:val="single" w:sz="2" w:space="0" w:color="E3E3E3"/>
-              <w:bottom w:val="single" w:sz="6" w:space="0" w:color="2E2E33"/>
-              <w:right w:val="nil"/>
-            </w:tcBorders>
-            <w:vAlign w:val="center"/>
             <w:hideMark/>
           </w:tcPr>
           <w:p>
             <w:pPr>
               <w:pStyle w:val="aff3"/>
               <w:shd w:val="clear" w:color="auto" w:fill="FFFFFF" w:themeFill="background1"/>
+              <w:rPr>
+                <w:bCs/>
+              </w:rPr>
             </w:pPr>
             <w:r>
+              <w:rPr>
+                <w:bCs/>
+              </w:rPr>
               <w:t>Показывающий (ЖК-дисплей)</w:t>
             </w:r>
           </w:p>
         </w:tc>
       </w:tr>
       <w:tr>
-        <w:trPr>
-          <w:tblCellSpacing w:w="15" w:type="dxa"/>
-        </w:trPr>
         <w:tc>
           <w:tcPr>
             <w:tcW w:w="0" w:type="auto"/>
-            <w:tcBorders>
-              <w:top w:val="single" w:sz="2" w:space="0" w:color="E3E3E3"/>
-              <w:left w:val="single" w:sz="2" w:space="0" w:color="E3E3E3"/>
-              <w:bottom w:val="single" w:sz="6" w:space="0" w:color="2E2E33"/>
-              <w:right w:val="single" w:sz="6" w:space="0" w:color="2E2E33"/>
-            </w:tcBorders>
-            <w:vAlign w:val="center"/>
             <w:hideMark/>
           </w:tcPr>
           <w:p>
             <w:pPr>
               <w:pStyle w:val="aff3"/>
               <w:shd w:val="clear" w:color="auto" w:fill="FFFFFF" w:themeFill="background1"/>
+              <w:rPr>
+                <w:bCs/>
+              </w:rPr>
             </w:pPr>
             <w:r>
-              <w:lastRenderedPageBreak/>
+              <w:rPr>
+                <w:bCs/>
+              </w:rPr>
               <w:t>По метрологическому назначению</w:t>
             </w:r>
           </w:p>
@@ -3383,48 +2630,43 @@
         <w:tc>
           <w:tcPr>
             <w:tcW w:w="0" w:type="auto"/>
-            <w:tcBorders>
-              <w:top w:val="single" w:sz="2" w:space="0" w:color="E3E3E3"/>
-              <w:left w:val="single" w:sz="2" w:space="0" w:color="E3E3E3"/>
-              <w:bottom w:val="single" w:sz="6" w:space="0" w:color="2E2E33"/>
-              <w:right w:val="nil"/>
-            </w:tcBorders>
-            <w:vAlign w:val="center"/>
             <w:hideMark/>
           </w:tcPr>
           <w:p>
             <w:pPr>
               <w:pStyle w:val="aff3"/>
               <w:shd w:val="clear" w:color="auto" w:fill="FFFFFF" w:themeFill="background1"/>
+              <w:rPr>
+                <w:bCs/>
+              </w:rPr>
             </w:pPr>
             <w:r>
+              <w:rPr>
+                <w:bCs/>
+              </w:rPr>
               <w:t>Рабочее средство измерений (РСИ)</w:t>
             </w:r>
           </w:p>
         </w:tc>
       </w:tr>
       <w:tr>
-        <w:trPr>
-          <w:tblCellSpacing w:w="15" w:type="dxa"/>
-        </w:trPr>
         <w:tc>
           <w:tcPr>
             <w:tcW w:w="0" w:type="auto"/>
-            <w:tcBorders>
-              <w:top w:val="single" w:sz="2" w:space="0" w:color="E3E3E3"/>
-              <w:left w:val="single" w:sz="2" w:space="0" w:color="E3E3E3"/>
-              <w:bottom w:val="nil"/>
-              <w:right w:val="single" w:sz="6" w:space="0" w:color="2E2E33"/>
-            </w:tcBorders>
-            <w:vAlign w:val="center"/>
             <w:hideMark/>
           </w:tcPr>
           <w:p>
             <w:pPr>
               <w:pStyle w:val="aff3"/>
               <w:shd w:val="clear" w:color="auto" w:fill="FFFFFF" w:themeFill="background1"/>
+              <w:rPr>
+                <w:bCs/>
+              </w:rPr>
             </w:pPr>
             <w:r>
+              <w:rPr>
+                <w:bCs/>
+              </w:rPr>
               <w:t>По условиям применения</w:t>
             </w:r>
           </w:p>
@@ -3432,36 +2674,27 @@
         <w:tc>
           <w:tcPr>
             <w:tcW w:w="0" w:type="auto"/>
-            <w:tcBorders>
-              <w:top w:val="single" w:sz="2" w:space="0" w:color="E3E3E3"/>
-              <w:left w:val="single" w:sz="2" w:space="0" w:color="E3E3E3"/>
-              <w:bottom w:val="nil"/>
-              <w:right w:val="nil"/>
-            </w:tcBorders>
-            <w:vAlign w:val="center"/>
             <w:hideMark/>
           </w:tcPr>
           <w:p>
             <w:pPr>
               <w:pStyle w:val="aff3"/>
               <w:shd w:val="clear" w:color="auto" w:fill="FFFFFF" w:themeFill="background1"/>
+              <w:rPr>
+                <w:bCs/>
+              </w:rPr>
             </w:pPr>
             <w:r>
+              <w:rPr>
+                <w:bCs/>
+              </w:rPr>
               <w:t>Портативный (автономное питание)</w:t>
             </w:r>
           </w:p>
         </w:tc>
       </w:tr>
     </w:tbl>
-    <w:p>
-      <w:pPr>
-        <w:shd w:val="clear" w:color="auto" w:fill="FFFFFF" w:themeFill="background1"/>
-        <w:rPr>
-          <w:b/>
-          <w:bCs/>
-        </w:rPr>
-      </w:pPr>
-    </w:p>
+    <w:p/>
     <w:p>
       <w:pPr>
         <w:pStyle w:val="aff0"/>
@@ -3469,39 +2702,28 @@
           <w:ilvl w:val="1"/>
           <w:numId w:val="19"/>
         </w:numPr>
-        <w:shd w:val="clear" w:color="auto" w:fill="FFFFFF" w:themeFill="background1"/>
-        <w:rPr>
-          <w:b/>
-          <w:bCs/>
-        </w:rPr>
       </w:pPr>
       <w:r>
-        <w:rPr>
-          <w:b/>
-          <w:bCs/>
-        </w:rPr>
         <w:t>Основные метрологические характеристики</w:t>
       </w:r>
     </w:p>
     <w:p>
-      <w:pPr>
-        <w:shd w:val="clear" w:color="auto" w:fill="FFFFFF" w:themeFill="background1"/>
-      </w:pPr>
       <w:r>
         <w:t>Данные взяты из раздела «СПЕЦИФИКАЦИЯ» инструкции.</w:t>
       </w:r>
     </w:p>
     <w:p>
       <w:pPr>
-        <w:shd w:val="clear" w:color="auto" w:fill="FFFFFF" w:themeFill="background1"/>
         <w:ind w:firstLine="0"/>
         <w:rPr>
           <w:rStyle w:val="af1"/>
+          <w:bCs/>
         </w:rPr>
       </w:pPr>
       <w:r>
         <w:rPr>
           <w:rStyle w:val="af1"/>
+          <w:bCs/>
         </w:rPr>
         <w:t xml:space="preserve">Таблица </w:t>
       </w:r>
@@ -3526,62 +2748,48 @@
       <w:r>
         <w:rPr>
           <w:rStyle w:val="af1"/>
+          <w:bCs/>
         </w:rPr>
         <w:t xml:space="preserve"> </w:t>
       </w:r>
       <w:r>
         <w:rPr>
           <w:rStyle w:val="af1"/>
+          <w:bCs/>
         </w:rPr>
         <w:t>– Метрологические характеристики MY-60</w:t>
       </w:r>
     </w:p>
     <w:tbl>
       <w:tblPr>
+        <w:tblStyle w:val="a3"/>
         <w:tblW w:w="0" w:type="auto"/>
-        <w:tblCellSpacing w:w="15" w:type="dxa"/>
-        <w:tblBorders>
-          <w:top w:val="single" w:sz="2" w:space="0" w:color="E3E3E3"/>
-          <w:left w:val="single" w:sz="2" w:space="0" w:color="E3E3E3"/>
-          <w:bottom w:val="single" w:sz="2" w:space="0" w:color="E3E3E3"/>
-          <w:right w:val="single" w:sz="2" w:space="0" w:color="E3E3E3"/>
-        </w:tblBorders>
-        <w:tblCellMar>
-          <w:left w:w="0" w:type="dxa"/>
-          <w:right w:w="0" w:type="dxa"/>
-        </w:tblCellMar>
         <w:tblLook w:val="04A0" w:firstRow="1" w:lastRow="0" w:firstColumn="1" w:lastColumn="0" w:noHBand="0" w:noVBand="1"/>
       </w:tblPr>
       <w:tblGrid>
-        <w:gridCol w:w="2614"/>
-        <w:gridCol w:w="2205"/>
-        <w:gridCol w:w="2213"/>
-        <w:gridCol w:w="2320"/>
+        <w:gridCol w:w="2542"/>
+        <w:gridCol w:w="2178"/>
+        <w:gridCol w:w="2245"/>
+        <w:gridCol w:w="2380"/>
       </w:tblGrid>
       <w:tr>
-        <w:trPr>
-          <w:tblHeader/>
-          <w:tblCellSpacing w:w="15" w:type="dxa"/>
-        </w:trPr>
         <w:tc>
           <w:tcPr>
             <w:tcW w:w="0" w:type="auto"/>
-            <w:tcBorders>
-              <w:top w:val="single" w:sz="2" w:space="0" w:color="E3E3E3"/>
-              <w:left w:val="single" w:sz="2" w:space="0" w:color="E3E3E3"/>
-              <w:bottom w:val="single" w:sz="6" w:space="0" w:color="2E2E33"/>
-              <w:right w:val="single" w:sz="6" w:space="0" w:color="2E2E33"/>
-            </w:tcBorders>
-            <w:shd w:val="clear" w:color="auto" w:fill="2E2E33"/>
-            <w:vAlign w:val="center"/>
             <w:hideMark/>
           </w:tcPr>
           <w:p>
             <w:pPr>
               <w:pStyle w:val="aff5"/>
               <w:shd w:val="clear" w:color="auto" w:fill="FFFFFF" w:themeFill="background1"/>
+              <w:rPr>
+                <w:bCs/>
+              </w:rPr>
             </w:pPr>
             <w:r>
+              <w:rPr>
+                <w:bCs/>
+              </w:rPr>
               <w:t>Измеряемая величина</w:t>
             </w:r>
           </w:p>
@@ -3589,22 +2797,20 @@
         <w:tc>
           <w:tcPr>
             <w:tcW w:w="0" w:type="auto"/>
-            <w:tcBorders>
-              <w:top w:val="single" w:sz="2" w:space="0" w:color="E3E3E3"/>
-              <w:left w:val="single" w:sz="2" w:space="0" w:color="E3E3E3"/>
-              <w:bottom w:val="single" w:sz="6" w:space="0" w:color="2E2E33"/>
-              <w:right w:val="single" w:sz="6" w:space="0" w:color="2E2E33"/>
-            </w:tcBorders>
-            <w:shd w:val="clear" w:color="auto" w:fill="2E2E33"/>
-            <w:vAlign w:val="center"/>
             <w:hideMark/>
           </w:tcPr>
           <w:p>
             <w:pPr>
               <w:pStyle w:val="aff5"/>
               <w:shd w:val="clear" w:color="auto" w:fill="FFFFFF" w:themeFill="background1"/>
+              <w:rPr>
+                <w:bCs/>
+              </w:rPr>
             </w:pPr>
             <w:r>
+              <w:rPr>
+                <w:bCs/>
+              </w:rPr>
               <w:t>Диапазон измерений</w:t>
             </w:r>
           </w:p>
@@ -3612,22 +2818,20 @@
         <w:tc>
           <w:tcPr>
             <w:tcW w:w="0" w:type="auto"/>
-            <w:tcBorders>
-              <w:top w:val="single" w:sz="2" w:space="0" w:color="E3E3E3"/>
-              <w:left w:val="single" w:sz="2" w:space="0" w:color="E3E3E3"/>
-              <w:bottom w:val="single" w:sz="6" w:space="0" w:color="2E2E33"/>
-              <w:right w:val="single" w:sz="6" w:space="0" w:color="2E2E33"/>
-            </w:tcBorders>
-            <w:shd w:val="clear" w:color="auto" w:fill="2E2E33"/>
-            <w:vAlign w:val="center"/>
             <w:hideMark/>
           </w:tcPr>
           <w:p>
             <w:pPr>
               <w:pStyle w:val="aff5"/>
               <w:shd w:val="clear" w:color="auto" w:fill="FFFFFF" w:themeFill="background1"/>
+              <w:rPr>
+                <w:bCs/>
+              </w:rPr>
             </w:pPr>
             <w:r>
+              <w:rPr>
+                <w:bCs/>
+              </w:rPr>
               <w:t>Основная погрешность</w:t>
             </w:r>
           </w:p>
@@ -3635,49 +2839,43 @@
         <w:tc>
           <w:tcPr>
             <w:tcW w:w="0" w:type="auto"/>
-            <w:tcBorders>
-              <w:top w:val="single" w:sz="2" w:space="0" w:color="E3E3E3"/>
-              <w:left w:val="single" w:sz="2" w:space="0" w:color="E3E3E3"/>
-              <w:bottom w:val="single" w:sz="6" w:space="0" w:color="2E2E33"/>
-              <w:right w:val="nil"/>
-            </w:tcBorders>
-            <w:shd w:val="clear" w:color="auto" w:fill="2E2E33"/>
-            <w:vAlign w:val="center"/>
             <w:hideMark/>
           </w:tcPr>
           <w:p>
             <w:pPr>
               <w:pStyle w:val="aff5"/>
               <w:shd w:val="clear" w:color="auto" w:fill="FFFFFF" w:themeFill="background1"/>
+              <w:rPr>
+                <w:bCs/>
+              </w:rPr>
             </w:pPr>
             <w:r>
+              <w:rPr>
+                <w:bCs/>
+              </w:rPr>
               <w:t>Входное сопротивление</w:t>
             </w:r>
           </w:p>
         </w:tc>
       </w:tr>
       <w:tr>
-        <w:trPr>
-          <w:tblCellSpacing w:w="15" w:type="dxa"/>
-        </w:trPr>
         <w:tc>
           <w:tcPr>
             <w:tcW w:w="0" w:type="auto"/>
-            <w:tcBorders>
-              <w:top w:val="single" w:sz="2" w:space="0" w:color="E3E3E3"/>
-              <w:left w:val="single" w:sz="2" w:space="0" w:color="E3E3E3"/>
-              <w:bottom w:val="single" w:sz="6" w:space="0" w:color="2E2E33"/>
-              <w:right w:val="single" w:sz="6" w:space="0" w:color="2E2E33"/>
-            </w:tcBorders>
-            <w:vAlign w:val="center"/>
             <w:hideMark/>
           </w:tcPr>
           <w:p>
             <w:pPr>
               <w:pStyle w:val="aff3"/>
               <w:shd w:val="clear" w:color="auto" w:fill="FFFFFF" w:themeFill="background1"/>
+              <w:rPr>
+                <w:bCs/>
+              </w:rPr>
             </w:pPr>
             <w:r>
+              <w:rPr>
+                <w:bCs/>
+              </w:rPr>
               <w:t>Постоянное напряжение</w:t>
             </w:r>
           </w:p>
@@ -3685,21 +2883,20 @@
         <w:tc>
           <w:tcPr>
             <w:tcW w:w="0" w:type="auto"/>
-            <w:tcBorders>
-              <w:top w:val="single" w:sz="2" w:space="0" w:color="E3E3E3"/>
-              <w:left w:val="single" w:sz="2" w:space="0" w:color="E3E3E3"/>
-              <w:bottom w:val="single" w:sz="6" w:space="0" w:color="2E2E33"/>
-              <w:right w:val="single" w:sz="6" w:space="0" w:color="2E2E33"/>
-            </w:tcBorders>
-            <w:vAlign w:val="center"/>
             <w:hideMark/>
           </w:tcPr>
           <w:p>
             <w:pPr>
               <w:pStyle w:val="aff3"/>
               <w:shd w:val="clear" w:color="auto" w:fill="FFFFFF" w:themeFill="background1"/>
+              <w:rPr>
+                <w:bCs/>
+              </w:rPr>
             </w:pPr>
             <w:r>
+              <w:rPr>
+                <w:bCs/>
+              </w:rPr>
               <w:t>0,1 мВ – 1000 В</w:t>
             </w:r>
           </w:p>
@@ -3707,34 +2904,42 @@
         <w:tc>
           <w:tcPr>
             <w:tcW w:w="0" w:type="auto"/>
-            <w:tcBorders>
-              <w:top w:val="single" w:sz="2" w:space="0" w:color="E3E3E3"/>
-              <w:left w:val="single" w:sz="2" w:space="0" w:color="E3E3E3"/>
-              <w:bottom w:val="single" w:sz="6" w:space="0" w:color="2E2E33"/>
-              <w:right w:val="single" w:sz="6" w:space="0" w:color="2E2E33"/>
-            </w:tcBorders>
-            <w:vAlign w:val="center"/>
             <w:hideMark/>
           </w:tcPr>
           <w:p>
             <w:pPr>
               <w:pStyle w:val="aff3"/>
               <w:shd w:val="clear" w:color="auto" w:fill="FFFFFF" w:themeFill="background1"/>
+              <w:rPr>
+                <w:bCs/>
+              </w:rPr>
             </w:pPr>
             <w:proofErr w:type="gramStart"/>
             <w:r>
+              <w:rPr>
+                <w:bCs/>
+              </w:rPr>
               <w:t>±(</w:t>
             </w:r>
             <w:proofErr w:type="gramEnd"/>
             <w:r>
+              <w:rPr>
+                <w:bCs/>
+              </w:rPr>
               <w:t xml:space="preserve">0,5–0,8)% ±1 </w:t>
             </w:r>
             <w:proofErr w:type="spellStart"/>
             <w:r>
+              <w:rPr>
+                <w:bCs/>
+              </w:rPr>
               <w:t>ед.сч</w:t>
             </w:r>
             <w:proofErr w:type="spellEnd"/>
             <w:r>
+              <w:rPr>
+                <w:bCs/>
+              </w:rPr>
               <w:t>.</w:t>
             </w:r>
           </w:p>
@@ -3742,48 +2947,43 @@
         <w:tc>
           <w:tcPr>
             <w:tcW w:w="0" w:type="auto"/>
-            <w:tcBorders>
-              <w:top w:val="single" w:sz="2" w:space="0" w:color="E3E3E3"/>
-              <w:left w:val="single" w:sz="2" w:space="0" w:color="E3E3E3"/>
-              <w:bottom w:val="single" w:sz="6" w:space="0" w:color="2E2E33"/>
-              <w:right w:val="nil"/>
-            </w:tcBorders>
-            <w:vAlign w:val="center"/>
             <w:hideMark/>
           </w:tcPr>
           <w:p>
             <w:pPr>
               <w:pStyle w:val="aff3"/>
               <w:shd w:val="clear" w:color="auto" w:fill="FFFFFF" w:themeFill="background1"/>
+              <w:rPr>
+                <w:bCs/>
+              </w:rPr>
             </w:pPr>
             <w:r>
+              <w:rPr>
+                <w:bCs/>
+              </w:rPr>
               <w:t>10 МОм</w:t>
             </w:r>
           </w:p>
         </w:tc>
       </w:tr>
       <w:tr>
-        <w:trPr>
-          <w:tblCellSpacing w:w="15" w:type="dxa"/>
-        </w:trPr>
         <w:tc>
           <w:tcPr>
             <w:tcW w:w="0" w:type="auto"/>
-            <w:tcBorders>
-              <w:top w:val="single" w:sz="2" w:space="0" w:color="E3E3E3"/>
-              <w:left w:val="single" w:sz="2" w:space="0" w:color="E3E3E3"/>
-              <w:bottom w:val="single" w:sz="6" w:space="0" w:color="2E2E33"/>
-              <w:right w:val="single" w:sz="6" w:space="0" w:color="2E2E33"/>
-            </w:tcBorders>
-            <w:vAlign w:val="center"/>
             <w:hideMark/>
           </w:tcPr>
           <w:p>
             <w:pPr>
               <w:pStyle w:val="aff3"/>
               <w:shd w:val="clear" w:color="auto" w:fill="FFFFFF" w:themeFill="background1"/>
+              <w:rPr>
+                <w:bCs/>
+              </w:rPr>
             </w:pPr>
             <w:r>
+              <w:rPr>
+                <w:bCs/>
+              </w:rPr>
               <w:t>Переменное напряжение</w:t>
             </w:r>
           </w:p>
@@ -3791,21 +2991,20 @@
         <w:tc>
           <w:tcPr>
             <w:tcW w:w="0" w:type="auto"/>
-            <w:tcBorders>
-              <w:top w:val="single" w:sz="2" w:space="0" w:color="E3E3E3"/>
-              <w:left w:val="single" w:sz="2" w:space="0" w:color="E3E3E3"/>
-              <w:bottom w:val="single" w:sz="6" w:space="0" w:color="2E2E33"/>
-              <w:right w:val="single" w:sz="6" w:space="0" w:color="2E2E33"/>
-            </w:tcBorders>
-            <w:vAlign w:val="center"/>
             <w:hideMark/>
           </w:tcPr>
           <w:p>
             <w:pPr>
               <w:pStyle w:val="aff3"/>
               <w:shd w:val="clear" w:color="auto" w:fill="FFFFFF" w:themeFill="background1"/>
+              <w:rPr>
+                <w:bCs/>
+              </w:rPr>
             </w:pPr>
             <w:r>
+              <w:rPr>
+                <w:bCs/>
+              </w:rPr>
               <w:t>0,1 мВ – 700 В</w:t>
             </w:r>
           </w:p>
@@ -3813,34 +3012,42 @@
         <w:tc>
           <w:tcPr>
             <w:tcW w:w="0" w:type="auto"/>
-            <w:tcBorders>
-              <w:top w:val="single" w:sz="2" w:space="0" w:color="E3E3E3"/>
-              <w:left w:val="single" w:sz="2" w:space="0" w:color="E3E3E3"/>
-              <w:bottom w:val="single" w:sz="6" w:space="0" w:color="2E2E33"/>
-              <w:right w:val="single" w:sz="6" w:space="0" w:color="2E2E33"/>
-            </w:tcBorders>
-            <w:vAlign w:val="center"/>
             <w:hideMark/>
           </w:tcPr>
           <w:p>
             <w:pPr>
               <w:pStyle w:val="aff3"/>
               <w:shd w:val="clear" w:color="auto" w:fill="FFFFFF" w:themeFill="background1"/>
+              <w:rPr>
+                <w:bCs/>
+              </w:rPr>
             </w:pPr>
             <w:proofErr w:type="gramStart"/>
             <w:r>
+              <w:rPr>
+                <w:bCs/>
+              </w:rPr>
               <w:t>±(</w:t>
             </w:r>
             <w:proofErr w:type="gramEnd"/>
             <w:r>
+              <w:rPr>
+                <w:bCs/>
+              </w:rPr>
               <w:t xml:space="preserve">0,8–1,2)% ±3 </w:t>
             </w:r>
             <w:proofErr w:type="spellStart"/>
             <w:r>
+              <w:rPr>
+                <w:bCs/>
+              </w:rPr>
               <w:t>ед.сч</w:t>
             </w:r>
             <w:proofErr w:type="spellEnd"/>
             <w:r>
+              <w:rPr>
+                <w:bCs/>
+              </w:rPr>
               <w:t>.</w:t>
             </w:r>
           </w:p>
@@ -3848,48 +3055,43 @@
         <w:tc>
           <w:tcPr>
             <w:tcW w:w="0" w:type="auto"/>
-            <w:tcBorders>
-              <w:top w:val="single" w:sz="2" w:space="0" w:color="E3E3E3"/>
-              <w:left w:val="single" w:sz="2" w:space="0" w:color="E3E3E3"/>
-              <w:bottom w:val="single" w:sz="6" w:space="0" w:color="2E2E33"/>
-              <w:right w:val="nil"/>
-            </w:tcBorders>
-            <w:vAlign w:val="center"/>
             <w:hideMark/>
           </w:tcPr>
           <w:p>
             <w:pPr>
               <w:pStyle w:val="aff3"/>
               <w:shd w:val="clear" w:color="auto" w:fill="FFFFFF" w:themeFill="background1"/>
+              <w:rPr>
+                <w:bCs/>
+              </w:rPr>
             </w:pPr>
             <w:r>
+              <w:rPr>
+                <w:bCs/>
+              </w:rPr>
               <w:t>10 МОм</w:t>
             </w:r>
           </w:p>
         </w:tc>
       </w:tr>
       <w:tr>
-        <w:trPr>
-          <w:tblCellSpacing w:w="15" w:type="dxa"/>
-        </w:trPr>
         <w:tc>
           <w:tcPr>
             <w:tcW w:w="0" w:type="auto"/>
-            <w:tcBorders>
-              <w:top w:val="single" w:sz="2" w:space="0" w:color="E3E3E3"/>
-              <w:left w:val="single" w:sz="2" w:space="0" w:color="E3E3E3"/>
-              <w:bottom w:val="single" w:sz="6" w:space="0" w:color="2E2E33"/>
-              <w:right w:val="single" w:sz="6" w:space="0" w:color="2E2E33"/>
-            </w:tcBorders>
-            <w:vAlign w:val="center"/>
             <w:hideMark/>
           </w:tcPr>
           <w:p>
             <w:pPr>
               <w:pStyle w:val="aff3"/>
               <w:shd w:val="clear" w:color="auto" w:fill="FFFFFF" w:themeFill="background1"/>
+              <w:rPr>
+                <w:bCs/>
+              </w:rPr>
             </w:pPr>
             <w:r>
+              <w:rPr>
+                <w:bCs/>
+              </w:rPr>
               <w:t>Постоянный ток</w:t>
             </w:r>
           </w:p>
@@ -3897,21 +3099,20 @@
         <w:tc>
           <w:tcPr>
             <w:tcW w:w="0" w:type="auto"/>
-            <w:tcBorders>
-              <w:top w:val="single" w:sz="2" w:space="0" w:color="E3E3E3"/>
-              <w:left w:val="single" w:sz="2" w:space="0" w:color="E3E3E3"/>
-              <w:bottom w:val="single" w:sz="6" w:space="0" w:color="2E2E33"/>
-              <w:right w:val="single" w:sz="6" w:space="0" w:color="2E2E33"/>
-            </w:tcBorders>
-            <w:vAlign w:val="center"/>
             <w:hideMark/>
           </w:tcPr>
           <w:p>
             <w:pPr>
               <w:pStyle w:val="aff3"/>
               <w:shd w:val="clear" w:color="auto" w:fill="FFFFFF" w:themeFill="background1"/>
+              <w:rPr>
+                <w:bCs/>
+              </w:rPr>
             </w:pPr>
             <w:r>
+              <w:rPr>
+                <w:bCs/>
+              </w:rPr>
               <w:t>1 мкА – 10 А</w:t>
             </w:r>
           </w:p>
@@ -3919,34 +3120,42 @@
         <w:tc>
           <w:tcPr>
             <w:tcW w:w="0" w:type="auto"/>
-            <w:tcBorders>
-              <w:top w:val="single" w:sz="2" w:space="0" w:color="E3E3E3"/>
-              <w:left w:val="single" w:sz="2" w:space="0" w:color="E3E3E3"/>
-              <w:bottom w:val="single" w:sz="6" w:space="0" w:color="2E2E33"/>
-              <w:right w:val="single" w:sz="6" w:space="0" w:color="2E2E33"/>
-            </w:tcBorders>
-            <w:vAlign w:val="center"/>
             <w:hideMark/>
           </w:tcPr>
           <w:p>
             <w:pPr>
               <w:pStyle w:val="aff3"/>
               <w:shd w:val="clear" w:color="auto" w:fill="FFFFFF" w:themeFill="background1"/>
+              <w:rPr>
+                <w:bCs/>
+              </w:rPr>
             </w:pPr>
             <w:proofErr w:type="gramStart"/>
             <w:r>
+              <w:rPr>
+                <w:bCs/>
+              </w:rPr>
               <w:t>±(</w:t>
             </w:r>
             <w:proofErr w:type="gramEnd"/>
             <w:r>
+              <w:rPr>
+                <w:bCs/>
+              </w:rPr>
               <w:t xml:space="preserve">0,8–2,0)% ±1–5 </w:t>
             </w:r>
             <w:proofErr w:type="spellStart"/>
             <w:r>
+              <w:rPr>
+                <w:bCs/>
+              </w:rPr>
               <w:t>ед.сч</w:t>
             </w:r>
             <w:proofErr w:type="spellEnd"/>
             <w:r>
+              <w:rPr>
+                <w:bCs/>
+              </w:rPr>
               <w:t>.</w:t>
             </w:r>
           </w:p>
@@ -3954,48 +3163,43 @@
         <w:tc>
           <w:tcPr>
             <w:tcW w:w="0" w:type="auto"/>
-            <w:tcBorders>
-              <w:top w:val="single" w:sz="2" w:space="0" w:color="E3E3E3"/>
-              <w:left w:val="single" w:sz="2" w:space="0" w:color="E3E3E3"/>
-              <w:bottom w:val="single" w:sz="6" w:space="0" w:color="2E2E33"/>
-              <w:right w:val="nil"/>
-            </w:tcBorders>
-            <w:vAlign w:val="center"/>
             <w:hideMark/>
           </w:tcPr>
           <w:p>
             <w:pPr>
               <w:pStyle w:val="aff3"/>
               <w:shd w:val="clear" w:color="auto" w:fill="FFFFFF" w:themeFill="background1"/>
+              <w:rPr>
+                <w:bCs/>
+              </w:rPr>
             </w:pPr>
             <w:r>
+              <w:rPr>
+                <w:bCs/>
+              </w:rPr>
               <w:t>—</w:t>
             </w:r>
           </w:p>
         </w:tc>
       </w:tr>
       <w:tr>
-        <w:trPr>
-          <w:tblCellSpacing w:w="15" w:type="dxa"/>
-        </w:trPr>
         <w:tc>
           <w:tcPr>
             <w:tcW w:w="0" w:type="auto"/>
-            <w:tcBorders>
-              <w:top w:val="single" w:sz="2" w:space="0" w:color="E3E3E3"/>
-              <w:left w:val="single" w:sz="2" w:space="0" w:color="E3E3E3"/>
-              <w:bottom w:val="single" w:sz="6" w:space="0" w:color="2E2E33"/>
-              <w:right w:val="single" w:sz="6" w:space="0" w:color="2E2E33"/>
-            </w:tcBorders>
-            <w:vAlign w:val="center"/>
             <w:hideMark/>
           </w:tcPr>
           <w:p>
             <w:pPr>
               <w:pStyle w:val="aff3"/>
               <w:shd w:val="clear" w:color="auto" w:fill="FFFFFF" w:themeFill="background1"/>
+              <w:rPr>
+                <w:bCs/>
+              </w:rPr>
             </w:pPr>
             <w:r>
+              <w:rPr>
+                <w:bCs/>
+              </w:rPr>
               <w:t>Переменный ток</w:t>
             </w:r>
           </w:p>
@@ -4003,21 +3207,20 @@
         <w:tc>
           <w:tcPr>
             <w:tcW w:w="0" w:type="auto"/>
-            <w:tcBorders>
-              <w:top w:val="single" w:sz="2" w:space="0" w:color="E3E3E3"/>
-              <w:left w:val="single" w:sz="2" w:space="0" w:color="E3E3E3"/>
-              <w:bottom w:val="single" w:sz="6" w:space="0" w:color="2E2E33"/>
-              <w:right w:val="single" w:sz="6" w:space="0" w:color="2E2E33"/>
-            </w:tcBorders>
-            <w:vAlign w:val="center"/>
             <w:hideMark/>
           </w:tcPr>
           <w:p>
             <w:pPr>
               <w:pStyle w:val="aff3"/>
               <w:shd w:val="clear" w:color="auto" w:fill="FFFFFF" w:themeFill="background1"/>
+              <w:rPr>
+                <w:bCs/>
+              </w:rPr>
             </w:pPr>
             <w:r>
+              <w:rPr>
+                <w:bCs/>
+              </w:rPr>
               <w:t>1 мкА – 10 А</w:t>
             </w:r>
           </w:p>
@@ -4025,34 +3228,42 @@
         <w:tc>
           <w:tcPr>
             <w:tcW w:w="0" w:type="auto"/>
-            <w:tcBorders>
-              <w:top w:val="single" w:sz="2" w:space="0" w:color="E3E3E3"/>
-              <w:left w:val="single" w:sz="2" w:space="0" w:color="E3E3E3"/>
-              <w:bottom w:val="single" w:sz="6" w:space="0" w:color="2E2E33"/>
-              <w:right w:val="single" w:sz="6" w:space="0" w:color="2E2E33"/>
-            </w:tcBorders>
-            <w:vAlign w:val="center"/>
             <w:hideMark/>
           </w:tcPr>
           <w:p>
             <w:pPr>
               <w:pStyle w:val="aff3"/>
               <w:shd w:val="clear" w:color="auto" w:fill="FFFFFF" w:themeFill="background1"/>
+              <w:rPr>
+                <w:bCs/>
+              </w:rPr>
             </w:pPr>
             <w:proofErr w:type="gramStart"/>
             <w:r>
+              <w:rPr>
+                <w:bCs/>
+              </w:rPr>
               <w:t>±(</w:t>
             </w:r>
             <w:proofErr w:type="gramEnd"/>
             <w:r>
+              <w:rPr>
+                <w:bCs/>
+              </w:rPr>
               <w:t xml:space="preserve">1,0–3,0)% ±3–7 </w:t>
             </w:r>
             <w:proofErr w:type="spellStart"/>
             <w:r>
+              <w:rPr>
+                <w:bCs/>
+              </w:rPr>
               <w:t>ед.сч</w:t>
             </w:r>
             <w:proofErr w:type="spellEnd"/>
             <w:r>
+              <w:rPr>
+                <w:bCs/>
+              </w:rPr>
               <w:t>.</w:t>
             </w:r>
           </w:p>
@@ -4060,48 +3271,43 @@
         <w:tc>
           <w:tcPr>
             <w:tcW w:w="0" w:type="auto"/>
-            <w:tcBorders>
-              <w:top w:val="single" w:sz="2" w:space="0" w:color="E3E3E3"/>
-              <w:left w:val="single" w:sz="2" w:space="0" w:color="E3E3E3"/>
-              <w:bottom w:val="single" w:sz="6" w:space="0" w:color="2E2E33"/>
-              <w:right w:val="nil"/>
-            </w:tcBorders>
-            <w:vAlign w:val="center"/>
             <w:hideMark/>
           </w:tcPr>
           <w:p>
             <w:pPr>
               <w:pStyle w:val="aff3"/>
               <w:shd w:val="clear" w:color="auto" w:fill="FFFFFF" w:themeFill="background1"/>
+              <w:rPr>
+                <w:bCs/>
+              </w:rPr>
             </w:pPr>
             <w:r>
+              <w:rPr>
+                <w:bCs/>
+              </w:rPr>
               <w:t>—</w:t>
             </w:r>
           </w:p>
         </w:tc>
       </w:tr>
       <w:tr>
-        <w:trPr>
-          <w:tblCellSpacing w:w="15" w:type="dxa"/>
-        </w:trPr>
         <w:tc>
           <w:tcPr>
             <w:tcW w:w="0" w:type="auto"/>
-            <w:tcBorders>
-              <w:top w:val="single" w:sz="2" w:space="0" w:color="E3E3E3"/>
-              <w:left w:val="single" w:sz="2" w:space="0" w:color="E3E3E3"/>
-              <w:bottom w:val="single" w:sz="6" w:space="0" w:color="2E2E33"/>
-              <w:right w:val="single" w:sz="6" w:space="0" w:color="2E2E33"/>
-            </w:tcBorders>
-            <w:vAlign w:val="center"/>
             <w:hideMark/>
           </w:tcPr>
           <w:p>
             <w:pPr>
               <w:pStyle w:val="aff3"/>
               <w:shd w:val="clear" w:color="auto" w:fill="FFFFFF" w:themeFill="background1"/>
+              <w:rPr>
+                <w:bCs/>
+              </w:rPr>
             </w:pPr>
             <w:r>
+              <w:rPr>
+                <w:bCs/>
+              </w:rPr>
               <w:t>Сопротивление</w:t>
             </w:r>
           </w:p>
@@ -4109,21 +3315,20 @@
         <w:tc>
           <w:tcPr>
             <w:tcW w:w="0" w:type="auto"/>
-            <w:tcBorders>
-              <w:top w:val="single" w:sz="2" w:space="0" w:color="E3E3E3"/>
-              <w:left w:val="single" w:sz="2" w:space="0" w:color="E3E3E3"/>
-              <w:bottom w:val="single" w:sz="6" w:space="0" w:color="2E2E33"/>
-              <w:right w:val="single" w:sz="6" w:space="0" w:color="2E2E33"/>
-            </w:tcBorders>
-            <w:vAlign w:val="center"/>
             <w:hideMark/>
           </w:tcPr>
           <w:p>
             <w:pPr>
               <w:pStyle w:val="aff3"/>
               <w:shd w:val="clear" w:color="auto" w:fill="FFFFFF" w:themeFill="background1"/>
+              <w:rPr>
+                <w:bCs/>
+              </w:rPr>
             </w:pPr>
             <w:r>
+              <w:rPr>
+                <w:bCs/>
+              </w:rPr>
               <w:t>0,1 Ом – 200 МОм</w:t>
             </w:r>
           </w:p>
@@ -4131,34 +3336,42 @@
         <w:tc>
           <w:tcPr>
             <w:tcW w:w="0" w:type="auto"/>
-            <w:tcBorders>
-              <w:top w:val="single" w:sz="2" w:space="0" w:color="E3E3E3"/>
-              <w:left w:val="single" w:sz="2" w:space="0" w:color="E3E3E3"/>
-              <w:bottom w:val="single" w:sz="6" w:space="0" w:color="2E2E33"/>
-              <w:right w:val="single" w:sz="6" w:space="0" w:color="2E2E33"/>
-            </w:tcBorders>
-            <w:vAlign w:val="center"/>
             <w:hideMark/>
           </w:tcPr>
           <w:p>
             <w:pPr>
               <w:pStyle w:val="aff3"/>
               <w:shd w:val="clear" w:color="auto" w:fill="FFFFFF" w:themeFill="background1"/>
+              <w:rPr>
+                <w:bCs/>
+              </w:rPr>
             </w:pPr>
             <w:proofErr w:type="gramStart"/>
             <w:r>
+              <w:rPr>
+                <w:bCs/>
+              </w:rPr>
               <w:t>±(</w:t>
             </w:r>
             <w:proofErr w:type="gramEnd"/>
             <w:r>
+              <w:rPr>
+                <w:bCs/>
+              </w:rPr>
               <w:t xml:space="preserve">0,8–5,0)% ±1–10 </w:t>
             </w:r>
             <w:proofErr w:type="spellStart"/>
             <w:r>
+              <w:rPr>
+                <w:bCs/>
+              </w:rPr>
               <w:t>ед.сч</w:t>
             </w:r>
             <w:proofErr w:type="spellEnd"/>
             <w:r>
+              <w:rPr>
+                <w:bCs/>
+              </w:rPr>
               <w:t>.</w:t>
             </w:r>
           </w:p>
@@ -4166,48 +3379,43 @@
         <w:tc>
           <w:tcPr>
             <w:tcW w:w="0" w:type="auto"/>
-            <w:tcBorders>
-              <w:top w:val="single" w:sz="2" w:space="0" w:color="E3E3E3"/>
-              <w:left w:val="single" w:sz="2" w:space="0" w:color="E3E3E3"/>
-              <w:bottom w:val="single" w:sz="6" w:space="0" w:color="2E2E33"/>
-              <w:right w:val="nil"/>
-            </w:tcBorders>
-            <w:vAlign w:val="center"/>
             <w:hideMark/>
           </w:tcPr>
           <w:p>
             <w:pPr>
               <w:pStyle w:val="aff3"/>
               <w:shd w:val="clear" w:color="auto" w:fill="FFFFFF" w:themeFill="background1"/>
+              <w:rPr>
+                <w:bCs/>
+              </w:rPr>
             </w:pPr>
             <w:r>
+              <w:rPr>
+                <w:bCs/>
+              </w:rPr>
               <w:t>—</w:t>
             </w:r>
           </w:p>
         </w:tc>
       </w:tr>
       <w:tr>
-        <w:trPr>
-          <w:tblCellSpacing w:w="15" w:type="dxa"/>
-        </w:trPr>
         <w:tc>
           <w:tcPr>
             <w:tcW w:w="0" w:type="auto"/>
-            <w:tcBorders>
-              <w:top w:val="single" w:sz="2" w:space="0" w:color="E3E3E3"/>
-              <w:left w:val="single" w:sz="2" w:space="0" w:color="E3E3E3"/>
-              <w:bottom w:val="single" w:sz="6" w:space="0" w:color="2E2E33"/>
-              <w:right w:val="single" w:sz="6" w:space="0" w:color="2E2E33"/>
-            </w:tcBorders>
-            <w:vAlign w:val="center"/>
             <w:hideMark/>
           </w:tcPr>
           <w:p>
             <w:pPr>
               <w:pStyle w:val="aff3"/>
               <w:shd w:val="clear" w:color="auto" w:fill="FFFFFF" w:themeFill="background1"/>
+              <w:rPr>
+                <w:bCs/>
+              </w:rPr>
             </w:pPr>
             <w:r>
+              <w:rPr>
+                <w:bCs/>
+              </w:rPr>
               <w:t>Емкость</w:t>
             </w:r>
           </w:p>
@@ -4215,21 +3423,20 @@
         <w:tc>
           <w:tcPr>
             <w:tcW w:w="0" w:type="auto"/>
-            <w:tcBorders>
-              <w:top w:val="single" w:sz="2" w:space="0" w:color="E3E3E3"/>
-              <w:left w:val="single" w:sz="2" w:space="0" w:color="E3E3E3"/>
-              <w:bottom w:val="single" w:sz="6" w:space="0" w:color="2E2E33"/>
-              <w:right w:val="single" w:sz="6" w:space="0" w:color="2E2E33"/>
-            </w:tcBorders>
-            <w:vAlign w:val="center"/>
             <w:hideMark/>
           </w:tcPr>
           <w:p>
             <w:pPr>
               <w:pStyle w:val="aff3"/>
               <w:shd w:val="clear" w:color="auto" w:fill="FFFFFF" w:themeFill="background1"/>
+              <w:rPr>
+                <w:bCs/>
+              </w:rPr>
             </w:pPr>
             <w:r>
+              <w:rPr>
+                <w:bCs/>
+              </w:rPr>
               <w:t>1 пФ – 20 мкФ</w:t>
             </w:r>
           </w:p>
@@ -4237,29 +3444,34 @@
         <w:tc>
           <w:tcPr>
             <w:tcW w:w="0" w:type="auto"/>
-            <w:tcBorders>
-              <w:top w:val="single" w:sz="2" w:space="0" w:color="E3E3E3"/>
-              <w:left w:val="single" w:sz="2" w:space="0" w:color="E3E3E3"/>
-              <w:bottom w:val="single" w:sz="6" w:space="0" w:color="2E2E33"/>
-              <w:right w:val="single" w:sz="6" w:space="0" w:color="2E2E33"/>
-            </w:tcBorders>
-            <w:vAlign w:val="center"/>
             <w:hideMark/>
           </w:tcPr>
           <w:p>
             <w:pPr>
               <w:pStyle w:val="aff3"/>
               <w:shd w:val="clear" w:color="auto" w:fill="FFFFFF" w:themeFill="background1"/>
+              <w:rPr>
+                <w:bCs/>
+              </w:rPr>
             </w:pPr>
             <w:r>
+              <w:rPr>
+                <w:bCs/>
+              </w:rPr>
               <w:t xml:space="preserve">±4,0% ±3 </w:t>
             </w:r>
             <w:proofErr w:type="spellStart"/>
             <w:r>
+              <w:rPr>
+                <w:bCs/>
+              </w:rPr>
               <w:t>ед.сч</w:t>
             </w:r>
             <w:proofErr w:type="spellEnd"/>
             <w:r>
+              <w:rPr>
+                <w:bCs/>
+              </w:rPr>
               <w:t>.</w:t>
             </w:r>
           </w:p>
@@ -4267,48 +3479,44 @@
         <w:tc>
           <w:tcPr>
             <w:tcW w:w="0" w:type="auto"/>
-            <w:tcBorders>
-              <w:top w:val="single" w:sz="2" w:space="0" w:color="E3E3E3"/>
-              <w:left w:val="single" w:sz="2" w:space="0" w:color="E3E3E3"/>
-              <w:bottom w:val="single" w:sz="6" w:space="0" w:color="2E2E33"/>
-              <w:right w:val="nil"/>
-            </w:tcBorders>
-            <w:vAlign w:val="center"/>
             <w:hideMark/>
           </w:tcPr>
           <w:p>
             <w:pPr>
               <w:pStyle w:val="aff3"/>
               <w:shd w:val="clear" w:color="auto" w:fill="FFFFFF" w:themeFill="background1"/>
+              <w:rPr>
+                <w:bCs/>
+              </w:rPr>
             </w:pPr>
             <w:r>
+              <w:rPr>
+                <w:bCs/>
+              </w:rPr>
               <w:t>—</w:t>
             </w:r>
           </w:p>
         </w:tc>
       </w:tr>
       <w:tr>
-        <w:trPr>
-          <w:tblCellSpacing w:w="15" w:type="dxa"/>
-        </w:trPr>
         <w:tc>
           <w:tcPr>
             <w:tcW w:w="0" w:type="auto"/>
-            <w:tcBorders>
-              <w:top w:val="single" w:sz="2" w:space="0" w:color="E3E3E3"/>
-              <w:left w:val="single" w:sz="2" w:space="0" w:color="E3E3E3"/>
-              <w:bottom w:val="single" w:sz="6" w:space="0" w:color="2E2E33"/>
-              <w:right w:val="single" w:sz="6" w:space="0" w:color="2E2E33"/>
-            </w:tcBorders>
-            <w:vAlign w:val="center"/>
             <w:hideMark/>
           </w:tcPr>
           <w:p>
             <w:pPr>
               <w:pStyle w:val="aff3"/>
               <w:shd w:val="clear" w:color="auto" w:fill="FFFFFF" w:themeFill="background1"/>
+              <w:rPr>
+                <w:bCs/>
+              </w:rPr>
             </w:pPr>
             <w:r>
+              <w:rPr>
+                <w:bCs/>
+              </w:rPr>
+              <w:lastRenderedPageBreak/>
               <w:t>Температура</w:t>
             </w:r>
           </w:p>
@@ -4316,21 +3524,20 @@
         <w:tc>
           <w:tcPr>
             <w:tcW w:w="0" w:type="auto"/>
-            <w:tcBorders>
-              <w:top w:val="single" w:sz="2" w:space="0" w:color="E3E3E3"/>
-              <w:left w:val="single" w:sz="2" w:space="0" w:color="E3E3E3"/>
-              <w:bottom w:val="single" w:sz="6" w:space="0" w:color="2E2E33"/>
-              <w:right w:val="single" w:sz="6" w:space="0" w:color="2E2E33"/>
-            </w:tcBorders>
-            <w:vAlign w:val="center"/>
             <w:hideMark/>
           </w:tcPr>
           <w:p>
             <w:pPr>
               <w:pStyle w:val="aff3"/>
               <w:shd w:val="clear" w:color="auto" w:fill="FFFFFF" w:themeFill="background1"/>
+              <w:rPr>
+                <w:bCs/>
+              </w:rPr>
             </w:pPr>
             <w:r>
+              <w:rPr>
+                <w:bCs/>
+              </w:rPr>
               <w:t>-20°C – +1000°C</w:t>
             </w:r>
           </w:p>
@@ -4338,26 +3545,28 @@
         <w:tc>
           <w:tcPr>
             <w:tcW w:w="0" w:type="auto"/>
-            <w:tcBorders>
-              <w:top w:val="single" w:sz="2" w:space="0" w:color="E3E3E3"/>
-              <w:left w:val="single" w:sz="2" w:space="0" w:color="E3E3E3"/>
-              <w:bottom w:val="single" w:sz="6" w:space="0" w:color="2E2E33"/>
-              <w:right w:val="single" w:sz="6" w:space="0" w:color="2E2E33"/>
-            </w:tcBorders>
-            <w:vAlign w:val="center"/>
             <w:hideMark/>
           </w:tcPr>
           <w:p>
             <w:pPr>
               <w:pStyle w:val="aff3"/>
               <w:shd w:val="clear" w:color="auto" w:fill="FFFFFF" w:themeFill="background1"/>
+              <w:rPr>
+                <w:bCs/>
+              </w:rPr>
             </w:pPr>
             <w:proofErr w:type="gramStart"/>
             <w:r>
+              <w:rPr>
+                <w:bCs/>
+              </w:rPr>
               <w:t>±(</w:t>
             </w:r>
             <w:proofErr w:type="gramEnd"/>
             <w:r>
+              <w:rPr>
+                <w:bCs/>
+              </w:rPr>
               <w:t>1,0–5,0)%</w:t>
             </w:r>
           </w:p>
@@ -4365,50 +3574,41 @@
         <w:tc>
           <w:tcPr>
             <w:tcW w:w="0" w:type="auto"/>
-            <w:tcBorders>
-              <w:top w:val="single" w:sz="2" w:space="0" w:color="E3E3E3"/>
-              <w:left w:val="single" w:sz="2" w:space="0" w:color="E3E3E3"/>
-              <w:bottom w:val="single" w:sz="6" w:space="0" w:color="2E2E33"/>
-              <w:right w:val="nil"/>
-            </w:tcBorders>
-            <w:vAlign w:val="center"/>
             <w:hideMark/>
           </w:tcPr>
           <w:p>
             <w:pPr>
               <w:pStyle w:val="aff3"/>
               <w:shd w:val="clear" w:color="auto" w:fill="FFFFFF" w:themeFill="background1"/>
+              <w:rPr>
+                <w:bCs/>
+              </w:rPr>
             </w:pPr>
             <w:r>
+              <w:rPr>
+                <w:bCs/>
+              </w:rPr>
               <w:t>—</w:t>
             </w:r>
           </w:p>
         </w:tc>
       </w:tr>
       <w:tr>
-        <w:trPr>
-          <w:tblCellSpacing w:w="15" w:type="dxa"/>
-        </w:trPr>
         <w:tc>
           <w:tcPr>
             <w:tcW w:w="0" w:type="auto"/>
-            <w:tcBorders>
-              <w:top w:val="single" w:sz="2" w:space="0" w:color="E3E3E3"/>
-              <w:left w:val="single" w:sz="2" w:space="0" w:color="E3E3E3"/>
-              <w:bottom w:val="nil"/>
-              <w:right w:val="single" w:sz="6" w:space="0" w:color="2E2E33"/>
-            </w:tcBorders>
-            <w:vAlign w:val="center"/>
             <w:hideMark/>
           </w:tcPr>
           <w:p>
             <w:pPr>
               <w:pStyle w:val="aff3"/>
               <w:shd w:val="clear" w:color="auto" w:fill="FFFFFF" w:themeFill="background1"/>
+              <w:rPr>
+                <w:bCs/>
+              </w:rPr>
             </w:pPr>
             <w:r>
               <w:rPr>
-                <w:b/>
                 <w:bCs/>
               </w:rPr>
               <w:t>Разрешающая способность</w:t>
@@ -4418,21 +3618,20 @@
         <w:tc>
           <w:tcPr>
             <w:tcW w:w="0" w:type="auto"/>
-            <w:tcBorders>
-              <w:top w:val="single" w:sz="2" w:space="0" w:color="E3E3E3"/>
-              <w:left w:val="single" w:sz="2" w:space="0" w:color="E3E3E3"/>
-              <w:bottom w:val="nil"/>
-              <w:right w:val="single" w:sz="6" w:space="0" w:color="2E2E33"/>
-            </w:tcBorders>
-            <w:vAlign w:val="center"/>
             <w:hideMark/>
           </w:tcPr>
           <w:p>
             <w:pPr>
               <w:pStyle w:val="aff3"/>
               <w:shd w:val="clear" w:color="auto" w:fill="FFFFFF" w:themeFill="background1"/>
+              <w:rPr>
+                <w:bCs/>
+              </w:rPr>
             </w:pPr>
             <w:r>
+              <w:rPr>
+                <w:bCs/>
+              </w:rPr>
               <w:t>3½ разряда (1999 отсчетов)</w:t>
             </w:r>
           </w:p>
@@ -4440,23 +3639,18 @@
         <w:tc>
           <w:tcPr>
             <w:tcW w:w="0" w:type="auto"/>
-            <w:tcBorders>
-              <w:top w:val="single" w:sz="2" w:space="0" w:color="E3E3E3"/>
-              <w:left w:val="single" w:sz="2" w:space="0" w:color="E3E3E3"/>
-              <w:bottom w:val="nil"/>
-              <w:right w:val="single" w:sz="6" w:space="0" w:color="2E2E33"/>
-            </w:tcBorders>
-            <w:vAlign w:val="center"/>
             <w:hideMark/>
           </w:tcPr>
           <w:p>
             <w:pPr>
               <w:pStyle w:val="aff3"/>
               <w:shd w:val="clear" w:color="auto" w:fill="FFFFFF" w:themeFill="background1"/>
+              <w:rPr>
+                <w:bCs/>
+              </w:rPr>
             </w:pPr>
             <w:r>
               <w:rPr>
-                <w:b/>
                 <w:bCs/>
               </w:rPr>
               <w:t>Время измерения</w:t>
@@ -4466,36 +3660,27 @@
         <w:tc>
           <w:tcPr>
             <w:tcW w:w="0" w:type="auto"/>
-            <w:tcBorders>
-              <w:top w:val="single" w:sz="2" w:space="0" w:color="E3E3E3"/>
-              <w:left w:val="single" w:sz="2" w:space="0" w:color="E3E3E3"/>
-              <w:bottom w:val="nil"/>
-              <w:right w:val="nil"/>
-            </w:tcBorders>
-            <w:vAlign w:val="center"/>
             <w:hideMark/>
           </w:tcPr>
           <w:p>
             <w:pPr>
               <w:pStyle w:val="aff3"/>
               <w:shd w:val="clear" w:color="auto" w:fill="FFFFFF" w:themeFill="background1"/>
+              <w:rPr>
+                <w:bCs/>
+              </w:rPr>
             </w:pPr>
             <w:r>
+              <w:rPr>
+                <w:bCs/>
+              </w:rPr>
               <w:t>2–3 с</w:t>
             </w:r>
           </w:p>
         </w:tc>
       </w:tr>
     </w:tbl>
-    <w:p>
-      <w:pPr>
-        <w:shd w:val="clear" w:color="auto" w:fill="FFFFFF" w:themeFill="background1"/>
-        <w:rPr>
-          <w:b/>
-          <w:bCs/>
-        </w:rPr>
-      </w:pPr>
-    </w:p>
+    <w:p/>
     <w:p>
       <w:pPr>
         <w:pStyle w:val="aff0"/>
@@ -4503,39 +3688,28 @@
           <w:ilvl w:val="1"/>
           <w:numId w:val="19"/>
         </w:numPr>
-        <w:shd w:val="clear" w:color="auto" w:fill="FFFFFF" w:themeFill="background1"/>
-        <w:rPr>
-          <w:b/>
-          <w:bCs/>
-        </w:rPr>
       </w:pPr>
       <w:r>
-        <w:rPr>
-          <w:b/>
-          <w:bCs/>
-        </w:rPr>
         <w:t>Условия эксплуатации и общие данные</w:t>
       </w:r>
     </w:p>
     <w:p>
-      <w:pPr>
-        <w:shd w:val="clear" w:color="auto" w:fill="FFFFFF" w:themeFill="background1"/>
-      </w:pPr>
       <w:r>
         <w:t>Данные взяты из раздела «ОБЩИЕ ТЕХНИЧЕСКИЕ ХАРАКТЕРИСТИКИ».</w:t>
       </w:r>
     </w:p>
     <w:p>
       <w:pPr>
-        <w:shd w:val="clear" w:color="auto" w:fill="FFFFFF" w:themeFill="background1"/>
         <w:ind w:firstLine="0"/>
         <w:rPr>
           <w:rStyle w:val="af1"/>
+          <w:bCs/>
         </w:rPr>
       </w:pPr>
       <w:r>
         <w:rPr>
           <w:rStyle w:val="af1"/>
+          <w:bCs/>
         </w:rPr>
         <w:t xml:space="preserve">Таблица </w:t>
       </w:r>
@@ -4560,61 +3734,46 @@
       <w:r>
         <w:rPr>
           <w:rStyle w:val="af1"/>
+          <w:bCs/>
         </w:rPr>
         <w:t xml:space="preserve"> </w:t>
       </w:r>
       <w:r>
         <w:rPr>
           <w:rStyle w:val="af1"/>
+          <w:bCs/>
         </w:rPr>
         <w:t>– Эксплуатационные данные MY-60</w:t>
       </w:r>
     </w:p>
     <w:tbl>
       <w:tblPr>
+        <w:tblStyle w:val="a3"/>
         <w:tblW w:w="0" w:type="auto"/>
-        <w:tblCellSpacing w:w="15" w:type="dxa"/>
-        <w:tblBorders>
-          <w:top w:val="single" w:sz="2" w:space="0" w:color="E3E3E3"/>
-          <w:left w:val="single" w:sz="2" w:space="0" w:color="E3E3E3"/>
-          <w:bottom w:val="single" w:sz="2" w:space="0" w:color="E3E3E3"/>
-          <w:right w:val="single" w:sz="2" w:space="0" w:color="E3E3E3"/>
-        </w:tblBorders>
-        <w:tblCellMar>
-          <w:left w:w="0" w:type="dxa"/>
-          <w:right w:w="0" w:type="dxa"/>
-        </w:tblCellMar>
         <w:tblLook w:val="04A0" w:firstRow="1" w:lastRow="0" w:firstColumn="1" w:lastColumn="0" w:noHBand="0" w:noVBand="1"/>
       </w:tblPr>
       <w:tblGrid>
-        <w:gridCol w:w="4700"/>
-        <w:gridCol w:w="4103"/>
+        <w:gridCol w:w="4851"/>
+        <w:gridCol w:w="4269"/>
       </w:tblGrid>
       <w:tr>
-        <w:trPr>
-          <w:tblHeader/>
-          <w:tblCellSpacing w:w="15" w:type="dxa"/>
-        </w:trPr>
         <w:tc>
           <w:tcPr>
             <w:tcW w:w="0" w:type="auto"/>
-            <w:tcBorders>
-              <w:top w:val="single" w:sz="2" w:space="0" w:color="E3E3E3"/>
-              <w:left w:val="single" w:sz="2" w:space="0" w:color="E3E3E3"/>
-              <w:bottom w:val="single" w:sz="6" w:space="0" w:color="2E2E33"/>
-              <w:right w:val="single" w:sz="6" w:space="0" w:color="2E2E33"/>
-            </w:tcBorders>
-            <w:shd w:val="clear" w:color="auto" w:fill="2E2E33"/>
-            <w:vAlign w:val="center"/>
             <w:hideMark/>
           </w:tcPr>
           <w:p>
             <w:pPr>
               <w:pStyle w:val="aff5"/>
               <w:shd w:val="clear" w:color="auto" w:fill="FFFFFF" w:themeFill="background1"/>
+              <w:rPr>
+                <w:bCs/>
+              </w:rPr>
             </w:pPr>
             <w:r>
-              <w:lastRenderedPageBreak/>
+              <w:rPr>
+                <w:bCs/>
+              </w:rPr>
               <w:t>Параметр</w:t>
             </w:r>
           </w:p>
@@ -4622,49 +3781,43 @@
         <w:tc>
           <w:tcPr>
             <w:tcW w:w="0" w:type="auto"/>
-            <w:tcBorders>
-              <w:top w:val="single" w:sz="2" w:space="0" w:color="E3E3E3"/>
-              <w:left w:val="single" w:sz="2" w:space="0" w:color="E3E3E3"/>
-              <w:bottom w:val="single" w:sz="6" w:space="0" w:color="2E2E33"/>
-              <w:right w:val="nil"/>
-            </w:tcBorders>
-            <w:shd w:val="clear" w:color="auto" w:fill="2E2E33"/>
-            <w:vAlign w:val="center"/>
             <w:hideMark/>
           </w:tcPr>
           <w:p>
             <w:pPr>
               <w:pStyle w:val="aff5"/>
               <w:shd w:val="clear" w:color="auto" w:fill="FFFFFF" w:themeFill="background1"/>
+              <w:rPr>
+                <w:bCs/>
+              </w:rPr>
             </w:pPr>
             <w:r>
+              <w:rPr>
+                <w:bCs/>
+              </w:rPr>
               <w:t>Значение</w:t>
             </w:r>
           </w:p>
         </w:tc>
       </w:tr>
       <w:tr>
-        <w:trPr>
-          <w:tblCellSpacing w:w="15" w:type="dxa"/>
-        </w:trPr>
         <w:tc>
           <w:tcPr>
             <w:tcW w:w="0" w:type="auto"/>
-            <w:tcBorders>
-              <w:top w:val="single" w:sz="2" w:space="0" w:color="E3E3E3"/>
-              <w:left w:val="single" w:sz="2" w:space="0" w:color="E3E3E3"/>
-              <w:bottom w:val="single" w:sz="6" w:space="0" w:color="2E2E33"/>
-              <w:right w:val="single" w:sz="6" w:space="0" w:color="2E2E33"/>
-            </w:tcBorders>
-            <w:vAlign w:val="center"/>
             <w:hideMark/>
           </w:tcPr>
           <w:p>
             <w:pPr>
               <w:pStyle w:val="aff3"/>
               <w:shd w:val="clear" w:color="auto" w:fill="FFFFFF" w:themeFill="background1"/>
+              <w:rPr>
+                <w:bCs/>
+              </w:rPr>
             </w:pPr>
             <w:r>
+              <w:rPr>
+                <w:bCs/>
+              </w:rPr>
               <w:t>Электропитание</w:t>
             </w:r>
           </w:p>
@@ -4672,48 +3825,43 @@
         <w:tc>
           <w:tcPr>
             <w:tcW w:w="0" w:type="auto"/>
-            <w:tcBorders>
-              <w:top w:val="single" w:sz="2" w:space="0" w:color="E3E3E3"/>
-              <w:left w:val="single" w:sz="2" w:space="0" w:color="E3E3E3"/>
-              <w:bottom w:val="single" w:sz="6" w:space="0" w:color="2E2E33"/>
-              <w:right w:val="nil"/>
-            </w:tcBorders>
-            <w:vAlign w:val="center"/>
             <w:hideMark/>
           </w:tcPr>
           <w:p>
             <w:pPr>
               <w:pStyle w:val="aff3"/>
               <w:shd w:val="clear" w:color="auto" w:fill="FFFFFF" w:themeFill="background1"/>
+              <w:rPr>
+                <w:bCs/>
+              </w:rPr>
             </w:pPr>
             <w:r>
+              <w:rPr>
+                <w:bCs/>
+              </w:rPr>
               <w:t>Батарейка 9 В (NEDA 1604, 6F22)</w:t>
             </w:r>
           </w:p>
         </w:tc>
       </w:tr>
       <w:tr>
-        <w:trPr>
-          <w:tblCellSpacing w:w="15" w:type="dxa"/>
-        </w:trPr>
         <w:tc>
           <w:tcPr>
             <w:tcW w:w="0" w:type="auto"/>
-            <w:tcBorders>
-              <w:top w:val="single" w:sz="2" w:space="0" w:color="E3E3E3"/>
-              <w:left w:val="single" w:sz="2" w:space="0" w:color="E3E3E3"/>
-              <w:bottom w:val="single" w:sz="6" w:space="0" w:color="2E2E33"/>
-              <w:right w:val="single" w:sz="6" w:space="0" w:color="2E2E33"/>
-            </w:tcBorders>
-            <w:vAlign w:val="center"/>
             <w:hideMark/>
           </w:tcPr>
           <w:p>
             <w:pPr>
               <w:pStyle w:val="aff3"/>
               <w:shd w:val="clear" w:color="auto" w:fill="FFFFFF" w:themeFill="background1"/>
+              <w:rPr>
+                <w:bCs/>
+              </w:rPr>
             </w:pPr>
             <w:r>
+              <w:rPr>
+                <w:bCs/>
+              </w:rPr>
               <w:t>Класс защиты по электробезопасности</w:t>
             </w:r>
           </w:p>
@@ -4721,48 +3869,43 @@
         <w:tc>
           <w:tcPr>
             <w:tcW w:w="0" w:type="auto"/>
-            <w:tcBorders>
-              <w:top w:val="single" w:sz="2" w:space="0" w:color="E3E3E3"/>
-              <w:left w:val="single" w:sz="2" w:space="0" w:color="E3E3E3"/>
-              <w:bottom w:val="single" w:sz="6" w:space="0" w:color="2E2E33"/>
-              <w:right w:val="nil"/>
-            </w:tcBorders>
-            <w:vAlign w:val="center"/>
             <w:hideMark/>
           </w:tcPr>
           <w:p>
             <w:pPr>
               <w:pStyle w:val="aff3"/>
               <w:shd w:val="clear" w:color="auto" w:fill="FFFFFF" w:themeFill="background1"/>
+              <w:rPr>
+                <w:bCs/>
+              </w:rPr>
             </w:pPr>
             <w:r>
+              <w:rPr>
+                <w:bCs/>
+              </w:rPr>
               <w:t>Класс II (двойная изоляция)</w:t>
             </w:r>
           </w:p>
         </w:tc>
       </w:tr>
       <w:tr>
-        <w:trPr>
-          <w:tblCellSpacing w:w="15" w:type="dxa"/>
-        </w:trPr>
         <w:tc>
           <w:tcPr>
             <w:tcW w:w="0" w:type="auto"/>
-            <w:tcBorders>
-              <w:top w:val="single" w:sz="2" w:space="0" w:color="E3E3E3"/>
-              <w:left w:val="single" w:sz="2" w:space="0" w:color="E3E3E3"/>
-              <w:bottom w:val="single" w:sz="6" w:space="0" w:color="2E2E33"/>
-              <w:right w:val="single" w:sz="6" w:space="0" w:color="2E2E33"/>
-            </w:tcBorders>
-            <w:vAlign w:val="center"/>
             <w:hideMark/>
           </w:tcPr>
           <w:p>
             <w:pPr>
               <w:pStyle w:val="aff3"/>
               <w:shd w:val="clear" w:color="auto" w:fill="FFFFFF" w:themeFill="background1"/>
+              <w:rPr>
+                <w:bCs/>
+              </w:rPr>
             </w:pPr>
             <w:r>
+              <w:rPr>
+                <w:bCs/>
+              </w:rPr>
               <w:t>Рабочая температура</w:t>
             </w:r>
           </w:p>
@@ -4770,48 +3913,43 @@
         <w:tc>
           <w:tcPr>
             <w:tcW w:w="0" w:type="auto"/>
-            <w:tcBorders>
-              <w:top w:val="single" w:sz="2" w:space="0" w:color="E3E3E3"/>
-              <w:left w:val="single" w:sz="2" w:space="0" w:color="E3E3E3"/>
-              <w:bottom w:val="single" w:sz="6" w:space="0" w:color="2E2E33"/>
-              <w:right w:val="nil"/>
-            </w:tcBorders>
-            <w:vAlign w:val="center"/>
             <w:hideMark/>
           </w:tcPr>
           <w:p>
             <w:pPr>
               <w:pStyle w:val="aff3"/>
               <w:shd w:val="clear" w:color="auto" w:fill="FFFFFF" w:themeFill="background1"/>
+              <w:rPr>
+                <w:bCs/>
+              </w:rPr>
             </w:pPr>
             <w:r>
+              <w:rPr>
+                <w:bCs/>
+              </w:rPr>
               <w:t>от 0 до +40 °С</w:t>
             </w:r>
           </w:p>
         </w:tc>
       </w:tr>
       <w:tr>
-        <w:trPr>
-          <w:tblCellSpacing w:w="15" w:type="dxa"/>
-        </w:trPr>
         <w:tc>
           <w:tcPr>
             <w:tcW w:w="0" w:type="auto"/>
-            <w:tcBorders>
-              <w:top w:val="single" w:sz="2" w:space="0" w:color="E3E3E3"/>
-              <w:left w:val="single" w:sz="2" w:space="0" w:color="E3E3E3"/>
-              <w:bottom w:val="single" w:sz="6" w:space="0" w:color="2E2E33"/>
-              <w:right w:val="single" w:sz="6" w:space="0" w:color="2E2E33"/>
-            </w:tcBorders>
-            <w:vAlign w:val="center"/>
             <w:hideMark/>
           </w:tcPr>
           <w:p>
             <w:pPr>
               <w:pStyle w:val="aff3"/>
               <w:shd w:val="clear" w:color="auto" w:fill="FFFFFF" w:themeFill="background1"/>
+              <w:rPr>
+                <w:bCs/>
+              </w:rPr>
             </w:pPr>
             <w:r>
+              <w:rPr>
+                <w:bCs/>
+              </w:rPr>
               <w:t>Температура хранения</w:t>
             </w:r>
           </w:p>
@@ -4819,48 +3957,43 @@
         <w:tc>
           <w:tcPr>
             <w:tcW w:w="0" w:type="auto"/>
-            <w:tcBorders>
-              <w:top w:val="single" w:sz="2" w:space="0" w:color="E3E3E3"/>
-              <w:left w:val="single" w:sz="2" w:space="0" w:color="E3E3E3"/>
-              <w:bottom w:val="single" w:sz="6" w:space="0" w:color="2E2E33"/>
-              <w:right w:val="nil"/>
-            </w:tcBorders>
-            <w:vAlign w:val="center"/>
             <w:hideMark/>
           </w:tcPr>
           <w:p>
             <w:pPr>
               <w:pStyle w:val="aff3"/>
               <w:shd w:val="clear" w:color="auto" w:fill="FFFFFF" w:themeFill="background1"/>
+              <w:rPr>
+                <w:bCs/>
+              </w:rPr>
             </w:pPr>
             <w:r>
+              <w:rPr>
+                <w:bCs/>
+              </w:rPr>
               <w:t>от -10 до +50 °С</w:t>
             </w:r>
           </w:p>
         </w:tc>
       </w:tr>
       <w:tr>
-        <w:trPr>
-          <w:tblCellSpacing w:w="15" w:type="dxa"/>
-        </w:trPr>
         <w:tc>
           <w:tcPr>
             <w:tcW w:w="0" w:type="auto"/>
-            <w:tcBorders>
-              <w:top w:val="single" w:sz="2" w:space="0" w:color="E3E3E3"/>
-              <w:left w:val="single" w:sz="2" w:space="0" w:color="E3E3E3"/>
-              <w:bottom w:val="single" w:sz="6" w:space="0" w:color="2E2E33"/>
-              <w:right w:val="single" w:sz="6" w:space="0" w:color="2E2E33"/>
-            </w:tcBorders>
-            <w:vAlign w:val="center"/>
             <w:hideMark/>
           </w:tcPr>
           <w:p>
             <w:pPr>
               <w:pStyle w:val="aff3"/>
               <w:shd w:val="clear" w:color="auto" w:fill="FFFFFF" w:themeFill="background1"/>
+              <w:rPr>
+                <w:bCs/>
+              </w:rPr>
             </w:pPr>
             <w:r>
+              <w:rPr>
+                <w:bCs/>
+              </w:rPr>
               <w:t>Габаритные размеры</w:t>
             </w:r>
           </w:p>
@@ -4868,48 +4001,43 @@
         <w:tc>
           <w:tcPr>
             <w:tcW w:w="0" w:type="auto"/>
-            <w:tcBorders>
-              <w:top w:val="single" w:sz="2" w:space="0" w:color="E3E3E3"/>
-              <w:left w:val="single" w:sz="2" w:space="0" w:color="E3E3E3"/>
-              <w:bottom w:val="single" w:sz="6" w:space="0" w:color="2E2E33"/>
-              <w:right w:val="nil"/>
-            </w:tcBorders>
-            <w:vAlign w:val="center"/>
             <w:hideMark/>
           </w:tcPr>
           <w:p>
             <w:pPr>
               <w:pStyle w:val="aff3"/>
               <w:shd w:val="clear" w:color="auto" w:fill="FFFFFF" w:themeFill="background1"/>
+              <w:rPr>
+                <w:bCs/>
+              </w:rPr>
             </w:pPr>
             <w:r>
+              <w:rPr>
+                <w:bCs/>
+              </w:rPr>
               <w:t>91×189×31,5 мм</w:t>
             </w:r>
           </w:p>
         </w:tc>
       </w:tr>
       <w:tr>
-        <w:trPr>
-          <w:tblCellSpacing w:w="15" w:type="dxa"/>
-        </w:trPr>
         <w:tc>
           <w:tcPr>
             <w:tcW w:w="0" w:type="auto"/>
-            <w:tcBorders>
-              <w:top w:val="single" w:sz="2" w:space="0" w:color="E3E3E3"/>
-              <w:left w:val="single" w:sz="2" w:space="0" w:color="E3E3E3"/>
-              <w:bottom w:val="single" w:sz="6" w:space="0" w:color="2E2E33"/>
-              <w:right w:val="single" w:sz="6" w:space="0" w:color="2E2E33"/>
-            </w:tcBorders>
-            <w:vAlign w:val="center"/>
             <w:hideMark/>
           </w:tcPr>
           <w:p>
             <w:pPr>
               <w:pStyle w:val="aff3"/>
               <w:shd w:val="clear" w:color="auto" w:fill="FFFFFF" w:themeFill="background1"/>
+              <w:rPr>
+                <w:bCs/>
+              </w:rPr>
             </w:pPr>
             <w:r>
+              <w:rPr>
+                <w:bCs/>
+              </w:rPr>
               <w:t>Масса</w:t>
             </w:r>
           </w:p>
@@ -4917,48 +4045,43 @@
         <w:tc>
           <w:tcPr>
             <w:tcW w:w="0" w:type="auto"/>
-            <w:tcBorders>
-              <w:top w:val="single" w:sz="2" w:space="0" w:color="E3E3E3"/>
-              <w:left w:val="single" w:sz="2" w:space="0" w:color="E3E3E3"/>
-              <w:bottom w:val="single" w:sz="6" w:space="0" w:color="2E2E33"/>
-              <w:right w:val="nil"/>
-            </w:tcBorders>
-            <w:vAlign w:val="center"/>
             <w:hideMark/>
           </w:tcPr>
           <w:p>
             <w:pPr>
               <w:pStyle w:val="aff3"/>
               <w:shd w:val="clear" w:color="auto" w:fill="FFFFFF" w:themeFill="background1"/>
+              <w:rPr>
+                <w:bCs/>
+              </w:rPr>
             </w:pPr>
             <w:r>
+              <w:rPr>
+                <w:bCs/>
+              </w:rPr>
               <w:t>310 г (с батарейкой)</w:t>
             </w:r>
           </w:p>
         </w:tc>
       </w:tr>
       <w:tr>
-        <w:trPr>
-          <w:tblCellSpacing w:w="15" w:type="dxa"/>
-        </w:trPr>
         <w:tc>
           <w:tcPr>
             <w:tcW w:w="0" w:type="auto"/>
-            <w:tcBorders>
-              <w:top w:val="single" w:sz="2" w:space="0" w:color="E3E3E3"/>
-              <w:left w:val="single" w:sz="2" w:space="0" w:color="E3E3E3"/>
-              <w:bottom w:val="single" w:sz="6" w:space="0" w:color="2E2E33"/>
-              <w:right w:val="single" w:sz="6" w:space="0" w:color="2E2E33"/>
-            </w:tcBorders>
-            <w:vAlign w:val="center"/>
             <w:hideMark/>
           </w:tcPr>
           <w:p>
             <w:pPr>
               <w:pStyle w:val="aff3"/>
               <w:shd w:val="clear" w:color="auto" w:fill="FFFFFF" w:themeFill="background1"/>
+              <w:rPr>
+                <w:bCs/>
+              </w:rPr>
             </w:pPr>
             <w:r>
+              <w:rPr>
+                <w:bCs/>
+              </w:rPr>
               <w:t>Автоотключение питания</w:t>
             </w:r>
           </w:p>
@@ -4966,48 +4089,43 @@
         <w:tc>
           <w:tcPr>
             <w:tcW w:w="0" w:type="auto"/>
-            <w:tcBorders>
-              <w:top w:val="single" w:sz="2" w:space="0" w:color="E3E3E3"/>
-              <w:left w:val="single" w:sz="2" w:space="0" w:color="E3E3E3"/>
-              <w:bottom w:val="single" w:sz="6" w:space="0" w:color="2E2E33"/>
-              <w:right w:val="nil"/>
-            </w:tcBorders>
-            <w:vAlign w:val="center"/>
             <w:hideMark/>
           </w:tcPr>
           <w:p>
             <w:pPr>
               <w:pStyle w:val="aff3"/>
               <w:shd w:val="clear" w:color="auto" w:fill="FFFFFF" w:themeFill="background1"/>
+              <w:rPr>
+                <w:bCs/>
+              </w:rPr>
             </w:pPr>
             <w:r>
+              <w:rPr>
+                <w:bCs/>
+              </w:rPr>
               <w:t>Через 40 минут</w:t>
             </w:r>
           </w:p>
         </w:tc>
       </w:tr>
       <w:tr>
-        <w:trPr>
-          <w:tblCellSpacing w:w="15" w:type="dxa"/>
-        </w:trPr>
         <w:tc>
           <w:tcPr>
             <w:tcW w:w="0" w:type="auto"/>
-            <w:tcBorders>
-              <w:top w:val="single" w:sz="2" w:space="0" w:color="E3E3E3"/>
-              <w:left w:val="single" w:sz="2" w:space="0" w:color="E3E3E3"/>
-              <w:bottom w:val="nil"/>
-              <w:right w:val="single" w:sz="6" w:space="0" w:color="2E2E33"/>
-            </w:tcBorders>
-            <w:vAlign w:val="center"/>
             <w:hideMark/>
           </w:tcPr>
           <w:p>
             <w:pPr>
               <w:pStyle w:val="aff3"/>
               <w:shd w:val="clear" w:color="auto" w:fill="FFFFFF" w:themeFill="background1"/>
+              <w:rPr>
+                <w:bCs/>
+              </w:rPr>
             </w:pPr>
             <w:r>
+              <w:rPr>
+                <w:bCs/>
+              </w:rPr>
               <w:t>Предохранитель</w:t>
             </w:r>
           </w:p>
@@ -5015,52 +4133,55 @@
         <w:tc>
           <w:tcPr>
             <w:tcW w:w="0" w:type="auto"/>
-            <w:tcBorders>
-              <w:top w:val="single" w:sz="2" w:space="0" w:color="E3E3E3"/>
-              <w:left w:val="single" w:sz="2" w:space="0" w:color="E3E3E3"/>
-              <w:bottom w:val="nil"/>
-              <w:right w:val="nil"/>
-            </w:tcBorders>
-            <w:vAlign w:val="center"/>
             <w:hideMark/>
           </w:tcPr>
           <w:p>
             <w:pPr>
               <w:pStyle w:val="aff3"/>
               <w:shd w:val="clear" w:color="auto" w:fill="FFFFFF" w:themeFill="background1"/>
+              <w:rPr>
+                <w:bCs/>
+              </w:rPr>
             </w:pPr>
             <w:r>
+              <w:rPr>
+                <w:bCs/>
+              </w:rPr>
               <w:t>F 200 мА/250 В</w:t>
             </w:r>
           </w:p>
         </w:tc>
       </w:tr>
     </w:tbl>
+    <w:p/>
     <w:p>
       <w:pPr>
-        <w:shd w:val="clear" w:color="auto" w:fill="FFFFFF" w:themeFill="background1"/>
-      </w:pPr>
-    </w:p>
-    <w:p>
-      <w:pPr>
-        <w:pStyle w:val="aff0"/>
+        <w:pStyle w:val="2"/>
         <w:numPr>
           <w:ilvl w:val="0"/>
           <w:numId w:val="19"/>
         </w:numPr>
-        <w:shd w:val="clear" w:color="auto" w:fill="FFFFFF" w:themeFill="background1"/>
         <w:rPr>
-          <w:b/>
+          <w:b w:val="0"/>
           <w:bCs/>
         </w:rPr>
       </w:pPr>
+      <w:bookmarkStart w:id="8" w:name="_Toc223014596"/>
       <w:r>
         <w:rPr>
-          <w:b/>
+          <w:b w:val="0"/>
           <w:bCs/>
         </w:rPr>
-        <w:t>ИЗУЧЕНИЕ ПАСПОРТА МУЛЬТИМЕТРА UNI-T UT55</w:t>
+        <w:t xml:space="preserve">Изучение паспорта мультиметра </w:t>
       </w:r>
+      <w:r>
+        <w:rPr>
+          <w:b w:val="0"/>
+          <w:bCs/>
+        </w:rPr>
+        <w:t>UNI-T UT55</w:t>
+      </w:r>
+      <w:bookmarkEnd w:id="8"/>
     </w:p>
     <w:p>
       <w:pPr>
@@ -5069,24 +4190,12 @@
           <w:ilvl w:val="1"/>
           <w:numId w:val="19"/>
         </w:numPr>
-        <w:shd w:val="clear" w:color="auto" w:fill="FFFFFF" w:themeFill="background1"/>
-        <w:rPr>
-          <w:b/>
-          <w:bCs/>
-        </w:rPr>
       </w:pPr>
       <w:r>
-        <w:rPr>
-          <w:b/>
-          <w:bCs/>
-        </w:rPr>
         <w:t>Классификационные признаки</w:t>
       </w:r>
     </w:p>
     <w:p>
-      <w:pPr>
-        <w:shd w:val="clear" w:color="auto" w:fill="FFFFFF" w:themeFill="background1"/>
-      </w:pPr>
       <w:r>
         <w:t xml:space="preserve">На основании изучения </w:t>
       </w:r>
@@ -5109,15 +4218,16 @@
     </w:p>
     <w:p>
       <w:pPr>
-        <w:shd w:val="clear" w:color="auto" w:fill="FFFFFF" w:themeFill="background1"/>
         <w:ind w:firstLine="0"/>
         <w:rPr>
           <w:rStyle w:val="af1"/>
+          <w:bCs/>
         </w:rPr>
       </w:pPr>
       <w:r>
         <w:rPr>
           <w:rStyle w:val="af1"/>
+          <w:bCs/>
         </w:rPr>
         <w:t xml:space="preserve">Таблица </w:t>
       </w:r>
@@ -5142,60 +4252,46 @@
       <w:r>
         <w:rPr>
           <w:rStyle w:val="af1"/>
+          <w:bCs/>
         </w:rPr>
         <w:t xml:space="preserve"> </w:t>
       </w:r>
       <w:r>
         <w:rPr>
           <w:rStyle w:val="af1"/>
+          <w:bCs/>
         </w:rPr>
         <w:t>– Классификационные признаки СИ (UT55)</w:t>
       </w:r>
     </w:p>
     <w:tbl>
       <w:tblPr>
+        <w:tblStyle w:val="a3"/>
         <w:tblW w:w="0" w:type="auto"/>
-        <w:tblCellSpacing w:w="15" w:type="dxa"/>
-        <w:tblBorders>
-          <w:top w:val="single" w:sz="2" w:space="0" w:color="E3E3E3"/>
-          <w:left w:val="single" w:sz="2" w:space="0" w:color="E3E3E3"/>
-          <w:bottom w:val="single" w:sz="2" w:space="0" w:color="E3E3E3"/>
-          <w:right w:val="single" w:sz="2" w:space="0" w:color="E3E3E3"/>
-        </w:tblBorders>
-        <w:tblCellMar>
-          <w:left w:w="0" w:type="dxa"/>
-          <w:right w:w="0" w:type="dxa"/>
-        </w:tblCellMar>
         <w:tblLook w:val="04A0" w:firstRow="1" w:lastRow="0" w:firstColumn="1" w:lastColumn="0" w:noHBand="0" w:noVBand="1"/>
       </w:tblPr>
       <w:tblGrid>
-        <w:gridCol w:w="4645"/>
-        <w:gridCol w:w="4368"/>
+        <w:gridCol w:w="4796"/>
+        <w:gridCol w:w="4534"/>
       </w:tblGrid>
       <w:tr>
-        <w:trPr>
-          <w:tblHeader/>
-          <w:tblCellSpacing w:w="15" w:type="dxa"/>
-        </w:trPr>
         <w:tc>
           <w:tcPr>
             <w:tcW w:w="0" w:type="auto"/>
-            <w:tcBorders>
-              <w:top w:val="single" w:sz="2" w:space="0" w:color="E3E3E3"/>
-              <w:left w:val="single" w:sz="2" w:space="0" w:color="E3E3E3"/>
-              <w:bottom w:val="single" w:sz="6" w:space="0" w:color="2E2E33"/>
-              <w:right w:val="single" w:sz="6" w:space="0" w:color="2E2E33"/>
-            </w:tcBorders>
-            <w:shd w:val="clear" w:color="auto" w:fill="2E2E33"/>
-            <w:vAlign w:val="center"/>
             <w:hideMark/>
           </w:tcPr>
           <w:p>
             <w:pPr>
               <w:pStyle w:val="aff5"/>
               <w:shd w:val="clear" w:color="auto" w:fill="FFFFFF" w:themeFill="background1"/>
+              <w:rPr>
+                <w:bCs/>
+              </w:rPr>
             </w:pPr>
             <w:r>
+              <w:rPr>
+                <w:bCs/>
+              </w:rPr>
               <w:t>Классификационный признак</w:t>
             </w:r>
           </w:p>
@@ -5203,51 +4299,43 @@
         <w:tc>
           <w:tcPr>
             <w:tcW w:w="0" w:type="auto"/>
-            <w:tcBorders>
-              <w:top w:val="single" w:sz="2" w:space="0" w:color="E3E3E3"/>
-              <w:left w:val="single" w:sz="2" w:space="0" w:color="E3E3E3"/>
-              <w:bottom w:val="single" w:sz="6" w:space="0" w:color="2E2E33"/>
-              <w:right w:val="nil"/>
-            </w:tcBorders>
-            <w:shd w:val="clear" w:color="auto" w:fill="2E2E33"/>
-            <w:vAlign w:val="center"/>
             <w:hideMark/>
           </w:tcPr>
           <w:p>
             <w:pPr>
               <w:pStyle w:val="aff5"/>
               <w:shd w:val="clear" w:color="auto" w:fill="FFFFFF" w:themeFill="background1"/>
+              <w:rPr>
+                <w:bCs/>
+              </w:rPr>
             </w:pPr>
             <w:r>
+              <w:rPr>
+                <w:bCs/>
+              </w:rPr>
               <w:t>Характеристика</w:t>
             </w:r>
           </w:p>
         </w:tc>
       </w:tr>
       <w:tr>
-        <w:trPr>
-          <w:tblCellSpacing w:w="15" w:type="dxa"/>
-        </w:trPr>
         <w:tc>
           <w:tcPr>
             <w:tcW w:w="0" w:type="auto"/>
-            <w:tcBorders>
-              <w:top w:val="single" w:sz="2" w:space="0" w:color="E3E3E3"/>
-              <w:left w:val="single" w:sz="2" w:space="0" w:color="E3E3E3"/>
-              <w:bottom w:val="single" w:sz="6" w:space="0" w:color="2E2E33"/>
-              <w:right w:val="single" w:sz="6" w:space="0" w:color="2E2E33"/>
-            </w:tcBorders>
-            <w:vAlign w:val="center"/>
             <w:hideMark/>
           </w:tcPr>
           <w:p>
             <w:pPr>
               <w:pStyle w:val="aff3"/>
               <w:shd w:val="clear" w:color="auto" w:fill="FFFFFF" w:themeFill="background1"/>
+              <w:rPr>
+                <w:bCs/>
+              </w:rPr>
             </w:pPr>
             <w:r>
               <w:rPr>
                 <w:rFonts w:eastAsia="Arial"/>
+                <w:bCs/>
               </w:rPr>
               <w:t>По видам</w:t>
             </w:r>
@@ -5256,23 +4344,20 @@
         <w:tc>
           <w:tcPr>
             <w:tcW w:w="0" w:type="auto"/>
-            <w:tcBorders>
-              <w:top w:val="single" w:sz="2" w:space="0" w:color="E3E3E3"/>
-              <w:left w:val="single" w:sz="2" w:space="0" w:color="E3E3E3"/>
-              <w:bottom w:val="single" w:sz="6" w:space="0" w:color="2E2E33"/>
-              <w:right w:val="nil"/>
-            </w:tcBorders>
-            <w:vAlign w:val="center"/>
             <w:hideMark/>
           </w:tcPr>
           <w:p>
             <w:pPr>
               <w:pStyle w:val="aff3"/>
               <w:shd w:val="clear" w:color="auto" w:fill="FFFFFF" w:themeFill="background1"/>
+              <w:rPr>
+                <w:bCs/>
+              </w:rPr>
             </w:pPr>
             <w:r>
               <w:rPr>
                 <w:rFonts w:eastAsia="Arial"/>
+                <w:bCs/>
               </w:rPr>
               <w:t>Измерительный прибор</w:t>
             </w:r>
@@ -5280,29 +4365,23 @@
         </w:tc>
       </w:tr>
       <w:tr>
-        <w:trPr>
-          <w:tblCellSpacing w:w="15" w:type="dxa"/>
-        </w:trPr>
         <w:tc>
           <w:tcPr>
             <w:tcW w:w="0" w:type="auto"/>
-            <w:tcBorders>
-              <w:top w:val="single" w:sz="2" w:space="0" w:color="E3E3E3"/>
-              <w:left w:val="single" w:sz="2" w:space="0" w:color="E3E3E3"/>
-              <w:bottom w:val="single" w:sz="6" w:space="0" w:color="2E2E33"/>
-              <w:right w:val="single" w:sz="6" w:space="0" w:color="2E2E33"/>
-            </w:tcBorders>
-            <w:vAlign w:val="center"/>
             <w:hideMark/>
           </w:tcPr>
           <w:p>
             <w:pPr>
               <w:pStyle w:val="aff3"/>
               <w:shd w:val="clear" w:color="auto" w:fill="FFFFFF" w:themeFill="background1"/>
+              <w:rPr>
+                <w:bCs/>
+              </w:rPr>
             </w:pPr>
             <w:r>
               <w:rPr>
                 <w:rFonts w:eastAsia="Arial"/>
+                <w:bCs/>
               </w:rPr>
               <w:t>По виду выходной величины</w:t>
             </w:r>
@@ -5311,23 +4390,20 @@
         <w:tc>
           <w:tcPr>
             <w:tcW w:w="0" w:type="auto"/>
-            <w:tcBorders>
-              <w:top w:val="single" w:sz="2" w:space="0" w:color="E3E3E3"/>
-              <w:left w:val="single" w:sz="2" w:space="0" w:color="E3E3E3"/>
-              <w:bottom w:val="single" w:sz="6" w:space="0" w:color="2E2E33"/>
-              <w:right w:val="nil"/>
-            </w:tcBorders>
-            <w:vAlign w:val="center"/>
             <w:hideMark/>
           </w:tcPr>
           <w:p>
             <w:pPr>
               <w:pStyle w:val="aff3"/>
               <w:shd w:val="clear" w:color="auto" w:fill="FFFFFF" w:themeFill="background1"/>
+              <w:rPr>
+                <w:bCs/>
+              </w:rPr>
             </w:pPr>
             <w:r>
               <w:rPr>
                 <w:rFonts w:eastAsia="Arial"/>
+                <w:bCs/>
               </w:rPr>
               <w:t>Цифровой</w:t>
             </w:r>
@@ -5335,29 +4411,23 @@
         </w:tc>
       </w:tr>
       <w:tr>
-        <w:trPr>
-          <w:tblCellSpacing w:w="15" w:type="dxa"/>
-        </w:trPr>
         <w:tc>
           <w:tcPr>
             <w:tcW w:w="0" w:type="auto"/>
-            <w:tcBorders>
-              <w:top w:val="single" w:sz="2" w:space="0" w:color="E3E3E3"/>
-              <w:left w:val="single" w:sz="2" w:space="0" w:color="E3E3E3"/>
-              <w:bottom w:val="single" w:sz="6" w:space="0" w:color="2E2E33"/>
-              <w:right w:val="single" w:sz="6" w:space="0" w:color="2E2E33"/>
-            </w:tcBorders>
-            <w:vAlign w:val="center"/>
             <w:hideMark/>
           </w:tcPr>
           <w:p>
             <w:pPr>
               <w:pStyle w:val="aff3"/>
               <w:shd w:val="clear" w:color="auto" w:fill="FFFFFF" w:themeFill="background1"/>
+              <w:rPr>
+                <w:bCs/>
+              </w:rPr>
             </w:pPr>
             <w:r>
               <w:rPr>
                 <w:rFonts w:eastAsia="Arial"/>
+                <w:bCs/>
               </w:rPr>
               <w:t>По форме представления информации</w:t>
             </w:r>
@@ -5366,23 +4436,20 @@
         <w:tc>
           <w:tcPr>
             <w:tcW w:w="0" w:type="auto"/>
-            <w:tcBorders>
-              <w:top w:val="single" w:sz="2" w:space="0" w:color="E3E3E3"/>
-              <w:left w:val="single" w:sz="2" w:space="0" w:color="E3E3E3"/>
-              <w:bottom w:val="single" w:sz="6" w:space="0" w:color="2E2E33"/>
-              <w:right w:val="nil"/>
-            </w:tcBorders>
-            <w:vAlign w:val="center"/>
             <w:hideMark/>
           </w:tcPr>
           <w:p>
             <w:pPr>
               <w:pStyle w:val="aff3"/>
               <w:shd w:val="clear" w:color="auto" w:fill="FFFFFF" w:themeFill="background1"/>
+              <w:rPr>
+                <w:bCs/>
+              </w:rPr>
             </w:pPr>
             <w:r>
               <w:rPr>
                 <w:rFonts w:eastAsia="Arial"/>
+                <w:bCs/>
               </w:rPr>
               <w:t>Показывающий (ЖК-дисплей)</w:t>
             </w:r>
@@ -5390,29 +4457,23 @@
         </w:tc>
       </w:tr>
       <w:tr>
-        <w:trPr>
-          <w:tblCellSpacing w:w="15" w:type="dxa"/>
-        </w:trPr>
         <w:tc>
           <w:tcPr>
             <w:tcW w:w="0" w:type="auto"/>
-            <w:tcBorders>
-              <w:top w:val="single" w:sz="2" w:space="0" w:color="E3E3E3"/>
-              <w:left w:val="single" w:sz="2" w:space="0" w:color="E3E3E3"/>
-              <w:bottom w:val="single" w:sz="6" w:space="0" w:color="2E2E33"/>
-              <w:right w:val="single" w:sz="6" w:space="0" w:color="2E2E33"/>
-            </w:tcBorders>
-            <w:vAlign w:val="center"/>
             <w:hideMark/>
           </w:tcPr>
           <w:p>
             <w:pPr>
               <w:pStyle w:val="aff3"/>
               <w:shd w:val="clear" w:color="auto" w:fill="FFFFFF" w:themeFill="background1"/>
+              <w:rPr>
+                <w:bCs/>
+              </w:rPr>
             </w:pPr>
             <w:r>
               <w:rPr>
                 <w:rFonts w:eastAsia="Arial"/>
+                <w:bCs/>
               </w:rPr>
               <w:t>По метрологическому назначению</w:t>
             </w:r>
@@ -5421,23 +4482,20 @@
         <w:tc>
           <w:tcPr>
             <w:tcW w:w="0" w:type="auto"/>
-            <w:tcBorders>
-              <w:top w:val="single" w:sz="2" w:space="0" w:color="E3E3E3"/>
-              <w:left w:val="single" w:sz="2" w:space="0" w:color="E3E3E3"/>
-              <w:bottom w:val="single" w:sz="6" w:space="0" w:color="2E2E33"/>
-              <w:right w:val="nil"/>
-            </w:tcBorders>
-            <w:vAlign w:val="center"/>
             <w:hideMark/>
           </w:tcPr>
           <w:p>
             <w:pPr>
               <w:pStyle w:val="aff3"/>
               <w:shd w:val="clear" w:color="auto" w:fill="FFFFFF" w:themeFill="background1"/>
+              <w:rPr>
+                <w:bCs/>
+              </w:rPr>
             </w:pPr>
             <w:r>
               <w:rPr>
                 <w:rFonts w:eastAsia="Arial"/>
+                <w:bCs/>
               </w:rPr>
               <w:t>Рабочее средство измерений (РСИ)</w:t>
             </w:r>
@@ -5445,29 +4503,23 @@
         </w:tc>
       </w:tr>
       <w:tr>
-        <w:trPr>
-          <w:tblCellSpacing w:w="15" w:type="dxa"/>
-        </w:trPr>
         <w:tc>
           <w:tcPr>
             <w:tcW w:w="0" w:type="auto"/>
-            <w:tcBorders>
-              <w:top w:val="single" w:sz="2" w:space="0" w:color="E3E3E3"/>
-              <w:left w:val="single" w:sz="2" w:space="0" w:color="E3E3E3"/>
-              <w:bottom w:val="nil"/>
-              <w:right w:val="single" w:sz="6" w:space="0" w:color="2E2E33"/>
-            </w:tcBorders>
-            <w:vAlign w:val="center"/>
             <w:hideMark/>
           </w:tcPr>
           <w:p>
             <w:pPr>
               <w:pStyle w:val="aff3"/>
               <w:shd w:val="clear" w:color="auto" w:fill="FFFFFF" w:themeFill="background1"/>
+              <w:rPr>
+                <w:bCs/>
+              </w:rPr>
             </w:pPr>
             <w:r>
               <w:rPr>
                 <w:rFonts w:eastAsia="Arial"/>
+                <w:bCs/>
               </w:rPr>
               <w:t>По условиям применения</w:t>
             </w:r>
@@ -5476,23 +4528,20 @@
         <w:tc>
           <w:tcPr>
             <w:tcW w:w="0" w:type="auto"/>
-            <w:tcBorders>
-              <w:top w:val="single" w:sz="2" w:space="0" w:color="E3E3E3"/>
-              <w:left w:val="single" w:sz="2" w:space="0" w:color="E3E3E3"/>
-              <w:bottom w:val="nil"/>
-              <w:right w:val="nil"/>
-            </w:tcBorders>
-            <w:vAlign w:val="center"/>
             <w:hideMark/>
           </w:tcPr>
           <w:p>
             <w:pPr>
               <w:pStyle w:val="aff3"/>
               <w:shd w:val="clear" w:color="auto" w:fill="FFFFFF" w:themeFill="background1"/>
+              <w:rPr>
+                <w:bCs/>
+              </w:rPr>
             </w:pPr>
             <w:r>
               <w:rPr>
                 <w:rFonts w:eastAsia="Arial"/>
+                <w:bCs/>
               </w:rPr>
               <w:t>Портативный (автономное питание)</w:t>
             </w:r>
@@ -5500,15 +4549,7 @@
         </w:tc>
       </w:tr>
     </w:tbl>
-    <w:p>
-      <w:pPr>
-        <w:shd w:val="clear" w:color="auto" w:fill="FFFFFF" w:themeFill="background1"/>
-        <w:rPr>
-          <w:b/>
-          <w:bCs/>
-        </w:rPr>
-      </w:pPr>
-    </w:p>
+    <w:p/>
     <w:p>
       <w:pPr>
         <w:pStyle w:val="aff0"/>
@@ -5516,24 +4557,12 @@
           <w:ilvl w:val="1"/>
           <w:numId w:val="19"/>
         </w:numPr>
-        <w:shd w:val="clear" w:color="auto" w:fill="FFFFFF" w:themeFill="background1"/>
-        <w:rPr>
-          <w:b/>
-          <w:bCs/>
-        </w:rPr>
       </w:pPr>
       <w:r>
-        <w:rPr>
-          <w:b/>
-          <w:bCs/>
-        </w:rPr>
         <w:t>Основные метрологические характеристики</w:t>
       </w:r>
     </w:p>
     <w:p>
-      <w:pPr>
-        <w:shd w:val="clear" w:color="auto" w:fill="FFFFFF" w:themeFill="background1"/>
-      </w:pPr>
       <w:r>
         <w:t>Данные взяты из раздела B «</w:t>
       </w:r>
@@ -5548,16 +4577,17 @@
     </w:p>
     <w:p>
       <w:pPr>
-        <w:shd w:val="clear" w:color="auto" w:fill="FFFFFF" w:themeFill="background1"/>
         <w:ind w:firstLine="0"/>
         <w:rPr>
           <w:rStyle w:val="af1"/>
+          <w:bCs/>
         </w:rPr>
       </w:pPr>
-      <w:bookmarkStart w:id="8" w:name="_Hlk223012877"/>
+      <w:bookmarkStart w:id="9" w:name="_Hlk223012877"/>
       <w:r>
         <w:rPr>
           <w:rStyle w:val="af1"/>
+          <w:bCs/>
         </w:rPr>
         <w:t xml:space="preserve">Таблица </w:t>
       </w:r>
@@ -5582,63 +4612,49 @@
       <w:r>
         <w:rPr>
           <w:rStyle w:val="af1"/>
+          <w:bCs/>
         </w:rPr>
         <w:t xml:space="preserve"> </w:t>
       </w:r>
-      <w:bookmarkEnd w:id="8"/>
+      <w:bookmarkEnd w:id="9"/>
       <w:r>
         <w:rPr>
           <w:rStyle w:val="af1"/>
+          <w:bCs/>
         </w:rPr>
         <w:t>– Метрологические характеристики UT55</w:t>
       </w:r>
     </w:p>
     <w:tbl>
       <w:tblPr>
+        <w:tblStyle w:val="a3"/>
         <w:tblW w:w="0" w:type="auto"/>
-        <w:tblCellSpacing w:w="15" w:type="dxa"/>
-        <w:tblBorders>
-          <w:top w:val="single" w:sz="2" w:space="0" w:color="E3E3E3"/>
-          <w:left w:val="single" w:sz="2" w:space="0" w:color="E3E3E3"/>
-          <w:bottom w:val="single" w:sz="2" w:space="0" w:color="E3E3E3"/>
-          <w:right w:val="single" w:sz="2" w:space="0" w:color="E3E3E3"/>
-        </w:tblBorders>
-        <w:tblCellMar>
-          <w:left w:w="0" w:type="dxa"/>
-          <w:right w:w="0" w:type="dxa"/>
-        </w:tblCellMar>
         <w:tblLook w:val="04A0" w:firstRow="1" w:lastRow="0" w:firstColumn="1" w:lastColumn="0" w:noHBand="0" w:noVBand="1"/>
       </w:tblPr>
       <w:tblGrid>
-        <w:gridCol w:w="2408"/>
-        <w:gridCol w:w="2038"/>
-        <w:gridCol w:w="2494"/>
-        <w:gridCol w:w="2412"/>
+        <w:gridCol w:w="2415"/>
+        <w:gridCol w:w="1996"/>
+        <w:gridCol w:w="2524"/>
+        <w:gridCol w:w="2410"/>
       </w:tblGrid>
       <w:tr>
-        <w:trPr>
-          <w:tblHeader/>
-          <w:tblCellSpacing w:w="15" w:type="dxa"/>
-        </w:trPr>
         <w:tc>
           <w:tcPr>
             <w:tcW w:w="0" w:type="auto"/>
-            <w:tcBorders>
-              <w:top w:val="single" w:sz="2" w:space="0" w:color="E3E3E3"/>
-              <w:left w:val="single" w:sz="2" w:space="0" w:color="E3E3E3"/>
-              <w:bottom w:val="single" w:sz="6" w:space="0" w:color="2E2E33"/>
-              <w:right w:val="single" w:sz="6" w:space="0" w:color="2E2E33"/>
-            </w:tcBorders>
-            <w:shd w:val="clear" w:color="auto" w:fill="2E2E33"/>
-            <w:vAlign w:val="center"/>
             <w:hideMark/>
           </w:tcPr>
           <w:p>
             <w:pPr>
               <w:pStyle w:val="aff5"/>
               <w:shd w:val="clear" w:color="auto" w:fill="FFFFFF" w:themeFill="background1"/>
+              <w:rPr>
+                <w:bCs/>
+              </w:rPr>
             </w:pPr>
             <w:r>
+              <w:rPr>
+                <w:bCs/>
+              </w:rPr>
               <w:t>Измеряемая величина</w:t>
             </w:r>
           </w:p>
@@ -5646,22 +4662,20 @@
         <w:tc>
           <w:tcPr>
             <w:tcW w:w="0" w:type="auto"/>
-            <w:tcBorders>
-              <w:top w:val="single" w:sz="2" w:space="0" w:color="E3E3E3"/>
-              <w:left w:val="single" w:sz="2" w:space="0" w:color="E3E3E3"/>
-              <w:bottom w:val="single" w:sz="6" w:space="0" w:color="2E2E33"/>
-              <w:right w:val="single" w:sz="6" w:space="0" w:color="2E2E33"/>
-            </w:tcBorders>
-            <w:shd w:val="clear" w:color="auto" w:fill="2E2E33"/>
-            <w:vAlign w:val="center"/>
             <w:hideMark/>
           </w:tcPr>
           <w:p>
             <w:pPr>
               <w:pStyle w:val="aff5"/>
               <w:shd w:val="clear" w:color="auto" w:fill="FFFFFF" w:themeFill="background1"/>
+              <w:rPr>
+                <w:bCs/>
+              </w:rPr>
             </w:pPr>
             <w:r>
+              <w:rPr>
+                <w:bCs/>
+              </w:rPr>
               <w:t>Диапазон измерений</w:t>
             </w:r>
           </w:p>
@@ -5669,22 +4683,20 @@
         <w:tc>
           <w:tcPr>
             <w:tcW w:w="0" w:type="auto"/>
-            <w:tcBorders>
-              <w:top w:val="single" w:sz="2" w:space="0" w:color="E3E3E3"/>
-              <w:left w:val="single" w:sz="2" w:space="0" w:color="E3E3E3"/>
-              <w:bottom w:val="single" w:sz="6" w:space="0" w:color="2E2E33"/>
-              <w:right w:val="single" w:sz="6" w:space="0" w:color="2E2E33"/>
-            </w:tcBorders>
-            <w:shd w:val="clear" w:color="auto" w:fill="2E2E33"/>
-            <w:vAlign w:val="center"/>
             <w:hideMark/>
           </w:tcPr>
           <w:p>
             <w:pPr>
               <w:pStyle w:val="aff5"/>
               <w:shd w:val="clear" w:color="auto" w:fill="FFFFFF" w:themeFill="background1"/>
+              <w:rPr>
+                <w:bCs/>
+              </w:rPr>
             </w:pPr>
             <w:r>
+              <w:rPr>
+                <w:bCs/>
+              </w:rPr>
               <w:t>Основная погрешность</w:t>
             </w:r>
           </w:p>
@@ -5692,52 +4704,45 @@
         <w:tc>
           <w:tcPr>
             <w:tcW w:w="0" w:type="auto"/>
-            <w:tcBorders>
-              <w:top w:val="single" w:sz="2" w:space="0" w:color="E3E3E3"/>
-              <w:left w:val="single" w:sz="2" w:space="0" w:color="E3E3E3"/>
-              <w:bottom w:val="single" w:sz="6" w:space="0" w:color="2E2E33"/>
-              <w:right w:val="nil"/>
-            </w:tcBorders>
-            <w:shd w:val="clear" w:color="auto" w:fill="2E2E33"/>
-            <w:vAlign w:val="center"/>
             <w:hideMark/>
           </w:tcPr>
           <w:p>
             <w:pPr>
               <w:pStyle w:val="aff5"/>
               <w:shd w:val="clear" w:color="auto" w:fill="FFFFFF" w:themeFill="background1"/>
+              <w:rPr>
+                <w:bCs/>
+              </w:rPr>
             </w:pPr>
             <w:r>
+              <w:rPr>
+                <w:bCs/>
+              </w:rPr>
               <w:t>Входное сопротивление</w:t>
             </w:r>
           </w:p>
         </w:tc>
       </w:tr>
       <w:tr>
-        <w:trPr>
-          <w:tblCellSpacing w:w="15" w:type="dxa"/>
-        </w:trPr>
         <w:tc>
           <w:tcPr>
             <w:tcW w:w="0" w:type="auto"/>
-            <w:tcBorders>
-              <w:top w:val="single" w:sz="2" w:space="0" w:color="E3E3E3"/>
-              <w:left w:val="single" w:sz="2" w:space="0" w:color="E3E3E3"/>
-              <w:bottom w:val="single" w:sz="6" w:space="0" w:color="2E2E33"/>
-              <w:right w:val="single" w:sz="6" w:space="0" w:color="2E2E33"/>
-            </w:tcBorders>
-            <w:vAlign w:val="center"/>
             <w:hideMark/>
           </w:tcPr>
           <w:p>
             <w:pPr>
               <w:pStyle w:val="aff3"/>
               <w:shd w:val="clear" w:color="auto" w:fill="FFFFFF" w:themeFill="background1"/>
+              <w:rPr>
+                <w:bCs/>
+              </w:rPr>
             </w:pPr>
             <w:r>
               <w:rPr>
                 <w:rFonts w:eastAsia="Arial"/>
-              </w:rPr>
+                <w:bCs/>
+              </w:rPr>
+              <w:lastRenderedPageBreak/>
               <w:t>Постоянное напряжение</w:t>
             </w:r>
           </w:p>
@@ -5745,23 +4750,20 @@
         <w:tc>
           <w:tcPr>
             <w:tcW w:w="0" w:type="auto"/>
-            <w:tcBorders>
-              <w:top w:val="single" w:sz="2" w:space="0" w:color="E3E3E3"/>
-              <w:left w:val="single" w:sz="2" w:space="0" w:color="E3E3E3"/>
-              <w:bottom w:val="single" w:sz="6" w:space="0" w:color="2E2E33"/>
-              <w:right w:val="single" w:sz="6" w:space="0" w:color="2E2E33"/>
-            </w:tcBorders>
-            <w:vAlign w:val="center"/>
             <w:hideMark/>
           </w:tcPr>
           <w:p>
             <w:pPr>
               <w:pStyle w:val="aff3"/>
               <w:shd w:val="clear" w:color="auto" w:fill="FFFFFF" w:themeFill="background1"/>
+              <w:rPr>
+                <w:bCs/>
+              </w:rPr>
             </w:pPr>
             <w:r>
               <w:rPr>
                 <w:rFonts w:eastAsia="Arial"/>
+                <w:bCs/>
               </w:rPr>
               <w:t>0,1 мВ – 1000 В</w:t>
             </w:r>
@@ -5770,24 +4772,21 @@
         <w:tc>
           <w:tcPr>
             <w:tcW w:w="0" w:type="auto"/>
-            <w:tcBorders>
-              <w:top w:val="single" w:sz="2" w:space="0" w:color="E3E3E3"/>
-              <w:left w:val="single" w:sz="2" w:space="0" w:color="E3E3E3"/>
-              <w:bottom w:val="single" w:sz="6" w:space="0" w:color="2E2E33"/>
-              <w:right w:val="single" w:sz="6" w:space="0" w:color="2E2E33"/>
-            </w:tcBorders>
-            <w:vAlign w:val="center"/>
             <w:hideMark/>
           </w:tcPr>
           <w:p>
             <w:pPr>
               <w:pStyle w:val="aff3"/>
               <w:shd w:val="clear" w:color="auto" w:fill="FFFFFF" w:themeFill="background1"/>
+              <w:rPr>
+                <w:bCs/>
+              </w:rPr>
             </w:pPr>
             <w:proofErr w:type="gramStart"/>
             <w:r>
               <w:rPr>
                 <w:rFonts w:eastAsia="Arial"/>
+                <w:bCs/>
               </w:rPr>
               <w:t>±(</w:t>
             </w:r>
@@ -5795,6 +4794,7 @@
             <w:r>
               <w:rPr>
                 <w:rFonts w:eastAsia="Arial"/>
+                <w:bCs/>
               </w:rPr>
               <w:t>0,5%+1) – ±(0,8%+2)</w:t>
             </w:r>
@@ -5803,23 +4803,20 @@
         <w:tc>
           <w:tcPr>
             <w:tcW w:w="0" w:type="auto"/>
-            <w:tcBorders>
-              <w:top w:val="single" w:sz="2" w:space="0" w:color="E3E3E3"/>
-              <w:left w:val="single" w:sz="2" w:space="0" w:color="E3E3E3"/>
-              <w:bottom w:val="single" w:sz="6" w:space="0" w:color="2E2E33"/>
-              <w:right w:val="nil"/>
-            </w:tcBorders>
-            <w:vAlign w:val="center"/>
             <w:hideMark/>
           </w:tcPr>
           <w:p>
             <w:pPr>
               <w:pStyle w:val="aff3"/>
               <w:shd w:val="clear" w:color="auto" w:fill="FFFFFF" w:themeFill="background1"/>
+              <w:rPr>
+                <w:bCs/>
+              </w:rPr>
             </w:pPr>
             <w:r>
               <w:rPr>
                 <w:rFonts w:eastAsia="Arial"/>
+                <w:bCs/>
               </w:rPr>
               <w:t>10 МОм</w:t>
             </w:r>
@@ -5827,31 +4824,24 @@
         </w:tc>
       </w:tr>
       <w:tr>
-        <w:trPr>
-          <w:tblCellSpacing w:w="15" w:type="dxa"/>
-        </w:trPr>
         <w:tc>
           <w:tcPr>
             <w:tcW w:w="0" w:type="auto"/>
-            <w:tcBorders>
-              <w:top w:val="single" w:sz="2" w:space="0" w:color="E3E3E3"/>
-              <w:left w:val="single" w:sz="2" w:space="0" w:color="E3E3E3"/>
-              <w:bottom w:val="single" w:sz="6" w:space="0" w:color="2E2E33"/>
-              <w:right w:val="single" w:sz="6" w:space="0" w:color="2E2E33"/>
-            </w:tcBorders>
-            <w:vAlign w:val="center"/>
             <w:hideMark/>
           </w:tcPr>
           <w:p>
             <w:pPr>
               <w:pStyle w:val="aff3"/>
               <w:shd w:val="clear" w:color="auto" w:fill="FFFFFF" w:themeFill="background1"/>
+              <w:rPr>
+                <w:bCs/>
+              </w:rPr>
             </w:pPr>
             <w:r>
               <w:rPr>
                 <w:rFonts w:eastAsia="Arial"/>
-              </w:rPr>
-              <w:lastRenderedPageBreak/>
+                <w:bCs/>
+              </w:rPr>
               <w:t>Переменное напряжение</w:t>
             </w:r>
           </w:p>
@@ -5859,23 +4849,20 @@
         <w:tc>
           <w:tcPr>
             <w:tcW w:w="0" w:type="auto"/>
-            <w:tcBorders>
-              <w:top w:val="single" w:sz="2" w:space="0" w:color="E3E3E3"/>
-              <w:left w:val="single" w:sz="2" w:space="0" w:color="E3E3E3"/>
-              <w:bottom w:val="single" w:sz="6" w:space="0" w:color="2E2E33"/>
-              <w:right w:val="single" w:sz="6" w:space="0" w:color="2E2E33"/>
-            </w:tcBorders>
-            <w:vAlign w:val="center"/>
             <w:hideMark/>
           </w:tcPr>
           <w:p>
             <w:pPr>
               <w:pStyle w:val="aff3"/>
               <w:shd w:val="clear" w:color="auto" w:fill="FFFFFF" w:themeFill="background1"/>
+              <w:rPr>
+                <w:bCs/>
+              </w:rPr>
             </w:pPr>
             <w:r>
               <w:rPr>
                 <w:rFonts w:eastAsia="Arial"/>
+                <w:bCs/>
               </w:rPr>
               <w:t>0,1 мВ – 750 В</w:t>
             </w:r>
@@ -5884,24 +4871,21 @@
         <w:tc>
           <w:tcPr>
             <w:tcW w:w="0" w:type="auto"/>
-            <w:tcBorders>
-              <w:top w:val="single" w:sz="2" w:space="0" w:color="E3E3E3"/>
-              <w:left w:val="single" w:sz="2" w:space="0" w:color="E3E3E3"/>
-              <w:bottom w:val="single" w:sz="6" w:space="0" w:color="2E2E33"/>
-              <w:right w:val="single" w:sz="6" w:space="0" w:color="2E2E33"/>
-            </w:tcBorders>
-            <w:vAlign w:val="center"/>
             <w:hideMark/>
           </w:tcPr>
           <w:p>
             <w:pPr>
               <w:pStyle w:val="aff3"/>
               <w:shd w:val="clear" w:color="auto" w:fill="FFFFFF" w:themeFill="background1"/>
+              <w:rPr>
+                <w:bCs/>
+              </w:rPr>
             </w:pPr>
             <w:proofErr w:type="gramStart"/>
             <w:r>
               <w:rPr>
                 <w:rFonts w:eastAsia="Arial"/>
+                <w:bCs/>
               </w:rPr>
               <w:t>±(</w:t>
             </w:r>
@@ -5909,6 +4893,7 @@
             <w:r>
               <w:rPr>
                 <w:rFonts w:eastAsia="Arial"/>
+                <w:bCs/>
               </w:rPr>
               <w:t>0,8%+3) – ±(1,2%+3)</w:t>
             </w:r>
@@ -5917,23 +4902,20 @@
         <w:tc>
           <w:tcPr>
             <w:tcW w:w="0" w:type="auto"/>
-            <w:tcBorders>
-              <w:top w:val="single" w:sz="2" w:space="0" w:color="E3E3E3"/>
-              <w:left w:val="single" w:sz="2" w:space="0" w:color="E3E3E3"/>
-              <w:bottom w:val="single" w:sz="6" w:space="0" w:color="2E2E33"/>
-              <w:right w:val="nil"/>
-            </w:tcBorders>
-            <w:vAlign w:val="center"/>
             <w:hideMark/>
           </w:tcPr>
           <w:p>
             <w:pPr>
               <w:pStyle w:val="aff3"/>
               <w:shd w:val="clear" w:color="auto" w:fill="FFFFFF" w:themeFill="background1"/>
+              <w:rPr>
+                <w:bCs/>
+              </w:rPr>
             </w:pPr>
             <w:r>
               <w:rPr>
                 <w:rFonts w:eastAsia="Arial"/>
+                <w:bCs/>
               </w:rPr>
               <w:t>10 МОм</w:t>
             </w:r>
@@ -5941,29 +4923,23 @@
         </w:tc>
       </w:tr>
       <w:tr>
-        <w:trPr>
-          <w:tblCellSpacing w:w="15" w:type="dxa"/>
-        </w:trPr>
         <w:tc>
           <w:tcPr>
             <w:tcW w:w="0" w:type="auto"/>
-            <w:tcBorders>
-              <w:top w:val="single" w:sz="2" w:space="0" w:color="E3E3E3"/>
-              <w:left w:val="single" w:sz="2" w:space="0" w:color="E3E3E3"/>
-              <w:bottom w:val="single" w:sz="6" w:space="0" w:color="2E2E33"/>
-              <w:right w:val="single" w:sz="6" w:space="0" w:color="2E2E33"/>
-            </w:tcBorders>
-            <w:vAlign w:val="center"/>
             <w:hideMark/>
           </w:tcPr>
           <w:p>
             <w:pPr>
               <w:pStyle w:val="aff3"/>
               <w:shd w:val="clear" w:color="auto" w:fill="FFFFFF" w:themeFill="background1"/>
+              <w:rPr>
+                <w:bCs/>
+              </w:rPr>
             </w:pPr>
             <w:r>
               <w:rPr>
                 <w:rFonts w:eastAsia="Arial"/>
+                <w:bCs/>
               </w:rPr>
               <w:t>Постоянный ток</w:t>
             </w:r>
@@ -5972,23 +4948,20 @@
         <w:tc>
           <w:tcPr>
             <w:tcW w:w="0" w:type="auto"/>
-            <w:tcBorders>
-              <w:top w:val="single" w:sz="2" w:space="0" w:color="E3E3E3"/>
-              <w:left w:val="single" w:sz="2" w:space="0" w:color="E3E3E3"/>
-              <w:bottom w:val="single" w:sz="6" w:space="0" w:color="2E2E33"/>
-              <w:right w:val="single" w:sz="6" w:space="0" w:color="2E2E33"/>
-            </w:tcBorders>
-            <w:vAlign w:val="center"/>
             <w:hideMark/>
           </w:tcPr>
           <w:p>
             <w:pPr>
               <w:pStyle w:val="aff3"/>
               <w:shd w:val="clear" w:color="auto" w:fill="FFFFFF" w:themeFill="background1"/>
+              <w:rPr>
+                <w:bCs/>
+              </w:rPr>
             </w:pPr>
             <w:r>
               <w:rPr>
                 <w:rFonts w:eastAsia="Arial"/>
+                <w:bCs/>
               </w:rPr>
               <w:t>0,01 мкА – 20 А</w:t>
             </w:r>
@@ -5997,24 +4970,21 @@
         <w:tc>
           <w:tcPr>
             <w:tcW w:w="0" w:type="auto"/>
-            <w:tcBorders>
-              <w:top w:val="single" w:sz="2" w:space="0" w:color="E3E3E3"/>
-              <w:left w:val="single" w:sz="2" w:space="0" w:color="E3E3E3"/>
-              <w:bottom w:val="single" w:sz="6" w:space="0" w:color="2E2E33"/>
-              <w:right w:val="single" w:sz="6" w:space="0" w:color="2E2E33"/>
-            </w:tcBorders>
-            <w:vAlign w:val="center"/>
             <w:hideMark/>
           </w:tcPr>
           <w:p>
             <w:pPr>
               <w:pStyle w:val="aff3"/>
               <w:shd w:val="clear" w:color="auto" w:fill="FFFFFF" w:themeFill="background1"/>
+              <w:rPr>
+                <w:bCs/>
+              </w:rPr>
             </w:pPr>
             <w:proofErr w:type="gramStart"/>
             <w:r>
               <w:rPr>
                 <w:rFonts w:eastAsia="Arial"/>
+                <w:bCs/>
               </w:rPr>
               <w:t>±(</w:t>
             </w:r>
@@ -6022,6 +4992,7 @@
             <w:r>
               <w:rPr>
                 <w:rFonts w:eastAsia="Arial"/>
+                <w:bCs/>
               </w:rPr>
               <w:t>0,8%+1) – ±(2%+5)</w:t>
             </w:r>
@@ -6030,23 +5001,20 @@
         <w:tc>
           <w:tcPr>
             <w:tcW w:w="0" w:type="auto"/>
-            <w:tcBorders>
-              <w:top w:val="single" w:sz="2" w:space="0" w:color="E3E3E3"/>
-              <w:left w:val="single" w:sz="2" w:space="0" w:color="E3E3E3"/>
-              <w:bottom w:val="single" w:sz="6" w:space="0" w:color="2E2E33"/>
-              <w:right w:val="nil"/>
-            </w:tcBorders>
-            <w:vAlign w:val="center"/>
             <w:hideMark/>
           </w:tcPr>
           <w:p>
             <w:pPr>
               <w:pStyle w:val="aff3"/>
               <w:shd w:val="clear" w:color="auto" w:fill="FFFFFF" w:themeFill="background1"/>
+              <w:rPr>
+                <w:bCs/>
+              </w:rPr>
             </w:pPr>
             <w:r>
               <w:rPr>
                 <w:rFonts w:eastAsia="Arial"/>
+                <w:bCs/>
               </w:rPr>
               <w:t>—</w:t>
             </w:r>
@@ -6054,29 +5022,23 @@
         </w:tc>
       </w:tr>
       <w:tr>
-        <w:trPr>
-          <w:tblCellSpacing w:w="15" w:type="dxa"/>
-        </w:trPr>
         <w:tc>
           <w:tcPr>
             <w:tcW w:w="0" w:type="auto"/>
-            <w:tcBorders>
-              <w:top w:val="single" w:sz="2" w:space="0" w:color="E3E3E3"/>
-              <w:left w:val="single" w:sz="2" w:space="0" w:color="E3E3E3"/>
-              <w:bottom w:val="single" w:sz="6" w:space="0" w:color="2E2E33"/>
-              <w:right w:val="single" w:sz="6" w:space="0" w:color="2E2E33"/>
-            </w:tcBorders>
-            <w:vAlign w:val="center"/>
             <w:hideMark/>
           </w:tcPr>
           <w:p>
             <w:pPr>
               <w:pStyle w:val="aff3"/>
               <w:shd w:val="clear" w:color="auto" w:fill="FFFFFF" w:themeFill="background1"/>
+              <w:rPr>
+                <w:bCs/>
+              </w:rPr>
             </w:pPr>
             <w:r>
               <w:rPr>
                 <w:rFonts w:eastAsia="Arial"/>
+                <w:bCs/>
               </w:rPr>
               <w:t>Переменный ток</w:t>
             </w:r>
@@ -6085,23 +5047,20 @@
         <w:tc>
           <w:tcPr>
             <w:tcW w:w="0" w:type="auto"/>
-            <w:tcBorders>
-              <w:top w:val="single" w:sz="2" w:space="0" w:color="E3E3E3"/>
-              <w:left w:val="single" w:sz="2" w:space="0" w:color="E3E3E3"/>
-              <w:bottom w:val="single" w:sz="6" w:space="0" w:color="2E2E33"/>
-              <w:right w:val="single" w:sz="6" w:space="0" w:color="2E2E33"/>
-            </w:tcBorders>
-            <w:vAlign w:val="center"/>
             <w:hideMark/>
           </w:tcPr>
           <w:p>
             <w:pPr>
               <w:pStyle w:val="aff3"/>
               <w:shd w:val="clear" w:color="auto" w:fill="FFFFFF" w:themeFill="background1"/>
+              <w:rPr>
+                <w:bCs/>
+              </w:rPr>
             </w:pPr>
             <w:r>
               <w:rPr>
                 <w:rFonts w:eastAsia="Arial"/>
+                <w:bCs/>
               </w:rPr>
               <w:t>0,1 мкА – 20 А</w:t>
             </w:r>
@@ -6110,24 +5069,21 @@
         <w:tc>
           <w:tcPr>
             <w:tcW w:w="0" w:type="auto"/>
-            <w:tcBorders>
-              <w:top w:val="single" w:sz="2" w:space="0" w:color="E3E3E3"/>
-              <w:left w:val="single" w:sz="2" w:space="0" w:color="E3E3E3"/>
-              <w:bottom w:val="single" w:sz="6" w:space="0" w:color="2E2E33"/>
-              <w:right w:val="single" w:sz="6" w:space="0" w:color="2E2E33"/>
-            </w:tcBorders>
-            <w:vAlign w:val="center"/>
             <w:hideMark/>
           </w:tcPr>
           <w:p>
             <w:pPr>
               <w:pStyle w:val="aff3"/>
               <w:shd w:val="clear" w:color="auto" w:fill="FFFFFF" w:themeFill="background1"/>
+              <w:rPr>
+                <w:bCs/>
+              </w:rPr>
             </w:pPr>
             <w:proofErr w:type="gramStart"/>
             <w:r>
               <w:rPr>
                 <w:rFonts w:eastAsia="Arial"/>
+                <w:bCs/>
               </w:rPr>
               <w:t>±(</w:t>
             </w:r>
@@ -6135,6 +5091,7 @@
             <w:r>
               <w:rPr>
                 <w:rFonts w:eastAsia="Arial"/>
+                <w:bCs/>
               </w:rPr>
               <w:t>1%+3) – ±(3%+7)</w:t>
             </w:r>
@@ -6143,23 +5100,20 @@
         <w:tc>
           <w:tcPr>
             <w:tcW w:w="0" w:type="auto"/>
-            <w:tcBorders>
-              <w:top w:val="single" w:sz="2" w:space="0" w:color="E3E3E3"/>
-              <w:left w:val="single" w:sz="2" w:space="0" w:color="E3E3E3"/>
-              <w:bottom w:val="single" w:sz="6" w:space="0" w:color="2E2E33"/>
-              <w:right w:val="nil"/>
-            </w:tcBorders>
-            <w:vAlign w:val="center"/>
             <w:hideMark/>
           </w:tcPr>
           <w:p>
             <w:pPr>
               <w:pStyle w:val="aff3"/>
               <w:shd w:val="clear" w:color="auto" w:fill="FFFFFF" w:themeFill="background1"/>
+              <w:rPr>
+                <w:bCs/>
+              </w:rPr>
             </w:pPr>
             <w:r>
               <w:rPr>
                 <w:rFonts w:eastAsia="Arial"/>
+                <w:bCs/>
               </w:rPr>
               <w:t>—</w:t>
             </w:r>
@@ -6167,29 +5121,23 @@
         </w:tc>
       </w:tr>
       <w:tr>
-        <w:trPr>
-          <w:tblCellSpacing w:w="15" w:type="dxa"/>
-        </w:trPr>
         <w:tc>
           <w:tcPr>
             <w:tcW w:w="0" w:type="auto"/>
-            <w:tcBorders>
-              <w:top w:val="single" w:sz="2" w:space="0" w:color="E3E3E3"/>
-              <w:left w:val="single" w:sz="2" w:space="0" w:color="E3E3E3"/>
-              <w:bottom w:val="single" w:sz="6" w:space="0" w:color="2E2E33"/>
-              <w:right w:val="single" w:sz="6" w:space="0" w:color="2E2E33"/>
-            </w:tcBorders>
-            <w:vAlign w:val="center"/>
             <w:hideMark/>
           </w:tcPr>
           <w:p>
             <w:pPr>
               <w:pStyle w:val="aff3"/>
               <w:shd w:val="clear" w:color="auto" w:fill="FFFFFF" w:themeFill="background1"/>
+              <w:rPr>
+                <w:bCs/>
+              </w:rPr>
             </w:pPr>
             <w:r>
               <w:rPr>
                 <w:rFonts w:eastAsia="Arial"/>
+                <w:bCs/>
               </w:rPr>
               <w:t>Сопротивление</w:t>
             </w:r>
@@ -6198,23 +5146,20 @@
         <w:tc>
           <w:tcPr>
             <w:tcW w:w="0" w:type="auto"/>
-            <w:tcBorders>
-              <w:top w:val="single" w:sz="2" w:space="0" w:color="E3E3E3"/>
-              <w:left w:val="single" w:sz="2" w:space="0" w:color="E3E3E3"/>
-              <w:bottom w:val="single" w:sz="6" w:space="0" w:color="2E2E33"/>
-              <w:right w:val="single" w:sz="6" w:space="0" w:color="2E2E33"/>
-            </w:tcBorders>
-            <w:vAlign w:val="center"/>
             <w:hideMark/>
           </w:tcPr>
           <w:p>
             <w:pPr>
               <w:pStyle w:val="aff3"/>
               <w:shd w:val="clear" w:color="auto" w:fill="FFFFFF" w:themeFill="background1"/>
+              <w:rPr>
+                <w:bCs/>
+              </w:rPr>
             </w:pPr>
             <w:r>
               <w:rPr>
                 <w:rFonts w:eastAsia="Arial"/>
+                <w:bCs/>
               </w:rPr>
               <w:t>0,1 Ом – 200 МОм</w:t>
             </w:r>
@@ -6223,24 +5168,21 @@
         <w:tc>
           <w:tcPr>
             <w:tcW w:w="0" w:type="auto"/>
-            <w:tcBorders>
-              <w:top w:val="single" w:sz="2" w:space="0" w:color="E3E3E3"/>
-              <w:left w:val="single" w:sz="2" w:space="0" w:color="E3E3E3"/>
-              <w:bottom w:val="single" w:sz="6" w:space="0" w:color="2E2E33"/>
-              <w:right w:val="single" w:sz="6" w:space="0" w:color="2E2E33"/>
-            </w:tcBorders>
-            <w:vAlign w:val="center"/>
             <w:hideMark/>
           </w:tcPr>
           <w:p>
             <w:pPr>
               <w:pStyle w:val="aff3"/>
               <w:shd w:val="clear" w:color="auto" w:fill="FFFFFF" w:themeFill="background1"/>
+              <w:rPr>
+                <w:bCs/>
+              </w:rPr>
             </w:pPr>
             <w:proofErr w:type="gramStart"/>
             <w:r>
               <w:rPr>
                 <w:rFonts w:eastAsia="Arial"/>
+                <w:bCs/>
               </w:rPr>
               <w:t>±(</w:t>
             </w:r>
@@ -6248,6 +5190,7 @@
             <w:r>
               <w:rPr>
                 <w:rFonts w:eastAsia="Arial"/>
+                <w:bCs/>
               </w:rPr>
               <w:t>0,8%+1) – ±[5%(-10)+10]</w:t>
             </w:r>
@@ -6256,23 +5199,20 @@
         <w:tc>
           <w:tcPr>
             <w:tcW w:w="0" w:type="auto"/>
-            <w:tcBorders>
-              <w:top w:val="single" w:sz="2" w:space="0" w:color="E3E3E3"/>
-              <w:left w:val="single" w:sz="2" w:space="0" w:color="E3E3E3"/>
-              <w:bottom w:val="single" w:sz="6" w:space="0" w:color="2E2E33"/>
-              <w:right w:val="nil"/>
-            </w:tcBorders>
-            <w:vAlign w:val="center"/>
             <w:hideMark/>
           </w:tcPr>
           <w:p>
             <w:pPr>
               <w:pStyle w:val="aff3"/>
               <w:shd w:val="clear" w:color="auto" w:fill="FFFFFF" w:themeFill="background1"/>
+              <w:rPr>
+                <w:bCs/>
+              </w:rPr>
             </w:pPr>
             <w:r>
               <w:rPr>
                 <w:rFonts w:eastAsia="Arial"/>
+                <w:bCs/>
               </w:rPr>
               <w:t>—</w:t>
             </w:r>
@@ -6280,29 +5220,23 @@
         </w:tc>
       </w:tr>
       <w:tr>
-        <w:trPr>
-          <w:tblCellSpacing w:w="15" w:type="dxa"/>
-        </w:trPr>
         <w:tc>
           <w:tcPr>
             <w:tcW w:w="0" w:type="auto"/>
-            <w:tcBorders>
-              <w:top w:val="single" w:sz="2" w:space="0" w:color="E3E3E3"/>
-              <w:left w:val="single" w:sz="2" w:space="0" w:color="E3E3E3"/>
-              <w:bottom w:val="single" w:sz="6" w:space="0" w:color="2E2E33"/>
-              <w:right w:val="single" w:sz="6" w:space="0" w:color="2E2E33"/>
-            </w:tcBorders>
-            <w:vAlign w:val="center"/>
             <w:hideMark/>
           </w:tcPr>
           <w:p>
             <w:pPr>
               <w:pStyle w:val="aff3"/>
               <w:shd w:val="clear" w:color="auto" w:fill="FFFFFF" w:themeFill="background1"/>
+              <w:rPr>
+                <w:bCs/>
+              </w:rPr>
             </w:pPr>
             <w:r>
               <w:rPr>
                 <w:rFonts w:eastAsia="Arial"/>
+                <w:bCs/>
               </w:rPr>
               <w:t>Емкость</w:t>
             </w:r>
@@ -6311,23 +5245,20 @@
         <w:tc>
           <w:tcPr>
             <w:tcW w:w="0" w:type="auto"/>
-            <w:tcBorders>
-              <w:top w:val="single" w:sz="2" w:space="0" w:color="E3E3E3"/>
-              <w:left w:val="single" w:sz="2" w:space="0" w:color="E3E3E3"/>
-              <w:bottom w:val="single" w:sz="6" w:space="0" w:color="2E2E33"/>
-              <w:right w:val="single" w:sz="6" w:space="0" w:color="2E2E33"/>
-            </w:tcBorders>
-            <w:vAlign w:val="center"/>
             <w:hideMark/>
           </w:tcPr>
           <w:p>
             <w:pPr>
               <w:pStyle w:val="aff3"/>
               <w:shd w:val="clear" w:color="auto" w:fill="FFFFFF" w:themeFill="background1"/>
+              <w:rPr>
+                <w:bCs/>
+              </w:rPr>
             </w:pPr>
             <w:r>
               <w:rPr>
                 <w:rFonts w:eastAsia="Arial"/>
+                <w:bCs/>
               </w:rPr>
               <w:t>1 пФ – 20 мкФ</w:t>
             </w:r>
@@ -6336,24 +5267,21 @@
         <w:tc>
           <w:tcPr>
             <w:tcW w:w="0" w:type="auto"/>
-            <w:tcBorders>
-              <w:top w:val="single" w:sz="2" w:space="0" w:color="E3E3E3"/>
-              <w:left w:val="single" w:sz="2" w:space="0" w:color="E3E3E3"/>
-              <w:bottom w:val="single" w:sz="6" w:space="0" w:color="2E2E33"/>
-              <w:right w:val="single" w:sz="6" w:space="0" w:color="2E2E33"/>
-            </w:tcBorders>
-            <w:vAlign w:val="center"/>
             <w:hideMark/>
           </w:tcPr>
           <w:p>
             <w:pPr>
               <w:pStyle w:val="aff3"/>
               <w:shd w:val="clear" w:color="auto" w:fill="FFFFFF" w:themeFill="background1"/>
+              <w:rPr>
+                <w:bCs/>
+              </w:rPr>
             </w:pPr>
             <w:proofErr w:type="gramStart"/>
             <w:r>
               <w:rPr>
                 <w:rFonts w:eastAsia="Arial"/>
+                <w:bCs/>
               </w:rPr>
               <w:t>±(</w:t>
             </w:r>
@@ -6361,6 +5289,7 @@
             <w:r>
               <w:rPr>
                 <w:rFonts w:eastAsia="Arial"/>
+                <w:bCs/>
               </w:rPr>
               <w:t>4%+3)</w:t>
             </w:r>
@@ -6369,23 +5298,20 @@
         <w:tc>
           <w:tcPr>
             <w:tcW w:w="0" w:type="auto"/>
-            <w:tcBorders>
-              <w:top w:val="single" w:sz="2" w:space="0" w:color="E3E3E3"/>
-              <w:left w:val="single" w:sz="2" w:space="0" w:color="E3E3E3"/>
-              <w:bottom w:val="single" w:sz="6" w:space="0" w:color="2E2E33"/>
-              <w:right w:val="nil"/>
-            </w:tcBorders>
-            <w:vAlign w:val="center"/>
             <w:hideMark/>
           </w:tcPr>
           <w:p>
             <w:pPr>
               <w:pStyle w:val="aff3"/>
               <w:shd w:val="clear" w:color="auto" w:fill="FFFFFF" w:themeFill="background1"/>
+              <w:rPr>
+                <w:bCs/>
+              </w:rPr>
             </w:pPr>
             <w:r>
               <w:rPr>
                 <w:rFonts w:eastAsia="Arial"/>
+                <w:bCs/>
               </w:rPr>
               <w:t>—</w:t>
             </w:r>
@@ -6393,29 +5319,23 @@
         </w:tc>
       </w:tr>
       <w:tr>
-        <w:trPr>
-          <w:tblCellSpacing w:w="15" w:type="dxa"/>
-        </w:trPr>
         <w:tc>
           <w:tcPr>
             <w:tcW w:w="0" w:type="auto"/>
-            <w:tcBorders>
-              <w:top w:val="single" w:sz="2" w:space="0" w:color="E3E3E3"/>
-              <w:left w:val="single" w:sz="2" w:space="0" w:color="E3E3E3"/>
-              <w:bottom w:val="single" w:sz="6" w:space="0" w:color="2E2E33"/>
-              <w:right w:val="single" w:sz="6" w:space="0" w:color="2E2E33"/>
-            </w:tcBorders>
-            <w:vAlign w:val="center"/>
             <w:hideMark/>
           </w:tcPr>
           <w:p>
             <w:pPr>
               <w:pStyle w:val="aff3"/>
               <w:shd w:val="clear" w:color="auto" w:fill="FFFFFF" w:themeFill="background1"/>
+              <w:rPr>
+                <w:bCs/>
+              </w:rPr>
             </w:pPr>
             <w:r>
               <w:rPr>
                 <w:rFonts w:eastAsia="Arial"/>
+                <w:bCs/>
               </w:rPr>
               <w:t>Частота</w:t>
             </w:r>
@@ -6424,23 +5344,20 @@
         <w:tc>
           <w:tcPr>
             <w:tcW w:w="0" w:type="auto"/>
-            <w:tcBorders>
-              <w:top w:val="single" w:sz="2" w:space="0" w:color="E3E3E3"/>
-              <w:left w:val="single" w:sz="2" w:space="0" w:color="E3E3E3"/>
-              <w:bottom w:val="single" w:sz="6" w:space="0" w:color="2E2E33"/>
-              <w:right w:val="single" w:sz="6" w:space="0" w:color="2E2E33"/>
-            </w:tcBorders>
-            <w:vAlign w:val="center"/>
             <w:hideMark/>
           </w:tcPr>
           <w:p>
             <w:pPr>
               <w:pStyle w:val="aff3"/>
               <w:shd w:val="clear" w:color="auto" w:fill="FFFFFF" w:themeFill="background1"/>
+              <w:rPr>
+                <w:bCs/>
+              </w:rPr>
             </w:pPr>
             <w:r>
               <w:rPr>
                 <w:rFonts w:eastAsia="Arial"/>
+                <w:bCs/>
               </w:rPr>
               <w:t>2 кГц – 20 кГц</w:t>
             </w:r>
@@ -6449,24 +5366,21 @@
         <w:tc>
           <w:tcPr>
             <w:tcW w:w="0" w:type="auto"/>
-            <w:tcBorders>
-              <w:top w:val="single" w:sz="2" w:space="0" w:color="E3E3E3"/>
-              <w:left w:val="single" w:sz="2" w:space="0" w:color="E3E3E3"/>
-              <w:bottom w:val="single" w:sz="6" w:space="0" w:color="2E2E33"/>
-              <w:right w:val="single" w:sz="6" w:space="0" w:color="2E2E33"/>
-            </w:tcBorders>
-            <w:vAlign w:val="center"/>
             <w:hideMark/>
           </w:tcPr>
           <w:p>
             <w:pPr>
               <w:pStyle w:val="aff3"/>
               <w:shd w:val="clear" w:color="auto" w:fill="FFFFFF" w:themeFill="background1"/>
+              <w:rPr>
+                <w:bCs/>
+              </w:rPr>
             </w:pPr>
             <w:proofErr w:type="gramStart"/>
             <w:r>
               <w:rPr>
                 <w:rFonts w:eastAsia="Arial"/>
+                <w:bCs/>
               </w:rPr>
               <w:t>±(</w:t>
             </w:r>
@@ -6474,6 +5388,7 @@
             <w:r>
               <w:rPr>
                 <w:rFonts w:eastAsia="Arial"/>
+                <w:bCs/>
               </w:rPr>
               <w:t>1,5%+5)</w:t>
             </w:r>
@@ -6482,23 +5397,20 @@
         <w:tc>
           <w:tcPr>
             <w:tcW w:w="0" w:type="auto"/>
-            <w:tcBorders>
-              <w:top w:val="single" w:sz="2" w:space="0" w:color="E3E3E3"/>
-              <w:left w:val="single" w:sz="2" w:space="0" w:color="E3E3E3"/>
-              <w:bottom w:val="single" w:sz="6" w:space="0" w:color="2E2E33"/>
-              <w:right w:val="nil"/>
-            </w:tcBorders>
-            <w:vAlign w:val="center"/>
             <w:hideMark/>
           </w:tcPr>
           <w:p>
             <w:pPr>
               <w:pStyle w:val="aff3"/>
               <w:shd w:val="clear" w:color="auto" w:fill="FFFFFF" w:themeFill="background1"/>
+              <w:rPr>
+                <w:bCs/>
+              </w:rPr>
             </w:pPr>
             <w:r>
               <w:rPr>
                 <w:rFonts w:eastAsia="Arial"/>
+                <w:bCs/>
               </w:rPr>
               <w:t>—</w:t>
             </w:r>
@@ -6506,29 +5418,23 @@
         </w:tc>
       </w:tr>
       <w:tr>
-        <w:trPr>
-          <w:tblCellSpacing w:w="15" w:type="dxa"/>
-        </w:trPr>
         <w:tc>
           <w:tcPr>
             <w:tcW w:w="0" w:type="auto"/>
-            <w:tcBorders>
-              <w:top w:val="single" w:sz="2" w:space="0" w:color="E3E3E3"/>
-              <w:left w:val="single" w:sz="2" w:space="0" w:color="E3E3E3"/>
-              <w:bottom w:val="nil"/>
-              <w:right w:val="single" w:sz="6" w:space="0" w:color="2E2E33"/>
-            </w:tcBorders>
-            <w:vAlign w:val="center"/>
             <w:hideMark/>
           </w:tcPr>
           <w:p>
             <w:pPr>
               <w:pStyle w:val="aff3"/>
               <w:shd w:val="clear" w:color="auto" w:fill="FFFFFF" w:themeFill="background1"/>
+              <w:rPr>
+                <w:bCs/>
+              </w:rPr>
             </w:pPr>
             <w:r>
               <w:rPr>
                 <w:rFonts w:eastAsia="Arial"/>
+                <w:bCs/>
               </w:rPr>
               <w:t>Разрешающая способность</w:t>
             </w:r>
@@ -6537,23 +5443,20 @@
         <w:tc>
           <w:tcPr>
             <w:tcW w:w="0" w:type="auto"/>
-            <w:tcBorders>
-              <w:top w:val="single" w:sz="2" w:space="0" w:color="E3E3E3"/>
-              <w:left w:val="single" w:sz="2" w:space="0" w:color="E3E3E3"/>
-              <w:bottom w:val="nil"/>
-              <w:right w:val="single" w:sz="6" w:space="0" w:color="2E2E33"/>
-            </w:tcBorders>
-            <w:vAlign w:val="center"/>
             <w:hideMark/>
           </w:tcPr>
           <w:p>
             <w:pPr>
               <w:pStyle w:val="aff3"/>
               <w:shd w:val="clear" w:color="auto" w:fill="FFFFFF" w:themeFill="background1"/>
+              <w:rPr>
+                <w:bCs/>
+              </w:rPr>
             </w:pPr>
             <w:r>
               <w:rPr>
                 <w:rFonts w:eastAsia="Arial"/>
+                <w:bCs/>
               </w:rPr>
               <w:t>3½ разряда (1999 отсчетов)</w:t>
             </w:r>
@@ -6562,23 +5465,20 @@
         <w:tc>
           <w:tcPr>
             <w:tcW w:w="0" w:type="auto"/>
-            <w:tcBorders>
-              <w:top w:val="single" w:sz="2" w:space="0" w:color="E3E3E3"/>
-              <w:left w:val="single" w:sz="2" w:space="0" w:color="E3E3E3"/>
-              <w:bottom w:val="nil"/>
-              <w:right w:val="single" w:sz="6" w:space="0" w:color="2E2E33"/>
-            </w:tcBorders>
-            <w:vAlign w:val="center"/>
             <w:hideMark/>
           </w:tcPr>
           <w:p>
             <w:pPr>
               <w:pStyle w:val="aff3"/>
               <w:shd w:val="clear" w:color="auto" w:fill="FFFFFF" w:themeFill="background1"/>
+              <w:rPr>
+                <w:bCs/>
+              </w:rPr>
             </w:pPr>
             <w:r>
               <w:rPr>
                 <w:rFonts w:eastAsia="Arial"/>
+                <w:bCs/>
               </w:rPr>
               <w:t>Категория перенапряжения</w:t>
             </w:r>
@@ -6587,23 +5487,20 @@
         <w:tc>
           <w:tcPr>
             <w:tcW w:w="0" w:type="auto"/>
-            <w:tcBorders>
-              <w:top w:val="single" w:sz="2" w:space="0" w:color="E3E3E3"/>
-              <w:left w:val="single" w:sz="2" w:space="0" w:color="E3E3E3"/>
-              <w:bottom w:val="nil"/>
-              <w:right w:val="nil"/>
-            </w:tcBorders>
-            <w:vAlign w:val="center"/>
             <w:hideMark/>
           </w:tcPr>
           <w:p>
             <w:pPr>
               <w:pStyle w:val="aff3"/>
               <w:shd w:val="clear" w:color="auto" w:fill="FFFFFF" w:themeFill="background1"/>
+              <w:rPr>
+                <w:bCs/>
+              </w:rPr>
             </w:pPr>
             <w:r>
               <w:rPr>
                 <w:rFonts w:eastAsia="Arial"/>
+                <w:bCs/>
               </w:rPr>
               <w:t>CAT I 1000 В / CAT II 600 В</w:t>
             </w:r>
@@ -6611,15 +5508,7 @@
         </w:tc>
       </w:tr>
     </w:tbl>
-    <w:p>
-      <w:pPr>
-        <w:shd w:val="clear" w:color="auto" w:fill="FFFFFF" w:themeFill="background1"/>
-        <w:rPr>
-          <w:b/>
-          <w:bCs/>
-        </w:rPr>
-      </w:pPr>
-    </w:p>
+    <w:p/>
     <w:p>
       <w:pPr>
         <w:pStyle w:val="aff0"/>
@@ -6627,23 +5516,13 @@
           <w:ilvl w:val="1"/>
           <w:numId w:val="19"/>
         </w:numPr>
-        <w:shd w:val="clear" w:color="auto" w:fill="FFFFFF" w:themeFill="background1"/>
-        <w:rPr>
-          <w:b/>
-          <w:bCs/>
-        </w:rPr>
       </w:pPr>
       <w:r>
-        <w:rPr>
-          <w:b/>
-          <w:bCs/>
-        </w:rPr>
         <w:t>Условия эксплуатации и общие данные</w:t>
       </w:r>
     </w:p>
     <w:p>
       <w:pPr>
-        <w:shd w:val="clear" w:color="auto" w:fill="FFFFFF" w:themeFill="background1"/>
         <w:rPr>
           <w:lang w:val="en-US"/>
         </w:rPr>
@@ -6696,15 +5575,16 @@
     </w:p>
     <w:p>
       <w:pPr>
-        <w:shd w:val="clear" w:color="auto" w:fill="FFFFFF" w:themeFill="background1"/>
         <w:ind w:firstLine="0"/>
         <w:rPr>
           <w:rStyle w:val="af1"/>
+          <w:bCs/>
         </w:rPr>
       </w:pPr>
       <w:r>
         <w:rPr>
           <w:rStyle w:val="af1"/>
+          <w:bCs/>
         </w:rPr>
         <w:t xml:space="preserve">Таблица </w:t>
       </w:r>
@@ -6729,60 +5609,46 @@
       <w:r>
         <w:rPr>
           <w:rStyle w:val="af1"/>
+          <w:bCs/>
         </w:rPr>
         <w:t xml:space="preserve"> </w:t>
       </w:r>
       <w:r>
         <w:rPr>
           <w:rStyle w:val="af1"/>
+          <w:bCs/>
         </w:rPr>
         <w:t>– Эксплуатационные данные UT55</w:t>
       </w:r>
     </w:p>
     <w:tbl>
       <w:tblPr>
+        <w:tblStyle w:val="a3"/>
         <w:tblW w:w="0" w:type="auto"/>
-        <w:tblCellSpacing w:w="15" w:type="dxa"/>
-        <w:tblBorders>
-          <w:top w:val="single" w:sz="2" w:space="0" w:color="E3E3E3"/>
-          <w:left w:val="single" w:sz="2" w:space="0" w:color="E3E3E3"/>
-          <w:bottom w:val="single" w:sz="2" w:space="0" w:color="E3E3E3"/>
-          <w:right w:val="single" w:sz="2" w:space="0" w:color="E3E3E3"/>
-        </w:tblBorders>
-        <w:tblCellMar>
-          <w:left w:w="0" w:type="dxa"/>
-          <w:right w:w="0" w:type="dxa"/>
-        </w:tblCellMar>
         <w:tblLook w:val="04A0" w:firstRow="1" w:lastRow="0" w:firstColumn="1" w:lastColumn="0" w:noHBand="0" w:noVBand="1"/>
       </w:tblPr>
       <w:tblGrid>
-        <w:gridCol w:w="4381"/>
-        <w:gridCol w:w="4971"/>
+        <w:gridCol w:w="4387"/>
+        <w:gridCol w:w="4958"/>
       </w:tblGrid>
       <w:tr>
-        <w:trPr>
-          <w:tblHeader/>
-          <w:tblCellSpacing w:w="15" w:type="dxa"/>
-        </w:trPr>
         <w:tc>
           <w:tcPr>
             <w:tcW w:w="0" w:type="auto"/>
-            <w:tcBorders>
-              <w:top w:val="single" w:sz="2" w:space="0" w:color="E3E3E3"/>
-              <w:left w:val="single" w:sz="2" w:space="0" w:color="E3E3E3"/>
-              <w:bottom w:val="single" w:sz="6" w:space="0" w:color="2E2E33"/>
-              <w:right w:val="single" w:sz="6" w:space="0" w:color="2E2E33"/>
-            </w:tcBorders>
-            <w:shd w:val="clear" w:color="auto" w:fill="2E2E33"/>
-            <w:vAlign w:val="center"/>
             <w:hideMark/>
           </w:tcPr>
           <w:p>
             <w:pPr>
               <w:pStyle w:val="aff5"/>
               <w:shd w:val="clear" w:color="auto" w:fill="FFFFFF" w:themeFill="background1"/>
+              <w:rPr>
+                <w:bCs/>
+              </w:rPr>
             </w:pPr>
             <w:r>
+              <w:rPr>
+                <w:bCs/>
+              </w:rPr>
               <w:t>Параметр</w:t>
             </w:r>
           </w:p>
@@ -6790,49 +5656,43 @@
         <w:tc>
           <w:tcPr>
             <w:tcW w:w="0" w:type="auto"/>
-            <w:tcBorders>
-              <w:top w:val="single" w:sz="2" w:space="0" w:color="E3E3E3"/>
-              <w:left w:val="single" w:sz="2" w:space="0" w:color="E3E3E3"/>
-              <w:bottom w:val="single" w:sz="6" w:space="0" w:color="2E2E33"/>
-              <w:right w:val="nil"/>
-            </w:tcBorders>
-            <w:shd w:val="clear" w:color="auto" w:fill="2E2E33"/>
-            <w:vAlign w:val="center"/>
             <w:hideMark/>
           </w:tcPr>
           <w:p>
             <w:pPr>
               <w:pStyle w:val="aff5"/>
               <w:shd w:val="clear" w:color="auto" w:fill="FFFFFF" w:themeFill="background1"/>
+              <w:rPr>
+                <w:bCs/>
+              </w:rPr>
             </w:pPr>
             <w:r>
+              <w:rPr>
+                <w:bCs/>
+              </w:rPr>
               <w:t>Значение</w:t>
             </w:r>
           </w:p>
         </w:tc>
       </w:tr>
       <w:tr>
-        <w:trPr>
-          <w:tblCellSpacing w:w="15" w:type="dxa"/>
-        </w:trPr>
         <w:tc>
           <w:tcPr>
             <w:tcW w:w="0" w:type="auto"/>
-            <w:tcBorders>
-              <w:top w:val="single" w:sz="2" w:space="0" w:color="E3E3E3"/>
-              <w:left w:val="single" w:sz="2" w:space="0" w:color="E3E3E3"/>
-              <w:bottom w:val="single" w:sz="6" w:space="0" w:color="2E2E33"/>
-              <w:right w:val="single" w:sz="6" w:space="0" w:color="2E2E33"/>
-            </w:tcBorders>
-            <w:vAlign w:val="center"/>
             <w:hideMark/>
           </w:tcPr>
           <w:p>
             <w:pPr>
               <w:pStyle w:val="aff3"/>
               <w:shd w:val="clear" w:color="auto" w:fill="FFFFFF" w:themeFill="background1"/>
+              <w:rPr>
+                <w:bCs/>
+              </w:rPr>
             </w:pPr>
             <w:r>
+              <w:rPr>
+                <w:bCs/>
+              </w:rPr>
               <w:t>Электропитание</w:t>
             </w:r>
           </w:p>
@@ -6840,48 +5700,43 @@
         <w:tc>
           <w:tcPr>
             <w:tcW w:w="0" w:type="auto"/>
-            <w:tcBorders>
-              <w:top w:val="single" w:sz="2" w:space="0" w:color="E3E3E3"/>
-              <w:left w:val="single" w:sz="2" w:space="0" w:color="E3E3E3"/>
-              <w:bottom w:val="single" w:sz="6" w:space="0" w:color="2E2E33"/>
-              <w:right w:val="nil"/>
-            </w:tcBorders>
-            <w:vAlign w:val="center"/>
             <w:hideMark/>
           </w:tcPr>
           <w:p>
             <w:pPr>
               <w:pStyle w:val="aff3"/>
               <w:shd w:val="clear" w:color="auto" w:fill="FFFFFF" w:themeFill="background1"/>
+              <w:rPr>
+                <w:bCs/>
+              </w:rPr>
             </w:pPr>
             <w:r>
+              <w:rPr>
+                <w:bCs/>
+              </w:rPr>
               <w:t>9 В (NEDA 1604 или 6F22 или 006P)</w:t>
             </w:r>
           </w:p>
         </w:tc>
       </w:tr>
       <w:tr>
-        <w:trPr>
-          <w:tblCellSpacing w:w="15" w:type="dxa"/>
-        </w:trPr>
         <w:tc>
           <w:tcPr>
             <w:tcW w:w="0" w:type="auto"/>
-            <w:tcBorders>
-              <w:top w:val="single" w:sz="2" w:space="0" w:color="E3E3E3"/>
-              <w:left w:val="single" w:sz="2" w:space="0" w:color="E3E3E3"/>
-              <w:bottom w:val="single" w:sz="6" w:space="0" w:color="2E2E33"/>
-              <w:right w:val="single" w:sz="6" w:space="0" w:color="2E2E33"/>
-            </w:tcBorders>
-            <w:vAlign w:val="center"/>
             <w:hideMark/>
           </w:tcPr>
           <w:p>
             <w:pPr>
               <w:pStyle w:val="aff3"/>
               <w:shd w:val="clear" w:color="auto" w:fill="FFFFFF" w:themeFill="background1"/>
+              <w:rPr>
+                <w:bCs/>
+              </w:rPr>
             </w:pPr>
             <w:r>
+              <w:rPr>
+                <w:bCs/>
+              </w:rPr>
               <w:t>Класс защиты по электробезопасности</w:t>
             </w:r>
           </w:p>
@@ -6889,48 +5744,43 @@
         <w:tc>
           <w:tcPr>
             <w:tcW w:w="0" w:type="auto"/>
-            <w:tcBorders>
-              <w:top w:val="single" w:sz="2" w:space="0" w:color="E3E3E3"/>
-              <w:left w:val="single" w:sz="2" w:space="0" w:color="E3E3E3"/>
-              <w:bottom w:val="single" w:sz="6" w:space="0" w:color="2E2E33"/>
-              <w:right w:val="nil"/>
-            </w:tcBorders>
-            <w:vAlign w:val="center"/>
             <w:hideMark/>
           </w:tcPr>
           <w:p>
             <w:pPr>
               <w:pStyle w:val="aff3"/>
               <w:shd w:val="clear" w:color="auto" w:fill="FFFFFF" w:themeFill="background1"/>
+              <w:rPr>
+                <w:bCs/>
+              </w:rPr>
             </w:pPr>
             <w:r>
+              <w:rPr>
+                <w:bCs/>
+              </w:rPr>
               <w:t>Класс II (двойная изоляция, IEC 61010)</w:t>
             </w:r>
           </w:p>
         </w:tc>
       </w:tr>
       <w:tr>
-        <w:trPr>
-          <w:tblCellSpacing w:w="15" w:type="dxa"/>
-        </w:trPr>
         <w:tc>
           <w:tcPr>
             <w:tcW w:w="0" w:type="auto"/>
-            <w:tcBorders>
-              <w:top w:val="single" w:sz="2" w:space="0" w:color="E3E3E3"/>
-              <w:left w:val="single" w:sz="2" w:space="0" w:color="E3E3E3"/>
-              <w:bottom w:val="single" w:sz="6" w:space="0" w:color="2E2E33"/>
-              <w:right w:val="single" w:sz="6" w:space="0" w:color="2E2E33"/>
-            </w:tcBorders>
-            <w:vAlign w:val="center"/>
             <w:hideMark/>
           </w:tcPr>
           <w:p>
             <w:pPr>
               <w:pStyle w:val="aff3"/>
               <w:shd w:val="clear" w:color="auto" w:fill="FFFFFF" w:themeFill="background1"/>
+              <w:rPr>
+                <w:bCs/>
+              </w:rPr>
             </w:pPr>
             <w:r>
+              <w:rPr>
+                <w:bCs/>
+              </w:rPr>
               <w:t>Рабочая температура</w:t>
             </w:r>
           </w:p>
@@ -6938,48 +5788,43 @@
         <w:tc>
           <w:tcPr>
             <w:tcW w:w="0" w:type="auto"/>
-            <w:tcBorders>
-              <w:top w:val="single" w:sz="2" w:space="0" w:color="E3E3E3"/>
-              <w:left w:val="single" w:sz="2" w:space="0" w:color="E3E3E3"/>
-              <w:bottom w:val="single" w:sz="6" w:space="0" w:color="2E2E33"/>
-              <w:right w:val="nil"/>
-            </w:tcBorders>
-            <w:vAlign w:val="center"/>
             <w:hideMark/>
           </w:tcPr>
           <w:p>
             <w:pPr>
               <w:pStyle w:val="aff3"/>
               <w:shd w:val="clear" w:color="auto" w:fill="FFFFFF" w:themeFill="background1"/>
+              <w:rPr>
+                <w:bCs/>
+              </w:rPr>
             </w:pPr>
             <w:r>
+              <w:rPr>
+                <w:bCs/>
+              </w:rPr>
               <w:t>от 0 до +40 °С</w:t>
             </w:r>
           </w:p>
         </w:tc>
       </w:tr>
       <w:tr>
-        <w:trPr>
-          <w:tblCellSpacing w:w="15" w:type="dxa"/>
-        </w:trPr>
         <w:tc>
           <w:tcPr>
             <w:tcW w:w="0" w:type="auto"/>
-            <w:tcBorders>
-              <w:top w:val="single" w:sz="2" w:space="0" w:color="E3E3E3"/>
-              <w:left w:val="single" w:sz="2" w:space="0" w:color="E3E3E3"/>
-              <w:bottom w:val="single" w:sz="6" w:space="0" w:color="2E2E33"/>
-              <w:right w:val="single" w:sz="6" w:space="0" w:color="2E2E33"/>
-            </w:tcBorders>
-            <w:vAlign w:val="center"/>
             <w:hideMark/>
           </w:tcPr>
           <w:p>
             <w:pPr>
               <w:pStyle w:val="aff3"/>
               <w:shd w:val="clear" w:color="auto" w:fill="FFFFFF" w:themeFill="background1"/>
+              <w:rPr>
+                <w:bCs/>
+              </w:rPr>
             </w:pPr>
             <w:r>
+              <w:rPr>
+                <w:bCs/>
+              </w:rPr>
               <w:t>Температура хранения</w:t>
             </w:r>
           </w:p>
@@ -6987,48 +5832,43 @@
         <w:tc>
           <w:tcPr>
             <w:tcW w:w="0" w:type="auto"/>
-            <w:tcBorders>
-              <w:top w:val="single" w:sz="2" w:space="0" w:color="E3E3E3"/>
-              <w:left w:val="single" w:sz="2" w:space="0" w:color="E3E3E3"/>
-              <w:bottom w:val="single" w:sz="6" w:space="0" w:color="2E2E33"/>
-              <w:right w:val="nil"/>
-            </w:tcBorders>
-            <w:vAlign w:val="center"/>
             <w:hideMark/>
           </w:tcPr>
           <w:p>
             <w:pPr>
               <w:pStyle w:val="aff3"/>
               <w:shd w:val="clear" w:color="auto" w:fill="FFFFFF" w:themeFill="background1"/>
+              <w:rPr>
+                <w:bCs/>
+              </w:rPr>
             </w:pPr>
             <w:r>
+              <w:rPr>
+                <w:bCs/>
+              </w:rPr>
               <w:t>от -10 до +50 °С</w:t>
             </w:r>
           </w:p>
         </w:tc>
       </w:tr>
       <w:tr>
-        <w:trPr>
-          <w:tblCellSpacing w:w="15" w:type="dxa"/>
-        </w:trPr>
         <w:tc>
           <w:tcPr>
             <w:tcW w:w="0" w:type="auto"/>
-            <w:tcBorders>
-              <w:top w:val="single" w:sz="2" w:space="0" w:color="E3E3E3"/>
-              <w:left w:val="single" w:sz="2" w:space="0" w:color="E3E3E3"/>
-              <w:bottom w:val="single" w:sz="6" w:space="0" w:color="2E2E33"/>
-              <w:right w:val="single" w:sz="6" w:space="0" w:color="2E2E33"/>
-            </w:tcBorders>
-            <w:vAlign w:val="center"/>
             <w:hideMark/>
           </w:tcPr>
           <w:p>
             <w:pPr>
               <w:pStyle w:val="aff3"/>
               <w:shd w:val="clear" w:color="auto" w:fill="FFFFFF" w:themeFill="background1"/>
+              <w:rPr>
+                <w:bCs/>
+              </w:rPr>
             </w:pPr>
             <w:r>
+              <w:rPr>
+                <w:bCs/>
+              </w:rPr>
               <w:t>Влажность</w:t>
             </w:r>
           </w:p>
@@ -7036,48 +5876,43 @@
         <w:tc>
           <w:tcPr>
             <w:tcW w:w="0" w:type="auto"/>
-            <w:tcBorders>
-              <w:top w:val="single" w:sz="2" w:space="0" w:color="E3E3E3"/>
-              <w:left w:val="single" w:sz="2" w:space="0" w:color="E3E3E3"/>
-              <w:bottom w:val="single" w:sz="6" w:space="0" w:color="2E2E33"/>
-              <w:right w:val="nil"/>
-            </w:tcBorders>
-            <w:vAlign w:val="center"/>
             <w:hideMark/>
           </w:tcPr>
           <w:p>
             <w:pPr>
               <w:pStyle w:val="aff3"/>
               <w:shd w:val="clear" w:color="auto" w:fill="FFFFFF" w:themeFill="background1"/>
+              <w:rPr>
+                <w:bCs/>
+              </w:rPr>
             </w:pPr>
             <w:r>
+              <w:rPr>
+                <w:bCs/>
+              </w:rPr>
               <w:t>макс. 80% (до 31°С), линейно до 50% (40°С)</w:t>
             </w:r>
           </w:p>
         </w:tc>
       </w:tr>
       <w:tr>
-        <w:trPr>
-          <w:tblCellSpacing w:w="15" w:type="dxa"/>
-        </w:trPr>
         <w:tc>
           <w:tcPr>
             <w:tcW w:w="0" w:type="auto"/>
-            <w:tcBorders>
-              <w:top w:val="single" w:sz="2" w:space="0" w:color="E3E3E3"/>
-              <w:left w:val="single" w:sz="2" w:space="0" w:color="E3E3E3"/>
-              <w:bottom w:val="single" w:sz="6" w:space="0" w:color="2E2E33"/>
-              <w:right w:val="single" w:sz="6" w:space="0" w:color="2E2E33"/>
-            </w:tcBorders>
-            <w:vAlign w:val="center"/>
             <w:hideMark/>
           </w:tcPr>
           <w:p>
             <w:pPr>
               <w:pStyle w:val="aff3"/>
               <w:shd w:val="clear" w:color="auto" w:fill="FFFFFF" w:themeFill="background1"/>
+              <w:rPr>
+                <w:bCs/>
+              </w:rPr>
             </w:pPr>
             <w:r>
+              <w:rPr>
+                <w:bCs/>
+              </w:rPr>
               <w:t>Габаритные размеры</w:t>
             </w:r>
           </w:p>
@@ -7085,48 +5920,43 @@
         <w:tc>
           <w:tcPr>
             <w:tcW w:w="0" w:type="auto"/>
-            <w:tcBorders>
-              <w:top w:val="single" w:sz="2" w:space="0" w:color="E3E3E3"/>
-              <w:left w:val="single" w:sz="2" w:space="0" w:color="E3E3E3"/>
-              <w:bottom w:val="single" w:sz="6" w:space="0" w:color="2E2E33"/>
-              <w:right w:val="nil"/>
-            </w:tcBorders>
-            <w:vAlign w:val="center"/>
             <w:hideMark/>
           </w:tcPr>
           <w:p>
             <w:pPr>
               <w:pStyle w:val="aff3"/>
               <w:shd w:val="clear" w:color="auto" w:fill="FFFFFF" w:themeFill="background1"/>
+              <w:rPr>
+                <w:bCs/>
+              </w:rPr>
             </w:pPr>
             <w:r>
+              <w:rPr>
+                <w:bCs/>
+              </w:rPr>
               <w:t>190×88×34 мм</w:t>
             </w:r>
           </w:p>
         </w:tc>
       </w:tr>
       <w:tr>
-        <w:trPr>
-          <w:tblCellSpacing w:w="15" w:type="dxa"/>
-        </w:trPr>
         <w:tc>
           <w:tcPr>
             <w:tcW w:w="0" w:type="auto"/>
-            <w:tcBorders>
-              <w:top w:val="single" w:sz="2" w:space="0" w:color="E3E3E3"/>
-              <w:left w:val="single" w:sz="2" w:space="0" w:color="E3E3E3"/>
-              <w:bottom w:val="single" w:sz="6" w:space="0" w:color="2E2E33"/>
-              <w:right w:val="single" w:sz="6" w:space="0" w:color="2E2E33"/>
-            </w:tcBorders>
-            <w:vAlign w:val="center"/>
             <w:hideMark/>
           </w:tcPr>
           <w:p>
             <w:pPr>
               <w:pStyle w:val="aff3"/>
               <w:shd w:val="clear" w:color="auto" w:fill="FFFFFF" w:themeFill="background1"/>
+              <w:rPr>
+                <w:bCs/>
+              </w:rPr>
             </w:pPr>
             <w:r>
+              <w:rPr>
+                <w:bCs/>
+              </w:rPr>
               <w:t>Масса</w:t>
             </w:r>
           </w:p>
@@ -7134,56 +5964,57 @@
         <w:tc>
           <w:tcPr>
             <w:tcW w:w="0" w:type="auto"/>
-            <w:tcBorders>
-              <w:top w:val="single" w:sz="2" w:space="0" w:color="E3E3E3"/>
-              <w:left w:val="single" w:sz="2" w:space="0" w:color="E3E3E3"/>
-              <w:bottom w:val="single" w:sz="6" w:space="0" w:color="2E2E33"/>
-              <w:right w:val="nil"/>
-            </w:tcBorders>
-            <w:vAlign w:val="center"/>
             <w:hideMark/>
           </w:tcPr>
           <w:p>
             <w:pPr>
               <w:pStyle w:val="aff3"/>
               <w:shd w:val="clear" w:color="auto" w:fill="FFFFFF" w:themeFill="background1"/>
+              <w:rPr>
+                <w:bCs/>
+              </w:rPr>
             </w:pPr>
             <w:r>
+              <w:rPr>
+                <w:bCs/>
+              </w:rPr>
               <w:t xml:space="preserve">~270 г (прибор), ~550 г (с </w:t>
             </w:r>
             <w:proofErr w:type="spellStart"/>
             <w:r>
+              <w:rPr>
+                <w:bCs/>
+              </w:rPr>
               <w:t>холстером</w:t>
             </w:r>
             <w:proofErr w:type="spellEnd"/>
             <w:r>
+              <w:rPr>
+                <w:bCs/>
+              </w:rPr>
               <w:t>)</w:t>
             </w:r>
           </w:p>
         </w:tc>
       </w:tr>
       <w:tr>
-        <w:trPr>
-          <w:tblCellSpacing w:w="15" w:type="dxa"/>
-        </w:trPr>
         <w:tc>
           <w:tcPr>
             <w:tcW w:w="0" w:type="auto"/>
-            <w:tcBorders>
-              <w:top w:val="single" w:sz="2" w:space="0" w:color="E3E3E3"/>
-              <w:left w:val="single" w:sz="2" w:space="0" w:color="E3E3E3"/>
-              <w:bottom w:val="single" w:sz="6" w:space="0" w:color="2E2E33"/>
-              <w:right w:val="single" w:sz="6" w:space="0" w:color="2E2E33"/>
-            </w:tcBorders>
-            <w:vAlign w:val="center"/>
             <w:hideMark/>
           </w:tcPr>
           <w:p>
             <w:pPr>
               <w:pStyle w:val="aff3"/>
               <w:shd w:val="clear" w:color="auto" w:fill="FFFFFF" w:themeFill="background1"/>
+              <w:rPr>
+                <w:bCs/>
+              </w:rPr>
             </w:pPr>
             <w:r>
+              <w:rPr>
+                <w:bCs/>
+              </w:rPr>
               <w:t>Автоотключение питания</w:t>
             </w:r>
           </w:p>
@@ -7191,49 +6022,43 @@
         <w:tc>
           <w:tcPr>
             <w:tcW w:w="0" w:type="auto"/>
-            <w:tcBorders>
-              <w:top w:val="single" w:sz="2" w:space="0" w:color="E3E3E3"/>
-              <w:left w:val="single" w:sz="2" w:space="0" w:color="E3E3E3"/>
-              <w:bottom w:val="single" w:sz="6" w:space="0" w:color="2E2E33"/>
-              <w:right w:val="nil"/>
-            </w:tcBorders>
-            <w:vAlign w:val="center"/>
             <w:hideMark/>
           </w:tcPr>
           <w:p>
             <w:pPr>
               <w:pStyle w:val="aff3"/>
               <w:shd w:val="clear" w:color="auto" w:fill="FFFFFF" w:themeFill="background1"/>
+              <w:rPr>
+                <w:bCs/>
+              </w:rPr>
             </w:pPr>
             <w:r>
+              <w:rPr>
+                <w:bCs/>
+              </w:rPr>
               <w:t>Через 15 минут (только UT53/54/55)</w:t>
             </w:r>
           </w:p>
         </w:tc>
       </w:tr>
       <w:tr>
-        <w:trPr>
-          <w:tblCellSpacing w:w="15" w:type="dxa"/>
-        </w:trPr>
         <w:tc>
           <w:tcPr>
             <w:tcW w:w="0" w:type="auto"/>
-            <w:tcBorders>
-              <w:top w:val="single" w:sz="2" w:space="0" w:color="E3E3E3"/>
-              <w:left w:val="single" w:sz="2" w:space="0" w:color="E3E3E3"/>
-              <w:bottom w:val="nil"/>
-              <w:right w:val="single" w:sz="6" w:space="0" w:color="2E2E33"/>
-            </w:tcBorders>
-            <w:vAlign w:val="center"/>
             <w:hideMark/>
           </w:tcPr>
           <w:p>
             <w:pPr>
               <w:pStyle w:val="aff3"/>
               <w:shd w:val="clear" w:color="auto" w:fill="FFFFFF" w:themeFill="background1"/>
+              <w:rPr>
+                <w:bCs/>
+              </w:rPr>
             </w:pPr>
             <w:r>
-              <w:lastRenderedPageBreak/>
+              <w:rPr>
+                <w:bCs/>
+              </w:rPr>
               <w:t>Предохранитель</w:t>
             </w:r>
           </w:p>
@@ -7241,21 +6066,20 @@
         <w:tc>
           <w:tcPr>
             <w:tcW w:w="0" w:type="auto"/>
-            <w:tcBorders>
-              <w:top w:val="single" w:sz="2" w:space="0" w:color="E3E3E3"/>
-              <w:left w:val="single" w:sz="2" w:space="0" w:color="E3E3E3"/>
-              <w:bottom w:val="nil"/>
-              <w:right w:val="nil"/>
-            </w:tcBorders>
-            <w:vAlign w:val="center"/>
             <w:hideMark/>
           </w:tcPr>
           <w:p>
             <w:pPr>
               <w:pStyle w:val="aff3"/>
               <w:shd w:val="clear" w:color="auto" w:fill="FFFFFF" w:themeFill="background1"/>
+              <w:rPr>
+                <w:bCs/>
+              </w:rPr>
             </w:pPr>
             <w:r>
+              <w:rPr>
+                <w:bCs/>
+              </w:rPr>
               <w:t>315 мА/250 В (быстродействующий)</w:t>
             </w:r>
           </w:p>
@@ -7263,10 +6087,6 @@
       </w:tr>
     </w:tbl>
     <w:p>
-      <w:pPr>
-        <w:shd w:val="clear" w:color="auto" w:fill="FFFFFF" w:themeFill="background1"/>
-        <w:jc w:val="left"/>
-      </w:pPr>
       <w:r>
         <w:br w:type="page"/>
       </w:r>
@@ -7274,58 +6094,183 @@
     <w:p>
       <w:pPr>
         <w:pStyle w:val="1"/>
-        <w:shd w:val="clear" w:color="auto" w:fill="FFFFFF" w:themeFill="background1"/>
-        <w:rPr>
-          <w:color w:val="auto"/>
-        </w:rPr>
-      </w:pPr>
-      <w:bookmarkStart w:id="9" w:name="_Toc223012887"/>
+      </w:pPr>
+      <w:bookmarkStart w:id="10" w:name="_Toc223014597"/>
       <w:r>
-        <w:rPr>
-          <w:color w:val="auto"/>
-        </w:rPr>
         <w:lastRenderedPageBreak/>
         <w:t>ЗАКЛЮЧЕНИЕ</w:t>
       </w:r>
-      <w:bookmarkEnd w:id="9"/>
+      <w:bookmarkEnd w:id="10"/>
     </w:p>
     <w:p>
-      <w:pPr>
-        <w:shd w:val="clear" w:color="auto" w:fill="FFFFFF" w:themeFill="background1"/>
-        <w:ind w:firstLine="0"/>
-        <w:rPr>
-          <w:szCs w:val="28"/>
-        </w:rPr>
-      </w:pPr>
       <w:r>
-        <w:rPr>
-          <w:szCs w:val="28"/>
-        </w:rPr>
+        <w:t>В ходе выполнения лабораторной работы были изучены паспорта и руководства по эксплуатации трёх цифровых измерительных приборов: универсального вольтметра В7-58/2, мультиметра MY-60 и мультиметра UNI-T UT55.</w:t>
+      </w:r>
+    </w:p>
+    <w:p>
+      <w:r>
+        <w:t>На основании проведённого анализа можно сделать следующие выводы:</w:t>
+      </w:r>
+    </w:p>
+    <w:p>
+      <w:pPr>
+        <w:pStyle w:val="aff0"/>
+        <w:numPr>
+          <w:ilvl w:val="0"/>
+          <w:numId w:val="28"/>
+        </w:numPr>
+        <w:ind w:firstLine="709"/>
+      </w:pPr>
+      <w:r>
+        <w:t>Классификация: Все исследуемые приборы относятся к цифровым средствам измерений (СИ) показывающего действия и являются рабочими средствами измерений (РСИ). Они предназначены для воспроизведения и хранения единицы величины с целью передачи её размера измеряемому объекту.</w:t>
+      </w:r>
+    </w:p>
+    <w:p>
+      <w:pPr>
+        <w:pStyle w:val="aff0"/>
+        <w:numPr>
+          <w:ilvl w:val="0"/>
+          <w:numId w:val="28"/>
+        </w:numPr>
+        <w:ind w:firstLine="709"/>
+      </w:pPr>
+      <w:r>
+        <w:t>Конструктивные особенности:</w:t>
+      </w:r>
+    </w:p>
+    <w:p>
+      <w:pPr>
+        <w:pStyle w:val="aff0"/>
+        <w:numPr>
+          <w:ilvl w:val="0"/>
+          <w:numId w:val="29"/>
+        </w:numPr>
+        <w:ind w:left="0" w:firstLine="709"/>
+      </w:pPr>
+      <w:r>
+        <w:t>Вольтметр В7-58/2 является стационарным прибором сетевого питания (Класс защиты I), что ограничивает его применение лабораторными условиями, но обеспечивает высокую стабильность измерений.</w:t>
+      </w:r>
+    </w:p>
+    <w:p>
+      <w:pPr>
+        <w:pStyle w:val="aff0"/>
+        <w:numPr>
+          <w:ilvl w:val="0"/>
+          <w:numId w:val="29"/>
+        </w:numPr>
+        <w:ind w:left="0" w:firstLine="709"/>
+      </w:pPr>
+      <w:r>
+        <w:t>Мультиметры MY-60 и UT55 являются портативными приборами с автономным питанием (Класс защиты II), что позволяет использовать их в полевых условиях. Прибор UT55 обладает дополнительными функциями безопасности (категория перенапряжения CAT II 600 В).</w:t>
+      </w:r>
+    </w:p>
+    <w:p>
+      <w:pPr>
+        <w:pStyle w:val="aff0"/>
+        <w:numPr>
+          <w:ilvl w:val="0"/>
+          <w:numId w:val="28"/>
+        </w:numPr>
+        <w:ind w:firstLine="709"/>
+      </w:pPr>
+      <w:r>
+        <w:t>Метрологические характеристики:</w:t>
+      </w:r>
+    </w:p>
+    <w:p>
+      <w:pPr>
+        <w:pStyle w:val="aff0"/>
+        <w:numPr>
+          <w:ilvl w:val="0"/>
+          <w:numId w:val="31"/>
+        </w:numPr>
+        <w:ind w:left="0" w:firstLine="709"/>
+      </w:pPr>
+      <w:r>
+        <w:t>Все приборы имеют дискретность отсчёта 3½ разряда (1999 отсчётов).</w:t>
+      </w:r>
+    </w:p>
+    <w:p>
+      <w:pPr>
+        <w:pStyle w:val="aff0"/>
+        <w:numPr>
+          <w:ilvl w:val="0"/>
+          <w:numId w:val="31"/>
+        </w:numPr>
+        <w:ind w:left="0" w:firstLine="709"/>
+      </w:pPr>
+      <w:r>
+        <w:t>Диапазоны измерений основных величин (напряжение, ток, сопротивление) у приборов сопоставимы, однако мультиметры обладают расширенным функционалом (измерение ёмкости, температуры, частоты, проверка полупроводников).</w:t>
+      </w:r>
+    </w:p>
+    <w:p>
+      <w:pPr>
+        <w:pStyle w:val="aff0"/>
+        <w:numPr>
+          <w:ilvl w:val="0"/>
+          <w:numId w:val="31"/>
+        </w:numPr>
+        <w:ind w:left="0" w:firstLine="709"/>
+      </w:pPr>
+      <w:r>
+        <w:t>Основная погрешность измерений находится в пределах от ±0,5% до ±5,0% в зависимости от диапазона и измеряемой величины, что соответствует классу точности рабочих приборов.</w:t>
+      </w:r>
+    </w:p>
+    <w:p>
+      <w:pPr>
+        <w:pStyle w:val="aff0"/>
+        <w:numPr>
+          <w:ilvl w:val="0"/>
+          <w:numId w:val="28"/>
+        </w:numPr>
+        <w:ind w:firstLine="709"/>
+      </w:pPr>
+      <w:r>
+        <w:lastRenderedPageBreak/>
+        <w:t xml:space="preserve">Эксплуатация: </w:t>
+      </w:r>
+      <w:proofErr w:type="spellStart"/>
+      <w:r>
+        <w:t>Межповерочный</w:t>
+      </w:r>
+      <w:proofErr w:type="spellEnd"/>
+      <w:r>
+        <w:t xml:space="preserve"> интервал для всех приборов составляет 1 год, что требует периодической метрологической аттестации для поддержания статуса рабочего СИ. Условия эксплуатации (температура, влажность) у портативных приборов более широкие по сравнению со стационарным вольтметром.</w:t>
+      </w:r>
+    </w:p>
+    <w:p>
+      <w:pPr>
+        <w:pStyle w:val="aff0"/>
+        <w:numPr>
+          <w:ilvl w:val="0"/>
+          <w:numId w:val="28"/>
+        </w:numPr>
+        <w:ind w:firstLine="709"/>
+      </w:pPr>
+      <w:r>
+        <w:t>Документация: Структура изученных руководств по эксплуатации соответствует общим требованиям ГОСТ 2.601-2019 и содержит необходимые разделы: назначение, технические характеристики, меры безопасности, комплектность и условия хранения.</w:t>
+      </w:r>
+    </w:p>
+    <w:p>
+      <w:r>
+        <w:t>Таким образом, цель работы достигнута: основные характеристики цифровых измерительных приборов изучены, классификационные признаки определены, отчёт оформлен в соответствии с требованиями нормативной документации.</w:t>
+      </w:r>
+      <w:r>
         <w:br w:type="page" w:clear="all"/>
       </w:r>
     </w:p>
     <w:p>
       <w:pPr>
         <w:pStyle w:val="1"/>
-        <w:shd w:val="clear" w:color="auto" w:fill="FFFFFF" w:themeFill="background1"/>
-        <w:rPr>
-          <w:color w:val="auto"/>
-        </w:rPr>
-      </w:pPr>
-      <w:bookmarkStart w:id="10" w:name="_Toc223012888"/>
+      </w:pPr>
+      <w:bookmarkStart w:id="11" w:name="_Toc223014598"/>
       <w:r>
-        <w:rPr>
-          <w:color w:val="auto"/>
-        </w:rPr>
         <w:lastRenderedPageBreak/>
         <w:t>СПИСОК ИСПОЛЬЗОВАННЫХ ИСТОЧНИКОВ</w:t>
       </w:r>
-      <w:bookmarkEnd w:id="10"/>
+      <w:bookmarkEnd w:id="11"/>
     </w:p>
     <w:p>
-      <w:pPr>
-        <w:shd w:val="clear" w:color="auto" w:fill="FFFFFF" w:themeFill="background1"/>
-      </w:pPr>
       <w:r>
         <w:t>ГОСТ 7.32-2017.  Отчет о научно-исследовательской работе. М., 2017. 26 с. [Электронный ресурс] — URL: https://lms.surgu.ru/pluginfile.php/616472/mod_resource/content/1/7.32-2017.pdf (дата обращения 19.02.2026).</w:t>
       </w:r>
@@ -7347,23 +6292,19 @@
 <w:endnotes xmlns:wpc="http://schemas.microsoft.com/office/word/2010/wordprocessingCanvas" xmlns:cx="http://schemas.microsoft.com/office/drawing/2014/chartex" xmlns:cx1="http://schemas.microsoft.com/office/drawing/2015/9/8/chartex" xmlns:cx2="http://schemas.microsoft.com/office/drawing/2015/10/21/chartex" xmlns:cx3="http://schemas.microsoft.com/office/drawing/2016/5/9/chartex" xmlns:cx4="http://schemas.microsoft.com/office/drawing/2016/5/10/chartex" xmlns:cx5="http://schemas.microsoft.com/office/drawing/2016/5/11/chartex" xmlns:cx6="http://schemas.microsoft.com/office/drawing/2016/5/12/chartex" xmlns:cx7="http://schemas.microsoft.com/office/drawing/2016/5/13/chartex" xmlns:cx8="http://schemas.microsoft.com/office/drawing/2016/5/14/chartex" xmlns:mc="http://schemas.openxmlformats.org/markup-compatibility/2006" xmlns:aink="http://schemas.microsoft.com/office/drawing/2016/ink" xmlns:am3d="http://schemas.microsoft.com/office/drawing/2017/model3d" xmlns:o="urn:schemas-microsoft-com:office:office" xmlns:oel="http://schemas.microsoft.com/office/2019/extlst" xmlns:r="http://schemas.openxmlformats.org/officeDocument/2006/relationships" xmlns:m="http://schemas.openxmlformats.org/officeDocument/2006/math" xmlns:v="urn:schemas-microsoft-com:vml" xmlns:wp14="http://schemas.microsoft.com/office/word/2010/wordprocessingDrawing" xmlns:wp="http://schemas.openxmlformats.org/drawingml/2006/wordprocessingDrawing" xmlns:w10="urn:schemas-microsoft-com:office:word" xmlns:w="http://schemas.openxmlformats.org/wordprocessingml/2006/main" xmlns:w14="http://schemas.microsoft.com/office/word/2010/wordml" xmlns:w15="http://schemas.microsoft.com/office/word/2012/wordml" xmlns:w16cex="http://schemas.microsoft.com/office/word/2018/wordml/cex" xmlns:w16cid="http://schemas.microsoft.com/office/word/2016/wordml/cid" xmlns:w16="http://schemas.microsoft.com/office/word/2018/wordml" xmlns:w16sdtdh="http://schemas.microsoft.com/office/word/2020/wordml/sdtdatahash" xmlns:w16se="http://schemas.microsoft.com/office/word/2015/wordml/symex" xmlns:wpg="http://schemas.microsoft.com/office/word/2010/wordprocessingGroup" xmlns:wpi="http://schemas.microsoft.com/office/word/2010/wordprocessingInk" xmlns:wne="http://schemas.microsoft.com/office/word/2006/wordml" xmlns:wps="http://schemas.microsoft.com/office/word/2010/wordprocessingShape" mc:Ignorable="w14 w15 w16se w16cid w16 w16cex w16sdtdh wp14">
   <w:endnote w:type="separator" w:id="-1">
     <w:p>
-      <w:pPr>
-        <w:spacing w:line="240" w:lineRule="auto"/>
-      </w:pPr>
       <w:r>
         <w:separator/>
       </w:r>
     </w:p>
+    <w:p/>
   </w:endnote>
   <w:endnote w:type="continuationSeparator" w:id="0">
     <w:p>
-      <w:pPr>
-        <w:spacing w:line="240" w:lineRule="auto"/>
-      </w:pPr>
       <w:r>
         <w:continuationSeparator/>
       </w:r>
     </w:p>
+    <w:p/>
   </w:endnote>
 </w:endnotes>
 </file>
@@ -7371,72 +6312,29 @@
 <file path=word/footer1.xml><?xml version="1.0" encoding="utf-8"?>
 <w:ftr xmlns:wpc="http://schemas.microsoft.com/office/word/2010/wordprocessingCanvas" xmlns:cx="http://schemas.microsoft.com/office/drawing/2014/chartex" xmlns:cx1="http://schemas.microsoft.com/office/drawing/2015/9/8/chartex" xmlns:cx2="http://schemas.microsoft.com/office/drawing/2015/10/21/chartex" xmlns:cx3="http://schemas.microsoft.com/office/drawing/2016/5/9/chartex" xmlns:cx4="http://schemas.microsoft.com/office/drawing/2016/5/10/chartex" xmlns:cx5="http://schemas.microsoft.com/office/drawing/2016/5/11/chartex" xmlns:cx6="http://schemas.microsoft.com/office/drawing/2016/5/12/chartex" xmlns:cx7="http://schemas.microsoft.com/office/drawing/2016/5/13/chartex" xmlns:cx8="http://schemas.microsoft.com/office/drawing/2016/5/14/chartex" xmlns:mc="http://schemas.openxmlformats.org/markup-compatibility/2006" xmlns:aink="http://schemas.microsoft.com/office/drawing/2016/ink" xmlns:am3d="http://schemas.microsoft.com/office/drawing/2017/model3d" xmlns:o="urn:schemas-microsoft-com:office:office" xmlns:oel="http://schemas.microsoft.com/office/2019/extlst" xmlns:r="http://schemas.openxmlformats.org/officeDocument/2006/relationships" xmlns:m="http://schemas.openxmlformats.org/officeDocument/2006/math" xmlns:v="urn:schemas-microsoft-com:vml" xmlns:wp14="http://schemas.microsoft.com/office/word/2010/wordprocessingDrawing" xmlns:wp="http://schemas.openxmlformats.org/drawingml/2006/wordprocessingDrawing" xmlns:w10="urn:schemas-microsoft-com:office:word" xmlns:w="http://schemas.openxmlformats.org/wordprocessingml/2006/main" xmlns:w14="http://schemas.microsoft.com/office/word/2010/wordml" xmlns:w15="http://schemas.microsoft.com/office/word/2012/wordml" xmlns:w16cex="http://schemas.microsoft.com/office/word/2018/wordml/cex" xmlns:w16cid="http://schemas.microsoft.com/office/word/2016/wordml/cid" xmlns:w16="http://schemas.microsoft.com/office/word/2018/wordml" xmlns:w16sdtdh="http://schemas.microsoft.com/office/word/2020/wordml/sdtdatahash" xmlns:w16se="http://schemas.microsoft.com/office/word/2015/wordml/symex" xmlns:wpg="http://schemas.microsoft.com/office/word/2010/wordprocessingGroup" xmlns:wpi="http://schemas.microsoft.com/office/word/2010/wordprocessingInk" xmlns:wne="http://schemas.microsoft.com/office/word/2006/wordml" xmlns:wps="http://schemas.microsoft.com/office/word/2010/wordprocessingShape" mc:Ignorable="w14 w15 w16se w16cid w16 w16cex w16sdtdh wp14">
   <w:p>
-    <w:pPr>
-      <w:pBdr>
-        <w:top w:val="none" w:sz="4" w:space="0" w:color="000000"/>
-        <w:left w:val="none" w:sz="4" w:space="0" w:color="000000"/>
-        <w:bottom w:val="none" w:sz="4" w:space="0" w:color="000000"/>
-        <w:right w:val="none" w:sz="4" w:space="0" w:color="000000"/>
-        <w:between w:val="none" w:sz="4" w:space="0" w:color="000000"/>
-      </w:pBdr>
-      <w:tabs>
-        <w:tab w:val="center" w:pos="4677"/>
-        <w:tab w:val="right" w:pos="9355"/>
-      </w:tabs>
-      <w:spacing w:line="240" w:lineRule="auto"/>
-      <w:jc w:val="center"/>
-      <w:rPr>
-        <w:color w:val="000000" w:themeColor="text1"/>
-        <w:szCs w:val="28"/>
-      </w:rPr>
-    </w:pPr>
     <w:r>
-      <w:rPr>
-        <w:color w:val="000000" w:themeColor="text1"/>
-        <w:szCs w:val="28"/>
-      </w:rPr>
       <w:fldChar w:fldCharType="begin"/>
     </w:r>
     <w:r>
-      <w:rPr>
-        <w:color w:val="000000" w:themeColor="text1"/>
-        <w:szCs w:val="28"/>
-      </w:rPr>
       <w:instrText>PAGE</w:instrText>
     </w:r>
     <w:r>
-      <w:rPr>
-        <w:color w:val="000000" w:themeColor="text1"/>
-        <w:szCs w:val="28"/>
-      </w:rPr>
       <w:fldChar w:fldCharType="separate"/>
     </w:r>
     <w:r>
-      <w:rPr>
-        <w:color w:val="000000" w:themeColor="text1"/>
-        <w:szCs w:val="28"/>
-      </w:rPr>
       <w:t>2</w:t>
     </w:r>
     <w:r>
-      <w:rPr>
-        <w:color w:val="000000" w:themeColor="text1"/>
-        <w:szCs w:val="28"/>
-      </w:rPr>
       <w:fldChar w:fldCharType="end"/>
     </w:r>
   </w:p>
+  <w:p/>
 </w:ftr>
 </file>
 
 <file path=word/footer2.xml><?xml version="1.0" encoding="utf-8"?>
 <w:ftr xmlns:wpc="http://schemas.microsoft.com/office/word/2010/wordprocessingCanvas" xmlns:cx="http://schemas.microsoft.com/office/drawing/2014/chartex" xmlns:cx1="http://schemas.microsoft.com/office/drawing/2015/9/8/chartex" xmlns:cx2="http://schemas.microsoft.com/office/drawing/2015/10/21/chartex" xmlns:cx3="http://schemas.microsoft.com/office/drawing/2016/5/9/chartex" xmlns:cx4="http://schemas.microsoft.com/office/drawing/2016/5/10/chartex" xmlns:cx5="http://schemas.microsoft.com/office/drawing/2016/5/11/chartex" xmlns:cx6="http://schemas.microsoft.com/office/drawing/2016/5/12/chartex" xmlns:cx7="http://schemas.microsoft.com/office/drawing/2016/5/13/chartex" xmlns:cx8="http://schemas.microsoft.com/office/drawing/2016/5/14/chartex" xmlns:mc="http://schemas.openxmlformats.org/markup-compatibility/2006" xmlns:aink="http://schemas.microsoft.com/office/drawing/2016/ink" xmlns:am3d="http://schemas.microsoft.com/office/drawing/2017/model3d" xmlns:o="urn:schemas-microsoft-com:office:office" xmlns:oel="http://schemas.microsoft.com/office/2019/extlst" xmlns:r="http://schemas.openxmlformats.org/officeDocument/2006/relationships" xmlns:m="http://schemas.openxmlformats.org/officeDocument/2006/math" xmlns:v="urn:schemas-microsoft-com:vml" xmlns:wp14="http://schemas.microsoft.com/office/word/2010/wordprocessingDrawing" xmlns:wp="http://schemas.openxmlformats.org/drawingml/2006/wordprocessingDrawing" xmlns:w10="urn:schemas-microsoft-com:office:word" xmlns:w="http://schemas.openxmlformats.org/wordprocessingml/2006/main" xmlns:w14="http://schemas.microsoft.com/office/word/2010/wordml" xmlns:w15="http://schemas.microsoft.com/office/word/2012/wordml" xmlns:w16cex="http://schemas.microsoft.com/office/word/2018/wordml/cex" xmlns:w16cid="http://schemas.microsoft.com/office/word/2016/wordml/cid" xmlns:w16="http://schemas.microsoft.com/office/word/2018/wordml" xmlns:w16sdtdh="http://schemas.microsoft.com/office/word/2020/wordml/sdtdatahash" xmlns:w16se="http://schemas.microsoft.com/office/word/2015/wordml/symex" xmlns:wpg="http://schemas.microsoft.com/office/word/2010/wordprocessingGroup" xmlns:wpi="http://schemas.microsoft.com/office/word/2010/wordprocessingInk" xmlns:wne="http://schemas.microsoft.com/office/word/2006/wordml" xmlns:wps="http://schemas.microsoft.com/office/word/2010/wordprocessingShape" mc:Ignorable="w14 w15 w16se w16cid w16 w16cex w16sdtdh wp14">
-  <w:p>
-    <w:pPr>
-      <w:ind w:firstLine="0"/>
-      <w:jc w:val="left"/>
-    </w:pPr>
-  </w:p>
+  <w:p/>
 </w:ftr>
 </file>
 
@@ -7444,23 +6342,19 @@
 <w:footnotes xmlns:wpc="http://schemas.microsoft.com/office/word/2010/wordprocessingCanvas" xmlns:cx="http://schemas.microsoft.com/office/drawing/2014/chartex" xmlns:cx1="http://schemas.microsoft.com/office/drawing/2015/9/8/chartex" xmlns:cx2="http://schemas.microsoft.com/office/drawing/2015/10/21/chartex" xmlns:cx3="http://schemas.microsoft.com/office/drawing/2016/5/9/chartex" xmlns:cx4="http://schemas.microsoft.com/office/drawing/2016/5/10/chartex" xmlns:cx5="http://schemas.microsoft.com/office/drawing/2016/5/11/chartex" xmlns:cx6="http://schemas.microsoft.com/office/drawing/2016/5/12/chartex" xmlns:cx7="http://schemas.microsoft.com/office/drawing/2016/5/13/chartex" xmlns:cx8="http://schemas.microsoft.com/office/drawing/2016/5/14/chartex" xmlns:mc="http://schemas.openxmlformats.org/markup-compatibility/2006" xmlns:aink="http://schemas.microsoft.com/office/drawing/2016/ink" xmlns:am3d="http://schemas.microsoft.com/office/drawing/2017/model3d" xmlns:o="urn:schemas-microsoft-com:office:office" xmlns:oel="http://schemas.microsoft.com/office/2019/extlst" xmlns:r="http://schemas.openxmlformats.org/officeDocument/2006/relationships" xmlns:m="http://schemas.openxmlformats.org/officeDocument/2006/math" xmlns:v="urn:schemas-microsoft-com:vml" xmlns:wp14="http://schemas.microsoft.com/office/word/2010/wordprocessingDrawing" xmlns:wp="http://schemas.openxmlformats.org/drawingml/2006/wordprocessingDrawing" xmlns:w10="urn:schemas-microsoft-com:office:word" xmlns:w="http://schemas.openxmlformats.org/wordprocessingml/2006/main" xmlns:w14="http://schemas.microsoft.com/office/word/2010/wordml" xmlns:w15="http://schemas.microsoft.com/office/word/2012/wordml" xmlns:w16cex="http://schemas.microsoft.com/office/word/2018/wordml/cex" xmlns:w16cid="http://schemas.microsoft.com/office/word/2016/wordml/cid" xmlns:w16="http://schemas.microsoft.com/office/word/2018/wordml" xmlns:w16sdtdh="http://schemas.microsoft.com/office/word/2020/wordml/sdtdatahash" xmlns:w16se="http://schemas.microsoft.com/office/word/2015/wordml/symex" xmlns:wpg="http://schemas.microsoft.com/office/word/2010/wordprocessingGroup" xmlns:wpi="http://schemas.microsoft.com/office/word/2010/wordprocessingInk" xmlns:wne="http://schemas.microsoft.com/office/word/2006/wordml" xmlns:wps="http://schemas.microsoft.com/office/word/2010/wordprocessingShape" mc:Ignorable="w14 w15 w16se w16cid w16 w16cex w16sdtdh wp14">
   <w:footnote w:type="separator" w:id="-1">
     <w:p>
-      <w:pPr>
-        <w:spacing w:line="240" w:lineRule="auto"/>
-      </w:pPr>
       <w:r>
         <w:separator/>
       </w:r>
     </w:p>
+    <w:p/>
   </w:footnote>
   <w:footnote w:type="continuationSeparator" w:id="0">
     <w:p>
-      <w:pPr>
-        <w:spacing w:line="240" w:lineRule="auto"/>
-      </w:pPr>
       <w:r>
         <w:continuationSeparator/>
       </w:r>
     </w:p>
+    <w:p/>
   </w:footnote>
 </w:footnotes>
 </file>
@@ -7554,6 +6448,127 @@
     </w:lvl>
   </w:abstractNum>
   <w:abstractNum w:abstractNumId="1" w15:restartNumberingAfterBreak="0">
+    <w:nsid w:val="06B44E0F"/>
+    <w:multiLevelType w:val="multilevel"/>
+    <w:tmpl w:val="F9D04242"/>
+    <w:lvl w:ilvl="0">
+      <w:start w:val="1"/>
+      <w:numFmt w:val="decimal"/>
+      <w:lvlText w:val="%1."/>
+      <w:lvlJc w:val="left"/>
+      <w:pPr>
+        <w:ind w:left="1069" w:hanging="360"/>
+      </w:pPr>
+      <w:rPr>
+        <w:rFonts w:hint="default"/>
+      </w:rPr>
+    </w:lvl>
+    <w:lvl w:ilvl="1">
+      <w:start w:val="1"/>
+      <w:numFmt w:val="decimal"/>
+      <w:isLgl/>
+      <w:lvlText w:val="%1.%2"/>
+      <w:lvlJc w:val="left"/>
+      <w:pPr>
+        <w:ind w:left="1129" w:hanging="420"/>
+      </w:pPr>
+      <w:rPr>
+        <w:rFonts w:hint="default"/>
+      </w:rPr>
+    </w:lvl>
+    <w:lvl w:ilvl="2">
+      <w:start w:val="1"/>
+      <w:numFmt w:val="decimal"/>
+      <w:isLgl/>
+      <w:lvlText w:val="%1.%2.%3"/>
+      <w:lvlJc w:val="left"/>
+      <w:pPr>
+        <w:ind w:left="1429" w:hanging="720"/>
+      </w:pPr>
+      <w:rPr>
+        <w:rFonts w:hint="default"/>
+      </w:rPr>
+    </w:lvl>
+    <w:lvl w:ilvl="3">
+      <w:start w:val="1"/>
+      <w:numFmt w:val="decimal"/>
+      <w:isLgl/>
+      <w:lvlText w:val="%1.%2.%3.%4"/>
+      <w:lvlJc w:val="left"/>
+      <w:pPr>
+        <w:ind w:left="1789" w:hanging="1080"/>
+      </w:pPr>
+      <w:rPr>
+        <w:rFonts w:hint="default"/>
+      </w:rPr>
+    </w:lvl>
+    <w:lvl w:ilvl="4">
+      <w:start w:val="1"/>
+      <w:numFmt w:val="decimal"/>
+      <w:isLgl/>
+      <w:lvlText w:val="%1.%2.%3.%4.%5"/>
+      <w:lvlJc w:val="left"/>
+      <w:pPr>
+        <w:ind w:left="1789" w:hanging="1080"/>
+      </w:pPr>
+      <w:rPr>
+        <w:rFonts w:hint="default"/>
+      </w:rPr>
+    </w:lvl>
+    <w:lvl w:ilvl="5">
+      <w:start w:val="1"/>
+      <w:numFmt w:val="decimal"/>
+      <w:isLgl/>
+      <w:lvlText w:val="%1.%2.%3.%4.%5.%6"/>
+      <w:lvlJc w:val="left"/>
+      <w:pPr>
+        <w:ind w:left="2149" w:hanging="1440"/>
+      </w:pPr>
+      <w:rPr>
+        <w:rFonts w:hint="default"/>
+      </w:rPr>
+    </w:lvl>
+    <w:lvl w:ilvl="6">
+      <w:start w:val="1"/>
+      <w:numFmt w:val="decimal"/>
+      <w:isLgl/>
+      <w:lvlText w:val="%1.%2.%3.%4.%5.%6.%7"/>
+      <w:lvlJc w:val="left"/>
+      <w:pPr>
+        <w:ind w:left="2149" w:hanging="1440"/>
+      </w:pPr>
+      <w:rPr>
+        <w:rFonts w:hint="default"/>
+      </w:rPr>
+    </w:lvl>
+    <w:lvl w:ilvl="7">
+      <w:start w:val="1"/>
+      <w:numFmt w:val="decimal"/>
+      <w:isLgl/>
+      <w:lvlText w:val="%1.%2.%3.%4.%5.%6.%7.%8"/>
+      <w:lvlJc w:val="left"/>
+      <w:pPr>
+        <w:ind w:left="2509" w:hanging="1800"/>
+      </w:pPr>
+      <w:rPr>
+        <w:rFonts w:hint="default"/>
+      </w:rPr>
+    </w:lvl>
+    <w:lvl w:ilvl="8">
+      <w:start w:val="1"/>
+      <w:numFmt w:val="decimal"/>
+      <w:isLgl/>
+      <w:lvlText w:val="%1.%2.%3.%4.%5.%6.%7.%8.%9"/>
+      <w:lvlJc w:val="left"/>
+      <w:pPr>
+        <w:ind w:left="2869" w:hanging="2160"/>
+      </w:pPr>
+      <w:rPr>
+        <w:rFonts w:hint="default"/>
+      </w:rPr>
+    </w:lvl>
+  </w:abstractNum>
+  <w:abstractNum w:abstractNumId="2" w15:restartNumberingAfterBreak="0">
     <w:nsid w:val="09B85146"/>
     <w:multiLevelType w:val="multilevel"/>
     <w:tmpl w:val="2D16F4F0"/>
@@ -7642,7 +6657,7 @@
       </w:pPr>
     </w:lvl>
   </w:abstractNum>
-  <w:abstractNum w:abstractNumId="2" w15:restartNumberingAfterBreak="0">
+  <w:abstractNum w:abstractNumId="3" w15:restartNumberingAfterBreak="0">
     <w:nsid w:val="0EF5045A"/>
     <w:multiLevelType w:val="multilevel"/>
     <w:tmpl w:val="3EA805EA"/>
@@ -7755,7 +6770,7 @@
       </w:rPr>
     </w:lvl>
   </w:abstractNum>
-  <w:abstractNum w:abstractNumId="3" w15:restartNumberingAfterBreak="0">
+  <w:abstractNum w:abstractNumId="4" w15:restartNumberingAfterBreak="0">
     <w:nsid w:val="0FEE42BC"/>
     <w:multiLevelType w:val="hybridMultilevel"/>
     <w:tmpl w:val="AEE40EE6"/>
@@ -7841,7 +6856,97 @@
       </w:pPr>
     </w:lvl>
   </w:abstractNum>
-  <w:abstractNum w:abstractNumId="4" w15:restartNumberingAfterBreak="0">
+  <w:abstractNum w:abstractNumId="5" w15:restartNumberingAfterBreak="0">
+    <w:nsid w:val="1395716C"/>
+    <w:multiLevelType w:val="hybridMultilevel"/>
+    <w:tmpl w:val="82F215D4"/>
+    <w:lvl w:ilvl="0" w:tplc="616E4078">
+      <w:start w:val="1"/>
+      <w:numFmt w:val="decimal"/>
+      <w:suff w:val="space"/>
+      <w:lvlText w:val="%1."/>
+      <w:lvlJc w:val="left"/>
+      <w:pPr>
+        <w:ind w:left="0" w:firstLine="0"/>
+      </w:pPr>
+      <w:rPr>
+        <w:rFonts w:hint="default"/>
+      </w:rPr>
+    </w:lvl>
+    <w:lvl w:ilvl="1" w:tplc="04190019" w:tentative="1">
+      <w:start w:val="1"/>
+      <w:numFmt w:val="lowerLetter"/>
+      <w:lvlText w:val="%2."/>
+      <w:lvlJc w:val="left"/>
+      <w:pPr>
+        <w:ind w:left="2149" w:hanging="360"/>
+      </w:pPr>
+    </w:lvl>
+    <w:lvl w:ilvl="2" w:tplc="0419001B" w:tentative="1">
+      <w:start w:val="1"/>
+      <w:numFmt w:val="lowerRoman"/>
+      <w:lvlText w:val="%3."/>
+      <w:lvlJc w:val="right"/>
+      <w:pPr>
+        <w:ind w:left="2869" w:hanging="180"/>
+      </w:pPr>
+    </w:lvl>
+    <w:lvl w:ilvl="3" w:tplc="0419000F" w:tentative="1">
+      <w:start w:val="1"/>
+      <w:numFmt w:val="decimal"/>
+      <w:lvlText w:val="%4."/>
+      <w:lvlJc w:val="left"/>
+      <w:pPr>
+        <w:ind w:left="3589" w:hanging="360"/>
+      </w:pPr>
+    </w:lvl>
+    <w:lvl w:ilvl="4" w:tplc="04190019" w:tentative="1">
+      <w:start w:val="1"/>
+      <w:numFmt w:val="lowerLetter"/>
+      <w:lvlText w:val="%5."/>
+      <w:lvlJc w:val="left"/>
+      <w:pPr>
+        <w:ind w:left="4309" w:hanging="360"/>
+      </w:pPr>
+    </w:lvl>
+    <w:lvl w:ilvl="5" w:tplc="0419001B" w:tentative="1">
+      <w:start w:val="1"/>
+      <w:numFmt w:val="lowerRoman"/>
+      <w:lvlText w:val="%6."/>
+      <w:lvlJc w:val="right"/>
+      <w:pPr>
+        <w:ind w:left="5029" w:hanging="180"/>
+      </w:pPr>
+    </w:lvl>
+    <w:lvl w:ilvl="6" w:tplc="0419000F" w:tentative="1">
+      <w:start w:val="1"/>
+      <w:numFmt w:val="decimal"/>
+      <w:lvlText w:val="%7."/>
+      <w:lvlJc w:val="left"/>
+      <w:pPr>
+        <w:ind w:left="5749" w:hanging="360"/>
+      </w:pPr>
+    </w:lvl>
+    <w:lvl w:ilvl="7" w:tplc="04190019" w:tentative="1">
+      <w:start w:val="1"/>
+      <w:numFmt w:val="lowerLetter"/>
+      <w:lvlText w:val="%8."/>
+      <w:lvlJc w:val="left"/>
+      <w:pPr>
+        <w:ind w:left="6469" w:hanging="360"/>
+      </w:pPr>
+    </w:lvl>
+    <w:lvl w:ilvl="8" w:tplc="0419001B" w:tentative="1">
+      <w:start w:val="1"/>
+      <w:numFmt w:val="lowerRoman"/>
+      <w:lvlText w:val="%9."/>
+      <w:lvlJc w:val="right"/>
+      <w:pPr>
+        <w:ind w:left="7189" w:hanging="180"/>
+      </w:pPr>
+    </w:lvl>
+  </w:abstractNum>
+  <w:abstractNum w:abstractNumId="6" w15:restartNumberingAfterBreak="0">
     <w:nsid w:val="16F683A3"/>
     <w:multiLevelType w:val="multilevel"/>
     <w:tmpl w:val="2E5CE302"/>
@@ -7954,7 +7059,96 @@
       </w:rPr>
     </w:lvl>
   </w:abstractNum>
-  <w:abstractNum w:abstractNumId="5" w15:restartNumberingAfterBreak="0">
+  <w:abstractNum w:abstractNumId="7" w15:restartNumberingAfterBreak="0">
+    <w:nsid w:val="17BF32B3"/>
+    <w:multiLevelType w:val="hybridMultilevel"/>
+    <w:tmpl w:val="7CBCD4C0"/>
+    <w:lvl w:ilvl="0" w:tplc="F620B58C">
+      <w:start w:val="1"/>
+      <w:numFmt w:val="decimal"/>
+      <w:lvlText w:val="%1."/>
+      <w:lvlJc w:val="left"/>
+      <w:pPr>
+        <w:ind w:left="1069" w:hanging="360"/>
+      </w:pPr>
+      <w:rPr>
+        <w:rFonts w:hint="default"/>
+      </w:rPr>
+    </w:lvl>
+    <w:lvl w:ilvl="1" w:tplc="04190019">
+      <w:start w:val="1"/>
+      <w:numFmt w:val="lowerLetter"/>
+      <w:lvlText w:val="%2."/>
+      <w:lvlJc w:val="left"/>
+      <w:pPr>
+        <w:ind w:left="-49" w:hanging="360"/>
+      </w:pPr>
+    </w:lvl>
+    <w:lvl w:ilvl="2" w:tplc="0419001B" w:tentative="1">
+      <w:start w:val="1"/>
+      <w:numFmt w:val="lowerRoman"/>
+      <w:lvlText w:val="%3."/>
+      <w:lvlJc w:val="right"/>
+      <w:pPr>
+        <w:ind w:left="671" w:hanging="180"/>
+      </w:pPr>
+    </w:lvl>
+    <w:lvl w:ilvl="3" w:tplc="0419000F" w:tentative="1">
+      <w:start w:val="1"/>
+      <w:numFmt w:val="decimal"/>
+      <w:lvlText w:val="%4."/>
+      <w:lvlJc w:val="left"/>
+      <w:pPr>
+        <w:ind w:left="1391" w:hanging="360"/>
+      </w:pPr>
+    </w:lvl>
+    <w:lvl w:ilvl="4" w:tplc="04190019" w:tentative="1">
+      <w:start w:val="1"/>
+      <w:numFmt w:val="lowerLetter"/>
+      <w:lvlText w:val="%5."/>
+      <w:lvlJc w:val="left"/>
+      <w:pPr>
+        <w:ind w:left="2111" w:hanging="360"/>
+      </w:pPr>
+    </w:lvl>
+    <w:lvl w:ilvl="5" w:tplc="0419001B" w:tentative="1">
+      <w:start w:val="1"/>
+      <w:numFmt w:val="lowerRoman"/>
+      <w:lvlText w:val="%6."/>
+      <w:lvlJc w:val="right"/>
+      <w:pPr>
+        <w:ind w:left="2831" w:hanging="180"/>
+      </w:pPr>
+    </w:lvl>
+    <w:lvl w:ilvl="6" w:tplc="0419000F" w:tentative="1">
+      <w:start w:val="1"/>
+      <w:numFmt w:val="decimal"/>
+      <w:lvlText w:val="%7."/>
+      <w:lvlJc w:val="left"/>
+      <w:pPr>
+        <w:ind w:left="3551" w:hanging="360"/>
+      </w:pPr>
+    </w:lvl>
+    <w:lvl w:ilvl="7" w:tplc="04190019" w:tentative="1">
+      <w:start w:val="1"/>
+      <w:numFmt w:val="lowerLetter"/>
+      <w:lvlText w:val="%8."/>
+      <w:lvlJc w:val="left"/>
+      <w:pPr>
+        <w:ind w:left="4271" w:hanging="360"/>
+      </w:pPr>
+    </w:lvl>
+    <w:lvl w:ilvl="8" w:tplc="0419001B" w:tentative="1">
+      <w:start w:val="1"/>
+      <w:numFmt w:val="lowerRoman"/>
+      <w:lvlText w:val="%9."/>
+      <w:lvlJc w:val="right"/>
+      <w:pPr>
+        <w:ind w:left="4991" w:hanging="180"/>
+      </w:pPr>
+    </w:lvl>
+  </w:abstractNum>
+  <w:abstractNum w:abstractNumId="8" w15:restartNumberingAfterBreak="0">
     <w:nsid w:val="1A7375B7"/>
     <w:multiLevelType w:val="multilevel"/>
     <w:tmpl w:val="3918A9EA"/>
@@ -8040,7 +7234,7 @@
       </w:pPr>
     </w:lvl>
   </w:abstractNum>
-  <w:abstractNum w:abstractNumId="6" w15:restartNumberingAfterBreak="0">
+  <w:abstractNum w:abstractNumId="9" w15:restartNumberingAfterBreak="0">
     <w:nsid w:val="1B6777E6"/>
     <w:multiLevelType w:val="hybridMultilevel"/>
     <w:tmpl w:val="E8E6714A"/>
@@ -8129,7 +7323,7 @@
       </w:pPr>
     </w:lvl>
   </w:abstractNum>
-  <w:abstractNum w:abstractNumId="7" w15:restartNumberingAfterBreak="0">
+  <w:abstractNum w:abstractNumId="10" w15:restartNumberingAfterBreak="0">
     <w:nsid w:val="1FF539BD"/>
     <w:multiLevelType w:val="multilevel"/>
     <w:tmpl w:val="FCCCD46A"/>
@@ -8250,7 +7444,7 @@
       </w:rPr>
     </w:lvl>
   </w:abstractNum>
-  <w:abstractNum w:abstractNumId="8" w15:restartNumberingAfterBreak="0">
+  <w:abstractNum w:abstractNumId="11" w15:restartNumberingAfterBreak="0">
     <w:nsid w:val="2126609C"/>
     <w:multiLevelType w:val="multilevel"/>
     <w:tmpl w:val="FCCCD46A"/>
@@ -8371,7 +7565,7 @@
       </w:rPr>
     </w:lvl>
   </w:abstractNum>
-  <w:abstractNum w:abstractNumId="9" w15:restartNumberingAfterBreak="0">
+  <w:abstractNum w:abstractNumId="12" w15:restartNumberingAfterBreak="0">
     <w:nsid w:val="222F2FFF"/>
     <w:multiLevelType w:val="multilevel"/>
     <w:tmpl w:val="F81275B0"/>
@@ -8457,7 +7651,7 @@
       </w:pPr>
     </w:lvl>
   </w:abstractNum>
-  <w:abstractNum w:abstractNumId="10" w15:restartNumberingAfterBreak="0">
+  <w:abstractNum w:abstractNumId="13" w15:restartNumberingAfterBreak="0">
     <w:nsid w:val="335C7F9A"/>
     <w:multiLevelType w:val="multilevel"/>
     <w:tmpl w:val="8EE2FD44"/>
@@ -8543,7 +7737,209 @@
       </w:pPr>
     </w:lvl>
   </w:abstractNum>
-  <w:abstractNum w:abstractNumId="11" w15:restartNumberingAfterBreak="0">
+  <w:abstractNum w:abstractNumId="14" w15:restartNumberingAfterBreak="0">
+    <w:nsid w:val="41895547"/>
+    <w:multiLevelType w:val="hybridMultilevel"/>
+    <w:tmpl w:val="B52CEB58"/>
+    <w:lvl w:ilvl="0" w:tplc="47260876">
+      <w:start w:val="1"/>
+      <w:numFmt w:val="decimal"/>
+      <w:lvlText w:val="%1."/>
+      <w:lvlJc w:val="left"/>
+      <w:pPr>
+        <w:ind w:left="1429" w:hanging="360"/>
+      </w:pPr>
+      <w:rPr>
+        <w:rFonts w:hint="default"/>
+      </w:rPr>
+    </w:lvl>
+    <w:lvl w:ilvl="1" w:tplc="04190019" w:tentative="1">
+      <w:start w:val="1"/>
+      <w:numFmt w:val="lowerLetter"/>
+      <w:lvlText w:val="%2."/>
+      <w:lvlJc w:val="left"/>
+      <w:pPr>
+        <w:ind w:left="2149" w:hanging="360"/>
+      </w:pPr>
+    </w:lvl>
+    <w:lvl w:ilvl="2" w:tplc="0419001B" w:tentative="1">
+      <w:start w:val="1"/>
+      <w:numFmt w:val="lowerRoman"/>
+      <w:lvlText w:val="%3."/>
+      <w:lvlJc w:val="right"/>
+      <w:pPr>
+        <w:ind w:left="2869" w:hanging="180"/>
+      </w:pPr>
+    </w:lvl>
+    <w:lvl w:ilvl="3" w:tplc="0419000F" w:tentative="1">
+      <w:start w:val="1"/>
+      <w:numFmt w:val="decimal"/>
+      <w:lvlText w:val="%4."/>
+      <w:lvlJc w:val="left"/>
+      <w:pPr>
+        <w:ind w:left="3589" w:hanging="360"/>
+      </w:pPr>
+    </w:lvl>
+    <w:lvl w:ilvl="4" w:tplc="04190019" w:tentative="1">
+      <w:start w:val="1"/>
+      <w:numFmt w:val="lowerLetter"/>
+      <w:lvlText w:val="%5."/>
+      <w:lvlJc w:val="left"/>
+      <w:pPr>
+        <w:ind w:left="4309" w:hanging="360"/>
+      </w:pPr>
+    </w:lvl>
+    <w:lvl w:ilvl="5" w:tplc="0419001B" w:tentative="1">
+      <w:start w:val="1"/>
+      <w:numFmt w:val="lowerRoman"/>
+      <w:lvlText w:val="%6."/>
+      <w:lvlJc w:val="right"/>
+      <w:pPr>
+        <w:ind w:left="5029" w:hanging="180"/>
+      </w:pPr>
+    </w:lvl>
+    <w:lvl w:ilvl="6" w:tplc="0419000F" w:tentative="1">
+      <w:start w:val="1"/>
+      <w:numFmt w:val="decimal"/>
+      <w:lvlText w:val="%7."/>
+      <w:lvlJc w:val="left"/>
+      <w:pPr>
+        <w:ind w:left="5749" w:hanging="360"/>
+      </w:pPr>
+    </w:lvl>
+    <w:lvl w:ilvl="7" w:tplc="04190019" w:tentative="1">
+      <w:start w:val="1"/>
+      <w:numFmt w:val="lowerLetter"/>
+      <w:lvlText w:val="%8."/>
+      <w:lvlJc w:val="left"/>
+      <w:pPr>
+        <w:ind w:left="6469" w:hanging="360"/>
+      </w:pPr>
+    </w:lvl>
+    <w:lvl w:ilvl="8" w:tplc="0419001B" w:tentative="1">
+      <w:start w:val="1"/>
+      <w:numFmt w:val="lowerRoman"/>
+      <w:lvlText w:val="%9."/>
+      <w:lvlJc w:val="right"/>
+      <w:pPr>
+        <w:ind w:left="7189" w:hanging="180"/>
+      </w:pPr>
+    </w:lvl>
+  </w:abstractNum>
+  <w:abstractNum w:abstractNumId="15" w15:restartNumberingAfterBreak="0">
+    <w:nsid w:val="493414F6"/>
+    <w:multiLevelType w:val="hybridMultilevel"/>
+    <w:tmpl w:val="169CA522"/>
+    <w:lvl w:ilvl="0" w:tplc="04190001">
+      <w:start w:val="1"/>
+      <w:numFmt w:val="bullet"/>
+      <w:lvlText w:val=""/>
+      <w:lvlJc w:val="left"/>
+      <w:pPr>
+        <w:ind w:left="1429" w:hanging="360"/>
+      </w:pPr>
+      <w:rPr>
+        <w:rFonts w:ascii="Symbol" w:hAnsi="Symbol" w:hint="default"/>
+      </w:rPr>
+    </w:lvl>
+    <w:lvl w:ilvl="1" w:tplc="04190003" w:tentative="1">
+      <w:start w:val="1"/>
+      <w:numFmt w:val="bullet"/>
+      <w:lvlText w:val="o"/>
+      <w:lvlJc w:val="left"/>
+      <w:pPr>
+        <w:ind w:left="2149" w:hanging="360"/>
+      </w:pPr>
+      <w:rPr>
+        <w:rFonts w:ascii="Courier New" w:hAnsi="Courier New" w:cs="Courier New" w:hint="default"/>
+      </w:rPr>
+    </w:lvl>
+    <w:lvl w:ilvl="2" w:tplc="04190005" w:tentative="1">
+      <w:start w:val="1"/>
+      <w:numFmt w:val="bullet"/>
+      <w:lvlText w:val=""/>
+      <w:lvlJc w:val="left"/>
+      <w:pPr>
+        <w:ind w:left="2869" w:hanging="360"/>
+      </w:pPr>
+      <w:rPr>
+        <w:rFonts w:ascii="Wingdings" w:hAnsi="Wingdings" w:hint="default"/>
+      </w:rPr>
+    </w:lvl>
+    <w:lvl w:ilvl="3" w:tplc="04190001" w:tentative="1">
+      <w:start w:val="1"/>
+      <w:numFmt w:val="bullet"/>
+      <w:lvlText w:val=""/>
+      <w:lvlJc w:val="left"/>
+      <w:pPr>
+        <w:ind w:left="3589" w:hanging="360"/>
+      </w:pPr>
+      <w:rPr>
+        <w:rFonts w:ascii="Symbol" w:hAnsi="Symbol" w:hint="default"/>
+      </w:rPr>
+    </w:lvl>
+    <w:lvl w:ilvl="4" w:tplc="04190003" w:tentative="1">
+      <w:start w:val="1"/>
+      <w:numFmt w:val="bullet"/>
+      <w:lvlText w:val="o"/>
+      <w:lvlJc w:val="left"/>
+      <w:pPr>
+        <w:ind w:left="4309" w:hanging="360"/>
+      </w:pPr>
+      <w:rPr>
+        <w:rFonts w:ascii="Courier New" w:hAnsi="Courier New" w:cs="Courier New" w:hint="default"/>
+      </w:rPr>
+    </w:lvl>
+    <w:lvl w:ilvl="5" w:tplc="04190005" w:tentative="1">
+      <w:start w:val="1"/>
+      <w:numFmt w:val="bullet"/>
+      <w:lvlText w:val=""/>
+      <w:lvlJc w:val="left"/>
+      <w:pPr>
+        <w:ind w:left="5029" w:hanging="360"/>
+      </w:pPr>
+      <w:rPr>
+        <w:rFonts w:ascii="Wingdings" w:hAnsi="Wingdings" w:hint="default"/>
+      </w:rPr>
+    </w:lvl>
+    <w:lvl w:ilvl="6" w:tplc="04190001" w:tentative="1">
+      <w:start w:val="1"/>
+      <w:numFmt w:val="bullet"/>
+      <w:lvlText w:val=""/>
+      <w:lvlJc w:val="left"/>
+      <w:pPr>
+        <w:ind w:left="5749" w:hanging="360"/>
+      </w:pPr>
+      <w:rPr>
+        <w:rFonts w:ascii="Symbol" w:hAnsi="Symbol" w:hint="default"/>
+      </w:rPr>
+    </w:lvl>
+    <w:lvl w:ilvl="7" w:tplc="04190003" w:tentative="1">
+      <w:start w:val="1"/>
+      <w:numFmt w:val="bullet"/>
+      <w:lvlText w:val="o"/>
+      <w:lvlJc w:val="left"/>
+      <w:pPr>
+        <w:ind w:left="6469" w:hanging="360"/>
+      </w:pPr>
+      <w:rPr>
+        <w:rFonts w:ascii="Courier New" w:hAnsi="Courier New" w:cs="Courier New" w:hint="default"/>
+      </w:rPr>
+    </w:lvl>
+    <w:lvl w:ilvl="8" w:tplc="04190005" w:tentative="1">
+      <w:start w:val="1"/>
+      <w:numFmt w:val="bullet"/>
+      <w:lvlText w:val=""/>
+      <w:lvlJc w:val="left"/>
+      <w:pPr>
+        <w:ind w:left="7189" w:hanging="360"/>
+      </w:pPr>
+      <w:rPr>
+        <w:rFonts w:ascii="Wingdings" w:hAnsi="Wingdings" w:hint="default"/>
+      </w:rPr>
+    </w:lvl>
+  </w:abstractNum>
+  <w:abstractNum w:abstractNumId="16" w15:restartNumberingAfterBreak="0">
     <w:nsid w:val="54DB13E2"/>
     <w:multiLevelType w:val="multilevel"/>
     <w:tmpl w:val="84788ADC"/>
@@ -8629,7 +8025,7 @@
       </w:pPr>
     </w:lvl>
   </w:abstractNum>
-  <w:abstractNum w:abstractNumId="12" w15:restartNumberingAfterBreak="0">
+  <w:abstractNum w:abstractNumId="17" w15:restartNumberingAfterBreak="0">
     <w:nsid w:val="55BD0823"/>
     <w:multiLevelType w:val="hybridMultilevel"/>
     <w:tmpl w:val="D12E4BA0"/>
@@ -8715,7 +8111,7 @@
       </w:pPr>
     </w:lvl>
   </w:abstractNum>
-  <w:abstractNum w:abstractNumId="13" w15:restartNumberingAfterBreak="0">
+  <w:abstractNum w:abstractNumId="18" w15:restartNumberingAfterBreak="0">
     <w:nsid w:val="56BF16E8"/>
     <w:multiLevelType w:val="multilevel"/>
     <w:tmpl w:val="8E1EB5CE"/>
@@ -8801,10 +8197,10 @@
       </w:pPr>
     </w:lvl>
   </w:abstractNum>
-  <w:abstractNum w:abstractNumId="14" w15:restartNumberingAfterBreak="0">
+  <w:abstractNum w:abstractNumId="19" w15:restartNumberingAfterBreak="0">
     <w:nsid w:val="57DF5F20"/>
     <w:multiLevelType w:val="multilevel"/>
-    <w:tmpl w:val="8FD8BDB2"/>
+    <w:tmpl w:val="CA943244"/>
     <w:lvl w:ilvl="0">
       <w:start w:val="1"/>
       <w:numFmt w:val="decimal"/>
@@ -8922,7 +8318,7 @@
       </w:rPr>
     </w:lvl>
   </w:abstractNum>
-  <w:abstractNum w:abstractNumId="15" w15:restartNumberingAfterBreak="0">
+  <w:abstractNum w:abstractNumId="20" w15:restartNumberingAfterBreak="0">
     <w:nsid w:val="5A535874"/>
     <w:multiLevelType w:val="hybridMultilevel"/>
     <w:tmpl w:val="6924E784"/>
@@ -9008,7 +8404,7 @@
       </w:pPr>
     </w:lvl>
   </w:abstractNum>
-  <w:abstractNum w:abstractNumId="16" w15:restartNumberingAfterBreak="0">
+  <w:abstractNum w:abstractNumId="21" w15:restartNumberingAfterBreak="0">
     <w:nsid w:val="5D1A73BE"/>
     <w:multiLevelType w:val="hybridMultilevel"/>
     <w:tmpl w:val="1FC88C64"/>
@@ -9094,7 +8490,120 @@
       </w:pPr>
     </w:lvl>
   </w:abstractNum>
-  <w:abstractNum w:abstractNumId="17" w15:restartNumberingAfterBreak="0">
+  <w:abstractNum w:abstractNumId="22" w15:restartNumberingAfterBreak="0">
+    <w:nsid w:val="5DB53B1E"/>
+    <w:multiLevelType w:val="hybridMultilevel"/>
+    <w:tmpl w:val="FDE26894"/>
+    <w:lvl w:ilvl="0" w:tplc="04190001">
+      <w:start w:val="1"/>
+      <w:numFmt w:val="bullet"/>
+      <w:lvlText w:val=""/>
+      <w:lvlJc w:val="left"/>
+      <w:pPr>
+        <w:ind w:left="1429" w:hanging="360"/>
+      </w:pPr>
+      <w:rPr>
+        <w:rFonts w:ascii="Symbol" w:hAnsi="Symbol" w:hint="default"/>
+      </w:rPr>
+    </w:lvl>
+    <w:lvl w:ilvl="1" w:tplc="04190003" w:tentative="1">
+      <w:start w:val="1"/>
+      <w:numFmt w:val="bullet"/>
+      <w:lvlText w:val="o"/>
+      <w:lvlJc w:val="left"/>
+      <w:pPr>
+        <w:ind w:left="2149" w:hanging="360"/>
+      </w:pPr>
+      <w:rPr>
+        <w:rFonts w:ascii="Courier New" w:hAnsi="Courier New" w:cs="Courier New" w:hint="default"/>
+      </w:rPr>
+    </w:lvl>
+    <w:lvl w:ilvl="2" w:tplc="04190005" w:tentative="1">
+      <w:start w:val="1"/>
+      <w:numFmt w:val="bullet"/>
+      <w:lvlText w:val=""/>
+      <w:lvlJc w:val="left"/>
+      <w:pPr>
+        <w:ind w:left="2869" w:hanging="360"/>
+      </w:pPr>
+      <w:rPr>
+        <w:rFonts w:ascii="Wingdings" w:hAnsi="Wingdings" w:hint="default"/>
+      </w:rPr>
+    </w:lvl>
+    <w:lvl w:ilvl="3" w:tplc="04190001" w:tentative="1">
+      <w:start w:val="1"/>
+      <w:numFmt w:val="bullet"/>
+      <w:lvlText w:val=""/>
+      <w:lvlJc w:val="left"/>
+      <w:pPr>
+        <w:ind w:left="3589" w:hanging="360"/>
+      </w:pPr>
+      <w:rPr>
+        <w:rFonts w:ascii="Symbol" w:hAnsi="Symbol" w:hint="default"/>
+      </w:rPr>
+    </w:lvl>
+    <w:lvl w:ilvl="4" w:tplc="04190003" w:tentative="1">
+      <w:start w:val="1"/>
+      <w:numFmt w:val="bullet"/>
+      <w:lvlText w:val="o"/>
+      <w:lvlJc w:val="left"/>
+      <w:pPr>
+        <w:ind w:left="4309" w:hanging="360"/>
+      </w:pPr>
+      <w:rPr>
+        <w:rFonts w:ascii="Courier New" w:hAnsi="Courier New" w:cs="Courier New" w:hint="default"/>
+      </w:rPr>
+    </w:lvl>
+    <w:lvl w:ilvl="5" w:tplc="04190005" w:tentative="1">
+      <w:start w:val="1"/>
+      <w:numFmt w:val="bullet"/>
+      <w:lvlText w:val=""/>
+      <w:lvlJc w:val="left"/>
+      <w:pPr>
+        <w:ind w:left="5029" w:hanging="360"/>
+      </w:pPr>
+      <w:rPr>
+        <w:rFonts w:ascii="Wingdings" w:hAnsi="Wingdings" w:hint="default"/>
+      </w:rPr>
+    </w:lvl>
+    <w:lvl w:ilvl="6" w:tplc="04190001" w:tentative="1">
+      <w:start w:val="1"/>
+      <w:numFmt w:val="bullet"/>
+      <w:lvlText w:val=""/>
+      <w:lvlJc w:val="left"/>
+      <w:pPr>
+        <w:ind w:left="5749" w:hanging="360"/>
+      </w:pPr>
+      <w:rPr>
+        <w:rFonts w:ascii="Symbol" w:hAnsi="Symbol" w:hint="default"/>
+      </w:rPr>
+    </w:lvl>
+    <w:lvl w:ilvl="7" w:tplc="04190003" w:tentative="1">
+      <w:start w:val="1"/>
+      <w:numFmt w:val="bullet"/>
+      <w:lvlText w:val="o"/>
+      <w:lvlJc w:val="left"/>
+      <w:pPr>
+        <w:ind w:left="6469" w:hanging="360"/>
+      </w:pPr>
+      <w:rPr>
+        <w:rFonts w:ascii="Courier New" w:hAnsi="Courier New" w:cs="Courier New" w:hint="default"/>
+      </w:rPr>
+    </w:lvl>
+    <w:lvl w:ilvl="8" w:tplc="04190005" w:tentative="1">
+      <w:start w:val="1"/>
+      <w:numFmt w:val="bullet"/>
+      <w:lvlText w:val=""/>
+      <w:lvlJc w:val="left"/>
+      <w:pPr>
+        <w:ind w:left="7189" w:hanging="360"/>
+      </w:pPr>
+      <w:rPr>
+        <w:rFonts w:ascii="Wingdings" w:hAnsi="Wingdings" w:hint="default"/>
+      </w:rPr>
+    </w:lvl>
+  </w:abstractNum>
+  <w:abstractNum w:abstractNumId="23" w15:restartNumberingAfterBreak="0">
     <w:nsid w:val="5E3F5A18"/>
     <w:multiLevelType w:val="multilevel"/>
     <w:tmpl w:val="9CAC10FC"/>
@@ -9180,7 +8689,7 @@
       </w:pPr>
     </w:lvl>
   </w:abstractNum>
-  <w:abstractNum w:abstractNumId="18" w15:restartNumberingAfterBreak="0">
+  <w:abstractNum w:abstractNumId="24" w15:restartNumberingAfterBreak="0">
     <w:nsid w:val="615762DF"/>
     <w:multiLevelType w:val="multilevel"/>
     <w:tmpl w:val="7D4AE2F2"/>
@@ -9266,7 +8775,7 @@
       </w:pPr>
     </w:lvl>
   </w:abstractNum>
-  <w:abstractNum w:abstractNumId="19" w15:restartNumberingAfterBreak="0">
+  <w:abstractNum w:abstractNumId="25" w15:restartNumberingAfterBreak="0">
     <w:nsid w:val="6615D1B0"/>
     <w:multiLevelType w:val="multilevel"/>
     <w:tmpl w:val="D124D5DC"/>
@@ -9379,7 +8888,7 @@
       </w:rPr>
     </w:lvl>
   </w:abstractNum>
-  <w:abstractNum w:abstractNumId="20" w15:restartNumberingAfterBreak="0">
+  <w:abstractNum w:abstractNumId="26" w15:restartNumberingAfterBreak="0">
     <w:nsid w:val="669E7CD1"/>
     <w:multiLevelType w:val="multilevel"/>
     <w:tmpl w:val="CD8E44A0"/>
@@ -9468,7 +8977,7 @@
       </w:pPr>
     </w:lvl>
   </w:abstractNum>
-  <w:abstractNum w:abstractNumId="21" w15:restartNumberingAfterBreak="0">
+  <w:abstractNum w:abstractNumId="27" w15:restartNumberingAfterBreak="0">
     <w:nsid w:val="6C3A36D0"/>
     <w:multiLevelType w:val="multilevel"/>
     <w:tmpl w:val="A0F087EA"/>
@@ -9554,7 +9063,7 @@
       </w:pPr>
     </w:lvl>
   </w:abstractNum>
-  <w:abstractNum w:abstractNumId="22" w15:restartNumberingAfterBreak="0">
+  <w:abstractNum w:abstractNumId="28" w15:restartNumberingAfterBreak="0">
     <w:nsid w:val="6C431635"/>
     <w:multiLevelType w:val="multilevel"/>
     <w:tmpl w:val="8FD8BDB2"/>
@@ -9675,7 +9184,7 @@
       </w:rPr>
     </w:lvl>
   </w:abstractNum>
-  <w:abstractNum w:abstractNumId="23" w15:restartNumberingAfterBreak="0">
+  <w:abstractNum w:abstractNumId="29" w15:restartNumberingAfterBreak="0">
     <w:nsid w:val="72784913"/>
     <w:multiLevelType w:val="multilevel"/>
     <w:tmpl w:val="8FD8BDB2"/>
@@ -9796,7 +9305,7 @@
       </w:rPr>
     </w:lvl>
   </w:abstractNum>
-  <w:abstractNum w:abstractNumId="24" w15:restartNumberingAfterBreak="0">
+  <w:abstractNum w:abstractNumId="30" w15:restartNumberingAfterBreak="0">
     <w:nsid w:val="72E516DD"/>
     <w:multiLevelType w:val="multilevel"/>
     <w:tmpl w:val="DC3C8624"/>
@@ -9889,79 +9398,97 @@
     </w:lvl>
   </w:abstractNum>
   <w:num w:numId="1" w16cid:durableId="2055110095">
-    <w:abstractNumId w:val="5"/>
+    <w:abstractNumId w:val="8"/>
   </w:num>
   <w:num w:numId="2" w16cid:durableId="1261915562">
-    <w:abstractNumId w:val="1"/>
+    <w:abstractNumId w:val="2"/>
   </w:num>
   <w:num w:numId="3" w16cid:durableId="1536120790">
-    <w:abstractNumId w:val="18"/>
+    <w:abstractNumId w:val="24"/>
   </w:num>
   <w:num w:numId="4" w16cid:durableId="1493640672">
-    <w:abstractNumId w:val="10"/>
+    <w:abstractNumId w:val="13"/>
   </w:num>
   <w:num w:numId="5" w16cid:durableId="1827935987">
     <w:abstractNumId w:val="0"/>
   </w:num>
   <w:num w:numId="6" w16cid:durableId="1292059293">
-    <w:abstractNumId w:val="24"/>
+    <w:abstractNumId w:val="30"/>
   </w:num>
   <w:num w:numId="7" w16cid:durableId="973801176">
+    <w:abstractNumId w:val="26"/>
+  </w:num>
+  <w:num w:numId="8" w16cid:durableId="990057569">
+    <w:abstractNumId w:val="23"/>
+  </w:num>
+  <w:num w:numId="9" w16cid:durableId="392318110">
+    <w:abstractNumId w:val="27"/>
+  </w:num>
+  <w:num w:numId="10" w16cid:durableId="1534032613">
+    <w:abstractNumId w:val="12"/>
+  </w:num>
+  <w:num w:numId="11" w16cid:durableId="1577396355">
+    <w:abstractNumId w:val="3"/>
+  </w:num>
+  <w:num w:numId="12" w16cid:durableId="1869829622">
+    <w:abstractNumId w:val="16"/>
+  </w:num>
+  <w:num w:numId="13" w16cid:durableId="1407875514">
+    <w:abstractNumId w:val="18"/>
+  </w:num>
+  <w:num w:numId="14" w16cid:durableId="664628262">
+    <w:abstractNumId w:val="6"/>
+  </w:num>
+  <w:num w:numId="15" w16cid:durableId="1852182780">
+    <w:abstractNumId w:val="25"/>
+  </w:num>
+  <w:num w:numId="16" w16cid:durableId="329456488">
+    <w:abstractNumId w:val="4"/>
+  </w:num>
+  <w:num w:numId="17" w16cid:durableId="1428619492">
     <w:abstractNumId w:val="20"/>
   </w:num>
-  <w:num w:numId="8" w16cid:durableId="990057569">
+  <w:num w:numId="18" w16cid:durableId="766926976">
+    <w:abstractNumId w:val="21"/>
+  </w:num>
+  <w:num w:numId="19" w16cid:durableId="1965648826">
+    <w:abstractNumId w:val="19"/>
+  </w:num>
+  <w:num w:numId="20" w16cid:durableId="1616517368">
+    <w:abstractNumId w:val="10"/>
+  </w:num>
+  <w:num w:numId="21" w16cid:durableId="2037193056">
+    <w:abstractNumId w:val="11"/>
+  </w:num>
+  <w:num w:numId="22" w16cid:durableId="1570114570">
+    <w:abstractNumId w:val="9"/>
+  </w:num>
+  <w:num w:numId="23" w16cid:durableId="6684847">
+    <w:abstractNumId w:val="29"/>
+  </w:num>
+  <w:num w:numId="24" w16cid:durableId="2022662870">
+    <w:abstractNumId w:val="28"/>
+  </w:num>
+  <w:num w:numId="25" w16cid:durableId="1250894575">
     <w:abstractNumId w:val="17"/>
   </w:num>
-  <w:num w:numId="9" w16cid:durableId="392318110">
-    <w:abstractNumId w:val="21"/>
+  <w:num w:numId="26" w16cid:durableId="689377214">
+    <w:abstractNumId w:val="7"/>
   </w:num>
-  <w:num w:numId="10" w16cid:durableId="1534032613">
-    <w:abstractNumId w:val="9"/>
+  <w:num w:numId="27" w16cid:durableId="1389954309">
+    <w:abstractNumId w:val="1"/>
   </w:num>
-  <w:num w:numId="11" w16cid:durableId="1577396355">
-    <w:abstractNumId w:val="2"/>
+  <w:num w:numId="28" w16cid:durableId="331688822">
+    <w:abstractNumId w:val="5"/>
   </w:num>
-  <w:num w:numId="12" w16cid:durableId="1869829622">
-    <w:abstractNumId w:val="11"/>
+  <w:num w:numId="29" w16cid:durableId="1823423587">
+    <w:abstractNumId w:val="22"/>
   </w:num>
-  <w:num w:numId="13" w16cid:durableId="1407875514">
-    <w:abstractNumId w:val="13"/>
-  </w:num>
-  <w:num w:numId="14" w16cid:durableId="664628262">
-    <w:abstractNumId w:val="4"/>
-  </w:num>
-  <w:num w:numId="15" w16cid:durableId="1852182780">
-    <w:abstractNumId w:val="19"/>
-  </w:num>
-  <w:num w:numId="16" w16cid:durableId="329456488">
-    <w:abstractNumId w:val="3"/>
-  </w:num>
-  <w:num w:numId="17" w16cid:durableId="1428619492">
-    <w:abstractNumId w:val="15"/>
-  </w:num>
-  <w:num w:numId="18" w16cid:durableId="766926976">
-    <w:abstractNumId w:val="16"/>
-  </w:num>
-  <w:num w:numId="19" w16cid:durableId="1965648826">
+  <w:num w:numId="30" w16cid:durableId="446891756">
     <w:abstractNumId w:val="14"/>
   </w:num>
-  <w:num w:numId="20" w16cid:durableId="1616517368">
-    <w:abstractNumId w:val="7"/>
-  </w:num>
-  <w:num w:numId="21" w16cid:durableId="2037193056">
-    <w:abstractNumId w:val="8"/>
-  </w:num>
-  <w:num w:numId="22" w16cid:durableId="1570114570">
-    <w:abstractNumId w:val="6"/>
-  </w:num>
-  <w:num w:numId="23" w16cid:durableId="6684847">
-    <w:abstractNumId w:val="23"/>
-  </w:num>
-  <w:num w:numId="24" w16cid:durableId="2022662870">
-    <w:abstractNumId w:val="22"/>
-  </w:num>
-  <w:num w:numId="25" w16cid:durableId="1250894575">
-    <w:abstractNumId w:val="12"/>
+  <w:num w:numId="31" w16cid:durableId="1506827108">
+    <w:abstractNumId w:val="15"/>
   </w:num>
 </w:numbering>
 </file>
@@ -10365,11 +9892,14 @@
   <w:style w:type="paragraph" w:default="1" w:styleId="a">
     <w:name w:val="Normal"/>
     <w:qFormat/>
+    <w:rsid w:val="0039532A"/>
     <w:pPr>
+      <w:shd w:val="clear" w:color="auto" w:fill="FFFFFF" w:themeFill="background1"/>
       <w:jc w:val="both"/>
     </w:pPr>
     <w:rPr>
       <w:sz w:val="28"/>
+      <w:szCs w:val="28"/>
     </w:rPr>
   </w:style>
   <w:style w:type="paragraph" w:styleId="1">
@@ -10389,7 +9919,6 @@
     <w:rPr>
       <w:b/>
       <w:color w:val="000000" w:themeColor="text1"/>
-      <w:szCs w:val="28"/>
     </w:rPr>
   </w:style>
   <w:style w:type="paragraph" w:styleId="2">
@@ -10553,7 +10082,6 @@
   <w:style w:type="character" w:default="1" w:styleId="a0">
     <w:name w:val="Default Paragraph Font"/>
     <w:uiPriority w:val="1"/>
-    <w:semiHidden/>
     <w:unhideWhenUsed/>
   </w:style>
   <w:style w:type="table" w:default="1" w:styleId="a1">
@@ -22252,9 +21780,10 @@
     <w:name w:val="Таблица"/>
     <w:link w:val="aff4"/>
     <w:qFormat/>
-    <w:rsid w:val="00487553"/>
+    <w:rsid w:val="0006609A"/>
     <w:pPr>
       <w:ind w:firstLine="0"/>
+      <w:jc w:val="both"/>
     </w:pPr>
     <w:rPr>
       <w:sz w:val="28"/>
@@ -22264,7 +21793,7 @@
     <w:name w:val="Таблица Знак"/>
     <w:basedOn w:val="a0"/>
     <w:link w:val="aff3"/>
-    <w:rsid w:val="00487553"/>
+    <w:rsid w:val="0006609A"/>
     <w:rPr>
       <w:sz w:val="28"/>
     </w:rPr>

--- a/606-22-ДемьянцевВВ_Лаб3.docx
+++ b/606-22-ДемьянцевВВ_Лаб3.docx
@@ -495,7 +495,7 @@
             <w:noProof/>
             <w:webHidden/>
           </w:rPr>
-          <w:t>8</w:t>
+          <w:t>9</w:t>
         </w:r>
         <w:r>
           <w:rPr>
@@ -569,7 +569,7 @@
             <w:noProof/>
             <w:webHidden/>
           </w:rPr>
-          <w:t>10</w:t>
+          <w:t>11</w:t>
         </w:r>
         <w:r>
           <w:rPr>
@@ -604,15 +604,7 @@
     </w:p>
     <w:p>
       <w:r>
-        <w:t>Цель работы</w:t>
-      </w:r>
-      <w:proofErr w:type="gramStart"/>
-      <w:r>
-        <w:t>: Изучить</w:t>
-      </w:r>
-      <w:proofErr w:type="gramEnd"/>
-      <w:r>
-        <w:t xml:space="preserve"> основные характеристики цифровых измерительных приборов на примере универсального вольтметра и цифровых мультиметров.</w:t>
+        <w:t>Цель работы: Изучить основные характеристики цифровых измерительных приборов на примере универсального вольтметра и цифровых мультиметров.</w:t>
       </w:r>
     </w:p>
     <w:p>
@@ -1103,6 +1095,11 @@
       </w:r>
     </w:p>
     <w:p>
+      <w:r>
+        <w:t>После определения классификационных признаков целесообразно перейти к рассмотрению метрологических характеристик. Именно они определяют точность и возможности прибора при проведении измерений. Высокое входное сопротивление прибора обеспечивает минимальное влияние на измеряемую цепь при проведении измерений напряжения.</w:t>
+      </w:r>
+    </w:p>
+    <w:p>
       <w:pPr>
         <w:ind w:firstLine="0"/>
         <w:rPr>
@@ -1306,19 +1303,11 @@
                 <w:bCs/>
               </w:rPr>
             </w:pPr>
-            <w:proofErr w:type="gramStart"/>
             <w:r>
               <w:rPr>
                 <w:bCs/>
               </w:rPr>
-              <w:t>±(</w:t>
-            </w:r>
-            <w:proofErr w:type="gramEnd"/>
-            <w:r>
-              <w:rPr>
-                <w:bCs/>
-              </w:rPr>
-              <w:t>0,5–1,5)%</w:t>
+              <w:t>±(0,5–1,5)%</w:t>
             </w:r>
           </w:p>
         </w:tc>
@@ -1486,19 +1475,11 @@
                 <w:bCs/>
               </w:rPr>
             </w:pPr>
-            <w:proofErr w:type="gramStart"/>
             <w:r>
               <w:rPr>
                 <w:bCs/>
               </w:rPr>
-              <w:t>±(</w:t>
-            </w:r>
-            <w:proofErr w:type="gramEnd"/>
-            <w:r>
-              <w:rPr>
-                <w:bCs/>
-              </w:rPr>
-              <w:t>0,8–2,0)%</w:t>
+              <w:t>±(0,8–2,0)%</w:t>
             </w:r>
           </w:p>
         </w:tc>
@@ -1806,12 +1787,19 @@
         </w:numPr>
       </w:pPr>
       <w:r>
+        <w:lastRenderedPageBreak/>
         <w:t>Условия эксплуатации и общие данные</w:t>
       </w:r>
     </w:p>
     <w:p>
       <w:r>
-        <w:t>Данные взяты из разделов 1.1, 1.2 и 4 паспорта.</w:t>
+        <w:t>Помимо метрологических параметров, важными являются условия эксплуатации, которые влияют на долговечность и безопасность работы с прибором. Соблюдение температурного режима и требований электробезопасности (класс защиты) является обязательным условием для предотвращения отказов и обеспечения точности измерений</w:t>
+      </w:r>
+      <w:r>
+        <w:t xml:space="preserve">. </w:t>
+      </w:r>
+      <w:r>
+        <w:t>Надежность прибора подтверждается высокой наработкой на отказ, составляющей не менее 15000 часов непрерывной работы</w:t>
       </w:r>
     </w:p>
     <w:p>
@@ -1936,7 +1924,6 @@
               <w:rPr>
                 <w:bCs/>
               </w:rPr>
-              <w:lastRenderedPageBreak/>
               <w:t>Электропитание</w:t>
             </w:r>
           </w:p>
@@ -2368,7 +2355,16 @@
     </w:p>
     <w:p>
       <w:r>
-        <w:t>На основании изучения инструкции по эксплуатации.</w:t>
+        <w:t xml:space="preserve">Мультиметр </w:t>
+      </w:r>
+      <w:r>
+        <w:rPr>
+          <w:lang w:val="en-US"/>
+        </w:rPr>
+        <w:t>MY</w:t>
+      </w:r>
+      <w:r>
+        <w:t>-60 представляет собой многофункциональный прибор, сочетающий в себе возможности вольтметра, амперметра и омметра. Его классификация имеет особенности, связанные с портативным исполнением и автономным питанием, что отражено в нижеприведённой таблице.</w:t>
       </w:r>
     </w:p>
     <w:p>
@@ -2694,7 +2690,11 @@
         </w:tc>
       </w:tr>
     </w:tbl>
-    <w:p/>
+    <w:p>
+      <w:pPr>
+        <w:ind w:firstLine="0"/>
+      </w:pPr>
+    </w:p>
     <w:p>
       <w:pPr>
         <w:pStyle w:val="aff0"/>
@@ -2704,12 +2704,13 @@
         </w:numPr>
       </w:pPr>
       <w:r>
+        <w:lastRenderedPageBreak/>
         <w:t>Основные метрологические характеристики</w:t>
       </w:r>
     </w:p>
     <w:p>
       <w:r>
-        <w:t>Данные взяты из раздела «СПЕЦИФИКАЦИЯ» инструкции.</w:t>
+        <w:t>Ключевым преимуществом мультиметра является возможность измерения широкого спектра физических величин. В таблице сведены основные диапазоны и погрешности для каждой функции.</w:t>
       </w:r>
     </w:p>
     <w:p>
@@ -2914,19 +2915,11 @@
                 <w:bCs/>
               </w:rPr>
             </w:pPr>
-            <w:proofErr w:type="gramStart"/>
             <w:r>
               <w:rPr>
                 <w:bCs/>
               </w:rPr>
-              <w:t>±(</w:t>
-            </w:r>
-            <w:proofErr w:type="gramEnd"/>
-            <w:r>
-              <w:rPr>
-                <w:bCs/>
-              </w:rPr>
-              <w:t xml:space="preserve">0,5–0,8)% ±1 </w:t>
+              <w:t xml:space="preserve">±(0,5–0,8)% ±1 </w:t>
             </w:r>
             <w:proofErr w:type="spellStart"/>
             <w:r>
@@ -3022,19 +3015,11 @@
                 <w:bCs/>
               </w:rPr>
             </w:pPr>
-            <w:proofErr w:type="gramStart"/>
             <w:r>
               <w:rPr>
                 <w:bCs/>
               </w:rPr>
-              <w:t>±(</w:t>
-            </w:r>
-            <w:proofErr w:type="gramEnd"/>
-            <w:r>
-              <w:rPr>
-                <w:bCs/>
-              </w:rPr>
-              <w:t xml:space="preserve">0,8–1,2)% ±3 </w:t>
+              <w:t xml:space="preserve">±(0,8–1,2)% ±3 </w:t>
             </w:r>
             <w:proofErr w:type="spellStart"/>
             <w:r>
@@ -3130,19 +3115,11 @@
                 <w:bCs/>
               </w:rPr>
             </w:pPr>
-            <w:proofErr w:type="gramStart"/>
             <w:r>
               <w:rPr>
                 <w:bCs/>
               </w:rPr>
-              <w:t>±(</w:t>
-            </w:r>
-            <w:proofErr w:type="gramEnd"/>
-            <w:r>
-              <w:rPr>
-                <w:bCs/>
-              </w:rPr>
-              <w:t xml:space="preserve">0,8–2,0)% ±1–5 </w:t>
+              <w:t xml:space="preserve">±(0,8–2,0)% ±1–5 </w:t>
             </w:r>
             <w:proofErr w:type="spellStart"/>
             <w:r>
@@ -3238,19 +3215,11 @@
                 <w:bCs/>
               </w:rPr>
             </w:pPr>
-            <w:proofErr w:type="gramStart"/>
             <w:r>
               <w:rPr>
                 <w:bCs/>
               </w:rPr>
-              <w:t>±(</w:t>
-            </w:r>
-            <w:proofErr w:type="gramEnd"/>
-            <w:r>
-              <w:rPr>
-                <w:bCs/>
-              </w:rPr>
-              <w:t xml:space="preserve">1,0–3,0)% ±3–7 </w:t>
+              <w:t xml:space="preserve">±(1,0–3,0)% ±3–7 </w:t>
             </w:r>
             <w:proofErr w:type="spellStart"/>
             <w:r>
@@ -3346,19 +3315,11 @@
                 <w:bCs/>
               </w:rPr>
             </w:pPr>
-            <w:proofErr w:type="gramStart"/>
             <w:r>
               <w:rPr>
                 <w:bCs/>
               </w:rPr>
-              <w:t>±(</w:t>
-            </w:r>
-            <w:proofErr w:type="gramEnd"/>
-            <w:r>
-              <w:rPr>
-                <w:bCs/>
-              </w:rPr>
-              <w:t xml:space="preserve">0,8–5,0)% ±1–10 </w:t>
+              <w:t xml:space="preserve">±(0,8–5,0)% ±1–10 </w:t>
             </w:r>
             <w:proofErr w:type="spellStart"/>
             <w:r>
@@ -3516,7 +3477,6 @@
               <w:rPr>
                 <w:bCs/>
               </w:rPr>
-              <w:lastRenderedPageBreak/>
               <w:t>Температура</w:t>
             </w:r>
           </w:p>
@@ -3555,19 +3515,11 @@
                 <w:bCs/>
               </w:rPr>
             </w:pPr>
-            <w:proofErr w:type="gramStart"/>
             <w:r>
               <w:rPr>
                 <w:bCs/>
               </w:rPr>
-              <w:t>±(</w:t>
-            </w:r>
-            <w:proofErr w:type="gramEnd"/>
-            <w:r>
-              <w:rPr>
-                <w:bCs/>
-              </w:rPr>
-              <w:t>1,0–5,0)%</w:t>
+              <w:t>±(1,0–5,0)%</w:t>
             </w:r>
           </w:p>
         </w:tc>
@@ -3695,7 +3647,10 @@
     </w:p>
     <w:p>
       <w:r>
-        <w:t>Данные взяты из раздела «ОБЩИЕ ТЕХНИЧЕСКИЕ ХАРАКТЕРИСТИКИ».</w:t>
+        <w:t>Для корректной работы прибора необходимо учитывать условия окружающей среды. Питание от батареи 9 В требует контроля заряда, а класс защиты II обеспечивает безопасность без заземления</w:t>
+      </w:r>
+      <w:r>
+        <w:t>.</w:t>
       </w:r>
     </w:p>
     <w:p>
@@ -4172,6 +4127,7 @@
           <w:b w:val="0"/>
           <w:bCs/>
         </w:rPr>
+        <w:lastRenderedPageBreak/>
         <w:t xml:space="preserve">Изучение паспорта мультиметра </w:t>
       </w:r>
       <w:r>
@@ -4197,23 +4153,7 @@
     </w:p>
     <w:p>
       <w:r>
-        <w:t xml:space="preserve">На основании изучения </w:t>
-      </w:r>
-      <w:proofErr w:type="spellStart"/>
-      <w:r>
-        <w:t>Operating</w:t>
-      </w:r>
-      <w:proofErr w:type="spellEnd"/>
-      <w:r>
-        <w:t xml:space="preserve"> </w:t>
-      </w:r>
-      <w:proofErr w:type="spellStart"/>
-      <w:r>
-        <w:t>Manual</w:t>
-      </w:r>
-      <w:proofErr w:type="spellEnd"/>
-      <w:r>
-        <w:t xml:space="preserve"> UT51-55.</w:t>
+        <w:t>Прибор UNI-T UT55 относится к цифровым мультиметрам серии UT50. Классификационные признаки схожи с предыдущим прибором, но есть отличия в стандартах безопасности и функциях.</w:t>
       </w:r>
     </w:p>
     <w:p>
@@ -4564,15 +4504,7 @@
     </w:p>
     <w:p>
       <w:r>
-        <w:t>Данные взяты из раздела B «</w:t>
-      </w:r>
-      <w:proofErr w:type="spellStart"/>
-      <w:r>
-        <w:t>Specifications</w:t>
-      </w:r>
-      <w:proofErr w:type="spellEnd"/>
-      <w:r>
-        <w:t>» (модель UT55).</w:t>
+        <w:t>Метрологические характеристики UT55 имеют особенности в диапазонах тока и сопротивления. Точность указана для температуры 23 °C ± 5 °C, что важно учитывать при высокоточных измерениях. Погрешность нормируется в процентах от измеряемого значения с добавлением единиц младшего разряда.</w:t>
       </w:r>
     </w:p>
     <w:p>
@@ -4742,7 +4674,6 @@
                 <w:rFonts w:eastAsia="Arial"/>
                 <w:bCs/>
               </w:rPr>
-              <w:lastRenderedPageBreak/>
               <w:t>Постоянное напряжение</w:t>
             </w:r>
           </w:p>
@@ -4782,21 +4713,12 @@
                 <w:bCs/>
               </w:rPr>
             </w:pPr>
-            <w:proofErr w:type="gramStart"/>
             <w:r>
               <w:rPr>
                 <w:rFonts w:eastAsia="Arial"/>
                 <w:bCs/>
               </w:rPr>
-              <w:t>±(</w:t>
-            </w:r>
-            <w:proofErr w:type="gramEnd"/>
-            <w:r>
-              <w:rPr>
-                <w:rFonts w:eastAsia="Arial"/>
-                <w:bCs/>
-              </w:rPr>
-              <w:t>0,5%+1) – ±(0,8%+2)</w:t>
+              <w:t>±(0,5%+1) – ±(0,8%+2)</w:t>
             </w:r>
           </w:p>
         </w:tc>
@@ -4881,21 +4803,12 @@
                 <w:bCs/>
               </w:rPr>
             </w:pPr>
-            <w:proofErr w:type="gramStart"/>
             <w:r>
               <w:rPr>
                 <w:rFonts w:eastAsia="Arial"/>
                 <w:bCs/>
               </w:rPr>
-              <w:t>±(</w:t>
-            </w:r>
-            <w:proofErr w:type="gramEnd"/>
-            <w:r>
-              <w:rPr>
-                <w:rFonts w:eastAsia="Arial"/>
-                <w:bCs/>
-              </w:rPr>
-              <w:t>0,8%+3) – ±(1,2%+3)</w:t>
+              <w:t>±(0,8%+3) – ±(1,2%+3)</w:t>
             </w:r>
           </w:p>
         </w:tc>
@@ -4980,21 +4893,12 @@
                 <w:bCs/>
               </w:rPr>
             </w:pPr>
-            <w:proofErr w:type="gramStart"/>
             <w:r>
               <w:rPr>
                 <w:rFonts w:eastAsia="Arial"/>
                 <w:bCs/>
               </w:rPr>
-              <w:t>±(</w:t>
-            </w:r>
-            <w:proofErr w:type="gramEnd"/>
-            <w:r>
-              <w:rPr>
-                <w:rFonts w:eastAsia="Arial"/>
-                <w:bCs/>
-              </w:rPr>
-              <w:t>0,8%+1) – ±(2%+5)</w:t>
+              <w:t>±(0,8%+1) – ±(2%+5)</w:t>
             </w:r>
           </w:p>
         </w:tc>
@@ -5079,21 +4983,12 @@
                 <w:bCs/>
               </w:rPr>
             </w:pPr>
-            <w:proofErr w:type="gramStart"/>
             <w:r>
               <w:rPr>
                 <w:rFonts w:eastAsia="Arial"/>
                 <w:bCs/>
               </w:rPr>
-              <w:t>±(</w:t>
-            </w:r>
-            <w:proofErr w:type="gramEnd"/>
-            <w:r>
-              <w:rPr>
-                <w:rFonts w:eastAsia="Arial"/>
-                <w:bCs/>
-              </w:rPr>
-              <w:t>1%+3) – ±(3%+7)</w:t>
+              <w:t>±(1%+3) – ±(3%+7)</w:t>
             </w:r>
           </w:p>
         </w:tc>
@@ -5178,21 +5073,12 @@
                 <w:bCs/>
               </w:rPr>
             </w:pPr>
-            <w:proofErr w:type="gramStart"/>
             <w:r>
               <w:rPr>
                 <w:rFonts w:eastAsia="Arial"/>
                 <w:bCs/>
               </w:rPr>
-              <w:t>±(</w:t>
-            </w:r>
-            <w:proofErr w:type="gramEnd"/>
-            <w:r>
-              <w:rPr>
-                <w:rFonts w:eastAsia="Arial"/>
-                <w:bCs/>
-              </w:rPr>
-              <w:t>0,8%+1) – ±[5%(-10)+10]</w:t>
+              <w:t>±(0,8%+1) – ±[5%(-10)+10]</w:t>
             </w:r>
           </w:p>
         </w:tc>
@@ -5277,21 +5163,12 @@
                 <w:bCs/>
               </w:rPr>
             </w:pPr>
-            <w:proofErr w:type="gramStart"/>
             <w:r>
               <w:rPr>
                 <w:rFonts w:eastAsia="Arial"/>
                 <w:bCs/>
               </w:rPr>
-              <w:t>±(</w:t>
-            </w:r>
-            <w:proofErr w:type="gramEnd"/>
-            <w:r>
-              <w:rPr>
-                <w:rFonts w:eastAsia="Arial"/>
-                <w:bCs/>
-              </w:rPr>
-              <w:t>4%+3)</w:t>
+              <w:t>±(4%+3)</w:t>
             </w:r>
           </w:p>
         </w:tc>
@@ -5376,21 +5253,12 @@
                 <w:bCs/>
               </w:rPr>
             </w:pPr>
-            <w:proofErr w:type="gramStart"/>
             <w:r>
               <w:rPr>
                 <w:rFonts w:eastAsia="Arial"/>
                 <w:bCs/>
               </w:rPr>
-              <w:t>±(</w:t>
-            </w:r>
-            <w:proofErr w:type="gramEnd"/>
-            <w:r>
-              <w:rPr>
-                <w:rFonts w:eastAsia="Arial"/>
-                <w:bCs/>
-              </w:rPr>
-              <w:t>1,5%+5)</w:t>
+              <w:t>±(1,5%+5)</w:t>
             </w:r>
           </w:p>
         </w:tc>
@@ -5518,59 +5386,13 @@
         </w:numPr>
       </w:pPr>
       <w:r>
+        <w:lastRenderedPageBreak/>
         <w:t>Условия эксплуатации и общие данные</w:t>
       </w:r>
     </w:p>
     <w:p>
-      <w:pPr>
-        <w:rPr>
-          <w:lang w:val="en-US"/>
-        </w:rPr>
-      </w:pPr>
       <w:r>
-        <w:t>Данные</w:t>
-      </w:r>
-      <w:r>
-        <w:rPr>
-          <w:lang w:val="en-US"/>
-        </w:rPr>
-        <w:t xml:space="preserve"> </w:t>
-      </w:r>
-      <w:r>
-        <w:t>взяты</w:t>
-      </w:r>
-      <w:r>
-        <w:rPr>
-          <w:lang w:val="en-US"/>
-        </w:rPr>
-        <w:t xml:space="preserve"> </w:t>
-      </w:r>
-      <w:r>
-        <w:t>из</w:t>
-      </w:r>
-      <w:r>
-        <w:rPr>
-          <w:lang w:val="en-US"/>
-        </w:rPr>
-        <w:t xml:space="preserve"> </w:t>
-      </w:r>
-      <w:r>
-        <w:t>раздела</w:t>
-      </w:r>
-      <w:r>
-        <w:rPr>
-          <w:lang w:val="en-US"/>
-        </w:rPr>
-        <w:t xml:space="preserve"> A «Your Meters Feature» </w:t>
-      </w:r>
-      <w:r>
-        <w:t>и</w:t>
-      </w:r>
-      <w:r>
-        <w:rPr>
-          <w:lang w:val="en-US"/>
-        </w:rPr>
-        <w:t xml:space="preserve"> Safety Rules.</w:t>
+        <w:t>Эксплуатационные данные включают в себя не только физические параметры, но и требования к безопасности. Прибор соответствует международному стандарту IEC 61010, что подтверждается маркировкой категории перенапряжения CAT II. Наличие функции автоотключения питания способствует экономии ресурса батареи.</w:t>
       </w:r>
     </w:p>
     <w:p>
@@ -6277,7 +6099,6 @@
     </w:p>
     <w:sectPr>
       <w:footerReference w:type="default" r:id="rId8"/>
-      <w:footerReference w:type="first" r:id="rId9"/>
       <w:pgSz w:w="11906" w:h="16838"/>
       <w:pgMar w:top="1134" w:right="850" w:bottom="1134" w:left="1701" w:header="708" w:footer="708" w:gutter="0"/>
       <w:pgNumType w:start="1"/>
@@ -6328,13 +6149,6 @@
       <w:fldChar w:fldCharType="end"/>
     </w:r>
   </w:p>
-  <w:p/>
-</w:ftr>
-</file>
-
-<file path=word/footer2.xml><?xml version="1.0" encoding="utf-8"?>
-<w:ftr xmlns:wpc="http://schemas.microsoft.com/office/word/2010/wordprocessingCanvas" xmlns:cx="http://schemas.microsoft.com/office/drawing/2014/chartex" xmlns:cx1="http://schemas.microsoft.com/office/drawing/2015/9/8/chartex" xmlns:cx2="http://schemas.microsoft.com/office/drawing/2015/10/21/chartex" xmlns:cx3="http://schemas.microsoft.com/office/drawing/2016/5/9/chartex" xmlns:cx4="http://schemas.microsoft.com/office/drawing/2016/5/10/chartex" xmlns:cx5="http://schemas.microsoft.com/office/drawing/2016/5/11/chartex" xmlns:cx6="http://schemas.microsoft.com/office/drawing/2016/5/12/chartex" xmlns:cx7="http://schemas.microsoft.com/office/drawing/2016/5/13/chartex" xmlns:cx8="http://schemas.microsoft.com/office/drawing/2016/5/14/chartex" xmlns:mc="http://schemas.openxmlformats.org/markup-compatibility/2006" xmlns:aink="http://schemas.microsoft.com/office/drawing/2016/ink" xmlns:am3d="http://schemas.microsoft.com/office/drawing/2017/model3d" xmlns:o="urn:schemas-microsoft-com:office:office" xmlns:oel="http://schemas.microsoft.com/office/2019/extlst" xmlns:r="http://schemas.openxmlformats.org/officeDocument/2006/relationships" xmlns:m="http://schemas.openxmlformats.org/officeDocument/2006/math" xmlns:v="urn:schemas-microsoft-com:vml" xmlns:wp14="http://schemas.microsoft.com/office/word/2010/wordprocessingDrawing" xmlns:wp="http://schemas.openxmlformats.org/drawingml/2006/wordprocessingDrawing" xmlns:w10="urn:schemas-microsoft-com:office:word" xmlns:w="http://schemas.openxmlformats.org/wordprocessingml/2006/main" xmlns:w14="http://schemas.microsoft.com/office/word/2010/wordml" xmlns:w15="http://schemas.microsoft.com/office/word/2012/wordml" xmlns:w16cex="http://schemas.microsoft.com/office/word/2018/wordml/cex" xmlns:w16cid="http://schemas.microsoft.com/office/word/2016/wordml/cid" xmlns:w16="http://schemas.microsoft.com/office/word/2018/wordml" xmlns:w16sdtdh="http://schemas.microsoft.com/office/word/2020/wordml/sdtdatahash" xmlns:w16se="http://schemas.microsoft.com/office/word/2015/wordml/symex" xmlns:wpg="http://schemas.microsoft.com/office/word/2010/wordprocessingGroup" xmlns:wpi="http://schemas.microsoft.com/office/word/2010/wordprocessingInk" xmlns:wne="http://schemas.microsoft.com/office/word/2006/wordml" xmlns:wps="http://schemas.microsoft.com/office/word/2010/wordprocessingShape" mc:Ignorable="w14 w15 w16se w16cid w16 w16cex w16sdtdh wp14">
-  <w:p/>
 </w:ftr>
 </file>
 
@@ -10082,6 +9896,7 @@
   <w:style w:type="character" w:default="1" w:styleId="a0">
     <w:name w:val="Default Paragraph Font"/>
     <w:uiPriority w:val="1"/>
+    <w:semiHidden/>
     <w:unhideWhenUsed/>
   </w:style>
   <w:style w:type="table" w:default="1" w:styleId="a1">

--- a/606-22-ДемьянцевВВ_Лаб3.docx
+++ b/606-22-ДемьянцевВВ_Лаб3.docx
@@ -4,258 +4,164 @@
   <w:body>
     <w:p>
       <w:pPr>
-        <w:jc w:val="center"/>
-        <w:rPr>
-          <w:shd w:val="clear" w:color="auto" w:fill="FFFFFF"/>
-        </w:rPr>
+        <w:pStyle w:val="aff7"/>
       </w:pPr>
       <w:r>
-        <w:rPr>
-          <w:shd w:val="clear" w:color="auto" w:fill="FFFFFF"/>
-        </w:rPr>
         <w:t>БЮДЖЕТНОЕ УЧРЕЖДЕНИЕ ВЫСШЕГО ОБРАЗОВАНИЯ ХАНТЫ-МАНСИЙСКОГО АВТОНОМНОГО ОКРУГА – ЮГРЫ «СУРГУТСКИЙ ГОСУДАРСТВЕННЫЙ УНИВЕРСИТЕТ»</w:t>
       </w:r>
     </w:p>
     <w:p>
       <w:pPr>
-        <w:jc w:val="center"/>
-        <w:rPr>
-          <w:shd w:val="clear" w:color="auto" w:fill="FFFFFF"/>
-        </w:rPr>
+        <w:pStyle w:val="aff7"/>
       </w:pPr>
     </w:p>
     <w:p>
       <w:pPr>
-        <w:jc w:val="center"/>
-        <w:rPr>
-          <w:shd w:val="clear" w:color="auto" w:fill="FFFFFF"/>
-        </w:rPr>
+        <w:pStyle w:val="aff7"/>
       </w:pPr>
     </w:p>
     <w:p>
       <w:pPr>
-        <w:jc w:val="center"/>
-        <w:rPr>
-          <w:shd w:val="clear" w:color="auto" w:fill="FFFFFF"/>
-        </w:rPr>
+        <w:pStyle w:val="aff7"/>
       </w:pPr>
     </w:p>
     <w:p>
       <w:pPr>
-        <w:jc w:val="center"/>
-        <w:rPr>
-          <w:shd w:val="clear" w:color="auto" w:fill="FFFFFF"/>
-        </w:rPr>
+        <w:pStyle w:val="aff7"/>
       </w:pPr>
       <w:r>
-        <w:rPr>
-          <w:shd w:val="clear" w:color="auto" w:fill="FFFFFF"/>
-        </w:rPr>
         <w:t>ОТЧЕТ ПО ЛАБОРАТОРНОЙ РАБОТЕ №3</w:t>
       </w:r>
     </w:p>
     <w:p>
       <w:pPr>
-        <w:jc w:val="center"/>
+        <w:pStyle w:val="aff7"/>
       </w:pPr>
     </w:p>
     <w:p>
       <w:pPr>
-        <w:jc w:val="center"/>
+        <w:pStyle w:val="aff7"/>
       </w:pPr>
     </w:p>
     <w:p>
       <w:pPr>
-        <w:jc w:val="center"/>
+        <w:pStyle w:val="aff7"/>
       </w:pPr>
     </w:p>
     <w:p>
       <w:pPr>
-        <w:jc w:val="center"/>
-        <w:rPr>
-          <w:shd w:val="clear" w:color="auto" w:fill="FFFFFF"/>
-        </w:rPr>
+        <w:pStyle w:val="aff7"/>
       </w:pPr>
       <w:r>
-        <w:rPr>
-          <w:shd w:val="clear" w:color="auto" w:fill="FFFFFF"/>
-        </w:rPr>
         <w:t>ПО ДИСЦИПЛИНЕ «МЕТРОЛОГИЯ, СТАНДАРТИЗАЦИЯ И СЕРТИФИКАЦИЯ»</w:t>
       </w:r>
     </w:p>
     <w:p>
       <w:pPr>
-        <w:jc w:val="center"/>
+        <w:pStyle w:val="aff7"/>
       </w:pPr>
     </w:p>
     <w:p>
       <w:pPr>
-        <w:jc w:val="center"/>
+        <w:pStyle w:val="aff7"/>
       </w:pPr>
     </w:p>
     <w:p>
       <w:pPr>
-        <w:jc w:val="center"/>
+        <w:pStyle w:val="aff7"/>
       </w:pPr>
     </w:p>
     <w:p>
       <w:pPr>
-        <w:jc w:val="center"/>
-        <w:rPr>
-          <w:shd w:val="clear" w:color="auto" w:fill="FFFFFF"/>
-        </w:rPr>
+        <w:pStyle w:val="aff7"/>
       </w:pPr>
       <w:r>
-        <w:rPr>
-          <w:shd w:val="clear" w:color="auto" w:fill="FFFFFF"/>
-        </w:rPr>
-        <w:t>по теме: «</w:t>
-      </w:r>
-      <w:r>
-        <w:t>Изучение паспорта цифрового измерительного прибора</w:t>
-      </w:r>
-      <w:r>
-        <w:rPr>
-          <w:shd w:val="clear" w:color="auto" w:fill="FFFFFF"/>
-        </w:rPr>
-        <w:t>»</w:t>
+        <w:t>по теме: «Изучение паспорта цифрового измерительного прибора»</w:t>
       </w:r>
     </w:p>
     <w:p>
       <w:pPr>
-        <w:jc w:val="center"/>
-        <w:rPr>
-          <w:shd w:val="clear" w:color="auto" w:fill="FFFFFF"/>
-        </w:rPr>
+        <w:pStyle w:val="aff7"/>
       </w:pPr>
     </w:p>
     <w:p>
       <w:pPr>
-        <w:jc w:val="center"/>
-        <w:rPr>
-          <w:shd w:val="clear" w:color="auto" w:fill="FFFFFF"/>
-        </w:rPr>
+        <w:pStyle w:val="aff7"/>
       </w:pPr>
     </w:p>
     <w:p>
       <w:pPr>
-        <w:jc w:val="center"/>
-        <w:rPr>
-          <w:shd w:val="clear" w:color="auto" w:fill="FFFFFF"/>
-        </w:rPr>
+        <w:pStyle w:val="aff7"/>
       </w:pPr>
     </w:p>
     <w:p>
       <w:pPr>
-        <w:jc w:val="center"/>
-        <w:rPr>
-          <w:shd w:val="clear" w:color="auto" w:fill="FFFFFF"/>
-        </w:rPr>
+        <w:pStyle w:val="aff7"/>
       </w:pPr>
       <w:r>
-        <w:rPr>
-          <w:shd w:val="clear" w:color="auto" w:fill="FFFFFF"/>
-        </w:rPr>
         <w:t>Проверил: ст. преподаватель Гребенюк Е.В.</w:t>
       </w:r>
     </w:p>
     <w:p>
       <w:pPr>
-        <w:jc w:val="center"/>
-        <w:rPr>
-          <w:shd w:val="clear" w:color="auto" w:fill="FFFFFF"/>
-        </w:rPr>
+        <w:pStyle w:val="aff7"/>
       </w:pPr>
       <w:r>
-        <w:rPr>
-          <w:shd w:val="clear" w:color="auto" w:fill="FFFFFF"/>
-        </w:rPr>
         <w:t>Выполнил: студент группы 606-22</w:t>
       </w:r>
     </w:p>
     <w:p>
       <w:pPr>
-        <w:jc w:val="center"/>
-        <w:rPr>
-          <w:shd w:val="clear" w:color="auto" w:fill="FFFFFF"/>
-        </w:rPr>
+        <w:pStyle w:val="aff7"/>
       </w:pPr>
       <w:r>
-        <w:rPr>
-          <w:shd w:val="clear" w:color="auto" w:fill="FFFFFF"/>
-        </w:rPr>
         <w:t>Демьянцев Виталий Владиславович</w:t>
       </w:r>
     </w:p>
     <w:p>
       <w:pPr>
-        <w:jc w:val="center"/>
-        <w:rPr>
-          <w:shd w:val="clear" w:color="auto" w:fill="FFFFFF"/>
-        </w:rPr>
+        <w:pStyle w:val="aff7"/>
       </w:pPr>
     </w:p>
     <w:p>
       <w:pPr>
-        <w:jc w:val="center"/>
-        <w:rPr>
-          <w:shd w:val="clear" w:color="auto" w:fill="FFFFFF"/>
-        </w:rPr>
+        <w:pStyle w:val="aff7"/>
       </w:pPr>
     </w:p>
     <w:p>
       <w:pPr>
-        <w:jc w:val="center"/>
-        <w:rPr>
-          <w:shd w:val="clear" w:color="auto" w:fill="FFFFFF"/>
-        </w:rPr>
+        <w:pStyle w:val="aff7"/>
       </w:pPr>
     </w:p>
     <w:p>
       <w:pPr>
-        <w:jc w:val="center"/>
-        <w:rPr>
-          <w:shd w:val="clear" w:color="auto" w:fill="FFFFFF"/>
-        </w:rPr>
+        <w:pStyle w:val="aff7"/>
       </w:pPr>
     </w:p>
     <w:p>
       <w:pPr>
-        <w:jc w:val="center"/>
-        <w:rPr>
-          <w:shd w:val="clear" w:color="auto" w:fill="FFFFFF"/>
-        </w:rPr>
+        <w:pStyle w:val="aff7"/>
       </w:pPr>
     </w:p>
     <w:p>
       <w:pPr>
-        <w:jc w:val="center"/>
-        <w:rPr>
-          <w:shd w:val="clear" w:color="auto" w:fill="FFFFFF"/>
-        </w:rPr>
+        <w:pStyle w:val="aff7"/>
       </w:pPr>
     </w:p>
     <w:p>
       <w:pPr>
-        <w:jc w:val="center"/>
+        <w:pStyle w:val="aff7"/>
       </w:pPr>
       <w:r>
-        <w:rPr>
-          <w:shd w:val="clear" w:color="auto" w:fill="FFFFFF"/>
-        </w:rPr>
         <w:t>Сургут</w:t>
       </w:r>
       <w:r>
         <w:rPr>
-          <w:shd w:val="clear" w:color="auto" w:fill="FFFFFF"/>
           <w:lang w:val="en-US"/>
         </w:rPr>
         <w:t xml:space="preserve"> </w:t>
       </w:r>
       <w:r>
-        <w:rPr>
-          <w:shd w:val="clear" w:color="auto" w:fill="FFFFFF"/>
-        </w:rPr>
         <w:t>2026</w:t>
       </w:r>
       <w:r>
@@ -277,10 +183,7 @@
     </w:p>
     <w:p>
       <w:pPr>
-        <w:pStyle w:val="12"/>
-        <w:tabs>
-          <w:tab w:val="right" w:leader="dot" w:pos="9345"/>
-        </w:tabs>
+        <w:pStyle w:val="aff9"/>
         <w:rPr>
           <w:rFonts w:asciiTheme="minorHAnsi" w:eastAsiaTheme="minorEastAsia" w:hAnsiTheme="minorHAnsi" w:cstheme="minorBidi"/>
           <w:noProof/>
@@ -360,10 +263,7 @@
     </w:p>
     <w:p>
       <w:pPr>
-        <w:pStyle w:val="12"/>
-        <w:tabs>
-          <w:tab w:val="right" w:leader="dot" w:pos="9345"/>
-        </w:tabs>
+        <w:pStyle w:val="aff9"/>
         <w:rPr>
           <w:rFonts w:asciiTheme="minorHAnsi" w:eastAsiaTheme="minorEastAsia" w:hAnsiTheme="minorHAnsi" w:cstheme="minorBidi"/>
           <w:noProof/>
@@ -434,10 +334,7 @@
     </w:p>
     <w:p>
       <w:pPr>
-        <w:pStyle w:val="12"/>
-        <w:tabs>
-          <w:tab w:val="right" w:leader="dot" w:pos="9345"/>
-        </w:tabs>
+        <w:pStyle w:val="aff9"/>
         <w:rPr>
           <w:rFonts w:asciiTheme="minorHAnsi" w:eastAsiaTheme="minorEastAsia" w:hAnsiTheme="minorHAnsi" w:cstheme="minorBidi"/>
           <w:noProof/>
@@ -508,10 +405,7 @@
     </w:p>
     <w:p>
       <w:pPr>
-        <w:pStyle w:val="12"/>
-        <w:tabs>
-          <w:tab w:val="right" w:leader="dot" w:pos="9345"/>
-        </w:tabs>
+        <w:pStyle w:val="aff9"/>
         <w:rPr>
           <w:rFonts w:asciiTheme="minorHAnsi" w:eastAsiaTheme="minorEastAsia" w:hAnsiTheme="minorHAnsi" w:cstheme="minorBidi"/>
           <w:noProof/>
@@ -604,7 +498,13 @@
     </w:p>
     <w:p>
       <w:r>
-        <w:t>Цель работы: Изучить основные характеристики цифровых измерительных приборов на примере универсального вольтметра и цифровых мультиметров.</w:t>
+        <w:t>Цель работы</w:t>
+      </w:r>
+      <w:r>
+        <w:t>: изучить</w:t>
+      </w:r>
+      <w:r>
+        <w:t xml:space="preserve"> основные характеристики цифровых измерительных приборов на примере универсального вольтметра и цифровых мультиметров.</w:t>
       </w:r>
     </w:p>
     <w:p>
@@ -2184,19 +2084,11 @@
                 <w:bCs/>
               </w:rPr>
             </w:pPr>
-            <w:proofErr w:type="spellStart"/>
             <w:r>
               <w:rPr>
                 <w:bCs/>
               </w:rPr>
-              <w:t>Межповерочный</w:t>
-            </w:r>
-            <w:proofErr w:type="spellEnd"/>
-            <w:r>
-              <w:rPr>
-                <w:bCs/>
-              </w:rPr>
-              <w:t xml:space="preserve"> интервал</w:t>
+              <w:t>Межповерочный интервал</w:t>
             </w:r>
           </w:p>
         </w:tc>
@@ -2919,21 +2811,7 @@
               <w:rPr>
                 <w:bCs/>
               </w:rPr>
-              <w:t xml:space="preserve">±(0,5–0,8)% ±1 </w:t>
-            </w:r>
-            <w:proofErr w:type="spellStart"/>
-            <w:r>
-              <w:rPr>
-                <w:bCs/>
-              </w:rPr>
-              <w:t>ед.сч</w:t>
-            </w:r>
-            <w:proofErr w:type="spellEnd"/>
-            <w:r>
-              <w:rPr>
-                <w:bCs/>
-              </w:rPr>
-              <w:t>.</w:t>
+              <w:t>±(0,5–0,8)% ±1 ед.сч.</w:t>
             </w:r>
           </w:p>
         </w:tc>
@@ -3019,21 +2897,7 @@
               <w:rPr>
                 <w:bCs/>
               </w:rPr>
-              <w:t xml:space="preserve">±(0,8–1,2)% ±3 </w:t>
-            </w:r>
-            <w:proofErr w:type="spellStart"/>
-            <w:r>
-              <w:rPr>
-                <w:bCs/>
-              </w:rPr>
-              <w:t>ед.сч</w:t>
-            </w:r>
-            <w:proofErr w:type="spellEnd"/>
-            <w:r>
-              <w:rPr>
-                <w:bCs/>
-              </w:rPr>
-              <w:t>.</w:t>
+              <w:t>±(0,8–1,2)% ±3 ед.сч.</w:t>
             </w:r>
           </w:p>
         </w:tc>
@@ -3119,21 +2983,7 @@
               <w:rPr>
                 <w:bCs/>
               </w:rPr>
-              <w:t xml:space="preserve">±(0,8–2,0)% ±1–5 </w:t>
-            </w:r>
-            <w:proofErr w:type="spellStart"/>
-            <w:r>
-              <w:rPr>
-                <w:bCs/>
-              </w:rPr>
-              <w:t>ед.сч</w:t>
-            </w:r>
-            <w:proofErr w:type="spellEnd"/>
-            <w:r>
-              <w:rPr>
-                <w:bCs/>
-              </w:rPr>
-              <w:t>.</w:t>
+              <w:t>±(0,8–2,0)% ±1–5 ед.сч.</w:t>
             </w:r>
           </w:p>
         </w:tc>
@@ -3219,21 +3069,7 @@
               <w:rPr>
                 <w:bCs/>
               </w:rPr>
-              <w:t xml:space="preserve">±(1,0–3,0)% ±3–7 </w:t>
-            </w:r>
-            <w:proofErr w:type="spellStart"/>
-            <w:r>
-              <w:rPr>
-                <w:bCs/>
-              </w:rPr>
-              <w:t>ед.сч</w:t>
-            </w:r>
-            <w:proofErr w:type="spellEnd"/>
-            <w:r>
-              <w:rPr>
-                <w:bCs/>
-              </w:rPr>
-              <w:t>.</w:t>
+              <w:t>±(1,0–3,0)% ±3–7 ед.сч.</w:t>
             </w:r>
           </w:p>
         </w:tc>
@@ -3319,21 +3155,7 @@
               <w:rPr>
                 <w:bCs/>
               </w:rPr>
-              <w:t xml:space="preserve">±(0,8–5,0)% ±1–10 </w:t>
-            </w:r>
-            <w:proofErr w:type="spellStart"/>
-            <w:r>
-              <w:rPr>
-                <w:bCs/>
-              </w:rPr>
-              <w:t>ед.сч</w:t>
-            </w:r>
-            <w:proofErr w:type="spellEnd"/>
-            <w:r>
-              <w:rPr>
-                <w:bCs/>
-              </w:rPr>
-              <w:t>.</w:t>
+              <w:t>±(0,8–5,0)% ±1–10 ед.сч.</w:t>
             </w:r>
           </w:p>
         </w:tc>
@@ -3419,21 +3241,7 @@
               <w:rPr>
                 <w:bCs/>
               </w:rPr>
-              <w:t xml:space="preserve">±4,0% ±3 </w:t>
-            </w:r>
-            <w:proofErr w:type="spellStart"/>
-            <w:r>
-              <w:rPr>
-                <w:bCs/>
-              </w:rPr>
-              <w:t>ед.сч</w:t>
-            </w:r>
-            <w:proofErr w:type="spellEnd"/>
-            <w:r>
-              <w:rPr>
-                <w:bCs/>
-              </w:rPr>
-              <w:t>.</w:t>
+              <w:t>±4,0% ±3 ед.сч.</w:t>
             </w:r>
           </w:p>
         </w:tc>
@@ -5800,21 +5608,7 @@
               <w:rPr>
                 <w:bCs/>
               </w:rPr>
-              <w:t xml:space="preserve">~270 г (прибор), ~550 г (с </w:t>
-            </w:r>
-            <w:proofErr w:type="spellStart"/>
-            <w:r>
-              <w:rPr>
-                <w:bCs/>
-              </w:rPr>
-              <w:t>холстером</w:t>
-            </w:r>
-            <w:proofErr w:type="spellEnd"/>
-            <w:r>
-              <w:rPr>
-                <w:bCs/>
-              </w:rPr>
-              <w:t>)</w:t>
+              <w:t>~270 г (прибор), ~550 г (с холстером)</w:t>
             </w:r>
           </w:p>
         </w:tc>
@@ -6049,15 +5843,7 @@
       </w:pPr>
       <w:r>
         <w:lastRenderedPageBreak/>
-        <w:t xml:space="preserve">Эксплуатация: </w:t>
-      </w:r>
-      <w:proofErr w:type="spellStart"/>
-      <w:r>
-        <w:t>Межповерочный</w:t>
-      </w:r>
-      <w:proofErr w:type="spellEnd"/>
-      <w:r>
-        <w:t xml:space="preserve"> интервал для всех приборов составляет 1 год, что требует периодической метрологической аттестации для поддержания статуса рабочего СИ. Условия эксплуатации (температура, влажность) у портативных приборов более широкие по сравнению со стационарным вольтметром.</w:t>
+        <w:t>Эксплуатация: Межповерочный интервал для всех приборов составляет 1 год, что требует периодической метрологической аттестации для поддержания статуса рабочего СИ. Условия эксплуатации (температура, влажность) у портативных приборов более широкие по сравнению со стационарным вольтметром.</w:t>
       </w:r>
     </w:p>
     <w:p>
@@ -21560,6 +21346,7 @@
     <w:name w:val="toc 1"/>
     <w:basedOn w:val="a"/>
     <w:next w:val="a"/>
+    <w:link w:val="13"/>
     <w:uiPriority w:val="39"/>
     <w:unhideWhenUsed/>
     <w:pPr>
@@ -21635,6 +21422,68 @@
     <w:rPr>
       <w:rFonts w:eastAsia="Arial"/>
       <w:sz w:val="28"/>
+    </w:rPr>
+  </w:style>
+  <w:style w:type="paragraph" w:customStyle="1" w:styleId="aff7">
+    <w:name w:val="Титульник"/>
+    <w:basedOn w:val="a"/>
+    <w:link w:val="aff8"/>
+    <w:qFormat/>
+    <w:rsid w:val="00512255"/>
+    <w:pPr>
+      <w:ind w:firstLine="0"/>
+      <w:jc w:val="center"/>
+    </w:pPr>
+    <w:rPr>
+      <w:shd w:val="clear" w:color="auto" w:fill="FFFFFF"/>
+    </w:rPr>
+  </w:style>
+  <w:style w:type="character" w:customStyle="1" w:styleId="aff8">
+    <w:name w:val="Титульник Знак"/>
+    <w:basedOn w:val="a0"/>
+    <w:link w:val="aff7"/>
+    <w:rsid w:val="00512255"/>
+    <w:rPr>
+      <w:sz w:val="28"/>
+      <w:szCs w:val="28"/>
+      <w:shd w:val="clear" w:color="auto" w:fill="FFFFFF" w:themeFill="background1"/>
+    </w:rPr>
+  </w:style>
+  <w:style w:type="paragraph" w:customStyle="1" w:styleId="aff9">
+    <w:name w:val="Содержание"/>
+    <w:basedOn w:val="12"/>
+    <w:link w:val="affa"/>
+    <w:qFormat/>
+    <w:rsid w:val="00AA41E0"/>
+    <w:pPr>
+      <w:tabs>
+        <w:tab w:val="right" w:leader="dot" w:pos="9345"/>
+      </w:tabs>
+      <w:spacing w:line="259" w:lineRule="auto"/>
+      <w:ind w:firstLine="0"/>
+    </w:pPr>
+  </w:style>
+  <w:style w:type="character" w:customStyle="1" w:styleId="13">
+    <w:name w:val="Оглавление 1 Знак"/>
+    <w:basedOn w:val="a0"/>
+    <w:link w:val="12"/>
+    <w:uiPriority w:val="39"/>
+    <w:rsid w:val="00AA41E0"/>
+    <w:rPr>
+      <w:sz w:val="28"/>
+      <w:szCs w:val="28"/>
+      <w:shd w:val="clear" w:color="auto" w:fill="FFFFFF" w:themeFill="background1"/>
+    </w:rPr>
+  </w:style>
+  <w:style w:type="character" w:customStyle="1" w:styleId="affa">
+    <w:name w:val="Содержание Знак"/>
+    <w:basedOn w:val="13"/>
+    <w:link w:val="aff9"/>
+    <w:rsid w:val="00AA41E0"/>
+    <w:rPr>
+      <w:sz w:val="28"/>
+      <w:szCs w:val="28"/>
+      <w:shd w:val="clear" w:color="auto" w:fill="FFFFFF" w:themeFill="background1"/>
     </w:rPr>
   </w:style>
 </w:styles>

--- a/606-22-ДемьянцевВВ_Лаб3.docx
+++ b/606-22-ДемьянцевВВ_Лаб3.docx
@@ -1203,11 +1203,19 @@
                 <w:bCs/>
               </w:rPr>
             </w:pPr>
-            <w:r>
-              <w:rPr>
-                <w:bCs/>
-              </w:rPr>
-              <w:t>±(0,5–1,5)%</w:t>
+            <w:proofErr w:type="gramStart"/>
+            <w:r>
+              <w:rPr>
+                <w:bCs/>
+              </w:rPr>
+              <w:t>±(</w:t>
+            </w:r>
+            <w:proofErr w:type="gramEnd"/>
+            <w:r>
+              <w:rPr>
+                <w:bCs/>
+              </w:rPr>
+              <w:t>0,5–1,5)%</w:t>
             </w:r>
           </w:p>
         </w:tc>
@@ -1375,11 +1383,19 @@
                 <w:bCs/>
               </w:rPr>
             </w:pPr>
-            <w:r>
-              <w:rPr>
-                <w:bCs/>
-              </w:rPr>
-              <w:t>±(0,8–2,0)%</w:t>
+            <w:proofErr w:type="gramStart"/>
+            <w:r>
+              <w:rPr>
+                <w:bCs/>
+              </w:rPr>
+              <w:t>±(</w:t>
+            </w:r>
+            <w:proofErr w:type="gramEnd"/>
+            <w:r>
+              <w:rPr>
+                <w:bCs/>
+              </w:rPr>
+              <w:t>0,8–2,0)%</w:t>
             </w:r>
           </w:p>
         </w:tc>
@@ -2084,11 +2100,19 @@
                 <w:bCs/>
               </w:rPr>
             </w:pPr>
-            <w:r>
-              <w:rPr>
-                <w:bCs/>
-              </w:rPr>
-              <w:t>Межповерочный интервал</w:t>
+            <w:proofErr w:type="spellStart"/>
+            <w:r>
+              <w:rPr>
+                <w:bCs/>
+              </w:rPr>
+              <w:t>Межповерочный</w:t>
+            </w:r>
+            <w:proofErr w:type="spellEnd"/>
+            <w:r>
+              <w:rPr>
+                <w:bCs/>
+              </w:rPr>
+              <w:t xml:space="preserve"> интервал</w:t>
             </w:r>
           </w:p>
         </w:tc>
@@ -2807,11 +2831,33 @@
                 <w:bCs/>
               </w:rPr>
             </w:pPr>
-            <w:r>
-              <w:rPr>
-                <w:bCs/>
-              </w:rPr>
-              <w:t>±(0,5–0,8)% ±1 ед.сч.</w:t>
+            <w:proofErr w:type="gramStart"/>
+            <w:r>
+              <w:rPr>
+                <w:bCs/>
+              </w:rPr>
+              <w:t>±(</w:t>
+            </w:r>
+            <w:proofErr w:type="gramEnd"/>
+            <w:r>
+              <w:rPr>
+                <w:bCs/>
+              </w:rPr>
+              <w:t xml:space="preserve">0,5–0,8)% ±1 </w:t>
+            </w:r>
+            <w:proofErr w:type="spellStart"/>
+            <w:r>
+              <w:rPr>
+                <w:bCs/>
+              </w:rPr>
+              <w:t>ед.сч</w:t>
+            </w:r>
+            <w:proofErr w:type="spellEnd"/>
+            <w:r>
+              <w:rPr>
+                <w:bCs/>
+              </w:rPr>
+              <w:t>.</w:t>
             </w:r>
           </w:p>
         </w:tc>
@@ -2893,11 +2939,33 @@
                 <w:bCs/>
               </w:rPr>
             </w:pPr>
-            <w:r>
-              <w:rPr>
-                <w:bCs/>
-              </w:rPr>
-              <w:t>±(0,8–1,2)% ±3 ед.сч.</w:t>
+            <w:proofErr w:type="gramStart"/>
+            <w:r>
+              <w:rPr>
+                <w:bCs/>
+              </w:rPr>
+              <w:t>±(</w:t>
+            </w:r>
+            <w:proofErr w:type="gramEnd"/>
+            <w:r>
+              <w:rPr>
+                <w:bCs/>
+              </w:rPr>
+              <w:t xml:space="preserve">0,8–1,2)% ±3 </w:t>
+            </w:r>
+            <w:proofErr w:type="spellStart"/>
+            <w:r>
+              <w:rPr>
+                <w:bCs/>
+              </w:rPr>
+              <w:t>ед.сч</w:t>
+            </w:r>
+            <w:proofErr w:type="spellEnd"/>
+            <w:r>
+              <w:rPr>
+                <w:bCs/>
+              </w:rPr>
+              <w:t>.</w:t>
             </w:r>
           </w:p>
         </w:tc>
@@ -2979,11 +3047,33 @@
                 <w:bCs/>
               </w:rPr>
             </w:pPr>
-            <w:r>
-              <w:rPr>
-                <w:bCs/>
-              </w:rPr>
-              <w:t>±(0,8–2,0)% ±1–5 ед.сч.</w:t>
+            <w:proofErr w:type="gramStart"/>
+            <w:r>
+              <w:rPr>
+                <w:bCs/>
+              </w:rPr>
+              <w:t>±(</w:t>
+            </w:r>
+            <w:proofErr w:type="gramEnd"/>
+            <w:r>
+              <w:rPr>
+                <w:bCs/>
+              </w:rPr>
+              <w:t xml:space="preserve">0,8–2,0)% ±1–5 </w:t>
+            </w:r>
+            <w:proofErr w:type="spellStart"/>
+            <w:r>
+              <w:rPr>
+                <w:bCs/>
+              </w:rPr>
+              <w:t>ед.сч</w:t>
+            </w:r>
+            <w:proofErr w:type="spellEnd"/>
+            <w:r>
+              <w:rPr>
+                <w:bCs/>
+              </w:rPr>
+              <w:t>.</w:t>
             </w:r>
           </w:p>
         </w:tc>
@@ -3065,11 +3155,33 @@
                 <w:bCs/>
               </w:rPr>
             </w:pPr>
-            <w:r>
-              <w:rPr>
-                <w:bCs/>
-              </w:rPr>
-              <w:t>±(1,0–3,0)% ±3–7 ед.сч.</w:t>
+            <w:proofErr w:type="gramStart"/>
+            <w:r>
+              <w:rPr>
+                <w:bCs/>
+              </w:rPr>
+              <w:t>±(</w:t>
+            </w:r>
+            <w:proofErr w:type="gramEnd"/>
+            <w:r>
+              <w:rPr>
+                <w:bCs/>
+              </w:rPr>
+              <w:t xml:space="preserve">1,0–3,0)% ±3–7 </w:t>
+            </w:r>
+            <w:proofErr w:type="spellStart"/>
+            <w:r>
+              <w:rPr>
+                <w:bCs/>
+              </w:rPr>
+              <w:t>ед.сч</w:t>
+            </w:r>
+            <w:proofErr w:type="spellEnd"/>
+            <w:r>
+              <w:rPr>
+                <w:bCs/>
+              </w:rPr>
+              <w:t>.</w:t>
             </w:r>
           </w:p>
         </w:tc>
@@ -3151,11 +3263,33 @@
                 <w:bCs/>
               </w:rPr>
             </w:pPr>
-            <w:r>
-              <w:rPr>
-                <w:bCs/>
-              </w:rPr>
-              <w:t>±(0,8–5,0)% ±1–10 ед.сч.</w:t>
+            <w:proofErr w:type="gramStart"/>
+            <w:r>
+              <w:rPr>
+                <w:bCs/>
+              </w:rPr>
+              <w:t>±(</w:t>
+            </w:r>
+            <w:proofErr w:type="gramEnd"/>
+            <w:r>
+              <w:rPr>
+                <w:bCs/>
+              </w:rPr>
+              <w:t xml:space="preserve">0,8–5,0)% ±1–10 </w:t>
+            </w:r>
+            <w:proofErr w:type="spellStart"/>
+            <w:r>
+              <w:rPr>
+                <w:bCs/>
+              </w:rPr>
+              <w:t>ед.сч</w:t>
+            </w:r>
+            <w:proofErr w:type="spellEnd"/>
+            <w:r>
+              <w:rPr>
+                <w:bCs/>
+              </w:rPr>
+              <w:t>.</w:t>
             </w:r>
           </w:p>
         </w:tc>
@@ -3241,7 +3375,21 @@
               <w:rPr>
                 <w:bCs/>
               </w:rPr>
-              <w:t>±4,0% ±3 ед.сч.</w:t>
+              <w:t xml:space="preserve">±4,0% ±3 </w:t>
+            </w:r>
+            <w:proofErr w:type="spellStart"/>
+            <w:r>
+              <w:rPr>
+                <w:bCs/>
+              </w:rPr>
+              <w:t>ед.сч</w:t>
+            </w:r>
+            <w:proofErr w:type="spellEnd"/>
+            <w:r>
+              <w:rPr>
+                <w:bCs/>
+              </w:rPr>
+              <w:t>.</w:t>
             </w:r>
           </w:p>
         </w:tc>
@@ -3323,11 +3471,19 @@
                 <w:bCs/>
               </w:rPr>
             </w:pPr>
-            <w:r>
-              <w:rPr>
-                <w:bCs/>
-              </w:rPr>
-              <w:t>±(1,0–5,0)%</w:t>
+            <w:proofErr w:type="gramStart"/>
+            <w:r>
+              <w:rPr>
+                <w:bCs/>
+              </w:rPr>
+              <w:t>±(</w:t>
+            </w:r>
+            <w:proofErr w:type="gramEnd"/>
+            <w:r>
+              <w:rPr>
+                <w:bCs/>
+              </w:rPr>
+              <w:t>1,0–5,0)%</w:t>
             </w:r>
           </w:p>
         </w:tc>
@@ -4521,12 +4677,21 @@
                 <w:bCs/>
               </w:rPr>
             </w:pPr>
+            <w:proofErr w:type="gramStart"/>
             <w:r>
               <w:rPr>
                 <w:rFonts w:eastAsia="Arial"/>
                 <w:bCs/>
               </w:rPr>
-              <w:t>±(0,5%+1) – ±(0,8%+2)</w:t>
+              <w:t>±(</w:t>
+            </w:r>
+            <w:proofErr w:type="gramEnd"/>
+            <w:r>
+              <w:rPr>
+                <w:rFonts w:eastAsia="Arial"/>
+                <w:bCs/>
+              </w:rPr>
+              <w:t>0,5%+1) – ±(0,8%+2)</w:t>
             </w:r>
           </w:p>
         </w:tc>
@@ -4611,12 +4776,21 @@
                 <w:bCs/>
               </w:rPr>
             </w:pPr>
+            <w:proofErr w:type="gramStart"/>
             <w:r>
               <w:rPr>
                 <w:rFonts w:eastAsia="Arial"/>
                 <w:bCs/>
               </w:rPr>
-              <w:t>±(0,8%+3) – ±(1,2%+3)</w:t>
+              <w:t>±(</w:t>
+            </w:r>
+            <w:proofErr w:type="gramEnd"/>
+            <w:r>
+              <w:rPr>
+                <w:rFonts w:eastAsia="Arial"/>
+                <w:bCs/>
+              </w:rPr>
+              <w:t>0,8%+3) – ±(1,2%+3)</w:t>
             </w:r>
           </w:p>
         </w:tc>
@@ -4701,12 +4875,21 @@
                 <w:bCs/>
               </w:rPr>
             </w:pPr>
+            <w:proofErr w:type="gramStart"/>
             <w:r>
               <w:rPr>
                 <w:rFonts w:eastAsia="Arial"/>
                 <w:bCs/>
               </w:rPr>
-              <w:t>±(0,8%+1) – ±(2%+5)</w:t>
+              <w:t>±(</w:t>
+            </w:r>
+            <w:proofErr w:type="gramEnd"/>
+            <w:r>
+              <w:rPr>
+                <w:rFonts w:eastAsia="Arial"/>
+                <w:bCs/>
+              </w:rPr>
+              <w:t>0,8%+1) – ±(2%+5)</w:t>
             </w:r>
           </w:p>
         </w:tc>
@@ -4791,12 +4974,21 @@
                 <w:bCs/>
               </w:rPr>
             </w:pPr>
+            <w:proofErr w:type="gramStart"/>
             <w:r>
               <w:rPr>
                 <w:rFonts w:eastAsia="Arial"/>
                 <w:bCs/>
               </w:rPr>
-              <w:t>±(1%+3) – ±(3%+7)</w:t>
+              <w:t>±(</w:t>
+            </w:r>
+            <w:proofErr w:type="gramEnd"/>
+            <w:r>
+              <w:rPr>
+                <w:rFonts w:eastAsia="Arial"/>
+                <w:bCs/>
+              </w:rPr>
+              <w:t>1%+3) – ±(3%+7)</w:t>
             </w:r>
           </w:p>
         </w:tc>
@@ -4881,12 +5073,21 @@
                 <w:bCs/>
               </w:rPr>
             </w:pPr>
+            <w:proofErr w:type="gramStart"/>
             <w:r>
               <w:rPr>
                 <w:rFonts w:eastAsia="Arial"/>
                 <w:bCs/>
               </w:rPr>
-              <w:t>±(0,8%+1) – ±[5%(-10)+10]</w:t>
+              <w:t>±(</w:t>
+            </w:r>
+            <w:proofErr w:type="gramEnd"/>
+            <w:r>
+              <w:rPr>
+                <w:rFonts w:eastAsia="Arial"/>
+                <w:bCs/>
+              </w:rPr>
+              <w:t>0,8%+1) – ±[5%(-10)+10]</w:t>
             </w:r>
           </w:p>
         </w:tc>
@@ -4971,12 +5172,21 @@
                 <w:bCs/>
               </w:rPr>
             </w:pPr>
+            <w:proofErr w:type="gramStart"/>
             <w:r>
               <w:rPr>
                 <w:rFonts w:eastAsia="Arial"/>
                 <w:bCs/>
               </w:rPr>
-              <w:t>±(4%+3)</w:t>
+              <w:t>±(</w:t>
+            </w:r>
+            <w:proofErr w:type="gramEnd"/>
+            <w:r>
+              <w:rPr>
+                <w:rFonts w:eastAsia="Arial"/>
+                <w:bCs/>
+              </w:rPr>
+              <w:t>4%+3)</w:t>
             </w:r>
           </w:p>
         </w:tc>
@@ -5061,12 +5271,21 @@
                 <w:bCs/>
               </w:rPr>
             </w:pPr>
+            <w:proofErr w:type="gramStart"/>
             <w:r>
               <w:rPr>
                 <w:rFonts w:eastAsia="Arial"/>
                 <w:bCs/>
               </w:rPr>
-              <w:t>±(1,5%+5)</w:t>
+              <w:t>±(</w:t>
+            </w:r>
+            <w:proofErr w:type="gramEnd"/>
+            <w:r>
+              <w:rPr>
+                <w:rFonts w:eastAsia="Arial"/>
+                <w:bCs/>
+              </w:rPr>
+              <w:t>1,5%+5)</w:t>
             </w:r>
           </w:p>
         </w:tc>
@@ -5608,7 +5827,21 @@
               <w:rPr>
                 <w:bCs/>
               </w:rPr>
-              <w:t>~270 г (прибор), ~550 г (с холстером)</w:t>
+              <w:t xml:space="preserve">~270 г (прибор), ~550 г (с </w:t>
+            </w:r>
+            <w:proofErr w:type="spellStart"/>
+            <w:r>
+              <w:rPr>
+                <w:bCs/>
+              </w:rPr>
+              <w:t>холстером</w:t>
+            </w:r>
+            <w:proofErr w:type="spellEnd"/>
+            <w:r>
+              <w:rPr>
+                <w:bCs/>
+              </w:rPr>
+              <w:t>)</w:t>
             </w:r>
           </w:p>
         </w:tc>
@@ -5843,7 +6076,15 @@
       </w:pPr>
       <w:r>
         <w:lastRenderedPageBreak/>
-        <w:t>Эксплуатация: Межповерочный интервал для всех приборов составляет 1 год, что требует периодической метрологической аттестации для поддержания статуса рабочего СИ. Условия эксплуатации (температура, влажность) у портативных приборов более широкие по сравнению со стационарным вольтметром.</w:t>
+        <w:t xml:space="preserve">Эксплуатация: </w:t>
+      </w:r>
+      <w:proofErr w:type="spellStart"/>
+      <w:r>
+        <w:t>Межповерочный</w:t>
+      </w:r>
+      <w:proofErr w:type="spellEnd"/>
+      <w:r>
+        <w:t xml:space="preserve"> интервал для всех приборов составляет 1 год, что требует периодической метрологической аттестации для поддержания статуса рабочего СИ. Условия эксплуатации (температура, влажность) у портативных приборов более широкие по сравнению со стационарным вольтметром.</w:t>
       </w:r>
     </w:p>
     <w:p>
@@ -5919,6 +6160,10 @@
 <file path=word/footer1.xml><?xml version="1.0" encoding="utf-8"?>
 <w:ftr xmlns:wpc="http://schemas.microsoft.com/office/word/2010/wordprocessingCanvas" xmlns:cx="http://schemas.microsoft.com/office/drawing/2014/chartex" xmlns:cx1="http://schemas.microsoft.com/office/drawing/2015/9/8/chartex" xmlns:cx2="http://schemas.microsoft.com/office/drawing/2015/10/21/chartex" xmlns:cx3="http://schemas.microsoft.com/office/drawing/2016/5/9/chartex" xmlns:cx4="http://schemas.microsoft.com/office/drawing/2016/5/10/chartex" xmlns:cx5="http://schemas.microsoft.com/office/drawing/2016/5/11/chartex" xmlns:cx6="http://schemas.microsoft.com/office/drawing/2016/5/12/chartex" xmlns:cx7="http://schemas.microsoft.com/office/drawing/2016/5/13/chartex" xmlns:cx8="http://schemas.microsoft.com/office/drawing/2016/5/14/chartex" xmlns:mc="http://schemas.openxmlformats.org/markup-compatibility/2006" xmlns:aink="http://schemas.microsoft.com/office/drawing/2016/ink" xmlns:am3d="http://schemas.microsoft.com/office/drawing/2017/model3d" xmlns:o="urn:schemas-microsoft-com:office:office" xmlns:oel="http://schemas.microsoft.com/office/2019/extlst" xmlns:r="http://schemas.openxmlformats.org/officeDocument/2006/relationships" xmlns:m="http://schemas.openxmlformats.org/officeDocument/2006/math" xmlns:v="urn:schemas-microsoft-com:vml" xmlns:wp14="http://schemas.microsoft.com/office/word/2010/wordprocessingDrawing" xmlns:wp="http://schemas.openxmlformats.org/drawingml/2006/wordprocessingDrawing" xmlns:w10="urn:schemas-microsoft-com:office:word" xmlns:w="http://schemas.openxmlformats.org/wordprocessingml/2006/main" xmlns:w14="http://schemas.microsoft.com/office/word/2010/wordml" xmlns:w15="http://schemas.microsoft.com/office/word/2012/wordml" xmlns:w16cex="http://schemas.microsoft.com/office/word/2018/wordml/cex" xmlns:w16cid="http://schemas.microsoft.com/office/word/2016/wordml/cid" xmlns:w16="http://schemas.microsoft.com/office/word/2018/wordml" xmlns:w16sdtdh="http://schemas.microsoft.com/office/word/2020/wordml/sdtdatahash" xmlns:w16se="http://schemas.microsoft.com/office/word/2015/wordml/symex" xmlns:wpg="http://schemas.microsoft.com/office/word/2010/wordprocessingGroup" xmlns:wpi="http://schemas.microsoft.com/office/word/2010/wordprocessingInk" xmlns:wne="http://schemas.microsoft.com/office/word/2006/wordml" xmlns:wps="http://schemas.microsoft.com/office/word/2010/wordprocessingShape" mc:Ignorable="w14 w15 w16se w16cid w16 w16cex w16sdtdh wp14">
   <w:p>
+    <w:pPr>
+      <w:ind w:firstLine="0"/>
+      <w:jc w:val="center"/>
+    </w:pPr>
     <w:r>
       <w:fldChar w:fldCharType="begin"/>
     </w:r>

--- a/606-22-ДемьянцевВВ_Лаб3.docx
+++ b/606-22-ДемьянцевВВ_Лаб3.docx
@@ -513,29 +513,41 @@
       </w:r>
     </w:p>
     <w:p>
+      <w:pPr>
+        <w:pStyle w:val="a"/>
+        <w:numPr>
+          <w:ilvl w:val="0"/>
+          <w:numId w:val="34"/>
+        </w:numPr>
+        <w:ind w:left="0" w:firstLine="709"/>
+      </w:pPr>
       <w:r>
-        <w:t>·</w:t>
-      </w:r>
-      <w:r>
-        <w:tab/>
         <w:t>Определить классификационные признаки исследуемых средств измерений</w:t>
       </w:r>
     </w:p>
     <w:p>
+      <w:pPr>
+        <w:pStyle w:val="a"/>
+        <w:numPr>
+          <w:ilvl w:val="0"/>
+          <w:numId w:val="34"/>
+        </w:numPr>
+        <w:ind w:left="0" w:firstLine="709"/>
+      </w:pPr>
       <w:r>
-        <w:t>·</w:t>
-      </w:r>
-      <w:r>
-        <w:tab/>
         <w:t>Изучить метрологические характеристики приборов</w:t>
       </w:r>
     </w:p>
     <w:p>
+      <w:pPr>
+        <w:pStyle w:val="a"/>
+        <w:numPr>
+          <w:ilvl w:val="0"/>
+          <w:numId w:val="34"/>
+        </w:numPr>
+        <w:ind w:left="0" w:firstLine="709"/>
+      </w:pPr>
       <w:r>
-        <w:t>·</w:t>
-      </w:r>
-      <w:r>
-        <w:tab/>
         <w:t>Оформить отчёт по результатам работы</w:t>
       </w:r>
     </w:p>
@@ -545,42 +557,66 @@
       </w:r>
     </w:p>
     <w:p>
+      <w:pPr>
+        <w:pStyle w:val="a"/>
+        <w:numPr>
+          <w:ilvl w:val="0"/>
+          <w:numId w:val="34"/>
+        </w:numPr>
+        <w:ind w:left="0" w:firstLine="709"/>
+      </w:pPr>
       <w:r>
-        <w:t>·</w:t>
-      </w:r>
-      <w:r>
-        <w:tab/>
         <w:t>Цифровой мультиметр MY60</w:t>
       </w:r>
     </w:p>
     <w:p>
+      <w:pPr>
+        <w:pStyle w:val="a"/>
+        <w:numPr>
+          <w:ilvl w:val="0"/>
+          <w:numId w:val="34"/>
+        </w:numPr>
+        <w:ind w:left="0" w:firstLine="709"/>
+      </w:pPr>
       <w:r>
-        <w:t>·</w:t>
-      </w:r>
-      <w:r>
-        <w:tab/>
         <w:t>Цифровой мультиметр UT-55</w:t>
       </w:r>
     </w:p>
     <w:p>
+      <w:pPr>
+        <w:pStyle w:val="a"/>
+        <w:numPr>
+          <w:ilvl w:val="0"/>
+          <w:numId w:val="34"/>
+        </w:numPr>
+        <w:ind w:left="0" w:firstLine="709"/>
+      </w:pPr>
       <w:r>
-        <w:t>·</w:t>
-      </w:r>
-      <w:r>
-        <w:tab/>
         <w:t>Универсальный цифровой вольтметр В7-58/2</w:t>
       </w:r>
     </w:p>
     <w:p>
+      <w:pPr>
+        <w:pStyle w:val="a"/>
+        <w:numPr>
+          <w:ilvl w:val="0"/>
+          <w:numId w:val="34"/>
+        </w:numPr>
+        <w:ind w:left="0" w:firstLine="709"/>
+      </w:pPr>
       <w:r>
-        <w:t>·</w:t>
-      </w:r>
-      <w:r>
-        <w:tab/>
         <w:t>Паспорта и руководства по эксплуатации приборов</w:t>
       </w:r>
     </w:p>
     <w:p>
+      <w:pPr>
+        <w:pStyle w:val="a"/>
+        <w:numPr>
+          <w:ilvl w:val="0"/>
+          <w:numId w:val="34"/>
+        </w:numPr>
+        <w:ind w:left="0" w:firstLine="709"/>
+      </w:pPr>
       <w:r>
         <w:br w:type="page" w:clear="all"/>
       </w:r>
@@ -605,6 +641,7 @@
           <w:ilvl w:val="0"/>
           <w:numId w:val="19"/>
         </w:numPr>
+        <w:ind w:left="0" w:firstLine="709"/>
         <w:rPr>
           <w:b w:val="0"/>
           <w:bCs/>
@@ -636,11 +673,7 @@
     </w:p>
     <w:p>
       <w:pPr>
-        <w:pStyle w:val="aff0"/>
-        <w:numPr>
-          <w:ilvl w:val="1"/>
-          <w:numId w:val="19"/>
-        </w:numPr>
+        <w:pStyle w:val="a"/>
       </w:pPr>
       <w:r>
         <w:t>Классификационные признаки</w:t>
@@ -655,7 +688,7 @@
       <w:pPr>
         <w:ind w:firstLine="0"/>
         <w:rPr>
-          <w:rStyle w:val="af1"/>
+          <w:rStyle w:val="af2"/>
           <w:rFonts w:eastAsia="Times New Roman"/>
           <w:bCs/>
           <w:spacing w:val="0"/>
@@ -663,7 +696,7 @@
       </w:pPr>
       <w:r>
         <w:rPr>
-          <w:rStyle w:val="af1"/>
+          <w:rStyle w:val="af2"/>
           <w:rFonts w:eastAsia="Times New Roman"/>
           <w:bCs/>
           <w:spacing w:val="0"/>
@@ -693,7 +726,7 @@
       </w:r>
       <w:r>
         <w:rPr>
-          <w:rStyle w:val="af1"/>
+          <w:rStyle w:val="af2"/>
           <w:rFonts w:eastAsia="Times New Roman"/>
           <w:bCs/>
           <w:spacing w:val="0"/>
@@ -703,7 +736,7 @@
     </w:p>
     <w:tbl>
       <w:tblPr>
-        <w:tblStyle w:val="a3"/>
+        <w:tblStyle w:val="a4"/>
         <w:tblW w:w="0" w:type="auto"/>
         <w:tblLook w:val="04A0" w:firstRow="1" w:lastRow="0" w:firstColumn="1" w:lastColumn="0" w:noHBand="0" w:noVBand="1"/>
       </w:tblPr>
@@ -984,11 +1017,7 @@
     <w:p/>
     <w:p>
       <w:pPr>
-        <w:pStyle w:val="aff0"/>
-        <w:numPr>
-          <w:ilvl w:val="1"/>
-          <w:numId w:val="19"/>
-        </w:numPr>
+        <w:pStyle w:val="a"/>
       </w:pPr>
       <w:r>
         <w:t>Основные метрологические характеристики</w:t>
@@ -1003,7 +1032,7 @@
       <w:pPr>
         <w:ind w:firstLine="0"/>
         <w:rPr>
-          <w:rStyle w:val="af1"/>
+          <w:rStyle w:val="af2"/>
           <w:rFonts w:eastAsia="Times New Roman"/>
           <w:bCs/>
           <w:spacing w:val="0"/>
@@ -1011,7 +1040,7 @@
       </w:pPr>
       <w:r>
         <w:rPr>
-          <w:rStyle w:val="af1"/>
+          <w:rStyle w:val="af2"/>
           <w:bCs/>
         </w:rPr>
         <w:t xml:space="preserve">Таблица </w:t>
@@ -1036,14 +1065,14 @@
       </w:r>
       <w:r>
         <w:rPr>
-          <w:rStyle w:val="af1"/>
+          <w:rStyle w:val="af2"/>
           <w:bCs/>
         </w:rPr>
         <w:t xml:space="preserve"> </w:t>
       </w:r>
       <w:r>
         <w:rPr>
-          <w:rStyle w:val="af1"/>
+          <w:rStyle w:val="af2"/>
           <w:bCs/>
         </w:rPr>
         <w:t>– Метрологические характеристики В7-58/2</w:t>
@@ -1051,7 +1080,7 @@
     </w:p>
     <w:tbl>
       <w:tblPr>
-        <w:tblStyle w:val="a3"/>
+        <w:tblStyle w:val="a4"/>
         <w:tblW w:w="0" w:type="auto"/>
         <w:tblLook w:val="04A0" w:firstRow="1" w:lastRow="0" w:firstColumn="1" w:lastColumn="0" w:noHBand="0" w:noVBand="1"/>
       </w:tblPr>
@@ -1696,11 +1725,7 @@
     <w:p/>
     <w:p>
       <w:pPr>
-        <w:pStyle w:val="aff0"/>
-        <w:numPr>
-          <w:ilvl w:val="1"/>
-          <w:numId w:val="19"/>
-        </w:numPr>
+        <w:pStyle w:val="a"/>
       </w:pPr>
       <w:r>
         <w:lastRenderedPageBreak/>
@@ -1722,14 +1747,14 @@
       <w:pPr>
         <w:ind w:firstLine="0"/>
         <w:rPr>
-          <w:rStyle w:val="af1"/>
+          <w:rStyle w:val="af2"/>
           <w:bCs/>
         </w:rPr>
       </w:pPr>
       <w:bookmarkStart w:id="6" w:name="_Hlk223012292"/>
       <w:r>
         <w:rPr>
-          <w:rStyle w:val="af1"/>
+          <w:rStyle w:val="af2"/>
           <w:bCs/>
         </w:rPr>
         <w:t xml:space="preserve">Таблица </w:t>
@@ -1754,7 +1779,7 @@
       </w:r>
       <w:r>
         <w:rPr>
-          <w:rStyle w:val="af1"/>
+          <w:rStyle w:val="af2"/>
           <w:bCs/>
         </w:rPr>
         <w:t xml:space="preserve"> </w:t>
@@ -1762,7 +1787,7 @@
       <w:bookmarkEnd w:id="6"/>
       <w:r>
         <w:rPr>
-          <w:rStyle w:val="af1"/>
+          <w:rStyle w:val="af2"/>
           <w:bCs/>
         </w:rPr>
         <w:t>– Эксплуатационные данные В7-58/2</w:t>
@@ -1770,7 +1795,7 @@
     </w:p>
     <w:tbl>
       <w:tblPr>
-        <w:tblStyle w:val="a3"/>
+        <w:tblStyle w:val="a4"/>
         <w:tblW w:w="0" w:type="auto"/>
         <w:tblLook w:val="04A0" w:firstRow="1" w:lastRow="0" w:firstColumn="1" w:lastColumn="0" w:noHBand="0" w:noVBand="1"/>
       </w:tblPr>
@@ -2235,6 +2260,7 @@
           <w:ilvl w:val="0"/>
           <w:numId w:val="19"/>
         </w:numPr>
+        <w:ind w:left="0" w:firstLine="709"/>
         <w:rPr>
           <w:b w:val="0"/>
           <w:bCs/>
@@ -2259,11 +2285,7 @@
     </w:p>
     <w:p>
       <w:pPr>
-        <w:pStyle w:val="aff0"/>
-        <w:numPr>
-          <w:ilvl w:val="1"/>
-          <w:numId w:val="19"/>
-        </w:numPr>
+        <w:pStyle w:val="a"/>
       </w:pPr>
       <w:r>
         <w:t>Классификационные признаки</w:t>
@@ -2287,13 +2309,13 @@
       <w:pPr>
         <w:ind w:firstLine="0"/>
         <w:rPr>
-          <w:rStyle w:val="af1"/>
+          <w:rStyle w:val="af2"/>
           <w:bCs/>
         </w:rPr>
       </w:pPr>
       <w:r>
         <w:rPr>
-          <w:rStyle w:val="af1"/>
+          <w:rStyle w:val="af2"/>
           <w:bCs/>
         </w:rPr>
         <w:t xml:space="preserve">Таблица </w:t>
@@ -2318,14 +2340,14 @@
       </w:r>
       <w:r>
         <w:rPr>
-          <w:rStyle w:val="af1"/>
+          <w:rStyle w:val="af2"/>
           <w:bCs/>
         </w:rPr>
         <w:t xml:space="preserve"> </w:t>
       </w:r>
       <w:r>
         <w:rPr>
-          <w:rStyle w:val="af1"/>
+          <w:rStyle w:val="af2"/>
           <w:bCs/>
         </w:rPr>
         <w:t>– Классификационные признаки СИ (MY-60)</w:t>
@@ -2333,7 +2355,7 @@
     </w:p>
     <w:tbl>
       <w:tblPr>
-        <w:tblStyle w:val="a3"/>
+        <w:tblStyle w:val="a4"/>
         <w:tblW w:w="0" w:type="auto"/>
         <w:tblLook w:val="04A0" w:firstRow="1" w:lastRow="0" w:firstColumn="1" w:lastColumn="0" w:noHBand="0" w:noVBand="1"/>
       </w:tblPr>
@@ -2613,11 +2635,7 @@
     </w:p>
     <w:p>
       <w:pPr>
-        <w:pStyle w:val="aff0"/>
-        <w:numPr>
-          <w:ilvl w:val="1"/>
-          <w:numId w:val="19"/>
-        </w:numPr>
+        <w:pStyle w:val="a"/>
       </w:pPr>
       <w:r>
         <w:lastRenderedPageBreak/>
@@ -2633,13 +2651,13 @@
       <w:pPr>
         <w:ind w:firstLine="0"/>
         <w:rPr>
-          <w:rStyle w:val="af1"/>
+          <w:rStyle w:val="af2"/>
           <w:bCs/>
         </w:rPr>
       </w:pPr>
       <w:r>
         <w:rPr>
-          <w:rStyle w:val="af1"/>
+          <w:rStyle w:val="af2"/>
           <w:bCs/>
         </w:rPr>
         <w:t xml:space="preserve">Таблица </w:t>
@@ -2664,14 +2682,14 @@
       </w:r>
       <w:r>
         <w:rPr>
-          <w:rStyle w:val="af1"/>
+          <w:rStyle w:val="af2"/>
           <w:bCs/>
         </w:rPr>
         <w:t xml:space="preserve"> </w:t>
       </w:r>
       <w:r>
         <w:rPr>
-          <w:rStyle w:val="af1"/>
+          <w:rStyle w:val="af2"/>
           <w:bCs/>
         </w:rPr>
         <w:t>– Метрологические характеристики MY-60</w:t>
@@ -2679,7 +2697,7 @@
     </w:p>
     <w:tbl>
       <w:tblPr>
-        <w:tblStyle w:val="a3"/>
+        <w:tblStyle w:val="a4"/>
         <w:tblW w:w="0" w:type="auto"/>
         <w:tblLook w:val="04A0" w:firstRow="1" w:lastRow="0" w:firstColumn="1" w:lastColumn="0" w:noHBand="0" w:noVBand="1"/>
       </w:tblPr>
@@ -3599,11 +3617,7 @@
     <w:p/>
     <w:p>
       <w:pPr>
-        <w:pStyle w:val="aff0"/>
-        <w:numPr>
-          <w:ilvl w:val="1"/>
-          <w:numId w:val="19"/>
-        </w:numPr>
+        <w:pStyle w:val="a"/>
       </w:pPr>
       <w:r>
         <w:t>Условия эксплуатации и общие данные</w:t>
@@ -3621,13 +3635,13 @@
       <w:pPr>
         <w:ind w:firstLine="0"/>
         <w:rPr>
-          <w:rStyle w:val="af1"/>
+          <w:rStyle w:val="af2"/>
           <w:bCs/>
         </w:rPr>
       </w:pPr>
       <w:r>
         <w:rPr>
-          <w:rStyle w:val="af1"/>
+          <w:rStyle w:val="af2"/>
           <w:bCs/>
         </w:rPr>
         <w:t xml:space="preserve">Таблица </w:t>
@@ -3652,14 +3666,14 @@
       </w:r>
       <w:r>
         <w:rPr>
-          <w:rStyle w:val="af1"/>
+          <w:rStyle w:val="af2"/>
           <w:bCs/>
         </w:rPr>
         <w:t xml:space="preserve"> </w:t>
       </w:r>
       <w:r>
         <w:rPr>
-          <w:rStyle w:val="af1"/>
+          <w:rStyle w:val="af2"/>
           <w:bCs/>
         </w:rPr>
         <w:t>– Эксплуатационные данные MY-60</w:t>
@@ -3667,7 +3681,7 @@
     </w:p>
     <w:tbl>
       <w:tblPr>
-        <w:tblStyle w:val="a3"/>
+        <w:tblStyle w:val="a4"/>
         <w:tblW w:w="0" w:type="auto"/>
         <w:tblLook w:val="04A0" w:firstRow="1" w:lastRow="0" w:firstColumn="1" w:lastColumn="0" w:noHBand="0" w:noVBand="1"/>
       </w:tblPr>
@@ -4080,6 +4094,7 @@
           <w:ilvl w:val="0"/>
           <w:numId w:val="19"/>
         </w:numPr>
+        <w:ind w:left="0" w:firstLine="709"/>
         <w:rPr>
           <w:b w:val="0"/>
           <w:bCs/>
@@ -4105,11 +4120,7 @@
     </w:p>
     <w:p>
       <w:pPr>
-        <w:pStyle w:val="aff0"/>
-        <w:numPr>
-          <w:ilvl w:val="1"/>
-          <w:numId w:val="19"/>
-        </w:numPr>
+        <w:pStyle w:val="a"/>
       </w:pPr>
       <w:r>
         <w:t>Классификационные признаки</w:t>
@@ -4124,13 +4135,13 @@
       <w:pPr>
         <w:ind w:firstLine="0"/>
         <w:rPr>
-          <w:rStyle w:val="af1"/>
+          <w:rStyle w:val="af2"/>
           <w:bCs/>
         </w:rPr>
       </w:pPr>
       <w:r>
         <w:rPr>
-          <w:rStyle w:val="af1"/>
+          <w:rStyle w:val="af2"/>
           <w:bCs/>
         </w:rPr>
         <w:t xml:space="preserve">Таблица </w:t>
@@ -4155,14 +4166,14 @@
       </w:r>
       <w:r>
         <w:rPr>
-          <w:rStyle w:val="af1"/>
+          <w:rStyle w:val="af2"/>
           <w:bCs/>
         </w:rPr>
         <w:t xml:space="preserve"> </w:t>
       </w:r>
       <w:r>
         <w:rPr>
-          <w:rStyle w:val="af1"/>
+          <w:rStyle w:val="af2"/>
           <w:bCs/>
         </w:rPr>
         <w:t>– Классификационные признаки СИ (UT55)</w:t>
@@ -4170,7 +4181,7 @@
     </w:p>
     <w:tbl>
       <w:tblPr>
-        <w:tblStyle w:val="a3"/>
+        <w:tblStyle w:val="a4"/>
         <w:tblW w:w="0" w:type="auto"/>
         <w:tblLook w:val="04A0" w:firstRow="1" w:lastRow="0" w:firstColumn="1" w:lastColumn="0" w:noHBand="0" w:noVBand="1"/>
       </w:tblPr>
@@ -4456,11 +4467,7 @@
     <w:p/>
     <w:p>
       <w:pPr>
-        <w:pStyle w:val="aff0"/>
-        <w:numPr>
-          <w:ilvl w:val="1"/>
-          <w:numId w:val="19"/>
-        </w:numPr>
+        <w:pStyle w:val="a"/>
       </w:pPr>
       <w:r>
         <w:t>Основные метрологические характеристики</w:t>
@@ -4475,14 +4482,14 @@
       <w:pPr>
         <w:ind w:firstLine="0"/>
         <w:rPr>
-          <w:rStyle w:val="af1"/>
+          <w:rStyle w:val="af2"/>
           <w:bCs/>
         </w:rPr>
       </w:pPr>
       <w:bookmarkStart w:id="9" w:name="_Hlk223012877"/>
       <w:r>
         <w:rPr>
-          <w:rStyle w:val="af1"/>
+          <w:rStyle w:val="af2"/>
           <w:bCs/>
         </w:rPr>
         <w:t xml:space="preserve">Таблица </w:t>
@@ -4507,7 +4514,7 @@
       </w:r>
       <w:r>
         <w:rPr>
-          <w:rStyle w:val="af1"/>
+          <w:rStyle w:val="af2"/>
           <w:bCs/>
         </w:rPr>
         <w:t xml:space="preserve"> </w:t>
@@ -4515,7 +4522,7 @@
       <w:bookmarkEnd w:id="9"/>
       <w:r>
         <w:rPr>
-          <w:rStyle w:val="af1"/>
+          <w:rStyle w:val="af2"/>
           <w:bCs/>
         </w:rPr>
         <w:t>– Метрологические характеристики UT55</w:t>
@@ -4523,7 +4530,7 @@
     </w:p>
     <w:tbl>
       <w:tblPr>
-        <w:tblStyle w:val="a3"/>
+        <w:tblStyle w:val="a4"/>
         <w:tblW w:w="0" w:type="auto"/>
         <w:tblLook w:val="04A0" w:firstRow="1" w:lastRow="0" w:firstColumn="1" w:lastColumn="0" w:noHBand="0" w:noVBand="1"/>
       </w:tblPr>
@@ -5406,11 +5413,7 @@
     <w:p/>
     <w:p>
       <w:pPr>
-        <w:pStyle w:val="aff0"/>
-        <w:numPr>
-          <w:ilvl w:val="1"/>
-          <w:numId w:val="19"/>
-        </w:numPr>
+        <w:pStyle w:val="a"/>
       </w:pPr>
       <w:r>
         <w:lastRenderedPageBreak/>
@@ -5426,13 +5429,13 @@
       <w:pPr>
         <w:ind w:firstLine="0"/>
         <w:rPr>
-          <w:rStyle w:val="af1"/>
+          <w:rStyle w:val="af2"/>
           <w:bCs/>
         </w:rPr>
       </w:pPr>
       <w:r>
         <w:rPr>
-          <w:rStyle w:val="af1"/>
+          <w:rStyle w:val="af2"/>
           <w:bCs/>
         </w:rPr>
         <w:t xml:space="preserve">Таблица </w:t>
@@ -5457,14 +5460,14 @@
       </w:r>
       <w:r>
         <w:rPr>
-          <w:rStyle w:val="af1"/>
+          <w:rStyle w:val="af2"/>
           <w:bCs/>
         </w:rPr>
         <w:t xml:space="preserve"> </w:t>
       </w:r>
       <w:r>
         <w:rPr>
-          <w:rStyle w:val="af1"/>
+          <w:rStyle w:val="af2"/>
           <w:bCs/>
         </w:rPr>
         <w:t>– Эксплуатационные данные UT55</w:t>
@@ -5472,7 +5475,7 @@
     </w:p>
     <w:tbl>
       <w:tblPr>
-        <w:tblStyle w:val="a3"/>
+        <w:tblStyle w:val="a4"/>
         <w:tblW w:w="0" w:type="auto"/>
         <w:tblLook w:val="04A0" w:firstRow="1" w:lastRow="0" w:firstColumn="1" w:lastColumn="0" w:noHBand="0" w:noVBand="1"/>
       </w:tblPr>
@@ -5963,7 +5966,7 @@
     </w:p>
     <w:p>
       <w:pPr>
-        <w:pStyle w:val="aff0"/>
+        <w:pStyle w:val="a"/>
         <w:numPr>
           <w:ilvl w:val="0"/>
           <w:numId w:val="28"/>
@@ -5976,7 +5979,7 @@
     </w:p>
     <w:p>
       <w:pPr>
-        <w:pStyle w:val="aff0"/>
+        <w:pStyle w:val="a"/>
         <w:numPr>
           <w:ilvl w:val="0"/>
           <w:numId w:val="28"/>
@@ -5989,7 +5992,7 @@
     </w:p>
     <w:p>
       <w:pPr>
-        <w:pStyle w:val="aff0"/>
+        <w:pStyle w:val="a"/>
         <w:numPr>
           <w:ilvl w:val="0"/>
           <w:numId w:val="29"/>
@@ -6002,7 +6005,7 @@
     </w:p>
     <w:p>
       <w:pPr>
-        <w:pStyle w:val="aff0"/>
+        <w:pStyle w:val="a"/>
         <w:numPr>
           <w:ilvl w:val="0"/>
           <w:numId w:val="29"/>
@@ -6015,7 +6018,7 @@
     </w:p>
     <w:p>
       <w:pPr>
-        <w:pStyle w:val="aff0"/>
+        <w:pStyle w:val="a"/>
         <w:numPr>
           <w:ilvl w:val="0"/>
           <w:numId w:val="28"/>
@@ -6028,7 +6031,7 @@
     </w:p>
     <w:p>
       <w:pPr>
-        <w:pStyle w:val="aff0"/>
+        <w:pStyle w:val="a"/>
         <w:numPr>
           <w:ilvl w:val="0"/>
           <w:numId w:val="31"/>
@@ -6041,7 +6044,7 @@
     </w:p>
     <w:p>
       <w:pPr>
-        <w:pStyle w:val="aff0"/>
+        <w:pStyle w:val="a"/>
         <w:numPr>
           <w:ilvl w:val="0"/>
           <w:numId w:val="31"/>
@@ -6054,7 +6057,7 @@
     </w:p>
     <w:p>
       <w:pPr>
-        <w:pStyle w:val="aff0"/>
+        <w:pStyle w:val="a"/>
         <w:numPr>
           <w:ilvl w:val="0"/>
           <w:numId w:val="31"/>
@@ -6067,7 +6070,7 @@
     </w:p>
     <w:p>
       <w:pPr>
-        <w:pStyle w:val="aff0"/>
+        <w:pStyle w:val="a"/>
         <w:numPr>
           <w:ilvl w:val="0"/>
           <w:numId w:val="28"/>
@@ -6089,7 +6092,7 @@
     </w:p>
     <w:p>
       <w:pPr>
-        <w:pStyle w:val="aff0"/>
+        <w:pStyle w:val="a"/>
         <w:numPr>
           <w:ilvl w:val="0"/>
           <w:numId w:val="28"/>
@@ -7672,6 +7675,205 @@
     </w:lvl>
   </w:abstractNum>
   <w:abstractNum w:abstractNumId="15" w15:restartNumberingAfterBreak="0">
+    <w:nsid w:val="43E26930"/>
+    <w:multiLevelType w:val="hybridMultilevel"/>
+    <w:tmpl w:val="4C561274"/>
+    <w:lvl w:ilvl="0" w:tplc="04190001">
+      <w:start w:val="1"/>
+      <w:numFmt w:val="bullet"/>
+      <w:lvlText w:val=""/>
+      <w:lvlJc w:val="left"/>
+      <w:pPr>
+        <w:ind w:left="1429" w:hanging="360"/>
+      </w:pPr>
+      <w:rPr>
+        <w:rFonts w:ascii="Symbol" w:hAnsi="Symbol" w:hint="default"/>
+      </w:rPr>
+    </w:lvl>
+    <w:lvl w:ilvl="1" w:tplc="04190003" w:tentative="1">
+      <w:start w:val="1"/>
+      <w:numFmt w:val="bullet"/>
+      <w:lvlText w:val="o"/>
+      <w:lvlJc w:val="left"/>
+      <w:pPr>
+        <w:ind w:left="2149" w:hanging="360"/>
+      </w:pPr>
+      <w:rPr>
+        <w:rFonts w:ascii="Courier New" w:hAnsi="Courier New" w:cs="Courier New" w:hint="default"/>
+      </w:rPr>
+    </w:lvl>
+    <w:lvl w:ilvl="2" w:tplc="04190005" w:tentative="1">
+      <w:start w:val="1"/>
+      <w:numFmt w:val="bullet"/>
+      <w:lvlText w:val=""/>
+      <w:lvlJc w:val="left"/>
+      <w:pPr>
+        <w:ind w:left="2869" w:hanging="360"/>
+      </w:pPr>
+      <w:rPr>
+        <w:rFonts w:ascii="Wingdings" w:hAnsi="Wingdings" w:hint="default"/>
+      </w:rPr>
+    </w:lvl>
+    <w:lvl w:ilvl="3" w:tplc="04190001" w:tentative="1">
+      <w:start w:val="1"/>
+      <w:numFmt w:val="bullet"/>
+      <w:lvlText w:val=""/>
+      <w:lvlJc w:val="left"/>
+      <w:pPr>
+        <w:ind w:left="3589" w:hanging="360"/>
+      </w:pPr>
+      <w:rPr>
+        <w:rFonts w:ascii="Symbol" w:hAnsi="Symbol" w:hint="default"/>
+      </w:rPr>
+    </w:lvl>
+    <w:lvl w:ilvl="4" w:tplc="04190003" w:tentative="1">
+      <w:start w:val="1"/>
+      <w:numFmt w:val="bullet"/>
+      <w:lvlText w:val="o"/>
+      <w:lvlJc w:val="left"/>
+      <w:pPr>
+        <w:ind w:left="4309" w:hanging="360"/>
+      </w:pPr>
+      <w:rPr>
+        <w:rFonts w:ascii="Courier New" w:hAnsi="Courier New" w:cs="Courier New" w:hint="default"/>
+      </w:rPr>
+    </w:lvl>
+    <w:lvl w:ilvl="5" w:tplc="04190005" w:tentative="1">
+      <w:start w:val="1"/>
+      <w:numFmt w:val="bullet"/>
+      <w:lvlText w:val=""/>
+      <w:lvlJc w:val="left"/>
+      <w:pPr>
+        <w:ind w:left="5029" w:hanging="360"/>
+      </w:pPr>
+      <w:rPr>
+        <w:rFonts w:ascii="Wingdings" w:hAnsi="Wingdings" w:hint="default"/>
+      </w:rPr>
+    </w:lvl>
+    <w:lvl w:ilvl="6" w:tplc="04190001" w:tentative="1">
+      <w:start w:val="1"/>
+      <w:numFmt w:val="bullet"/>
+      <w:lvlText w:val=""/>
+      <w:lvlJc w:val="left"/>
+      <w:pPr>
+        <w:ind w:left="5749" w:hanging="360"/>
+      </w:pPr>
+      <w:rPr>
+        <w:rFonts w:ascii="Symbol" w:hAnsi="Symbol" w:hint="default"/>
+      </w:rPr>
+    </w:lvl>
+    <w:lvl w:ilvl="7" w:tplc="04190003" w:tentative="1">
+      <w:start w:val="1"/>
+      <w:numFmt w:val="bullet"/>
+      <w:lvlText w:val="o"/>
+      <w:lvlJc w:val="left"/>
+      <w:pPr>
+        <w:ind w:left="6469" w:hanging="360"/>
+      </w:pPr>
+      <w:rPr>
+        <w:rFonts w:ascii="Courier New" w:hAnsi="Courier New" w:cs="Courier New" w:hint="default"/>
+      </w:rPr>
+    </w:lvl>
+    <w:lvl w:ilvl="8" w:tplc="04190005" w:tentative="1">
+      <w:start w:val="1"/>
+      <w:numFmt w:val="bullet"/>
+      <w:lvlText w:val=""/>
+      <w:lvlJc w:val="left"/>
+      <w:pPr>
+        <w:ind w:left="7189" w:hanging="360"/>
+      </w:pPr>
+      <w:rPr>
+        <w:rFonts w:ascii="Wingdings" w:hAnsi="Wingdings" w:hint="default"/>
+      </w:rPr>
+    </w:lvl>
+  </w:abstractNum>
+  <w:abstractNum w:abstractNumId="16" w15:restartNumberingAfterBreak="0">
+    <w:nsid w:val="47DE5BFE"/>
+    <w:multiLevelType w:val="hybridMultilevel"/>
+    <w:tmpl w:val="F1226992"/>
+    <w:lvl w:ilvl="0" w:tplc="0419000F">
+      <w:start w:val="1"/>
+      <w:numFmt w:val="decimal"/>
+      <w:lvlText w:val="%1."/>
+      <w:lvlJc w:val="left"/>
+      <w:pPr>
+        <w:ind w:left="1429" w:hanging="360"/>
+      </w:pPr>
+    </w:lvl>
+    <w:lvl w:ilvl="1" w:tplc="04190019" w:tentative="1">
+      <w:start w:val="1"/>
+      <w:numFmt w:val="lowerLetter"/>
+      <w:lvlText w:val="%2."/>
+      <w:lvlJc w:val="left"/>
+      <w:pPr>
+        <w:ind w:left="2149" w:hanging="360"/>
+      </w:pPr>
+    </w:lvl>
+    <w:lvl w:ilvl="2" w:tplc="0419001B" w:tentative="1">
+      <w:start w:val="1"/>
+      <w:numFmt w:val="lowerRoman"/>
+      <w:lvlText w:val="%3."/>
+      <w:lvlJc w:val="right"/>
+      <w:pPr>
+        <w:ind w:left="2869" w:hanging="180"/>
+      </w:pPr>
+    </w:lvl>
+    <w:lvl w:ilvl="3" w:tplc="0419000F" w:tentative="1">
+      <w:start w:val="1"/>
+      <w:numFmt w:val="decimal"/>
+      <w:lvlText w:val="%4."/>
+      <w:lvlJc w:val="left"/>
+      <w:pPr>
+        <w:ind w:left="3589" w:hanging="360"/>
+      </w:pPr>
+    </w:lvl>
+    <w:lvl w:ilvl="4" w:tplc="04190019" w:tentative="1">
+      <w:start w:val="1"/>
+      <w:numFmt w:val="lowerLetter"/>
+      <w:lvlText w:val="%5."/>
+      <w:lvlJc w:val="left"/>
+      <w:pPr>
+        <w:ind w:left="4309" w:hanging="360"/>
+      </w:pPr>
+    </w:lvl>
+    <w:lvl w:ilvl="5" w:tplc="0419001B" w:tentative="1">
+      <w:start w:val="1"/>
+      <w:numFmt w:val="lowerRoman"/>
+      <w:lvlText w:val="%6."/>
+      <w:lvlJc w:val="right"/>
+      <w:pPr>
+        <w:ind w:left="5029" w:hanging="180"/>
+      </w:pPr>
+    </w:lvl>
+    <w:lvl w:ilvl="6" w:tplc="0419000F" w:tentative="1">
+      <w:start w:val="1"/>
+      <w:numFmt w:val="decimal"/>
+      <w:lvlText w:val="%7."/>
+      <w:lvlJc w:val="left"/>
+      <w:pPr>
+        <w:ind w:left="5749" w:hanging="360"/>
+      </w:pPr>
+    </w:lvl>
+    <w:lvl w:ilvl="7" w:tplc="04190019" w:tentative="1">
+      <w:start w:val="1"/>
+      <w:numFmt w:val="lowerLetter"/>
+      <w:lvlText w:val="%8."/>
+      <w:lvlJc w:val="left"/>
+      <w:pPr>
+        <w:ind w:left="6469" w:hanging="360"/>
+      </w:pPr>
+    </w:lvl>
+    <w:lvl w:ilvl="8" w:tplc="0419001B" w:tentative="1">
+      <w:start w:val="1"/>
+      <w:numFmt w:val="lowerRoman"/>
+      <w:lvlText w:val="%9."/>
+      <w:lvlJc w:val="right"/>
+      <w:pPr>
+        <w:ind w:left="7189" w:hanging="180"/>
+      </w:pPr>
+    </w:lvl>
+  </w:abstractNum>
+  <w:abstractNum w:abstractNumId="17" w15:restartNumberingAfterBreak="0">
     <w:nsid w:val="493414F6"/>
     <w:multiLevelType w:val="hybridMultilevel"/>
     <w:tmpl w:val="169CA522"/>
@@ -7784,7 +7986,7 @@
       </w:rPr>
     </w:lvl>
   </w:abstractNum>
-  <w:abstractNum w:abstractNumId="16" w15:restartNumberingAfterBreak="0">
+  <w:abstractNum w:abstractNumId="18" w15:restartNumberingAfterBreak="0">
     <w:nsid w:val="54DB13E2"/>
     <w:multiLevelType w:val="multilevel"/>
     <w:tmpl w:val="84788ADC"/>
@@ -7870,7 +8072,7 @@
       </w:pPr>
     </w:lvl>
   </w:abstractNum>
-  <w:abstractNum w:abstractNumId="17" w15:restartNumberingAfterBreak="0">
+  <w:abstractNum w:abstractNumId="19" w15:restartNumberingAfterBreak="0">
     <w:nsid w:val="55BD0823"/>
     <w:multiLevelType w:val="hybridMultilevel"/>
     <w:tmpl w:val="D12E4BA0"/>
@@ -7956,7 +8158,7 @@
       </w:pPr>
     </w:lvl>
   </w:abstractNum>
-  <w:abstractNum w:abstractNumId="18" w15:restartNumberingAfterBreak="0">
+  <w:abstractNum w:abstractNumId="20" w15:restartNumberingAfterBreak="0">
     <w:nsid w:val="56BF16E8"/>
     <w:multiLevelType w:val="multilevel"/>
     <w:tmpl w:val="8E1EB5CE"/>
@@ -8042,10 +8244,10 @@
       </w:pPr>
     </w:lvl>
   </w:abstractNum>
-  <w:abstractNum w:abstractNumId="19" w15:restartNumberingAfterBreak="0">
+  <w:abstractNum w:abstractNumId="21" w15:restartNumberingAfterBreak="0">
     <w:nsid w:val="57DF5F20"/>
     <w:multiLevelType w:val="multilevel"/>
-    <w:tmpl w:val="CA943244"/>
+    <w:tmpl w:val="7D8A7B76"/>
     <w:lvl w:ilvl="0">
       <w:start w:val="1"/>
       <w:numFmt w:val="decimal"/>
@@ -8061,6 +8263,7 @@
     <w:lvl w:ilvl="1">
       <w:start w:val="1"/>
       <w:numFmt w:val="decimal"/>
+      <w:pStyle w:val="a"/>
       <w:isLgl/>
       <w:lvlText w:val="%1.%2"/>
       <w:lvlJc w:val="left"/>
@@ -8163,7 +8366,7 @@
       </w:rPr>
     </w:lvl>
   </w:abstractNum>
-  <w:abstractNum w:abstractNumId="20" w15:restartNumberingAfterBreak="0">
+  <w:abstractNum w:abstractNumId="22" w15:restartNumberingAfterBreak="0">
     <w:nsid w:val="5A535874"/>
     <w:multiLevelType w:val="hybridMultilevel"/>
     <w:tmpl w:val="6924E784"/>
@@ -8249,7 +8452,7 @@
       </w:pPr>
     </w:lvl>
   </w:abstractNum>
-  <w:abstractNum w:abstractNumId="21" w15:restartNumberingAfterBreak="0">
+  <w:abstractNum w:abstractNumId="23" w15:restartNumberingAfterBreak="0">
     <w:nsid w:val="5D1A73BE"/>
     <w:multiLevelType w:val="hybridMultilevel"/>
     <w:tmpl w:val="1FC88C64"/>
@@ -8335,7 +8538,7 @@
       </w:pPr>
     </w:lvl>
   </w:abstractNum>
-  <w:abstractNum w:abstractNumId="22" w15:restartNumberingAfterBreak="0">
+  <w:abstractNum w:abstractNumId="24" w15:restartNumberingAfterBreak="0">
     <w:nsid w:val="5DB53B1E"/>
     <w:multiLevelType w:val="hybridMultilevel"/>
     <w:tmpl w:val="FDE26894"/>
@@ -8448,7 +8651,7 @@
       </w:rPr>
     </w:lvl>
   </w:abstractNum>
-  <w:abstractNum w:abstractNumId="23" w15:restartNumberingAfterBreak="0">
+  <w:abstractNum w:abstractNumId="25" w15:restartNumberingAfterBreak="0">
     <w:nsid w:val="5E3F5A18"/>
     <w:multiLevelType w:val="multilevel"/>
     <w:tmpl w:val="9CAC10FC"/>
@@ -8534,7 +8737,7 @@
       </w:pPr>
     </w:lvl>
   </w:abstractNum>
-  <w:abstractNum w:abstractNumId="24" w15:restartNumberingAfterBreak="0">
+  <w:abstractNum w:abstractNumId="26" w15:restartNumberingAfterBreak="0">
     <w:nsid w:val="615762DF"/>
     <w:multiLevelType w:val="multilevel"/>
     <w:tmpl w:val="7D4AE2F2"/>
@@ -8620,7 +8823,7 @@
       </w:pPr>
     </w:lvl>
   </w:abstractNum>
-  <w:abstractNum w:abstractNumId="25" w15:restartNumberingAfterBreak="0">
+  <w:abstractNum w:abstractNumId="27" w15:restartNumberingAfterBreak="0">
     <w:nsid w:val="6615D1B0"/>
     <w:multiLevelType w:val="multilevel"/>
     <w:tmpl w:val="D124D5DC"/>
@@ -8733,7 +8936,7 @@
       </w:rPr>
     </w:lvl>
   </w:abstractNum>
-  <w:abstractNum w:abstractNumId="26" w15:restartNumberingAfterBreak="0">
+  <w:abstractNum w:abstractNumId="28" w15:restartNumberingAfterBreak="0">
     <w:nsid w:val="669E7CD1"/>
     <w:multiLevelType w:val="multilevel"/>
     <w:tmpl w:val="CD8E44A0"/>
@@ -8822,7 +9025,7 @@
       </w:pPr>
     </w:lvl>
   </w:abstractNum>
-  <w:abstractNum w:abstractNumId="27" w15:restartNumberingAfterBreak="0">
+  <w:abstractNum w:abstractNumId="29" w15:restartNumberingAfterBreak="0">
     <w:nsid w:val="6C3A36D0"/>
     <w:multiLevelType w:val="multilevel"/>
     <w:tmpl w:val="A0F087EA"/>
@@ -8908,7 +9111,7 @@
       </w:pPr>
     </w:lvl>
   </w:abstractNum>
-  <w:abstractNum w:abstractNumId="28" w15:restartNumberingAfterBreak="0">
+  <w:abstractNum w:abstractNumId="30" w15:restartNumberingAfterBreak="0">
     <w:nsid w:val="6C431635"/>
     <w:multiLevelType w:val="multilevel"/>
     <w:tmpl w:val="8FD8BDB2"/>
@@ -9029,7 +9232,7 @@
       </w:rPr>
     </w:lvl>
   </w:abstractNum>
-  <w:abstractNum w:abstractNumId="29" w15:restartNumberingAfterBreak="0">
+  <w:abstractNum w:abstractNumId="31" w15:restartNumberingAfterBreak="0">
     <w:nsid w:val="72784913"/>
     <w:multiLevelType w:val="multilevel"/>
     <w:tmpl w:val="8FD8BDB2"/>
@@ -9150,7 +9353,7 @@
       </w:rPr>
     </w:lvl>
   </w:abstractNum>
-  <w:abstractNum w:abstractNumId="30" w15:restartNumberingAfterBreak="0">
+  <w:abstractNum w:abstractNumId="32" w15:restartNumberingAfterBreak="0">
     <w:nsid w:val="72E516DD"/>
     <w:multiLevelType w:val="multilevel"/>
     <w:tmpl w:val="DC3C8624"/>
@@ -9240,6 +9443,118 @@
       <w:pPr>
         <w:ind w:left="6829" w:hanging="180"/>
       </w:pPr>
+    </w:lvl>
+  </w:abstractNum>
+  <w:abstractNum w:abstractNumId="33" w15:restartNumberingAfterBreak="0">
+    <w:nsid w:val="734914A3"/>
+    <w:multiLevelType w:val="hybridMultilevel"/>
+    <w:tmpl w:val="6BFCFCBA"/>
+    <w:lvl w:ilvl="0" w:tplc="1E8EA3F4">
+      <w:numFmt w:val="bullet"/>
+      <w:lvlText w:val="·"/>
+      <w:lvlJc w:val="left"/>
+      <w:pPr>
+        <w:ind w:left="1429" w:hanging="720"/>
+      </w:pPr>
+      <w:rPr>
+        <w:rFonts w:ascii="Times New Roman" w:eastAsia="Times New Roman" w:hAnsi="Times New Roman" w:cs="Times New Roman" w:hint="default"/>
+      </w:rPr>
+    </w:lvl>
+    <w:lvl w:ilvl="1" w:tplc="04190003" w:tentative="1">
+      <w:start w:val="1"/>
+      <w:numFmt w:val="bullet"/>
+      <w:lvlText w:val="o"/>
+      <w:lvlJc w:val="left"/>
+      <w:pPr>
+        <w:ind w:left="1789" w:hanging="360"/>
+      </w:pPr>
+      <w:rPr>
+        <w:rFonts w:ascii="Courier New" w:hAnsi="Courier New" w:cs="Courier New" w:hint="default"/>
+      </w:rPr>
+    </w:lvl>
+    <w:lvl w:ilvl="2" w:tplc="04190005" w:tentative="1">
+      <w:start w:val="1"/>
+      <w:numFmt w:val="bullet"/>
+      <w:lvlText w:val=""/>
+      <w:lvlJc w:val="left"/>
+      <w:pPr>
+        <w:ind w:left="2509" w:hanging="360"/>
+      </w:pPr>
+      <w:rPr>
+        <w:rFonts w:ascii="Wingdings" w:hAnsi="Wingdings" w:hint="default"/>
+      </w:rPr>
+    </w:lvl>
+    <w:lvl w:ilvl="3" w:tplc="04190001" w:tentative="1">
+      <w:start w:val="1"/>
+      <w:numFmt w:val="bullet"/>
+      <w:lvlText w:val=""/>
+      <w:lvlJc w:val="left"/>
+      <w:pPr>
+        <w:ind w:left="3229" w:hanging="360"/>
+      </w:pPr>
+      <w:rPr>
+        <w:rFonts w:ascii="Symbol" w:hAnsi="Symbol" w:hint="default"/>
+      </w:rPr>
+    </w:lvl>
+    <w:lvl w:ilvl="4" w:tplc="04190003" w:tentative="1">
+      <w:start w:val="1"/>
+      <w:numFmt w:val="bullet"/>
+      <w:lvlText w:val="o"/>
+      <w:lvlJc w:val="left"/>
+      <w:pPr>
+        <w:ind w:left="3949" w:hanging="360"/>
+      </w:pPr>
+      <w:rPr>
+        <w:rFonts w:ascii="Courier New" w:hAnsi="Courier New" w:cs="Courier New" w:hint="default"/>
+      </w:rPr>
+    </w:lvl>
+    <w:lvl w:ilvl="5" w:tplc="04190005" w:tentative="1">
+      <w:start w:val="1"/>
+      <w:numFmt w:val="bullet"/>
+      <w:lvlText w:val=""/>
+      <w:lvlJc w:val="left"/>
+      <w:pPr>
+        <w:ind w:left="4669" w:hanging="360"/>
+      </w:pPr>
+      <w:rPr>
+        <w:rFonts w:ascii="Wingdings" w:hAnsi="Wingdings" w:hint="default"/>
+      </w:rPr>
+    </w:lvl>
+    <w:lvl w:ilvl="6" w:tplc="04190001" w:tentative="1">
+      <w:start w:val="1"/>
+      <w:numFmt w:val="bullet"/>
+      <w:lvlText w:val=""/>
+      <w:lvlJc w:val="left"/>
+      <w:pPr>
+        <w:ind w:left="5389" w:hanging="360"/>
+      </w:pPr>
+      <w:rPr>
+        <w:rFonts w:ascii="Symbol" w:hAnsi="Symbol" w:hint="default"/>
+      </w:rPr>
+    </w:lvl>
+    <w:lvl w:ilvl="7" w:tplc="04190003" w:tentative="1">
+      <w:start w:val="1"/>
+      <w:numFmt w:val="bullet"/>
+      <w:lvlText w:val="o"/>
+      <w:lvlJc w:val="left"/>
+      <w:pPr>
+        <w:ind w:left="6109" w:hanging="360"/>
+      </w:pPr>
+      <w:rPr>
+        <w:rFonts w:ascii="Courier New" w:hAnsi="Courier New" w:cs="Courier New" w:hint="default"/>
+      </w:rPr>
+    </w:lvl>
+    <w:lvl w:ilvl="8" w:tplc="04190005" w:tentative="1">
+      <w:start w:val="1"/>
+      <w:numFmt w:val="bullet"/>
+      <w:lvlText w:val=""/>
+      <w:lvlJc w:val="left"/>
+      <w:pPr>
+        <w:ind w:left="6829" w:hanging="360"/>
+      </w:pPr>
+      <w:rPr>
+        <w:rFonts w:ascii="Wingdings" w:hAnsi="Wingdings" w:hint="default"/>
+      </w:rPr>
     </w:lvl>
   </w:abstractNum>
   <w:num w:numId="1" w16cid:durableId="2055110095">
@@ -9249,7 +9564,7 @@
     <w:abstractNumId w:val="2"/>
   </w:num>
   <w:num w:numId="3" w16cid:durableId="1536120790">
-    <w:abstractNumId w:val="24"/>
+    <w:abstractNumId w:val="26"/>
   </w:num>
   <w:num w:numId="4" w16cid:durableId="1493640672">
     <w:abstractNumId w:val="13"/>
@@ -9258,16 +9573,16 @@
     <w:abstractNumId w:val="0"/>
   </w:num>
   <w:num w:numId="6" w16cid:durableId="1292059293">
-    <w:abstractNumId w:val="30"/>
+    <w:abstractNumId w:val="32"/>
   </w:num>
   <w:num w:numId="7" w16cid:durableId="973801176">
-    <w:abstractNumId w:val="26"/>
+    <w:abstractNumId w:val="28"/>
   </w:num>
   <w:num w:numId="8" w16cid:durableId="990057569">
-    <w:abstractNumId w:val="23"/>
+    <w:abstractNumId w:val="25"/>
   </w:num>
   <w:num w:numId="9" w16cid:durableId="392318110">
-    <w:abstractNumId w:val="27"/>
+    <w:abstractNumId w:val="29"/>
   </w:num>
   <w:num w:numId="10" w16cid:durableId="1534032613">
     <w:abstractNumId w:val="12"/>
@@ -9276,28 +9591,28 @@
     <w:abstractNumId w:val="3"/>
   </w:num>
   <w:num w:numId="12" w16cid:durableId="1869829622">
-    <w:abstractNumId w:val="16"/>
+    <w:abstractNumId w:val="18"/>
   </w:num>
   <w:num w:numId="13" w16cid:durableId="1407875514">
-    <w:abstractNumId w:val="18"/>
+    <w:abstractNumId w:val="20"/>
   </w:num>
   <w:num w:numId="14" w16cid:durableId="664628262">
     <w:abstractNumId w:val="6"/>
   </w:num>
   <w:num w:numId="15" w16cid:durableId="1852182780">
-    <w:abstractNumId w:val="25"/>
+    <w:abstractNumId w:val="27"/>
   </w:num>
   <w:num w:numId="16" w16cid:durableId="329456488">
     <w:abstractNumId w:val="4"/>
   </w:num>
   <w:num w:numId="17" w16cid:durableId="1428619492">
-    <w:abstractNumId w:val="20"/>
+    <w:abstractNumId w:val="22"/>
   </w:num>
   <w:num w:numId="18" w16cid:durableId="766926976">
-    <w:abstractNumId w:val="21"/>
+    <w:abstractNumId w:val="23"/>
   </w:num>
   <w:num w:numId="19" w16cid:durableId="1965648826">
-    <w:abstractNumId w:val="19"/>
+    <w:abstractNumId w:val="21"/>
   </w:num>
   <w:num w:numId="20" w16cid:durableId="1616517368">
     <w:abstractNumId w:val="10"/>
@@ -9309,13 +9624,13 @@
     <w:abstractNumId w:val="9"/>
   </w:num>
   <w:num w:numId="23" w16cid:durableId="6684847">
-    <w:abstractNumId w:val="29"/>
+    <w:abstractNumId w:val="31"/>
   </w:num>
   <w:num w:numId="24" w16cid:durableId="2022662870">
-    <w:abstractNumId w:val="28"/>
+    <w:abstractNumId w:val="30"/>
   </w:num>
   <w:num w:numId="25" w16cid:durableId="1250894575">
-    <w:abstractNumId w:val="17"/>
+    <w:abstractNumId w:val="19"/>
   </w:num>
   <w:num w:numId="26" w16cid:durableId="689377214">
     <w:abstractNumId w:val="7"/>
@@ -9327,12 +9642,21 @@
     <w:abstractNumId w:val="5"/>
   </w:num>
   <w:num w:numId="29" w16cid:durableId="1823423587">
-    <w:abstractNumId w:val="22"/>
+    <w:abstractNumId w:val="24"/>
   </w:num>
   <w:num w:numId="30" w16cid:durableId="446891756">
     <w:abstractNumId w:val="14"/>
   </w:num>
   <w:num w:numId="31" w16cid:durableId="1506827108">
+    <w:abstractNumId w:val="17"/>
+  </w:num>
+  <w:num w:numId="32" w16cid:durableId="577835687">
+    <w:abstractNumId w:val="16"/>
+  </w:num>
+  <w:num w:numId="33" w16cid:durableId="341057301">
+    <w:abstractNumId w:val="33"/>
+  </w:num>
+  <w:num w:numId="34" w16cid:durableId="1768234017">
     <w:abstractNumId w:val="15"/>
   </w:num>
 </w:numbering>
@@ -9734,7 +10058,7 @@
     <w:lsdException w:name="Unresolved Mention" w:semiHidden="1" w:unhideWhenUsed="1"/>
     <w:lsdException w:name="Smart Link" w:semiHidden="1" w:unhideWhenUsed="1"/>
   </w:latentStyles>
-  <w:style w:type="paragraph" w:default="1" w:styleId="a">
+  <w:style w:type="paragraph" w:default="1" w:styleId="a0">
     <w:name w:val="Normal"/>
     <w:qFormat/>
     <w:rsid w:val="0039532A"/>
@@ -9749,8 +10073,8 @@
   </w:style>
   <w:style w:type="paragraph" w:styleId="1">
     <w:name w:val="heading 1"/>
-    <w:basedOn w:val="a"/>
-    <w:next w:val="a"/>
+    <w:basedOn w:val="a0"/>
+    <w:next w:val="a0"/>
     <w:link w:val="10"/>
     <w:uiPriority w:val="9"/>
     <w:qFormat/>
@@ -9768,7 +10092,7 @@
   </w:style>
   <w:style w:type="paragraph" w:styleId="2">
     <w:name w:val="heading 2"/>
-    <w:next w:val="a"/>
+    <w:next w:val="a0"/>
     <w:link w:val="20"/>
     <w:uiPriority w:val="9"/>
     <w:unhideWhenUsed/>
@@ -9789,8 +10113,8 @@
   </w:style>
   <w:style w:type="paragraph" w:styleId="3">
     <w:name w:val="heading 3"/>
-    <w:basedOn w:val="a"/>
-    <w:next w:val="a"/>
+    <w:basedOn w:val="a0"/>
+    <w:next w:val="a0"/>
     <w:link w:val="30"/>
     <w:uiPriority w:val="9"/>
     <w:semiHidden/>
@@ -9809,8 +10133,8 @@
   </w:style>
   <w:style w:type="paragraph" w:styleId="4">
     <w:name w:val="heading 4"/>
-    <w:basedOn w:val="a"/>
-    <w:next w:val="a"/>
+    <w:basedOn w:val="a0"/>
+    <w:next w:val="a0"/>
     <w:link w:val="40"/>
     <w:uiPriority w:val="9"/>
     <w:semiHidden/>
@@ -9828,8 +10152,8 @@
   </w:style>
   <w:style w:type="paragraph" w:styleId="5">
     <w:name w:val="heading 5"/>
-    <w:basedOn w:val="a"/>
-    <w:next w:val="a"/>
+    <w:basedOn w:val="a0"/>
+    <w:next w:val="a0"/>
     <w:link w:val="50"/>
     <w:uiPriority w:val="9"/>
     <w:semiHidden/>
@@ -9849,8 +10173,8 @@
   </w:style>
   <w:style w:type="paragraph" w:styleId="6">
     <w:name w:val="heading 6"/>
-    <w:basedOn w:val="a"/>
-    <w:next w:val="a"/>
+    <w:basedOn w:val="a0"/>
+    <w:next w:val="a0"/>
     <w:link w:val="60"/>
     <w:uiPriority w:val="9"/>
     <w:semiHidden/>
@@ -9870,8 +10194,8 @@
   </w:style>
   <w:style w:type="paragraph" w:styleId="7">
     <w:name w:val="heading 7"/>
-    <w:basedOn w:val="a"/>
-    <w:next w:val="a"/>
+    <w:basedOn w:val="a0"/>
+    <w:next w:val="a0"/>
     <w:link w:val="70"/>
     <w:uiPriority w:val="9"/>
     <w:unhideWhenUsed/>
@@ -9888,8 +10212,8 @@
   </w:style>
   <w:style w:type="paragraph" w:styleId="8">
     <w:name w:val="heading 8"/>
-    <w:basedOn w:val="a"/>
-    <w:next w:val="a"/>
+    <w:basedOn w:val="a0"/>
+    <w:next w:val="a0"/>
     <w:link w:val="80"/>
     <w:uiPriority w:val="9"/>
     <w:unhideWhenUsed/>
@@ -9907,8 +10231,8 @@
   </w:style>
   <w:style w:type="paragraph" w:styleId="9">
     <w:name w:val="heading 9"/>
-    <w:basedOn w:val="a"/>
-    <w:next w:val="a"/>
+    <w:basedOn w:val="a0"/>
+    <w:next w:val="a0"/>
     <w:link w:val="90"/>
     <w:uiPriority w:val="9"/>
     <w:unhideWhenUsed/>
@@ -9924,13 +10248,13 @@
       <w:color w:val="272727" w:themeColor="text1" w:themeTint="D8"/>
     </w:rPr>
   </w:style>
-  <w:style w:type="character" w:default="1" w:styleId="a0">
+  <w:style w:type="character" w:default="1" w:styleId="a1">
     <w:name w:val="Default Paragraph Font"/>
     <w:uiPriority w:val="1"/>
     <w:semiHidden/>
     <w:unhideWhenUsed/>
   </w:style>
-  <w:style w:type="table" w:default="1" w:styleId="a1">
+  <w:style w:type="table" w:default="1" w:styleId="a2">
     <w:name w:val="Normal Table"/>
     <w:uiPriority w:val="99"/>
     <w:semiHidden/>
@@ -9945,7 +10269,7 @@
       </w:tblCellMar>
     </w:tblPr>
   </w:style>
-  <w:style w:type="numbering" w:default="1" w:styleId="a2">
+  <w:style w:type="numbering" w:default="1" w:styleId="a3">
     <w:name w:val="No List"/>
     <w:uiPriority w:val="99"/>
     <w:semiHidden/>
@@ -9953,7 +10277,7 @@
   </w:style>
   <w:style w:type="character" w:customStyle="1" w:styleId="Heading1Char">
     <w:name w:val="Heading 1 Char"/>
-    <w:basedOn w:val="a0"/>
+    <w:basedOn w:val="a1"/>
     <w:uiPriority w:val="9"/>
     <w:rPr>
       <w:rFonts w:ascii="Arial" w:eastAsia="Arial" w:hAnsi="Arial" w:cs="Arial"/>
@@ -9964,7 +10288,7 @@
   </w:style>
   <w:style w:type="character" w:customStyle="1" w:styleId="Heading2Char">
     <w:name w:val="Heading 2 Char"/>
-    <w:basedOn w:val="a0"/>
+    <w:basedOn w:val="a1"/>
     <w:uiPriority w:val="9"/>
     <w:rPr>
       <w:rFonts w:ascii="Arial" w:eastAsia="Arial" w:hAnsi="Arial" w:cs="Arial"/>
@@ -9975,7 +10299,7 @@
   </w:style>
   <w:style w:type="character" w:customStyle="1" w:styleId="Heading3Char">
     <w:name w:val="Heading 3 Char"/>
-    <w:basedOn w:val="a0"/>
+    <w:basedOn w:val="a1"/>
     <w:uiPriority w:val="9"/>
     <w:rPr>
       <w:rFonts w:ascii="Arial" w:eastAsia="Arial" w:hAnsi="Arial" w:cs="Arial"/>
@@ -9986,7 +10310,7 @@
   </w:style>
   <w:style w:type="character" w:customStyle="1" w:styleId="Heading4Char">
     <w:name w:val="Heading 4 Char"/>
-    <w:basedOn w:val="a0"/>
+    <w:basedOn w:val="a1"/>
     <w:uiPriority w:val="9"/>
     <w:rPr>
       <w:rFonts w:ascii="Arial" w:eastAsia="Arial" w:hAnsi="Arial" w:cs="Arial"/>
@@ -9997,7 +10321,7 @@
   </w:style>
   <w:style w:type="character" w:customStyle="1" w:styleId="Heading5Char">
     <w:name w:val="Heading 5 Char"/>
-    <w:basedOn w:val="a0"/>
+    <w:basedOn w:val="a1"/>
     <w:uiPriority w:val="9"/>
     <w:rPr>
       <w:rFonts w:ascii="Arial" w:eastAsia="Arial" w:hAnsi="Arial" w:cs="Arial"/>
@@ -10006,7 +10330,7 @@
   </w:style>
   <w:style w:type="character" w:customStyle="1" w:styleId="Heading6Char">
     <w:name w:val="Heading 6 Char"/>
-    <w:basedOn w:val="a0"/>
+    <w:basedOn w:val="a1"/>
     <w:uiPriority w:val="9"/>
     <w:rPr>
       <w:rFonts w:ascii="Arial" w:eastAsia="Arial" w:hAnsi="Arial" w:cs="Arial"/>
@@ -10017,7 +10341,7 @@
   </w:style>
   <w:style w:type="character" w:customStyle="1" w:styleId="Heading7Char">
     <w:name w:val="Heading 7 Char"/>
-    <w:basedOn w:val="a0"/>
+    <w:basedOn w:val="a1"/>
     <w:uiPriority w:val="9"/>
     <w:rPr>
       <w:rFonts w:ascii="Arial" w:eastAsia="Arial" w:hAnsi="Arial" w:cs="Arial"/>
@@ -10026,7 +10350,7 @@
   </w:style>
   <w:style w:type="character" w:customStyle="1" w:styleId="Heading8Char">
     <w:name w:val="Heading 8 Char"/>
-    <w:basedOn w:val="a0"/>
+    <w:basedOn w:val="a1"/>
     <w:uiPriority w:val="9"/>
     <w:rPr>
       <w:rFonts w:ascii="Arial" w:eastAsia="Arial" w:hAnsi="Arial" w:cs="Arial"/>
@@ -10037,7 +10361,7 @@
   </w:style>
   <w:style w:type="character" w:customStyle="1" w:styleId="Heading9Char">
     <w:name w:val="Heading 9 Char"/>
-    <w:basedOn w:val="a0"/>
+    <w:basedOn w:val="a1"/>
     <w:uiPriority w:val="9"/>
     <w:rPr>
       <w:rFonts w:ascii="Arial" w:eastAsia="Arial" w:hAnsi="Arial" w:cs="Arial"/>
@@ -10048,7 +10372,7 @@
   </w:style>
   <w:style w:type="character" w:customStyle="1" w:styleId="TitleChar">
     <w:name w:val="Title Char"/>
-    <w:basedOn w:val="a0"/>
+    <w:basedOn w:val="a1"/>
     <w:uiPriority w:val="10"/>
     <w:rPr>
       <w:rFonts w:ascii="Arial" w:eastAsia="Arial" w:hAnsi="Arial" w:cs="Arial"/>
@@ -10059,7 +10383,7 @@
   </w:style>
   <w:style w:type="character" w:customStyle="1" w:styleId="SubtitleChar">
     <w:name w:val="Subtitle Char"/>
-    <w:basedOn w:val="a0"/>
+    <w:basedOn w:val="a1"/>
     <w:uiPriority w:val="11"/>
     <w:rPr>
       <w:color w:val="595959" w:themeColor="text1" w:themeTint="A6"/>
@@ -10070,7 +10394,7 @@
   </w:style>
   <w:style w:type="character" w:customStyle="1" w:styleId="QuoteChar">
     <w:name w:val="Quote Char"/>
-    <w:basedOn w:val="a0"/>
+    <w:basedOn w:val="a1"/>
     <w:uiPriority w:val="29"/>
     <w:rPr>
       <w:i/>
@@ -10080,7 +10404,7 @@
   </w:style>
   <w:style w:type="character" w:customStyle="1" w:styleId="IntenseQuoteChar">
     <w:name w:val="Intense Quote Char"/>
-    <w:basedOn w:val="a0"/>
+    <w:basedOn w:val="a1"/>
     <w:uiPriority w:val="30"/>
     <w:rPr>
       <w:i/>
@@ -10090,17 +10414,17 @@
   </w:style>
   <w:style w:type="character" w:customStyle="1" w:styleId="HeaderChar">
     <w:name w:val="Header Char"/>
-    <w:basedOn w:val="a0"/>
+    <w:basedOn w:val="a1"/>
     <w:uiPriority w:val="99"/>
   </w:style>
   <w:style w:type="character" w:customStyle="1" w:styleId="FooterChar">
     <w:name w:val="Footer Char"/>
-    <w:basedOn w:val="a0"/>
+    <w:basedOn w:val="a1"/>
     <w:uiPriority w:val="99"/>
   </w:style>
   <w:style w:type="character" w:customStyle="1" w:styleId="FootnoteTextChar">
     <w:name w:val="Footnote Text Char"/>
-    <w:basedOn w:val="a0"/>
+    <w:basedOn w:val="a1"/>
     <w:uiPriority w:val="99"/>
     <w:semiHidden/>
     <w:rPr>
@@ -10110,7 +10434,7 @@
   </w:style>
   <w:style w:type="character" w:customStyle="1" w:styleId="EndnoteTextChar">
     <w:name w:val="Endnote Text Char"/>
-    <w:basedOn w:val="a0"/>
+    <w:basedOn w:val="a1"/>
     <w:uiPriority w:val="99"/>
     <w:semiHidden/>
     <w:rPr>
@@ -10118,9 +10442,9 @@
       <w:szCs w:val="20"/>
     </w:rPr>
   </w:style>
-  <w:style w:type="table" w:styleId="a3">
+  <w:style w:type="table" w:styleId="a4">
     <w:name w:val="Table Grid"/>
-    <w:basedOn w:val="a1"/>
+    <w:basedOn w:val="a2"/>
     <w:uiPriority w:val="59"/>
     <w:pPr>
       <w:spacing w:line="240" w:lineRule="auto"/>
@@ -10138,7 +10462,7 @@
   </w:style>
   <w:style w:type="table" w:customStyle="1" w:styleId="TableGridLight">
     <w:name w:val="Table Grid Light"/>
-    <w:basedOn w:val="a1"/>
+    <w:basedOn w:val="a2"/>
     <w:uiPriority w:val="59"/>
     <w:pPr>
       <w:spacing w:line="240" w:lineRule="auto"/>
@@ -10156,7 +10480,7 @@
   </w:style>
   <w:style w:type="table" w:styleId="11">
     <w:name w:val="Plain Table 1"/>
-    <w:basedOn w:val="a1"/>
+    <w:basedOn w:val="a2"/>
     <w:uiPriority w:val="59"/>
     <w:pPr>
       <w:spacing w:line="240" w:lineRule="auto"/>
@@ -10218,7 +10542,7 @@
   </w:style>
   <w:style w:type="table" w:styleId="21">
     <w:name w:val="Plain Table 2"/>
-    <w:basedOn w:val="a1"/>
+    <w:basedOn w:val="a2"/>
     <w:uiPriority w:val="59"/>
     <w:pPr>
       <w:spacing w:line="240" w:lineRule="auto"/>
@@ -10300,7 +10624,7 @@
   </w:style>
   <w:style w:type="table" w:styleId="31">
     <w:name w:val="Plain Table 3"/>
-    <w:basedOn w:val="a1"/>
+    <w:basedOn w:val="a2"/>
     <w:uiPriority w:val="99"/>
     <w:pPr>
       <w:spacing w:line="240" w:lineRule="auto"/>
@@ -10380,7 +10704,7 @@
   </w:style>
   <w:style w:type="table" w:styleId="41">
     <w:name w:val="Plain Table 4"/>
-    <w:basedOn w:val="a1"/>
+    <w:basedOn w:val="a2"/>
     <w:uiPriority w:val="99"/>
     <w:pPr>
       <w:spacing w:line="240" w:lineRule="auto"/>
@@ -10438,7 +10762,7 @@
   </w:style>
   <w:style w:type="table" w:styleId="51">
     <w:name w:val="Plain Table 5"/>
-    <w:basedOn w:val="a1"/>
+    <w:basedOn w:val="a2"/>
     <w:uiPriority w:val="99"/>
     <w:pPr>
       <w:spacing w:line="240" w:lineRule="auto"/>
@@ -10531,7 +10855,7 @@
   </w:style>
   <w:style w:type="table" w:styleId="-1">
     <w:name w:val="Grid Table 1 Light"/>
-    <w:basedOn w:val="a1"/>
+    <w:basedOn w:val="a2"/>
     <w:uiPriority w:val="99"/>
     <w:pPr>
       <w:spacing w:line="240" w:lineRule="auto"/>
@@ -10597,7 +10921,7 @@
   </w:style>
   <w:style w:type="table" w:customStyle="1" w:styleId="GridTable1Light-Accent1">
     <w:name w:val="Grid Table 1 Light - Accent 1"/>
-    <w:basedOn w:val="a1"/>
+    <w:basedOn w:val="a2"/>
     <w:uiPriority w:val="99"/>
     <w:pPr>
       <w:spacing w:line="240" w:lineRule="auto"/>
@@ -10663,7 +10987,7 @@
   </w:style>
   <w:style w:type="table" w:customStyle="1" w:styleId="GridTable1Light-Accent2">
     <w:name w:val="Grid Table 1 Light - Accent 2"/>
-    <w:basedOn w:val="a1"/>
+    <w:basedOn w:val="a2"/>
     <w:uiPriority w:val="99"/>
     <w:pPr>
       <w:spacing w:line="240" w:lineRule="auto"/>
@@ -10729,7 +11053,7 @@
   </w:style>
   <w:style w:type="table" w:customStyle="1" w:styleId="GridTable1Light-Accent3">
     <w:name w:val="Grid Table 1 Light - Accent 3"/>
-    <w:basedOn w:val="a1"/>
+    <w:basedOn w:val="a2"/>
     <w:uiPriority w:val="99"/>
     <w:pPr>
       <w:spacing w:line="240" w:lineRule="auto"/>
@@ -10795,7 +11119,7 @@
   </w:style>
   <w:style w:type="table" w:customStyle="1" w:styleId="GridTable1Light-Accent4">
     <w:name w:val="Grid Table 1 Light - Accent 4"/>
-    <w:basedOn w:val="a1"/>
+    <w:basedOn w:val="a2"/>
     <w:uiPriority w:val="99"/>
     <w:pPr>
       <w:spacing w:line="240" w:lineRule="auto"/>
@@ -10861,7 +11185,7 @@
   </w:style>
   <w:style w:type="table" w:customStyle="1" w:styleId="GridTable1Light-Accent5">
     <w:name w:val="Grid Table 1 Light - Accent 5"/>
-    <w:basedOn w:val="a1"/>
+    <w:basedOn w:val="a2"/>
     <w:uiPriority w:val="99"/>
     <w:pPr>
       <w:spacing w:line="240" w:lineRule="auto"/>
@@ -10927,7 +11251,7 @@
   </w:style>
   <w:style w:type="table" w:customStyle="1" w:styleId="GridTable1Light-Accent6">
     <w:name w:val="Grid Table 1 Light - Accent 6"/>
-    <w:basedOn w:val="a1"/>
+    <w:basedOn w:val="a2"/>
     <w:uiPriority w:val="99"/>
     <w:pPr>
       <w:spacing w:line="240" w:lineRule="auto"/>
@@ -10993,7 +11317,7 @@
   </w:style>
   <w:style w:type="table" w:styleId="-2">
     <w:name w:val="Grid Table 2"/>
-    <w:basedOn w:val="a1"/>
+    <w:basedOn w:val="a2"/>
     <w:uiPriority w:val="99"/>
     <w:pPr>
       <w:spacing w:line="240" w:lineRule="auto"/>
@@ -11076,7 +11400,7 @@
   </w:style>
   <w:style w:type="table" w:customStyle="1" w:styleId="GridTable2-Accent1">
     <w:name w:val="Grid Table 2 - Accent 1"/>
-    <w:basedOn w:val="a1"/>
+    <w:basedOn w:val="a2"/>
     <w:uiPriority w:val="99"/>
     <w:pPr>
       <w:spacing w:line="240" w:lineRule="auto"/>
@@ -11159,7 +11483,7 @@
   </w:style>
   <w:style w:type="table" w:customStyle="1" w:styleId="GridTable2-Accent2">
     <w:name w:val="Grid Table 2 - Accent 2"/>
-    <w:basedOn w:val="a1"/>
+    <w:basedOn w:val="a2"/>
     <w:uiPriority w:val="99"/>
     <w:pPr>
       <w:spacing w:line="240" w:lineRule="auto"/>
@@ -11242,7 +11566,7 @@
   </w:style>
   <w:style w:type="table" w:customStyle="1" w:styleId="GridTable2-Accent3">
     <w:name w:val="Grid Table 2 - Accent 3"/>
-    <w:basedOn w:val="a1"/>
+    <w:basedOn w:val="a2"/>
     <w:uiPriority w:val="99"/>
     <w:pPr>
       <w:spacing w:line="240" w:lineRule="auto"/>
@@ -11325,7 +11649,7 @@
   </w:style>
   <w:style w:type="table" w:customStyle="1" w:styleId="GridTable2-Accent4">
     <w:name w:val="Grid Table 2 - Accent 4"/>
-    <w:basedOn w:val="a1"/>
+    <w:basedOn w:val="a2"/>
     <w:uiPriority w:val="99"/>
     <w:pPr>
       <w:spacing w:line="240" w:lineRule="auto"/>
@@ -11408,7 +11732,7 @@
   </w:style>
   <w:style w:type="table" w:customStyle="1" w:styleId="GridTable2-Accent5">
     <w:name w:val="Grid Table 2 - Accent 5"/>
-    <w:basedOn w:val="a1"/>
+    <w:basedOn w:val="a2"/>
     <w:uiPriority w:val="99"/>
     <w:pPr>
       <w:spacing w:line="240" w:lineRule="auto"/>
@@ -11491,7 +11815,7 @@
   </w:style>
   <w:style w:type="table" w:customStyle="1" w:styleId="GridTable2-Accent6">
     <w:name w:val="Grid Table 2 - Accent 6"/>
-    <w:basedOn w:val="a1"/>
+    <w:basedOn w:val="a2"/>
     <w:uiPriority w:val="99"/>
     <w:pPr>
       <w:spacing w:line="240" w:lineRule="auto"/>
@@ -11574,7 +11898,7 @@
   </w:style>
   <w:style w:type="table" w:styleId="-3">
     <w:name w:val="Grid Table 3"/>
-    <w:basedOn w:val="a1"/>
+    <w:basedOn w:val="a2"/>
     <w:uiPriority w:val="99"/>
     <w:pPr>
       <w:spacing w:line="240" w:lineRule="auto"/>
@@ -11680,7 +12004,7 @@
   </w:style>
   <w:style w:type="table" w:customStyle="1" w:styleId="GridTable3-Accent1">
     <w:name w:val="Grid Table 3 - Accent 1"/>
-    <w:basedOn w:val="a1"/>
+    <w:basedOn w:val="a2"/>
     <w:uiPriority w:val="99"/>
     <w:pPr>
       <w:spacing w:line="240" w:lineRule="auto"/>
@@ -11786,7 +12110,7 @@
   </w:style>
   <w:style w:type="table" w:customStyle="1" w:styleId="GridTable3-Accent2">
     <w:name w:val="Grid Table 3 - Accent 2"/>
-    <w:basedOn w:val="a1"/>
+    <w:basedOn w:val="a2"/>
     <w:uiPriority w:val="99"/>
     <w:pPr>
       <w:spacing w:line="240" w:lineRule="auto"/>
@@ -11892,7 +12216,7 @@
   </w:style>
   <w:style w:type="table" w:customStyle="1" w:styleId="GridTable3-Accent3">
     <w:name w:val="Grid Table 3 - Accent 3"/>
-    <w:basedOn w:val="a1"/>
+    <w:basedOn w:val="a2"/>
     <w:uiPriority w:val="99"/>
     <w:pPr>
       <w:spacing w:line="240" w:lineRule="auto"/>
@@ -11998,7 +12322,7 @@
   </w:style>
   <w:style w:type="table" w:customStyle="1" w:styleId="GridTable3-Accent4">
     <w:name w:val="Grid Table 3 - Accent 4"/>
-    <w:basedOn w:val="a1"/>
+    <w:basedOn w:val="a2"/>
     <w:uiPriority w:val="99"/>
     <w:pPr>
       <w:spacing w:line="240" w:lineRule="auto"/>
@@ -12104,7 +12428,7 @@
   </w:style>
   <w:style w:type="table" w:customStyle="1" w:styleId="GridTable3-Accent5">
     <w:name w:val="Grid Table 3 - Accent 5"/>
-    <w:basedOn w:val="a1"/>
+    <w:basedOn w:val="a2"/>
     <w:uiPriority w:val="99"/>
     <w:pPr>
       <w:spacing w:line="240" w:lineRule="auto"/>
@@ -12210,7 +12534,7 @@
   </w:style>
   <w:style w:type="table" w:customStyle="1" w:styleId="GridTable3-Accent6">
     <w:name w:val="Grid Table 3 - Accent 6"/>
-    <w:basedOn w:val="a1"/>
+    <w:basedOn w:val="a2"/>
     <w:uiPriority w:val="99"/>
     <w:pPr>
       <w:spacing w:line="240" w:lineRule="auto"/>
@@ -12316,7 +12640,7 @@
   </w:style>
   <w:style w:type="table" w:styleId="-4">
     <w:name w:val="Grid Table 4"/>
-    <w:basedOn w:val="a1"/>
+    <w:basedOn w:val="a2"/>
     <w:uiPriority w:val="59"/>
     <w:pPr>
       <w:spacing w:line="240" w:lineRule="auto"/>
@@ -12400,7 +12724,7 @@
   </w:style>
   <w:style w:type="table" w:customStyle="1" w:styleId="GridTable4-Accent1">
     <w:name w:val="Grid Table 4 - Accent 1"/>
-    <w:basedOn w:val="a1"/>
+    <w:basedOn w:val="a2"/>
     <w:uiPriority w:val="59"/>
     <w:pPr>
       <w:spacing w:line="240" w:lineRule="auto"/>
@@ -12484,7 +12808,7 @@
   </w:style>
   <w:style w:type="table" w:customStyle="1" w:styleId="GridTable4-Accent2">
     <w:name w:val="Grid Table 4 - Accent 2"/>
-    <w:basedOn w:val="a1"/>
+    <w:basedOn w:val="a2"/>
     <w:uiPriority w:val="59"/>
     <w:pPr>
       <w:spacing w:line="240" w:lineRule="auto"/>
@@ -12568,7 +12892,7 @@
   </w:style>
   <w:style w:type="table" w:customStyle="1" w:styleId="GridTable4-Accent3">
     <w:name w:val="Grid Table 4 - Accent 3"/>
-    <w:basedOn w:val="a1"/>
+    <w:basedOn w:val="a2"/>
     <w:uiPriority w:val="59"/>
     <w:pPr>
       <w:spacing w:line="240" w:lineRule="auto"/>
@@ -12652,7 +12976,7 @@
   </w:style>
   <w:style w:type="table" w:customStyle="1" w:styleId="GridTable4-Accent4">
     <w:name w:val="Grid Table 4 - Accent 4"/>
-    <w:basedOn w:val="a1"/>
+    <w:basedOn w:val="a2"/>
     <w:uiPriority w:val="59"/>
     <w:pPr>
       <w:spacing w:line="240" w:lineRule="auto"/>
@@ -12736,7 +13060,7 @@
   </w:style>
   <w:style w:type="table" w:customStyle="1" w:styleId="GridTable4-Accent5">
     <w:name w:val="Grid Table 4 - Accent 5"/>
-    <w:basedOn w:val="a1"/>
+    <w:basedOn w:val="a2"/>
     <w:uiPriority w:val="59"/>
     <w:pPr>
       <w:spacing w:line="240" w:lineRule="auto"/>
@@ -12820,7 +13144,7 @@
   </w:style>
   <w:style w:type="table" w:customStyle="1" w:styleId="GridTable4-Accent6">
     <w:name w:val="Grid Table 4 - Accent 6"/>
-    <w:basedOn w:val="a1"/>
+    <w:basedOn w:val="a2"/>
     <w:uiPriority w:val="59"/>
     <w:pPr>
       <w:spacing w:line="240" w:lineRule="auto"/>
@@ -12904,7 +13228,7 @@
   </w:style>
   <w:style w:type="table" w:styleId="-5">
     <w:name w:val="Grid Table 5 Dark"/>
-    <w:basedOn w:val="a1"/>
+    <w:basedOn w:val="a2"/>
     <w:uiPriority w:val="99"/>
     <w:pPr>
       <w:spacing w:line="240" w:lineRule="auto"/>
@@ -12988,7 +13312,7 @@
   </w:style>
   <w:style w:type="table" w:customStyle="1" w:styleId="GridTable5Dark-Accent1">
     <w:name w:val="Grid Table 5 Dark- Accent 1"/>
-    <w:basedOn w:val="a1"/>
+    <w:basedOn w:val="a2"/>
     <w:uiPriority w:val="99"/>
     <w:pPr>
       <w:spacing w:line="240" w:lineRule="auto"/>
@@ -13072,7 +13396,7 @@
   </w:style>
   <w:style w:type="table" w:customStyle="1" w:styleId="GridTable5Dark-Accent2">
     <w:name w:val="Grid Table 5 Dark - Accent 2"/>
-    <w:basedOn w:val="a1"/>
+    <w:basedOn w:val="a2"/>
     <w:uiPriority w:val="99"/>
     <w:pPr>
       <w:spacing w:line="240" w:lineRule="auto"/>
@@ -13156,7 +13480,7 @@
   </w:style>
   <w:style w:type="table" w:customStyle="1" w:styleId="GridTable5Dark-Accent3">
     <w:name w:val="Grid Table 5 Dark - Accent 3"/>
-    <w:basedOn w:val="a1"/>
+    <w:basedOn w:val="a2"/>
     <w:uiPriority w:val="99"/>
     <w:pPr>
       <w:spacing w:line="240" w:lineRule="auto"/>
@@ -13240,7 +13564,7 @@
   </w:style>
   <w:style w:type="table" w:customStyle="1" w:styleId="GridTable5Dark-Accent4">
     <w:name w:val="Grid Table 5 Dark- Accent 4"/>
-    <w:basedOn w:val="a1"/>
+    <w:basedOn w:val="a2"/>
     <w:uiPriority w:val="99"/>
     <w:pPr>
       <w:spacing w:line="240" w:lineRule="auto"/>
@@ -13324,7 +13648,7 @@
   </w:style>
   <w:style w:type="table" w:customStyle="1" w:styleId="GridTable5Dark-Accent5">
     <w:name w:val="Grid Table 5 Dark - Accent 5"/>
-    <w:basedOn w:val="a1"/>
+    <w:basedOn w:val="a2"/>
     <w:uiPriority w:val="99"/>
     <w:pPr>
       <w:spacing w:line="240" w:lineRule="auto"/>
@@ -13408,7 +13732,7 @@
   </w:style>
   <w:style w:type="table" w:customStyle="1" w:styleId="GridTable5Dark-Accent6">
     <w:name w:val="Grid Table 5 Dark - Accent 6"/>
-    <w:basedOn w:val="a1"/>
+    <w:basedOn w:val="a2"/>
     <w:uiPriority w:val="99"/>
     <w:pPr>
       <w:spacing w:line="240" w:lineRule="auto"/>
@@ -13492,7 +13816,7 @@
   </w:style>
   <w:style w:type="table" w:styleId="-6">
     <w:name w:val="Grid Table 6 Colorful"/>
-    <w:basedOn w:val="a1"/>
+    <w:basedOn w:val="a2"/>
     <w:uiPriority w:val="99"/>
     <w:pPr>
       <w:spacing w:line="240" w:lineRule="auto"/>
@@ -13566,7 +13890,7 @@
   </w:style>
   <w:style w:type="table" w:customStyle="1" w:styleId="GridTable6Colorful-Accent1">
     <w:name w:val="Grid Table 6 Colorful - Accent 1"/>
-    <w:basedOn w:val="a1"/>
+    <w:basedOn w:val="a2"/>
     <w:uiPriority w:val="99"/>
     <w:pPr>
       <w:spacing w:line="240" w:lineRule="auto"/>
@@ -13640,7 +13964,7 @@
   </w:style>
   <w:style w:type="table" w:customStyle="1" w:styleId="GridTable6Colorful-Accent2">
     <w:name w:val="Grid Table 6 Colorful - Accent 2"/>
-    <w:basedOn w:val="a1"/>
+    <w:basedOn w:val="a2"/>
     <w:uiPriority w:val="99"/>
     <w:pPr>
       <w:spacing w:line="240" w:lineRule="auto"/>
@@ -13714,7 +14038,7 @@
   </w:style>
   <w:style w:type="table" w:customStyle="1" w:styleId="GridTable6Colorful-Accent3">
     <w:name w:val="Grid Table 6 Colorful - Accent 3"/>
-    <w:basedOn w:val="a1"/>
+    <w:basedOn w:val="a2"/>
     <w:uiPriority w:val="99"/>
     <w:pPr>
       <w:spacing w:line="240" w:lineRule="auto"/>
@@ -13788,7 +14112,7 @@
   </w:style>
   <w:style w:type="table" w:customStyle="1" w:styleId="GridTable6Colorful-Accent4">
     <w:name w:val="Grid Table 6 Colorful - Accent 4"/>
-    <w:basedOn w:val="a1"/>
+    <w:basedOn w:val="a2"/>
     <w:uiPriority w:val="99"/>
     <w:pPr>
       <w:spacing w:line="240" w:lineRule="auto"/>
@@ -13862,7 +14186,7 @@
   </w:style>
   <w:style w:type="table" w:customStyle="1" w:styleId="GridTable6Colorful-Accent5">
     <w:name w:val="Grid Table 6 Colorful - Accent 5"/>
-    <w:basedOn w:val="a1"/>
+    <w:basedOn w:val="a2"/>
     <w:uiPriority w:val="99"/>
     <w:pPr>
       <w:spacing w:line="240" w:lineRule="auto"/>
@@ -13936,7 +14260,7 @@
   </w:style>
   <w:style w:type="table" w:customStyle="1" w:styleId="GridTable6Colorful-Accent6">
     <w:name w:val="Grid Table 6 Colorful - Accent 6"/>
-    <w:basedOn w:val="a1"/>
+    <w:basedOn w:val="a2"/>
     <w:uiPriority w:val="99"/>
     <w:pPr>
       <w:spacing w:line="240" w:lineRule="auto"/>
@@ -14010,7 +14334,7 @@
   </w:style>
   <w:style w:type="table" w:styleId="-7">
     <w:name w:val="Grid Table 7 Colorful"/>
-    <w:basedOn w:val="a1"/>
+    <w:basedOn w:val="a2"/>
     <w:uiPriority w:val="99"/>
     <w:pPr>
       <w:spacing w:line="240" w:lineRule="auto"/>
@@ -14127,7 +14451,7 @@
   </w:style>
   <w:style w:type="table" w:customStyle="1" w:styleId="GridTable7Colorful-Accent1">
     <w:name w:val="Grid Table 7 Colorful - Accent 1"/>
-    <w:basedOn w:val="a1"/>
+    <w:basedOn w:val="a2"/>
     <w:uiPriority w:val="99"/>
     <w:pPr>
       <w:spacing w:line="240" w:lineRule="auto"/>
@@ -14244,7 +14568,7 @@
   </w:style>
   <w:style w:type="table" w:customStyle="1" w:styleId="GridTable7Colorful-Accent2">
     <w:name w:val="Grid Table 7 Colorful - Accent 2"/>
-    <w:basedOn w:val="a1"/>
+    <w:basedOn w:val="a2"/>
     <w:uiPriority w:val="99"/>
     <w:pPr>
       <w:spacing w:line="240" w:lineRule="auto"/>
@@ -14361,7 +14685,7 @@
   </w:style>
   <w:style w:type="table" w:customStyle="1" w:styleId="GridTable7Colorful-Accent3">
     <w:name w:val="Grid Table 7 Colorful - Accent 3"/>
-    <w:basedOn w:val="a1"/>
+    <w:basedOn w:val="a2"/>
     <w:uiPriority w:val="99"/>
     <w:pPr>
       <w:spacing w:line="240" w:lineRule="auto"/>
@@ -14478,7 +14802,7 @@
   </w:style>
   <w:style w:type="table" w:customStyle="1" w:styleId="GridTable7Colorful-Accent4">
     <w:name w:val="Grid Table 7 Colorful - Accent 4"/>
-    <w:basedOn w:val="a1"/>
+    <w:basedOn w:val="a2"/>
     <w:uiPriority w:val="99"/>
     <w:pPr>
       <w:spacing w:line="240" w:lineRule="auto"/>
@@ -14595,7 +14919,7 @@
   </w:style>
   <w:style w:type="table" w:customStyle="1" w:styleId="GridTable7Colorful-Accent5">
     <w:name w:val="Grid Table 7 Colorful - Accent 5"/>
-    <w:basedOn w:val="a1"/>
+    <w:basedOn w:val="a2"/>
     <w:uiPriority w:val="99"/>
     <w:pPr>
       <w:spacing w:line="240" w:lineRule="auto"/>
@@ -14712,7 +15036,7 @@
   </w:style>
   <w:style w:type="table" w:customStyle="1" w:styleId="GridTable7Colorful-Accent6">
     <w:name w:val="Grid Table 7 Colorful - Accent 6"/>
-    <w:basedOn w:val="a1"/>
+    <w:basedOn w:val="a2"/>
     <w:uiPriority w:val="99"/>
     <w:pPr>
       <w:spacing w:line="240" w:lineRule="auto"/>
@@ -14829,7 +15153,7 @@
   </w:style>
   <w:style w:type="table" w:styleId="-10">
     <w:name w:val="List Table 1 Light"/>
-    <w:basedOn w:val="a1"/>
+    <w:basedOn w:val="a2"/>
     <w:uiPriority w:val="99"/>
     <w:pPr>
       <w:spacing w:line="240" w:lineRule="auto"/>
@@ -14895,7 +15219,7 @@
   </w:style>
   <w:style w:type="table" w:customStyle="1" w:styleId="ListTable1Light-Accent1">
     <w:name w:val="List Table 1 Light - Accent 1"/>
-    <w:basedOn w:val="a1"/>
+    <w:basedOn w:val="a2"/>
     <w:uiPriority w:val="99"/>
     <w:pPr>
       <w:spacing w:line="240" w:lineRule="auto"/>
@@ -14961,7 +15285,7 @@
   </w:style>
   <w:style w:type="table" w:customStyle="1" w:styleId="ListTable1Light-Accent2">
     <w:name w:val="List Table 1 Light - Accent 2"/>
-    <w:basedOn w:val="a1"/>
+    <w:basedOn w:val="a2"/>
     <w:uiPriority w:val="99"/>
     <w:pPr>
       <w:spacing w:line="240" w:lineRule="auto"/>
@@ -15027,7 +15351,7 @@
   </w:style>
   <w:style w:type="table" w:customStyle="1" w:styleId="ListTable1Light-Accent3">
     <w:name w:val="List Table 1 Light - Accent 3"/>
-    <w:basedOn w:val="a1"/>
+    <w:basedOn w:val="a2"/>
     <w:uiPriority w:val="99"/>
     <w:pPr>
       <w:spacing w:line="240" w:lineRule="auto"/>
@@ -15093,7 +15417,7 @@
   </w:style>
   <w:style w:type="table" w:customStyle="1" w:styleId="ListTable1Light-Accent4">
     <w:name w:val="List Table 1 Light - Accent 4"/>
-    <w:basedOn w:val="a1"/>
+    <w:basedOn w:val="a2"/>
     <w:uiPriority w:val="99"/>
     <w:pPr>
       <w:spacing w:line="240" w:lineRule="auto"/>
@@ -15159,7 +15483,7 @@
   </w:style>
   <w:style w:type="table" w:customStyle="1" w:styleId="ListTable1Light-Accent5">
     <w:name w:val="List Table 1 Light - Accent 5"/>
-    <w:basedOn w:val="a1"/>
+    <w:basedOn w:val="a2"/>
     <w:uiPriority w:val="99"/>
     <w:pPr>
       <w:spacing w:line="240" w:lineRule="auto"/>
@@ -15225,7 +15549,7 @@
   </w:style>
   <w:style w:type="table" w:customStyle="1" w:styleId="ListTable1Light-Accent6">
     <w:name w:val="List Table 1 Light - Accent 6"/>
-    <w:basedOn w:val="a1"/>
+    <w:basedOn w:val="a2"/>
     <w:uiPriority w:val="99"/>
     <w:pPr>
       <w:spacing w:line="240" w:lineRule="auto"/>
@@ -15291,7 +15615,7 @@
   </w:style>
   <w:style w:type="table" w:styleId="-20">
     <w:name w:val="List Table 2"/>
-    <w:basedOn w:val="a1"/>
+    <w:basedOn w:val="a2"/>
     <w:uiPriority w:val="99"/>
     <w:pPr>
       <w:spacing w:line="240" w:lineRule="auto"/>
@@ -15380,7 +15704,7 @@
   </w:style>
   <w:style w:type="table" w:customStyle="1" w:styleId="ListTable2-Accent1">
     <w:name w:val="List Table 2 - Accent 1"/>
-    <w:basedOn w:val="a1"/>
+    <w:basedOn w:val="a2"/>
     <w:uiPriority w:val="99"/>
     <w:pPr>
       <w:spacing w:line="240" w:lineRule="auto"/>
@@ -15469,7 +15793,7 @@
   </w:style>
   <w:style w:type="table" w:customStyle="1" w:styleId="ListTable2-Accent2">
     <w:name w:val="List Table 2 - Accent 2"/>
-    <w:basedOn w:val="a1"/>
+    <w:basedOn w:val="a2"/>
     <w:uiPriority w:val="99"/>
     <w:pPr>
       <w:spacing w:line="240" w:lineRule="auto"/>
@@ -15558,7 +15882,7 @@
   </w:style>
   <w:style w:type="table" w:customStyle="1" w:styleId="ListTable2-Accent3">
     <w:name w:val="List Table 2 - Accent 3"/>
-    <w:basedOn w:val="a1"/>
+    <w:basedOn w:val="a2"/>
     <w:uiPriority w:val="99"/>
     <w:pPr>
       <w:spacing w:line="240" w:lineRule="auto"/>
@@ -15647,7 +15971,7 @@
   </w:style>
   <w:style w:type="table" w:customStyle="1" w:styleId="ListTable2-Accent4">
     <w:name w:val="List Table 2 - Accent 4"/>
-    <w:basedOn w:val="a1"/>
+    <w:basedOn w:val="a2"/>
     <w:uiPriority w:val="99"/>
     <w:pPr>
       <w:spacing w:line="240" w:lineRule="auto"/>
@@ -15736,7 +16060,7 @@
   </w:style>
   <w:style w:type="table" w:customStyle="1" w:styleId="ListTable2-Accent5">
     <w:name w:val="List Table 2 - Accent 5"/>
-    <w:basedOn w:val="a1"/>
+    <w:basedOn w:val="a2"/>
     <w:uiPriority w:val="99"/>
     <w:pPr>
       <w:spacing w:line="240" w:lineRule="auto"/>
@@ -15825,7 +16149,7 @@
   </w:style>
   <w:style w:type="table" w:customStyle="1" w:styleId="ListTable2-Accent6">
     <w:name w:val="List Table 2 - Accent 6"/>
-    <w:basedOn w:val="a1"/>
+    <w:basedOn w:val="a2"/>
     <w:uiPriority w:val="99"/>
     <w:pPr>
       <w:spacing w:line="240" w:lineRule="auto"/>
@@ -15914,7 +16238,7 @@
   </w:style>
   <w:style w:type="table" w:styleId="-30">
     <w:name w:val="List Table 3"/>
-    <w:basedOn w:val="a1"/>
+    <w:basedOn w:val="a2"/>
     <w:uiPriority w:val="99"/>
     <w:pPr>
       <w:spacing w:line="240" w:lineRule="auto"/>
@@ -15990,7 +16314,7 @@
   </w:style>
   <w:style w:type="table" w:customStyle="1" w:styleId="ListTable3-Accent1">
     <w:name w:val="List Table 3 - Accent 1"/>
-    <w:basedOn w:val="a1"/>
+    <w:basedOn w:val="a2"/>
     <w:uiPriority w:val="99"/>
     <w:pPr>
       <w:spacing w:line="240" w:lineRule="auto"/>
@@ -16066,7 +16390,7 @@
   </w:style>
   <w:style w:type="table" w:customStyle="1" w:styleId="ListTable3-Accent2">
     <w:name w:val="List Table 3 - Accent 2"/>
-    <w:basedOn w:val="a1"/>
+    <w:basedOn w:val="a2"/>
     <w:uiPriority w:val="99"/>
     <w:pPr>
       <w:spacing w:line="240" w:lineRule="auto"/>
@@ -16142,7 +16466,7 @@
   </w:style>
   <w:style w:type="table" w:customStyle="1" w:styleId="ListTable3-Accent3">
     <w:name w:val="List Table 3 - Accent 3"/>
-    <w:basedOn w:val="a1"/>
+    <w:basedOn w:val="a2"/>
     <w:uiPriority w:val="99"/>
     <w:pPr>
       <w:spacing w:line="240" w:lineRule="auto"/>
@@ -16218,7 +16542,7 @@
   </w:style>
   <w:style w:type="table" w:customStyle="1" w:styleId="ListTable3-Accent4">
     <w:name w:val="List Table 3 - Accent 4"/>
-    <w:basedOn w:val="a1"/>
+    <w:basedOn w:val="a2"/>
     <w:uiPriority w:val="99"/>
     <w:pPr>
       <w:spacing w:line="240" w:lineRule="auto"/>
@@ -16294,7 +16618,7 @@
   </w:style>
   <w:style w:type="table" w:customStyle="1" w:styleId="ListTable3-Accent5">
     <w:name w:val="List Table 3 - Accent 5"/>
-    <w:basedOn w:val="a1"/>
+    <w:basedOn w:val="a2"/>
     <w:uiPriority w:val="99"/>
     <w:pPr>
       <w:spacing w:line="240" w:lineRule="auto"/>
@@ -16370,7 +16694,7 @@
   </w:style>
   <w:style w:type="table" w:customStyle="1" w:styleId="ListTable3-Accent6">
     <w:name w:val="List Table 3 - Accent 6"/>
-    <w:basedOn w:val="a1"/>
+    <w:basedOn w:val="a2"/>
     <w:uiPriority w:val="99"/>
     <w:pPr>
       <w:spacing w:line="240" w:lineRule="auto"/>
@@ -16446,7 +16770,7 @@
   </w:style>
   <w:style w:type="table" w:styleId="-40">
     <w:name w:val="List Table 4"/>
-    <w:basedOn w:val="a1"/>
+    <w:basedOn w:val="a2"/>
     <w:uiPriority w:val="99"/>
     <w:pPr>
       <w:spacing w:line="240" w:lineRule="auto"/>
@@ -16517,7 +16841,7 @@
   </w:style>
   <w:style w:type="table" w:customStyle="1" w:styleId="ListTable4-Accent1">
     <w:name w:val="List Table 4 - Accent 1"/>
-    <w:basedOn w:val="a1"/>
+    <w:basedOn w:val="a2"/>
     <w:uiPriority w:val="99"/>
     <w:pPr>
       <w:spacing w:line="240" w:lineRule="auto"/>
@@ -16588,7 +16912,7 @@
   </w:style>
   <w:style w:type="table" w:customStyle="1" w:styleId="ListTable4-Accent2">
     <w:name w:val="List Table 4 - Accent 2"/>
-    <w:basedOn w:val="a1"/>
+    <w:basedOn w:val="a2"/>
     <w:uiPriority w:val="99"/>
     <w:pPr>
       <w:spacing w:line="240" w:lineRule="auto"/>
@@ -16659,7 +16983,7 @@
   </w:style>
   <w:style w:type="table" w:customStyle="1" w:styleId="ListTable4-Accent3">
     <w:name w:val="List Table 4 - Accent 3"/>
-    <w:basedOn w:val="a1"/>
+    <w:basedOn w:val="a2"/>
     <w:uiPriority w:val="99"/>
     <w:pPr>
       <w:spacing w:line="240" w:lineRule="auto"/>
@@ -16730,7 +17054,7 @@
   </w:style>
   <w:style w:type="table" w:customStyle="1" w:styleId="ListTable4-Accent4">
     <w:name w:val="List Table 4 - Accent 4"/>
-    <w:basedOn w:val="a1"/>
+    <w:basedOn w:val="a2"/>
     <w:uiPriority w:val="99"/>
     <w:pPr>
       <w:spacing w:line="240" w:lineRule="auto"/>
@@ -16801,7 +17125,7 @@
   </w:style>
   <w:style w:type="table" w:customStyle="1" w:styleId="ListTable4-Accent5">
     <w:name w:val="List Table 4 - Accent 5"/>
-    <w:basedOn w:val="a1"/>
+    <w:basedOn w:val="a2"/>
     <w:uiPriority w:val="99"/>
     <w:pPr>
       <w:spacing w:line="240" w:lineRule="auto"/>
@@ -16872,7 +17196,7 @@
   </w:style>
   <w:style w:type="table" w:customStyle="1" w:styleId="ListTable4-Accent6">
     <w:name w:val="List Table 4 - Accent 6"/>
-    <w:basedOn w:val="a1"/>
+    <w:basedOn w:val="a2"/>
     <w:uiPriority w:val="99"/>
     <w:pPr>
       <w:spacing w:line="240" w:lineRule="auto"/>
@@ -16943,7 +17267,7 @@
   </w:style>
   <w:style w:type="table" w:styleId="-50">
     <w:name w:val="List Table 5 Dark"/>
-    <w:basedOn w:val="a1"/>
+    <w:basedOn w:val="a2"/>
     <w:uiPriority w:val="99"/>
     <w:pPr>
       <w:spacing w:line="240" w:lineRule="auto"/>
@@ -17049,7 +17373,7 @@
   </w:style>
   <w:style w:type="table" w:customStyle="1" w:styleId="ListTable5Dark-Accent1">
     <w:name w:val="List Table 5 Dark - Accent 1"/>
-    <w:basedOn w:val="a1"/>
+    <w:basedOn w:val="a2"/>
     <w:uiPriority w:val="99"/>
     <w:pPr>
       <w:spacing w:line="240" w:lineRule="auto"/>
@@ -17155,7 +17479,7 @@
   </w:style>
   <w:style w:type="table" w:customStyle="1" w:styleId="ListTable5Dark-Accent2">
     <w:name w:val="List Table 5 Dark - Accent 2"/>
-    <w:basedOn w:val="a1"/>
+    <w:basedOn w:val="a2"/>
     <w:uiPriority w:val="99"/>
     <w:pPr>
       <w:spacing w:line="240" w:lineRule="auto"/>
@@ -17261,7 +17585,7 @@
   </w:style>
   <w:style w:type="table" w:customStyle="1" w:styleId="ListTable5Dark-Accent3">
     <w:name w:val="List Table 5 Dark - Accent 3"/>
-    <w:basedOn w:val="a1"/>
+    <w:basedOn w:val="a2"/>
     <w:uiPriority w:val="99"/>
     <w:pPr>
       <w:spacing w:line="240" w:lineRule="auto"/>
@@ -17367,7 +17691,7 @@
   </w:style>
   <w:style w:type="table" w:customStyle="1" w:styleId="ListTable5Dark-Accent4">
     <w:name w:val="List Table 5 Dark - Accent 4"/>
-    <w:basedOn w:val="a1"/>
+    <w:basedOn w:val="a2"/>
     <w:uiPriority w:val="99"/>
     <w:pPr>
       <w:spacing w:line="240" w:lineRule="auto"/>
@@ -17473,7 +17797,7 @@
   </w:style>
   <w:style w:type="table" w:customStyle="1" w:styleId="ListTable5Dark-Accent5">
     <w:name w:val="List Table 5 Dark - Accent 5"/>
-    <w:basedOn w:val="a1"/>
+    <w:basedOn w:val="a2"/>
     <w:uiPriority w:val="99"/>
     <w:pPr>
       <w:spacing w:line="240" w:lineRule="auto"/>
@@ -17579,7 +17903,7 @@
   </w:style>
   <w:style w:type="table" w:customStyle="1" w:styleId="ListTable5Dark-Accent6">
     <w:name w:val="List Table 5 Dark - Accent 6"/>
-    <w:basedOn w:val="a1"/>
+    <w:basedOn w:val="a2"/>
     <w:uiPriority w:val="99"/>
     <w:pPr>
       <w:spacing w:line="240" w:lineRule="auto"/>
@@ -17685,7 +18009,7 @@
   </w:style>
   <w:style w:type="table" w:styleId="-60">
     <w:name w:val="List Table 6 Colorful"/>
-    <w:basedOn w:val="a1"/>
+    <w:basedOn w:val="a2"/>
     <w:uiPriority w:val="99"/>
     <w:pPr>
       <w:spacing w:line="240" w:lineRule="auto"/>
@@ -17761,7 +18085,7 @@
   </w:style>
   <w:style w:type="table" w:customStyle="1" w:styleId="ListTable6Colorful-Accent1">
     <w:name w:val="List Table 6 Colorful - Accent 1"/>
-    <w:basedOn w:val="a1"/>
+    <w:basedOn w:val="a2"/>
     <w:uiPriority w:val="99"/>
     <w:pPr>
       <w:spacing w:line="240" w:lineRule="auto"/>
@@ -17837,7 +18161,7 @@
   </w:style>
   <w:style w:type="table" w:customStyle="1" w:styleId="ListTable6Colorful-Accent2">
     <w:name w:val="List Table 6 Colorful - Accent 2"/>
-    <w:basedOn w:val="a1"/>
+    <w:basedOn w:val="a2"/>
     <w:uiPriority w:val="99"/>
     <w:pPr>
       <w:spacing w:line="240" w:lineRule="auto"/>
@@ -17913,7 +18237,7 @@
   </w:style>
   <w:style w:type="table" w:customStyle="1" w:styleId="ListTable6Colorful-Accent3">
     <w:name w:val="List Table 6 Colorful - Accent 3"/>
-    <w:basedOn w:val="a1"/>
+    <w:basedOn w:val="a2"/>
     <w:uiPriority w:val="99"/>
     <w:pPr>
       <w:spacing w:line="240" w:lineRule="auto"/>
@@ -17989,7 +18313,7 @@
   </w:style>
   <w:style w:type="table" w:customStyle="1" w:styleId="ListTable6Colorful-Accent4">
     <w:name w:val="List Table 6 Colorful - Accent 4"/>
-    <w:basedOn w:val="a1"/>
+    <w:basedOn w:val="a2"/>
     <w:uiPriority w:val="99"/>
     <w:pPr>
       <w:spacing w:line="240" w:lineRule="auto"/>
@@ -18065,7 +18389,7 @@
   </w:style>
   <w:style w:type="table" w:customStyle="1" w:styleId="ListTable6Colorful-Accent5">
     <w:name w:val="List Table 6 Colorful - Accent 5"/>
-    <w:basedOn w:val="a1"/>
+    <w:basedOn w:val="a2"/>
     <w:uiPriority w:val="99"/>
     <w:pPr>
       <w:spacing w:line="240" w:lineRule="auto"/>
@@ -18141,7 +18465,7 @@
   </w:style>
   <w:style w:type="table" w:customStyle="1" w:styleId="ListTable6Colorful-Accent6">
     <w:name w:val="List Table 6 Colorful - Accent 6"/>
-    <w:basedOn w:val="a1"/>
+    <w:basedOn w:val="a2"/>
     <w:uiPriority w:val="99"/>
     <w:pPr>
       <w:spacing w:line="240" w:lineRule="auto"/>
@@ -18217,7 +18541,7 @@
   </w:style>
   <w:style w:type="table" w:styleId="-70">
     <w:name w:val="List Table 7 Colorful"/>
-    <w:basedOn w:val="a1"/>
+    <w:basedOn w:val="a2"/>
     <w:uiPriority w:val="99"/>
     <w:pPr>
       <w:spacing w:line="240" w:lineRule="auto"/>
@@ -18331,7 +18655,7 @@
   </w:style>
   <w:style w:type="table" w:customStyle="1" w:styleId="ListTable7Colorful-Accent1">
     <w:name w:val="List Table 7 Colorful - Accent 1"/>
-    <w:basedOn w:val="a1"/>
+    <w:basedOn w:val="a2"/>
     <w:uiPriority w:val="99"/>
     <w:pPr>
       <w:spacing w:line="240" w:lineRule="auto"/>
@@ -18445,7 +18769,7 @@
   </w:style>
   <w:style w:type="table" w:customStyle="1" w:styleId="ListTable7Colorful-Accent2">
     <w:name w:val="List Table 7 Colorful - Accent 2"/>
-    <w:basedOn w:val="a1"/>
+    <w:basedOn w:val="a2"/>
     <w:uiPriority w:val="99"/>
     <w:pPr>
       <w:spacing w:line="240" w:lineRule="auto"/>
@@ -18559,7 +18883,7 @@
   </w:style>
   <w:style w:type="table" w:customStyle="1" w:styleId="ListTable7Colorful-Accent3">
     <w:name w:val="List Table 7 Colorful - Accent 3"/>
-    <w:basedOn w:val="a1"/>
+    <w:basedOn w:val="a2"/>
     <w:uiPriority w:val="99"/>
     <w:pPr>
       <w:spacing w:line="240" w:lineRule="auto"/>
@@ -18673,7 +18997,7 @@
   </w:style>
   <w:style w:type="table" w:customStyle="1" w:styleId="ListTable7Colorful-Accent4">
     <w:name w:val="List Table 7 Colorful - Accent 4"/>
-    <w:basedOn w:val="a1"/>
+    <w:basedOn w:val="a2"/>
     <w:uiPriority w:val="99"/>
     <w:pPr>
       <w:spacing w:line="240" w:lineRule="auto"/>
@@ -18787,7 +19111,7 @@
   </w:style>
   <w:style w:type="table" w:customStyle="1" w:styleId="ListTable7Colorful-Accent5">
     <w:name w:val="List Table 7 Colorful - Accent 5"/>
-    <w:basedOn w:val="a1"/>
+    <w:basedOn w:val="a2"/>
     <w:uiPriority w:val="99"/>
     <w:pPr>
       <w:spacing w:line="240" w:lineRule="auto"/>
@@ -18901,7 +19225,7 @@
   </w:style>
   <w:style w:type="table" w:customStyle="1" w:styleId="ListTable7Colorful-Accent6">
     <w:name w:val="List Table 7 Colorful - Accent 6"/>
-    <w:basedOn w:val="a1"/>
+    <w:basedOn w:val="a2"/>
     <w:uiPriority w:val="99"/>
     <w:pPr>
       <w:spacing w:line="240" w:lineRule="auto"/>
@@ -19015,7 +19339,7 @@
   </w:style>
   <w:style w:type="table" w:customStyle="1" w:styleId="Lined-Accent">
     <w:name w:val="Lined - Accent"/>
-    <w:basedOn w:val="a1"/>
+    <w:basedOn w:val="a2"/>
     <w:uiPriority w:val="99"/>
     <w:pPr>
       <w:spacing w:line="240" w:lineRule="auto"/>
@@ -19112,7 +19436,7 @@
   </w:style>
   <w:style w:type="table" w:customStyle="1" w:styleId="Lined-Accent1">
     <w:name w:val="Lined - Accent 1"/>
-    <w:basedOn w:val="a1"/>
+    <w:basedOn w:val="a2"/>
     <w:uiPriority w:val="99"/>
     <w:pPr>
       <w:spacing w:line="240" w:lineRule="auto"/>
@@ -19209,7 +19533,7 @@
   </w:style>
   <w:style w:type="table" w:customStyle="1" w:styleId="Lined-Accent2">
     <w:name w:val="Lined - Accent 2"/>
-    <w:basedOn w:val="a1"/>
+    <w:basedOn w:val="a2"/>
     <w:uiPriority w:val="99"/>
     <w:pPr>
       <w:spacing w:line="240" w:lineRule="auto"/>
@@ -19306,7 +19630,7 @@
   </w:style>
   <w:style w:type="table" w:customStyle="1" w:styleId="Lined-Accent3">
     <w:name w:val="Lined - Accent 3"/>
-    <w:basedOn w:val="a1"/>
+    <w:basedOn w:val="a2"/>
     <w:uiPriority w:val="99"/>
     <w:pPr>
       <w:spacing w:line="240" w:lineRule="auto"/>
@@ -19403,7 +19727,7 @@
   </w:style>
   <w:style w:type="table" w:customStyle="1" w:styleId="Lined-Accent4">
     <w:name w:val="Lined - Accent 4"/>
-    <w:basedOn w:val="a1"/>
+    <w:basedOn w:val="a2"/>
     <w:uiPriority w:val="99"/>
     <w:pPr>
       <w:spacing w:line="240" w:lineRule="auto"/>
@@ -19500,7 +19824,7 @@
   </w:style>
   <w:style w:type="table" w:customStyle="1" w:styleId="Lined-Accent5">
     <w:name w:val="Lined - Accent 5"/>
-    <w:basedOn w:val="a1"/>
+    <w:basedOn w:val="a2"/>
     <w:uiPriority w:val="99"/>
     <w:pPr>
       <w:spacing w:line="240" w:lineRule="auto"/>
@@ -19597,7 +19921,7 @@
   </w:style>
   <w:style w:type="table" w:customStyle="1" w:styleId="Lined-Accent6">
     <w:name w:val="Lined - Accent 6"/>
-    <w:basedOn w:val="a1"/>
+    <w:basedOn w:val="a2"/>
     <w:uiPriority w:val="99"/>
     <w:pPr>
       <w:spacing w:line="240" w:lineRule="auto"/>
@@ -19694,7 +20018,7 @@
   </w:style>
   <w:style w:type="table" w:customStyle="1" w:styleId="BorderedLined-Accent">
     <w:name w:val="Bordered &amp; Lined - Accent"/>
-    <w:basedOn w:val="a1"/>
+    <w:basedOn w:val="a2"/>
     <w:uiPriority w:val="99"/>
     <w:pPr>
       <w:spacing w:line="240" w:lineRule="auto"/>
@@ -19799,7 +20123,7 @@
   </w:style>
   <w:style w:type="table" w:customStyle="1" w:styleId="BorderedLined-Accent1">
     <w:name w:val="Bordered &amp; Lined - Accent 1"/>
-    <w:basedOn w:val="a1"/>
+    <w:basedOn w:val="a2"/>
     <w:uiPriority w:val="99"/>
     <w:pPr>
       <w:spacing w:line="240" w:lineRule="auto"/>
@@ -19904,7 +20228,7 @@
   </w:style>
   <w:style w:type="table" w:customStyle="1" w:styleId="BorderedLined-Accent2">
     <w:name w:val="Bordered &amp; Lined - Accent 2"/>
-    <w:basedOn w:val="a1"/>
+    <w:basedOn w:val="a2"/>
     <w:uiPriority w:val="99"/>
     <w:pPr>
       <w:spacing w:line="240" w:lineRule="auto"/>
@@ -20009,7 +20333,7 @@
   </w:style>
   <w:style w:type="table" w:customStyle="1" w:styleId="BorderedLined-Accent3">
     <w:name w:val="Bordered &amp; Lined - Accent 3"/>
-    <w:basedOn w:val="a1"/>
+    <w:basedOn w:val="a2"/>
     <w:uiPriority w:val="99"/>
     <w:pPr>
       <w:spacing w:line="240" w:lineRule="auto"/>
@@ -20114,7 +20438,7 @@
   </w:style>
   <w:style w:type="table" w:customStyle="1" w:styleId="BorderedLined-Accent4">
     <w:name w:val="Bordered &amp; Lined - Accent 4"/>
-    <w:basedOn w:val="a1"/>
+    <w:basedOn w:val="a2"/>
     <w:uiPriority w:val="99"/>
     <w:pPr>
       <w:spacing w:line="240" w:lineRule="auto"/>
@@ -20219,7 +20543,7 @@
   </w:style>
   <w:style w:type="table" w:customStyle="1" w:styleId="BorderedLined-Accent5">
     <w:name w:val="Bordered &amp; Lined - Accent 5"/>
-    <w:basedOn w:val="a1"/>
+    <w:basedOn w:val="a2"/>
     <w:uiPriority w:val="99"/>
     <w:pPr>
       <w:spacing w:line="240" w:lineRule="auto"/>
@@ -20324,7 +20648,7 @@
   </w:style>
   <w:style w:type="table" w:customStyle="1" w:styleId="BorderedLined-Accent6">
     <w:name w:val="Bordered &amp; Lined - Accent 6"/>
-    <w:basedOn w:val="a1"/>
+    <w:basedOn w:val="a2"/>
     <w:uiPriority w:val="99"/>
     <w:pPr>
       <w:spacing w:line="240" w:lineRule="auto"/>
@@ -20429,7 +20753,7 @@
   </w:style>
   <w:style w:type="table" w:customStyle="1" w:styleId="Bordered">
     <w:name w:val="Bordered"/>
-    <w:basedOn w:val="a1"/>
+    <w:basedOn w:val="a2"/>
     <w:uiPriority w:val="99"/>
     <w:pPr>
       <w:spacing w:line="240" w:lineRule="auto"/>
@@ -20511,7 +20835,7 @@
   </w:style>
   <w:style w:type="table" w:customStyle="1" w:styleId="Bordered-Accent1">
     <w:name w:val="Bordered - Accent 1"/>
-    <w:basedOn w:val="a1"/>
+    <w:basedOn w:val="a2"/>
     <w:uiPriority w:val="99"/>
     <w:pPr>
       <w:spacing w:line="240" w:lineRule="auto"/>
@@ -20593,7 +20917,7 @@
   </w:style>
   <w:style w:type="table" w:customStyle="1" w:styleId="Bordered-Accent2">
     <w:name w:val="Bordered - Accent 2"/>
-    <w:basedOn w:val="a1"/>
+    <w:basedOn w:val="a2"/>
     <w:uiPriority w:val="99"/>
     <w:pPr>
       <w:spacing w:line="240" w:lineRule="auto"/>
@@ -20675,7 +20999,7 @@
   </w:style>
   <w:style w:type="table" w:customStyle="1" w:styleId="Bordered-Accent3">
     <w:name w:val="Bordered - Accent 3"/>
-    <w:basedOn w:val="a1"/>
+    <w:basedOn w:val="a2"/>
     <w:uiPriority w:val="99"/>
     <w:pPr>
       <w:spacing w:line="240" w:lineRule="auto"/>
@@ -20757,7 +21081,7 @@
   </w:style>
   <w:style w:type="table" w:customStyle="1" w:styleId="Bordered-Accent4">
     <w:name w:val="Bordered - Accent 4"/>
-    <w:basedOn w:val="a1"/>
+    <w:basedOn w:val="a2"/>
     <w:uiPriority w:val="99"/>
     <w:pPr>
       <w:spacing w:line="240" w:lineRule="auto"/>
@@ -20839,7 +21163,7 @@
   </w:style>
   <w:style w:type="table" w:customStyle="1" w:styleId="Bordered-Accent5">
     <w:name w:val="Bordered - Accent 5"/>
-    <w:basedOn w:val="a1"/>
+    <w:basedOn w:val="a2"/>
     <w:uiPriority w:val="99"/>
     <w:pPr>
       <w:spacing w:line="240" w:lineRule="auto"/>
@@ -20921,7 +21245,7 @@
   </w:style>
   <w:style w:type="table" w:customStyle="1" w:styleId="Bordered-Accent6">
     <w:name w:val="Bordered - Accent 6"/>
-    <w:basedOn w:val="a1"/>
+    <w:basedOn w:val="a2"/>
     <w:uiPriority w:val="99"/>
     <w:pPr>
       <w:spacing w:line="240" w:lineRule="auto"/>
@@ -21003,7 +21327,7 @@
   </w:style>
   <w:style w:type="character" w:customStyle="1" w:styleId="10">
     <w:name w:val="Заголовок 1 Знак"/>
-    <w:basedOn w:val="a0"/>
+    <w:basedOn w:val="a1"/>
     <w:link w:val="1"/>
     <w:uiPriority w:val="9"/>
     <w:rPr>
@@ -21015,7 +21339,7 @@
   </w:style>
   <w:style w:type="character" w:customStyle="1" w:styleId="20">
     <w:name w:val="Заголовок 2 Знак"/>
-    <w:basedOn w:val="a0"/>
+    <w:basedOn w:val="a1"/>
     <w:link w:val="2"/>
     <w:uiPriority w:val="9"/>
     <w:rsid w:val="00EB4890"/>
@@ -21029,7 +21353,7 @@
   </w:style>
   <w:style w:type="character" w:customStyle="1" w:styleId="30">
     <w:name w:val="Заголовок 3 Знак"/>
-    <w:basedOn w:val="a0"/>
+    <w:basedOn w:val="a1"/>
     <w:link w:val="3"/>
     <w:uiPriority w:val="9"/>
     <w:rPr>
@@ -21041,7 +21365,7 @@
   </w:style>
   <w:style w:type="character" w:customStyle="1" w:styleId="40">
     <w:name w:val="Заголовок 4 Знак"/>
-    <w:basedOn w:val="a0"/>
+    <w:basedOn w:val="a1"/>
     <w:link w:val="4"/>
     <w:uiPriority w:val="9"/>
     <w:rPr>
@@ -21053,7 +21377,7 @@
   </w:style>
   <w:style w:type="character" w:customStyle="1" w:styleId="50">
     <w:name w:val="Заголовок 5 Знак"/>
-    <w:basedOn w:val="a0"/>
+    <w:basedOn w:val="a1"/>
     <w:link w:val="5"/>
     <w:uiPriority w:val="9"/>
     <w:rPr>
@@ -21063,7 +21387,7 @@
   </w:style>
   <w:style w:type="character" w:customStyle="1" w:styleId="60">
     <w:name w:val="Заголовок 6 Знак"/>
-    <w:basedOn w:val="a0"/>
+    <w:basedOn w:val="a1"/>
     <w:link w:val="6"/>
     <w:uiPriority w:val="9"/>
     <w:rPr>
@@ -21075,7 +21399,7 @@
   </w:style>
   <w:style w:type="character" w:customStyle="1" w:styleId="70">
     <w:name w:val="Заголовок 7 Знак"/>
-    <w:basedOn w:val="a0"/>
+    <w:basedOn w:val="a1"/>
     <w:link w:val="7"/>
     <w:uiPriority w:val="9"/>
     <w:rPr>
@@ -21085,7 +21409,7 @@
   </w:style>
   <w:style w:type="character" w:customStyle="1" w:styleId="80">
     <w:name w:val="Заголовок 8 Знак"/>
-    <w:basedOn w:val="a0"/>
+    <w:basedOn w:val="a1"/>
     <w:link w:val="8"/>
     <w:uiPriority w:val="9"/>
     <w:rPr>
@@ -21097,7 +21421,7 @@
   </w:style>
   <w:style w:type="character" w:customStyle="1" w:styleId="90">
     <w:name w:val="Заголовок 9 Знак"/>
-    <w:basedOn w:val="a0"/>
+    <w:basedOn w:val="a1"/>
     <w:link w:val="9"/>
     <w:uiPriority w:val="9"/>
     <w:rPr>
@@ -21107,10 +21431,10 @@
       <w:color w:val="272727" w:themeColor="text1" w:themeTint="D8"/>
     </w:rPr>
   </w:style>
-  <w:style w:type="character" w:customStyle="1" w:styleId="a4">
+  <w:style w:type="character" w:customStyle="1" w:styleId="a5">
     <w:name w:val="Заголовок Знак"/>
-    <w:basedOn w:val="a0"/>
-    <w:link w:val="a5"/>
+    <w:basedOn w:val="a1"/>
+    <w:link w:val="a6"/>
     <w:uiPriority w:val="10"/>
     <w:rPr>
       <w:rFonts w:ascii="Arial" w:eastAsia="Arial" w:hAnsi="Arial" w:cs="Arial"/>
@@ -21119,10 +21443,10 @@
       <w:szCs w:val="56"/>
     </w:rPr>
   </w:style>
-  <w:style w:type="character" w:customStyle="1" w:styleId="a6">
+  <w:style w:type="character" w:customStyle="1" w:styleId="a7">
     <w:name w:val="Подзаголовок Знак"/>
-    <w:basedOn w:val="a0"/>
-    <w:link w:val="a7"/>
+    <w:basedOn w:val="a1"/>
+    <w:link w:val="a8"/>
     <w:uiPriority w:val="11"/>
     <w:rPr>
       <w:color w:val="595959" w:themeColor="text1" w:themeTint="A6"/>
@@ -21133,8 +21457,8 @@
   </w:style>
   <w:style w:type="paragraph" w:styleId="22">
     <w:name w:val="Quote"/>
-    <w:basedOn w:val="a"/>
-    <w:next w:val="a"/>
+    <w:basedOn w:val="a0"/>
+    <w:next w:val="a0"/>
     <w:link w:val="23"/>
     <w:uiPriority w:val="29"/>
     <w:pPr>
@@ -21149,7 +21473,7 @@
   </w:style>
   <w:style w:type="character" w:customStyle="1" w:styleId="23">
     <w:name w:val="Цитата 2 Знак"/>
-    <w:basedOn w:val="a0"/>
+    <w:basedOn w:val="a1"/>
     <w:link w:val="22"/>
     <w:uiPriority w:val="29"/>
     <w:rPr>
@@ -21158,9 +21482,9 @@
       <w:color w:val="404040" w:themeColor="text1" w:themeTint="BF"/>
     </w:rPr>
   </w:style>
-  <w:style w:type="character" w:styleId="a8">
+  <w:style w:type="character" w:styleId="a9">
     <w:name w:val="Intense Emphasis"/>
-    <w:basedOn w:val="a0"/>
+    <w:basedOn w:val="a1"/>
     <w:uiPriority w:val="21"/>
     <w:rPr>
       <w:i/>
@@ -21168,11 +21492,11 @@
       <w:color w:val="365F91" w:themeColor="accent1" w:themeShade="BF"/>
     </w:rPr>
   </w:style>
-  <w:style w:type="paragraph" w:styleId="a9">
+  <w:style w:type="paragraph" w:styleId="aa">
     <w:name w:val="Intense Quote"/>
-    <w:basedOn w:val="a"/>
-    <w:next w:val="a"/>
-    <w:link w:val="aa"/>
+    <w:basedOn w:val="a0"/>
+    <w:next w:val="a0"/>
+    <w:link w:val="ab"/>
     <w:uiPriority w:val="30"/>
     <w:pPr>
       <w:pBdr>
@@ -21189,10 +21513,10 @@
       <w:color w:val="365F91" w:themeColor="accent1" w:themeShade="BF"/>
     </w:rPr>
   </w:style>
-  <w:style w:type="character" w:customStyle="1" w:styleId="aa">
+  <w:style w:type="character" w:customStyle="1" w:styleId="ab">
     <w:name w:val="Выделенная цитата Знак"/>
-    <w:basedOn w:val="a0"/>
-    <w:link w:val="a9"/>
+    <w:basedOn w:val="a1"/>
+    <w:link w:val="aa"/>
     <w:uiPriority w:val="30"/>
     <w:rPr>
       <w:i/>
@@ -21200,9 +21524,9 @@
       <w:color w:val="365F91" w:themeColor="accent1" w:themeShade="BF"/>
     </w:rPr>
   </w:style>
-  <w:style w:type="character" w:styleId="ab">
+  <w:style w:type="character" w:styleId="ac">
     <w:name w:val="Intense Reference"/>
-    <w:basedOn w:val="a0"/>
+    <w:basedOn w:val="a1"/>
     <w:uiPriority w:val="32"/>
     <w:rPr>
       <w:b/>
@@ -21212,17 +21536,17 @@
       <w:spacing w:val="5"/>
     </w:rPr>
   </w:style>
-  <w:style w:type="paragraph" w:styleId="ac">
+  <w:style w:type="paragraph" w:styleId="ad">
     <w:name w:val="No Spacing"/>
-    <w:basedOn w:val="a"/>
+    <w:basedOn w:val="a0"/>
     <w:uiPriority w:val="1"/>
     <w:pPr>
       <w:spacing w:line="240" w:lineRule="auto"/>
     </w:pPr>
   </w:style>
-  <w:style w:type="character" w:styleId="ad">
+  <w:style w:type="character" w:styleId="ae">
     <w:name w:val="Subtle Emphasis"/>
-    <w:basedOn w:val="a0"/>
+    <w:basedOn w:val="a1"/>
     <w:uiPriority w:val="19"/>
     <w:rPr>
       <w:i/>
@@ -21230,34 +21554,34 @@
       <w:color w:val="404040" w:themeColor="text1" w:themeTint="BF"/>
     </w:rPr>
   </w:style>
-  <w:style w:type="character" w:styleId="ae">
+  <w:style w:type="character" w:styleId="af">
     <w:name w:val="Emphasis"/>
-    <w:basedOn w:val="a0"/>
+    <w:basedOn w:val="a1"/>
     <w:uiPriority w:val="20"/>
     <w:rPr>
       <w:i/>
       <w:iCs/>
     </w:rPr>
   </w:style>
-  <w:style w:type="character" w:styleId="af">
+  <w:style w:type="character" w:styleId="af0">
     <w:name w:val="Strong"/>
-    <w:basedOn w:val="a0"/>
+    <w:basedOn w:val="a1"/>
     <w:uiPriority w:val="22"/>
     <w:rPr>
       <w:b/>
       <w:bCs/>
     </w:rPr>
   </w:style>
-  <w:style w:type="character" w:styleId="af0">
+  <w:style w:type="character" w:styleId="af1">
     <w:name w:val="Subtle Reference"/>
-    <w:basedOn w:val="a0"/>
+    <w:basedOn w:val="a1"/>
     <w:uiPriority w:val="31"/>
     <w:rPr>
       <w:smallCaps/>
       <w:color w:val="5A5A5A" w:themeColor="text1" w:themeTint="A5"/>
     </w:rPr>
   </w:style>
-  <w:style w:type="character" w:styleId="af1">
+  <w:style w:type="character" w:styleId="af2">
     <w:name w:val="Book Title"/>
     <w:aliases w:val="Имя таблицы"/>
     <w:uiPriority w:val="33"/>
@@ -21268,10 +21592,10 @@
       <w:spacing w:val="5"/>
     </w:rPr>
   </w:style>
-  <w:style w:type="paragraph" w:styleId="af2">
+  <w:style w:type="paragraph" w:styleId="af3">
     <w:name w:val="header"/>
-    <w:basedOn w:val="a"/>
-    <w:link w:val="af3"/>
+    <w:basedOn w:val="a0"/>
+    <w:link w:val="af4"/>
     <w:uiPriority w:val="99"/>
     <w:unhideWhenUsed/>
     <w:pPr>
@@ -21282,16 +21606,16 @@
       <w:spacing w:line="240" w:lineRule="auto"/>
     </w:pPr>
   </w:style>
-  <w:style w:type="character" w:customStyle="1" w:styleId="af3">
+  <w:style w:type="character" w:customStyle="1" w:styleId="af4">
     <w:name w:val="Верхний колонтитул Знак"/>
-    <w:basedOn w:val="a0"/>
-    <w:link w:val="af2"/>
+    <w:basedOn w:val="a1"/>
+    <w:link w:val="af3"/>
     <w:uiPriority w:val="99"/>
   </w:style>
-  <w:style w:type="paragraph" w:styleId="af4">
+  <w:style w:type="paragraph" w:styleId="af5">
     <w:name w:val="footer"/>
-    <w:basedOn w:val="a"/>
-    <w:link w:val="af5"/>
+    <w:basedOn w:val="a0"/>
+    <w:link w:val="af6"/>
     <w:uiPriority w:val="99"/>
     <w:unhideWhenUsed/>
     <w:pPr>
@@ -21302,16 +21626,16 @@
       <w:spacing w:line="240" w:lineRule="auto"/>
     </w:pPr>
   </w:style>
-  <w:style w:type="character" w:customStyle="1" w:styleId="af5">
+  <w:style w:type="character" w:customStyle="1" w:styleId="af6">
     <w:name w:val="Нижний колонтитул Знак"/>
-    <w:basedOn w:val="a0"/>
-    <w:link w:val="af4"/>
+    <w:basedOn w:val="a1"/>
+    <w:link w:val="af5"/>
     <w:uiPriority w:val="99"/>
   </w:style>
-  <w:style w:type="paragraph" w:styleId="af6">
+  <w:style w:type="paragraph" w:styleId="af7">
     <w:name w:val="caption"/>
-    <w:basedOn w:val="a"/>
-    <w:next w:val="a"/>
+    <w:basedOn w:val="a0"/>
+    <w:next w:val="a0"/>
     <w:uiPriority w:val="35"/>
     <w:unhideWhenUsed/>
     <w:pPr>
@@ -21325,10 +21649,10 @@
       <w:szCs w:val="18"/>
     </w:rPr>
   </w:style>
-  <w:style w:type="paragraph" w:styleId="af7">
+  <w:style w:type="paragraph" w:styleId="af8">
     <w:name w:val="footnote text"/>
-    <w:basedOn w:val="a"/>
-    <w:link w:val="af8"/>
+    <w:basedOn w:val="a0"/>
+    <w:link w:val="af9"/>
     <w:uiPriority w:val="99"/>
     <w:semiHidden/>
     <w:unhideWhenUsed/>
@@ -21340,10 +21664,10 @@
       <w:szCs w:val="20"/>
     </w:rPr>
   </w:style>
-  <w:style w:type="character" w:customStyle="1" w:styleId="af8">
+  <w:style w:type="character" w:customStyle="1" w:styleId="af9">
     <w:name w:val="Текст сноски Знак"/>
-    <w:basedOn w:val="a0"/>
-    <w:link w:val="af7"/>
+    <w:basedOn w:val="a1"/>
+    <w:link w:val="af8"/>
     <w:uiPriority w:val="99"/>
     <w:semiHidden/>
     <w:rPr>
@@ -21351,9 +21675,9 @@
       <w:szCs w:val="20"/>
     </w:rPr>
   </w:style>
-  <w:style w:type="character" w:styleId="af9">
+  <w:style w:type="character" w:styleId="afa">
     <w:name w:val="footnote reference"/>
-    <w:basedOn w:val="a0"/>
+    <w:basedOn w:val="a1"/>
     <w:uiPriority w:val="99"/>
     <w:semiHidden/>
     <w:unhideWhenUsed/>
@@ -21361,10 +21685,10 @@
       <w:vertAlign w:val="superscript"/>
     </w:rPr>
   </w:style>
-  <w:style w:type="paragraph" w:styleId="afa">
+  <w:style w:type="paragraph" w:styleId="afb">
     <w:name w:val="endnote text"/>
-    <w:basedOn w:val="a"/>
-    <w:link w:val="afb"/>
+    <w:basedOn w:val="a0"/>
+    <w:link w:val="afc"/>
     <w:uiPriority w:val="99"/>
     <w:semiHidden/>
     <w:unhideWhenUsed/>
@@ -21376,10 +21700,10 @@
       <w:szCs w:val="20"/>
     </w:rPr>
   </w:style>
-  <w:style w:type="character" w:customStyle="1" w:styleId="afb">
+  <w:style w:type="character" w:customStyle="1" w:styleId="afc">
     <w:name w:val="Текст концевой сноски Знак"/>
-    <w:basedOn w:val="a0"/>
-    <w:link w:val="afa"/>
+    <w:basedOn w:val="a1"/>
+    <w:link w:val="afb"/>
     <w:uiPriority w:val="99"/>
     <w:semiHidden/>
     <w:rPr>
@@ -21387,9 +21711,9 @@
       <w:szCs w:val="20"/>
     </w:rPr>
   </w:style>
-  <w:style w:type="character" w:styleId="afc">
+  <w:style w:type="character" w:styleId="afd">
     <w:name w:val="endnote reference"/>
-    <w:basedOn w:val="a0"/>
+    <w:basedOn w:val="a1"/>
     <w:uiPriority w:val="99"/>
     <w:semiHidden/>
     <w:unhideWhenUsed/>
@@ -21397,9 +21721,9 @@
       <w:vertAlign w:val="superscript"/>
     </w:rPr>
   </w:style>
-  <w:style w:type="character" w:styleId="afd">
+  <w:style w:type="character" w:styleId="afe">
     <w:name w:val="FollowedHyperlink"/>
-    <w:basedOn w:val="a0"/>
+    <w:basedOn w:val="a1"/>
     <w:uiPriority w:val="99"/>
     <w:semiHidden/>
     <w:unhideWhenUsed/>
@@ -21410,8 +21734,8 @@
   </w:style>
   <w:style w:type="paragraph" w:styleId="24">
     <w:name w:val="toc 2"/>
-    <w:basedOn w:val="a"/>
-    <w:next w:val="a"/>
+    <w:basedOn w:val="a0"/>
+    <w:next w:val="a0"/>
     <w:uiPriority w:val="39"/>
     <w:unhideWhenUsed/>
     <w:pPr>
@@ -21421,8 +21745,8 @@
   </w:style>
   <w:style w:type="paragraph" w:styleId="32">
     <w:name w:val="toc 3"/>
-    <w:basedOn w:val="a"/>
-    <w:next w:val="a"/>
+    <w:basedOn w:val="a0"/>
+    <w:next w:val="a0"/>
     <w:uiPriority w:val="39"/>
     <w:unhideWhenUsed/>
     <w:pPr>
@@ -21432,8 +21756,8 @@
   </w:style>
   <w:style w:type="paragraph" w:styleId="42">
     <w:name w:val="toc 4"/>
-    <w:basedOn w:val="a"/>
-    <w:next w:val="a"/>
+    <w:basedOn w:val="a0"/>
+    <w:next w:val="a0"/>
     <w:uiPriority w:val="39"/>
     <w:unhideWhenUsed/>
     <w:pPr>
@@ -21443,8 +21767,8 @@
   </w:style>
   <w:style w:type="paragraph" w:styleId="52">
     <w:name w:val="toc 5"/>
-    <w:basedOn w:val="a"/>
-    <w:next w:val="a"/>
+    <w:basedOn w:val="a0"/>
+    <w:next w:val="a0"/>
     <w:uiPriority w:val="39"/>
     <w:unhideWhenUsed/>
     <w:pPr>
@@ -21454,8 +21778,8 @@
   </w:style>
   <w:style w:type="paragraph" w:styleId="61">
     <w:name w:val="toc 6"/>
-    <w:basedOn w:val="a"/>
-    <w:next w:val="a"/>
+    <w:basedOn w:val="a0"/>
+    <w:next w:val="a0"/>
     <w:uiPriority w:val="39"/>
     <w:unhideWhenUsed/>
     <w:pPr>
@@ -21465,8 +21789,8 @@
   </w:style>
   <w:style w:type="paragraph" w:styleId="71">
     <w:name w:val="toc 7"/>
-    <w:basedOn w:val="a"/>
-    <w:next w:val="a"/>
+    <w:basedOn w:val="a0"/>
+    <w:next w:val="a0"/>
     <w:uiPriority w:val="39"/>
     <w:unhideWhenUsed/>
     <w:pPr>
@@ -21476,8 +21800,8 @@
   </w:style>
   <w:style w:type="paragraph" w:styleId="81">
     <w:name w:val="toc 8"/>
-    <w:basedOn w:val="a"/>
-    <w:next w:val="a"/>
+    <w:basedOn w:val="a0"/>
+    <w:next w:val="a0"/>
     <w:uiPriority w:val="39"/>
     <w:unhideWhenUsed/>
     <w:pPr>
@@ -21487,8 +21811,8 @@
   </w:style>
   <w:style w:type="paragraph" w:styleId="91">
     <w:name w:val="toc 9"/>
-    <w:basedOn w:val="a"/>
-    <w:next w:val="a"/>
+    <w:basedOn w:val="a0"/>
+    <w:next w:val="a0"/>
     <w:uiPriority w:val="39"/>
     <w:unhideWhenUsed/>
     <w:pPr>
@@ -21496,10 +21820,10 @@
       <w:ind w:left="1760"/>
     </w:pPr>
   </w:style>
-  <w:style w:type="paragraph" w:styleId="afe">
+  <w:style w:type="paragraph" w:styleId="aff">
     <w:name w:val="table of figures"/>
-    <w:basedOn w:val="a"/>
-    <w:next w:val="a"/>
+    <w:basedOn w:val="a0"/>
+    <w:next w:val="a0"/>
     <w:uiPriority w:val="99"/>
     <w:unhideWhenUsed/>
   </w:style>
@@ -21514,11 +21838,11 @@
       </w:tblCellMar>
     </w:tblPr>
   </w:style>
-  <w:style w:type="paragraph" w:styleId="a5">
+  <w:style w:type="paragraph" w:styleId="a6">
     <w:name w:val="Title"/>
-    <w:basedOn w:val="a"/>
-    <w:next w:val="a"/>
-    <w:link w:val="a4"/>
+    <w:basedOn w:val="a0"/>
+    <w:next w:val="a0"/>
+    <w:link w:val="a5"/>
     <w:uiPriority w:val="10"/>
     <w:pPr>
       <w:keepNext/>
@@ -21531,11 +21855,11 @@
       <w:szCs w:val="72"/>
     </w:rPr>
   </w:style>
-  <w:style w:type="paragraph" w:styleId="a7">
+  <w:style w:type="paragraph" w:styleId="a8">
     <w:name w:val="Subtitle"/>
-    <w:basedOn w:val="a"/>
-    <w:next w:val="a"/>
-    <w:link w:val="a6"/>
+    <w:basedOn w:val="a0"/>
+    <w:next w:val="a0"/>
+    <w:link w:val="a7"/>
     <w:uiPriority w:val="11"/>
     <w:pPr>
       <w:keepNext/>
@@ -21550,29 +21874,34 @@
       <w:szCs w:val="48"/>
     </w:rPr>
   </w:style>
-  <w:style w:type="character" w:styleId="aff">
+  <w:style w:type="character" w:styleId="aff0">
     <w:name w:val="Placeholder Text"/>
-    <w:basedOn w:val="a0"/>
+    <w:basedOn w:val="a1"/>
     <w:uiPriority w:val="99"/>
     <w:semiHidden/>
     <w:rPr>
       <w:color w:val="666666"/>
     </w:rPr>
   </w:style>
-  <w:style w:type="paragraph" w:styleId="aff0">
+  <w:style w:type="paragraph" w:styleId="a">
     <w:name w:val="List Paragraph"/>
-    <w:basedOn w:val="a"/>
+    <w:basedOn w:val="a0"/>
     <w:uiPriority w:val="34"/>
     <w:qFormat/>
+    <w:rsid w:val="006A2C27"/>
     <w:pPr>
-      <w:ind w:left="720"/>
+      <w:numPr>
+        <w:ilvl w:val="1"/>
+        <w:numId w:val="19"/>
+      </w:numPr>
+      <w:ind w:left="0" w:firstLine="709"/>
       <w:contextualSpacing/>
     </w:pPr>
   </w:style>
   <w:style w:type="paragraph" w:styleId="aff1">
     <w:name w:val="TOC Heading"/>
     <w:basedOn w:val="1"/>
-    <w:next w:val="a"/>
+    <w:next w:val="a0"/>
     <w:uiPriority w:val="39"/>
     <w:unhideWhenUsed/>
     <w:pPr>
@@ -21589,8 +21918,8 @@
   </w:style>
   <w:style w:type="paragraph" w:styleId="12">
     <w:name w:val="toc 1"/>
-    <w:basedOn w:val="a"/>
-    <w:next w:val="a"/>
+    <w:basedOn w:val="a0"/>
+    <w:next w:val="a0"/>
     <w:link w:val="13"/>
     <w:uiPriority w:val="39"/>
     <w:unhideWhenUsed/>
@@ -21600,7 +21929,7 @@
   </w:style>
   <w:style w:type="character" w:styleId="aff2">
     <w:name w:val="Hyperlink"/>
-    <w:basedOn w:val="a0"/>
+    <w:basedOn w:val="a1"/>
     <w:uiPriority w:val="99"/>
     <w:unhideWhenUsed/>
     <w:rPr>
@@ -21610,8 +21939,8 @@
   </w:style>
   <w:style w:type="paragraph" w:customStyle="1" w:styleId="BlockMath">
     <w:name w:val="Block Math"/>
-    <w:basedOn w:val="a"/>
-    <w:next w:val="a"/>
+    <w:basedOn w:val="a0"/>
+    <w:next w:val="a0"/>
     <w:pPr>
       <w:spacing w:before="300" w:after="300"/>
       <w:ind w:firstLine="0"/>
@@ -21638,7 +21967,7 @@
   </w:style>
   <w:style w:type="character" w:customStyle="1" w:styleId="aff4">
     <w:name w:val="Таблица Знак"/>
-    <w:basedOn w:val="a0"/>
+    <w:basedOn w:val="a1"/>
     <w:link w:val="aff3"/>
     <w:rsid w:val="0006609A"/>
     <w:rPr>
@@ -21671,7 +22000,7 @@
   </w:style>
   <w:style w:type="paragraph" w:customStyle="1" w:styleId="aff7">
     <w:name w:val="Титульник"/>
-    <w:basedOn w:val="a"/>
+    <w:basedOn w:val="a0"/>
     <w:link w:val="aff8"/>
     <w:qFormat/>
     <w:rsid w:val="00512255"/>
@@ -21685,7 +22014,7 @@
   </w:style>
   <w:style w:type="character" w:customStyle="1" w:styleId="aff8">
     <w:name w:val="Титульник Знак"/>
-    <w:basedOn w:val="a0"/>
+    <w:basedOn w:val="a1"/>
     <w:link w:val="aff7"/>
     <w:rsid w:val="00512255"/>
     <w:rPr>
@@ -21710,7 +22039,7 @@
   </w:style>
   <w:style w:type="character" w:customStyle="1" w:styleId="13">
     <w:name w:val="Оглавление 1 Знак"/>
-    <w:basedOn w:val="a0"/>
+    <w:basedOn w:val="a1"/>
     <w:link w:val="12"/>
     <w:uiPriority w:val="39"/>
     <w:rsid w:val="00AA41E0"/>
